--- a/docs/docx/versions.docx
+++ b/docs/docx/versions.docx
@@ -23,7 +23,7 @@
       </w:pPr>
       <w:r>
         <w:rPr/>
-        <w:t>Планировщик отпусков 0.3.0 · Выпуски, авторство и изменения</w:t>
+        <w:t>Планировщик отпусков 0.4.0 · Выпуски, авторство и изменения</w:t>
       </w:r>
     </w:p>
     <w:p>
@@ -93,7 +93,7 @@
             </w:rPr>
             <w:fldChar w:fldCharType="separate"/>
           </w:r>
-          <w:hyperlink w:anchor="__RefHeading___Toc20005_1756087021">
+          <w:hyperlink w:anchor="__RefHeading___Toc22726_1562542824">
             <w:r>
               <w:rPr>
                 <w:webHidden/>
@@ -114,34 +114,13 @@
             </w:tabs>
             <w:rPr/>
           </w:pPr>
-          <w:hyperlink w:anchor="__RefHeading___Toc20007_1756087021">
+          <w:hyperlink w:anchor="__RefHeading___Toc22728_1562542824">
             <w:r>
               <w:rPr>
                 <w:webHidden/>
                 <w:rStyle w:val="IndexLink"/>
               </w:rPr>
-              <w:t>1.1 v0.3.0 — корпоративное качество (28.10.2026)</w:t>
-              <w:tab/>
-              <w:t>3</w:t>
-            </w:r>
-          </w:hyperlink>
-        </w:p>
-        <w:p>
-          <w:pPr>
-            <w:pStyle w:val="TOC2"/>
-            <w:tabs>
-              <w:tab w:val="clear" w:pos="9077"/>
-              <w:tab w:val="right" w:pos="9359" w:leader="dot"/>
-            </w:tabs>
-            <w:rPr/>
-          </w:pPr>
-          <w:hyperlink w:anchor="__RefHeading___Toc20009_1756087021">
-            <w:r>
-              <w:rPr>
-                <w:webHidden/>
-                <w:rStyle w:val="IndexLink"/>
-              </w:rPr>
-              <w:t>1.2 v0.2.1 — читаемые схемы и Gantt-полосы (28.10.2026)</w:t>
+              <w:t>1.1 v0.4.0 — интеграции (29.10.2026)</w:t>
               <w:tab/>
               <w:t>4</w:t>
             </w:r>
@@ -156,15 +135,15 @@
             </w:tabs>
             <w:rPr/>
           </w:pPr>
-          <w:hyperlink w:anchor="__RefHeading___Toc20011_1756087021">
+          <w:hyperlink w:anchor="__RefHeading___Toc22730_1562542824">
             <w:r>
               <w:rPr>
                 <w:webHidden/>
                 <w:rStyle w:val="IndexLink"/>
               </w:rPr>
-              <w:t>1.3 v0.2.0 — схемы, фирменный дизайн и первые выгрузки (27.10.2026)</w:t>
+              <w:t>1.2 v0.3.0 — корпоративное качество (28.10.2026)</w:t>
               <w:tab/>
-              <w:t>5</w:t>
+              <w:t>4</w:t>
             </w:r>
           </w:hyperlink>
         </w:p>
@@ -177,15 +156,15 @@
             </w:tabs>
             <w:rPr/>
           </w:pPr>
-          <w:hyperlink w:anchor="__RefHeading___Toc20013_1756087021">
+          <w:hyperlink w:anchor="__RefHeading___Toc22732_1562542824">
             <w:r>
               <w:rPr>
                 <w:webHidden/>
                 <w:rStyle w:val="IndexLink"/>
               </w:rPr>
-              <w:t>1.4 v0.1.0 — зрелая платформа вместо прототипа (27.10.2026)</w:t>
+              <w:t>1.3 v0.2.1 — читаемые схемы и Gantt-полосы (28.10.2026)</w:t>
               <w:tab/>
-              <w:t>5</w:t>
+              <w:t>6</w:t>
             </w:r>
           </w:hyperlink>
         </w:p>
@@ -198,15 +177,57 @@
             </w:tabs>
             <w:rPr/>
           </w:pPr>
-          <w:hyperlink w:anchor="__RefHeading___Toc20015_1756087021">
+          <w:hyperlink w:anchor="__RefHeading___Toc22734_1562542824">
             <w:r>
               <w:rPr>
                 <w:webHidden/>
                 <w:rStyle w:val="IndexLink"/>
               </w:rPr>
-              <w:t>1.5 Прежние выпуски прототипа</w:t>
+              <w:t>1.4 v0.2.0 — схемы, фирменный дизайн и первые выгрузки (27.10.2026)</w:t>
               <w:tab/>
               <w:t>6</w:t>
+            </w:r>
+          </w:hyperlink>
+        </w:p>
+        <w:p>
+          <w:pPr>
+            <w:pStyle w:val="TOC2"/>
+            <w:tabs>
+              <w:tab w:val="clear" w:pos="9077"/>
+              <w:tab w:val="right" w:pos="9359" w:leader="dot"/>
+            </w:tabs>
+            <w:rPr/>
+          </w:pPr>
+          <w:hyperlink w:anchor="__RefHeading___Toc22736_1562542824">
+            <w:r>
+              <w:rPr>
+                <w:webHidden/>
+                <w:rStyle w:val="IndexLink"/>
+              </w:rPr>
+              <w:t>1.5 v0.1.0 — зрелая платформа вместо прототипа (27.10.2026)</w:t>
+              <w:tab/>
+              <w:t>6</w:t>
+            </w:r>
+          </w:hyperlink>
+        </w:p>
+        <w:p>
+          <w:pPr>
+            <w:pStyle w:val="TOC2"/>
+            <w:tabs>
+              <w:tab w:val="clear" w:pos="9077"/>
+              <w:tab w:val="right" w:pos="9359" w:leader="dot"/>
+            </w:tabs>
+            <w:rPr/>
+          </w:pPr>
+          <w:hyperlink w:anchor="__RefHeading___Toc22738_1562542824">
+            <w:r>
+              <w:rPr>
+                <w:webHidden/>
+                <w:rStyle w:val="IndexLink"/>
+              </w:rPr>
+              <w:t>1.6 Прежние выпуски прототипа</w:t>
+              <w:tab/>
+              <w:t>7</w:t>
             </w:r>
           </w:hyperlink>
           <w:r>
@@ -223,7 +244,7 @@
         <w:pStyle w:val="Heading1"/>
         <w:rPr/>
       </w:pPr>
-      <w:bookmarkStart w:id="0" w:name="__RefHeading___Toc20005_1756087021"/>
+      <w:bookmarkStart w:id="0" w:name="__RefHeading___Toc22726_1562542824"/>
       <w:bookmarkStart w:id="1" w:name="версии-и-авторство"/>
       <w:bookmarkEnd w:id="0"/>
       <w:r>
@@ -526,6 +547,175 @@
                 <w:szCs w:val="24"/>
                 <w:lang w:val="en-US" w:eastAsia="en-US" w:bidi="ar-SA"/>
               </w:rPr>
+              <w:t>v0.4.0</w:t>
+            </w:r>
+          </w:p>
+        </w:tc>
+        <w:tc>
+          <w:tcPr>
+            <w:tcW w:w="1872" w:type="dxa"/>
+            <w:tcBorders>
+              <w:top w:val="single" w:sz="4" w:space="0" w:color="D6DCEA"/>
+              <w:left w:val="single" w:sz="4" w:space="0" w:color="D6DCEA"/>
+              <w:bottom w:val="single" w:sz="4" w:space="0" w:color="D6DCEA"/>
+              <w:right w:val="single" w:sz="4" w:space="0" w:color="D6DCEA"/>
+            </w:tcBorders>
+          </w:tcPr>
+          <w:p>
+            <w:pPr>
+              <w:pStyle w:val="Compact"/>
+              <w:widowControl/>
+              <w:spacing w:before="36" w:after="40"/>
+              <w:jc w:val="left"/>
+              <w:rPr>
+                <w:kern w:val="0"/>
+                <w:szCs w:val="24"/>
+                <w:lang w:val="en-US" w:eastAsia="en-US" w:bidi="ar-SA"/>
+              </w:rPr>
+            </w:pPr>
+            <w:r>
+              <w:rPr>
+                <w:kern w:val="0"/>
+                <w:sz w:val="18"/>
+                <w:szCs w:val="24"/>
+                <w:lang w:val="en-US" w:eastAsia="en-US" w:bidi="ar-SA"/>
+              </w:rPr>
+              <w:t>29.10.2026</w:t>
+            </w:r>
+          </w:p>
+        </w:tc>
+        <w:tc>
+          <w:tcPr>
+            <w:tcW w:w="1872" w:type="dxa"/>
+            <w:tcBorders>
+              <w:top w:val="single" w:sz="4" w:space="0" w:color="D6DCEA"/>
+              <w:left w:val="single" w:sz="4" w:space="0" w:color="D6DCEA"/>
+              <w:bottom w:val="single" w:sz="4" w:space="0" w:color="D6DCEA"/>
+              <w:right w:val="single" w:sz="4" w:space="0" w:color="D6DCEA"/>
+            </w:tcBorders>
+          </w:tcPr>
+          <w:p>
+            <w:pPr>
+              <w:pStyle w:val="Compact"/>
+              <w:widowControl/>
+              <w:spacing w:before="36" w:after="40"/>
+              <w:jc w:val="left"/>
+              <w:rPr>
+                <w:kern w:val="0"/>
+                <w:szCs w:val="24"/>
+                <w:lang w:val="en-US" w:eastAsia="en-US" w:bidi="ar-SA"/>
+              </w:rPr>
+            </w:pPr>
+            <w:r>
+              <w:rPr>
+                <w:rStyle w:val="VerbatimChar"/>
+                <w:kern w:val="0"/>
+                <w:sz w:val="18"/>
+                <w:szCs w:val="24"/>
+                <w:lang w:val="en-US" w:eastAsia="en-US" w:bidi="ar-SA"/>
+              </w:rPr>
+              <w:t>v0.4.0</w:t>
+            </w:r>
+          </w:p>
+        </w:tc>
+        <w:tc>
+          <w:tcPr>
+            <w:tcW w:w="1872" w:type="dxa"/>
+            <w:tcBorders>
+              <w:top w:val="single" w:sz="4" w:space="0" w:color="D6DCEA"/>
+              <w:left w:val="single" w:sz="4" w:space="0" w:color="D6DCEA"/>
+              <w:bottom w:val="single" w:sz="4" w:space="0" w:color="D6DCEA"/>
+              <w:right w:val="single" w:sz="4" w:space="0" w:color="D6DCEA"/>
+            </w:tcBorders>
+          </w:tcPr>
+          <w:p>
+            <w:pPr>
+              <w:pStyle w:val="Compact"/>
+              <w:widowControl/>
+              <w:spacing w:before="36" w:after="40"/>
+              <w:jc w:val="left"/>
+              <w:rPr>
+                <w:kern w:val="0"/>
+                <w:szCs w:val="24"/>
+                <w:lang w:val="en-US" w:eastAsia="en-US" w:bidi="ar-SA"/>
+              </w:rPr>
+            </w:pPr>
+            <w:r>
+              <w:rPr>
+                <w:kern w:val="0"/>
+                <w:sz w:val="18"/>
+                <w:szCs w:val="24"/>
+                <w:lang w:val="en-US" w:eastAsia="en-US" w:bidi="ar-SA"/>
+              </w:rPr>
+              <w:t>ayurasov</w:t>
+            </w:r>
+          </w:p>
+        </w:tc>
+        <w:tc>
+          <w:tcPr>
+            <w:tcW w:w="1872" w:type="dxa"/>
+            <w:tcBorders>
+              <w:top w:val="single" w:sz="4" w:space="0" w:color="D6DCEA"/>
+              <w:left w:val="single" w:sz="4" w:space="0" w:color="D6DCEA"/>
+              <w:bottom w:val="single" w:sz="4" w:space="0" w:color="D6DCEA"/>
+              <w:right w:val="single" w:sz="4" w:space="0" w:color="D6DCEA"/>
+            </w:tcBorders>
+          </w:tcPr>
+          <w:p>
+            <w:pPr>
+              <w:pStyle w:val="Compact"/>
+              <w:widowControl/>
+              <w:spacing w:before="36" w:after="40"/>
+              <w:jc w:val="left"/>
+              <w:rPr>
+                <w:kern w:val="0"/>
+                <w:szCs w:val="24"/>
+                <w:lang w:val="en-US" w:eastAsia="en-US" w:bidi="ar-SA"/>
+              </w:rPr>
+            </w:pPr>
+            <w:r>
+              <w:rPr>
+                <w:kern w:val="0"/>
+                <w:sz w:val="18"/>
+                <w:szCs w:val="24"/>
+                <w:lang w:val="en-US" w:eastAsia="en-US" w:bidi="ar-SA"/>
+              </w:rPr>
+              <w:t>Интеграции: импорт сотрудников и остатков, единый вход, письма и сводка руководителям, роль кадровой службы, календарь в интерфейсе</w:t>
+            </w:r>
+          </w:p>
+        </w:tc>
+      </w:tr>
+      <w:tr>
+        <w:trPr/>
+        <w:tc>
+          <w:tcPr>
+            <w:tcW w:w="1872" w:type="dxa"/>
+            <w:tcBorders>
+              <w:top w:val="single" w:sz="4" w:space="0" w:color="D6DCEA"/>
+              <w:left w:val="single" w:sz="4" w:space="0" w:color="D6DCEA"/>
+              <w:bottom w:val="single" w:sz="4" w:space="0" w:color="D6DCEA"/>
+              <w:right w:val="single" w:sz="4" w:space="0" w:color="D6DCEA"/>
+            </w:tcBorders>
+          </w:tcPr>
+          <w:p>
+            <w:pPr>
+              <w:pStyle w:val="Compact"/>
+              <w:widowControl/>
+              <w:spacing w:before="36" w:after="40"/>
+              <w:jc w:val="left"/>
+              <w:rPr>
+                <w:kern w:val="0"/>
+                <w:szCs w:val="24"/>
+                <w:lang w:val="en-US" w:eastAsia="en-US" w:bidi="ar-SA"/>
+              </w:rPr>
+            </w:pPr>
+            <w:r>
+              <w:rPr>
+                <w:kern w:val="0"/>
+                <w:sz w:val="18"/>
+                <w:szCs w:val="24"/>
+                <w:lang w:val="en-US" w:eastAsia="en-US" w:bidi="ar-SA"/>
+              </w:rPr>
               <w:t>v0.3.0</w:t>
             </w:r>
           </w:p>
@@ -1177,7 +1367,7 @@
         <w:pStyle w:val="Heading2"/>
         <w:rPr/>
       </w:pPr>
-      <w:bookmarkStart w:id="2" w:name="__RefHeading___Toc20007_1756087021"/>
+      <w:bookmarkStart w:id="2" w:name="__RefHeading___Toc22728_1562542824"/>
       <w:bookmarkEnd w:id="2"/>
       <w:r>
         <w:rPr>
@@ -1188,7 +1378,7 @@
       <w:r>
         <w:rPr/>
         <w:tab/>
-        <w:t>v0.3.0 — корпоративное качество (28.10.2026)</w:t>
+        <w:t>v0.4.0 — интеграции (29.10.2026)</w:t>
       </w:r>
     </w:p>
     <w:p>
@@ -1208,7 +1398,7 @@
         <w:rPr>
           <w:rStyle w:val="VerbatimChar"/>
         </w:rPr>
-        <w:t>v0.3.0</w:t>
+        <w:t>v0.4.0</w:t>
       </w:r>
       <w:r>
         <w:rPr/>
@@ -1228,7 +1418,7 @@
         <w:rPr>
           <w:rStyle w:val="VerbatimChar"/>
         </w:rPr>
-        <w:t>v0.3.0</w:t>
+        <w:t>v0.4.0</w:t>
       </w:r>
       <w:r>
         <w:rPr/>
@@ -1243,7 +1433,7 @@
       </w:r>
       <w:r>
         <w:rPr/>
-        <w:t xml:space="preserve"> — постановка, решения, приёмка. Исполнение — ИИ-ассистент Claude Code.</w:t>
+        <w:t>.</w:t>
       </w:r>
     </w:p>
     <w:p>
@@ -1262,62 +1452,6 @@
         <w:rPr/>
         <w:tab/>
         <w:t>Что увидит пользователь</w:t>
-      </w:r>
-    </w:p>
-    <w:p>
-      <w:pPr>
-        <w:pStyle w:val="Compact"/>
-        <w:numPr>
-          <w:ilvl w:val="0"/>
-          <w:numId w:val="14"/>
-        </w:numPr>
-        <w:rPr/>
-      </w:pPr>
-      <w:r>
-        <w:rPr/>
-        <w:t>Новый интерфейс по стандарту внутренних продуктов: собственный набор тонких иконок, светлая, тёмная и системная темы, аккуратные карточки и формы, адаптивная вёрстка до телефона.</w:t>
-      </w:r>
-    </w:p>
-    <w:p>
-      <w:pPr>
-        <w:pStyle w:val="Compact"/>
-        <w:numPr>
-          <w:ilvl w:val="0"/>
-          <w:numId w:val="15"/>
-        </w:numPr>
-        <w:rPr/>
-      </w:pPr>
-      <w:r>
-        <w:rPr/>
-        <w:t>График отпусков: масштаб год / квартал / месяц, полоса нагрузки отдела, штриховка конфликтов, дни удалёнки, сравнение выбранных сотрудников с подсветкой общих дат.</w:t>
-      </w:r>
-    </w:p>
-    <w:p>
-      <w:pPr>
-        <w:pStyle w:val="Compact"/>
-        <w:numPr>
-          <w:ilvl w:val="0"/>
-          <w:numId w:val="16"/>
-        </w:numPr>
-        <w:rPr/>
-      </w:pPr>
-      <w:r>
-        <w:rPr/>
-        <w:t>Правильный баланс: праздники внутри отпуска не расходуют дни (ТК РФ, ст. 120); «доступно» учитывает заявки на согласовании.</w:t>
-      </w:r>
-    </w:p>
-    <w:p>
-      <w:pPr>
-        <w:pStyle w:val="Compact"/>
-        <w:numPr>
-          <w:ilvl w:val="0"/>
-          <w:numId w:val="17"/>
-        </w:numPr>
-        <w:rPr/>
-      </w:pPr>
-      <w:r>
-        <w:rPr/>
-        <w:t>Подбор лучших дат: до пяти вариантов с учётом нагрузки отдела, праздников и своих отпусков, с объяснением.</w:t>
       </w:r>
     </w:p>
     <w:p>
@@ -1330,8 +1464,15 @@
         <w:rPr/>
       </w:pPr>
       <w:r>
-        <w:rPr/>
-        <w:t>Раздел «Команда»: кто сегодня в офисе, на удалёнке, в отпуске; аналитика года — доля отдела по месяцам, конфликты, выводы, нераспределённые дни.</w:t>
+        <w:rPr>
+          <w:b/>
+          <w:bCs/>
+        </w:rPr>
+        <w:t>Единый вход:</w:t>
+      </w:r>
+      <w:r>
+        <w:rPr/>
+        <w:t xml:space="preserve"> кнопка «Войти через корпоративную учётную запись» — Keycloak, ADFS и другие провайдеры OpenID Connect; вход по паролю можно оставить только администраторам.</w:t>
       </w:r>
     </w:p>
     <w:p>
@@ -1344,8 +1485,15 @@
         <w:rPr/>
       </w:pPr>
       <w:r>
-        <w:rPr/>
-        <w:t>Раздел «График работы»: недельный шаблон офис/удалёнка и разовые исключения; руководитель ведёт график подчинённых.</w:t>
+        <w:rPr>
+          <w:b/>
+          <w:bCs/>
+        </w:rPr>
+        <w:t>Письма:</w:t>
+      </w:r>
+      <w:r>
+        <w:rPr/>
+        <w:t xml:space="preserve"> о новых заявках, переносах и решениях — со ссылкой на нужный раздел; руководителям по пятницам — сводка об отпусках команды на следующей неделе. Отключаются в профиле.</w:t>
       </w:r>
     </w:p>
     <w:p>
@@ -1357,29 +1505,16 @@
         </w:numPr>
         <w:rPr/>
       </w:pPr>
-      <w:bookmarkStart w:id="4" w:name="что-увидит-пользователь"/>
-      <w:r>
-        <w:rPr/>
-        <w:t>Руководства пользователя, администратора и по развёртыванию со снимками экранов.</w:t>
-      </w:r>
-      <w:bookmarkEnd w:id="4"/>
-    </w:p>
-    <w:p>
-      <w:pPr>
-        <w:pStyle w:val="Heading3"/>
-        <w:rPr/>
-      </w:pPr>
-      <w:bookmarkStart w:id="5" w:name="исправленные-дефекты"/>
       <w:r>
         <w:rPr>
-          <w:rStyle w:val="SectionNumber"/>
+          <w:b/>
+          <w:bCs/>
         </w:rPr>
-        <w:t>1.1.2</w:t>
-      </w:r>
-      <w:r>
-        <w:rPr/>
-        <w:tab/>
-        <w:t>Исправленные дефекты</w:t>
+        <w:t>Кадровая служба:</w:t>
+      </w:r>
+      <w:r>
+        <w:rPr/>
+        <w:t xml:space="preserve"> отдельная роль — сотрудники, импорт, оргструктура, календарь, выгрузки, аналитика и журнал всей организации без прав администратора.</w:t>
       </w:r>
     </w:p>
     <w:p>
@@ -1392,8 +1527,15 @@
         <w:rPr/>
       </w:pPr>
       <w:r>
-        <w:rPr/>
-        <w:t>Праздники считались днями отпуска; несколько заявок на согласовании позволяли обойти лимит.</w:t>
+        <w:rPr>
+          <w:b/>
+          <w:bCs/>
+        </w:rPr>
+        <w:t>Импорт сотрудников и остатков</w:t>
+      </w:r>
+      <w:r>
+        <w:rPr/>
+        <w:t xml:space="preserve"> из XLSX/CSV с предпросмотром и ошибками по строкам; повторная загрузка ничего не меняет.</w:t>
       </w:r>
     </w:p>
     <w:p>
@@ -1406,8 +1548,34 @@
         <w:rPr/>
       </w:pPr>
       <w:r>
-        <w:rPr/>
-        <w:t>Администратор видел в «Заявках» только прямых подчинённых.</w:t>
+        <w:rPr>
+          <w:b/>
+          <w:bCs/>
+        </w:rPr>
+        <w:t>Производственный календарь в интерфейсе:</w:t>
+      </w:r>
+      <w:r>
+        <w:rPr/>
+        <w:t xml:space="preserve"> сетка года, переносы выходных, загрузка файла xmlcalendar.ru.</w:t>
+      </w:r>
+      <w:bookmarkEnd w:id="3"/>
+    </w:p>
+    <w:p>
+      <w:pPr>
+        <w:pStyle w:val="Heading3"/>
+        <w:rPr/>
+      </w:pPr>
+      <w:bookmarkStart w:id="4" w:name="исправленные-дефекты"/>
+      <w:r>
+        <w:rPr>
+          <w:rStyle w:val="SectionNumber"/>
+        </w:rPr>
+        <w:t>1.1.2</w:t>
+      </w:r>
+      <w:r>
+        <w:rPr/>
+        <w:tab/>
+        <w:t>Исправленные дефекты</w:t>
       </w:r>
     </w:p>
     <w:p>
@@ -1421,7 +1589,7 @@
       </w:pPr>
       <w:r>
         <w:rPr/>
-        <w:t>Одновременные пересекающиеся заявки создавались все; два одновременных решения применялись оба.</w:t>
+        <w:t>Демо-календарь 2026–2027 считал праздниками выходные и перенесённые дни (13–14 июня, 10 мая, 9 января и др.) — дни отпуска недосчитывались. Календарь теперь различает праздники и переносы; миграция исправляет нетронутые демо-календари.</w:t>
       </w:r>
     </w:p>
     <w:p>
@@ -1435,7 +1603,7 @@
       </w:pPr>
       <w:r>
         <w:rPr/>
-        <w:t>Параллельные запросы клиента гонялись за обновлением токена и выбивали сеанс.</w:t>
+        <w:t>Сброс пароля администратором не попадал в журнал аудита.</w:t>
       </w:r>
     </w:p>
     <w:p>
@@ -1449,7 +1617,7 @@
       </w:pPr>
       <w:r>
         <w:rPr/>
-        <w:t>За nginx лимит попыток входа был общим на всю компанию.</w:t>
+        <w:t>Файл больше 2 МБ и гонка уникальности возвращали «внутреннюю ошибку» вместо понятного кода.</w:t>
       </w:r>
     </w:p>
     <w:p>
@@ -1461,9 +1629,29 @@
         </w:numPr>
         <w:rPr/>
       </w:pPr>
-      <w:r>
-        <w:rPr/>
-        <w:t>Выгрузка XLSX руководителя без отдела отдавала отпуска всей организации.</w:t>
+      <w:bookmarkStart w:id="5" w:name="исправленные-дефекты"/>
+      <w:r>
+        <w:rPr/>
+        <w:t>Контракт описывал поля сотрудника не так, как их отдаёт API.</w:t>
+      </w:r>
+      <w:bookmarkEnd w:id="5"/>
+    </w:p>
+    <w:p>
+      <w:pPr>
+        <w:pStyle w:val="Heading3"/>
+        <w:rPr/>
+      </w:pPr>
+      <w:bookmarkStart w:id="6" w:name="инженерное"/>
+      <w:r>
+        <w:rPr>
+          <w:rStyle w:val="SectionNumber"/>
+        </w:rPr>
+        <w:t>1.1.3</w:t>
+      </w:r>
+      <w:r>
+        <w:rPr/>
+        <w:tab/>
+        <w:t>Инженерное</w:t>
       </w:r>
     </w:p>
     <w:p>
@@ -1477,7 +1665,7 @@
       </w:pPr>
       <w:r>
         <w:rPr/>
-        <w:t>Изменения графика работы не попадали в журнал аудита; контракт OpenAPI разошёлся с реализацией.</w:t>
+        <w:t>Тесты: 104 теста сервера, 23 модульных и 10 e2e-сценариев интерфейса.</w:t>
       </w:r>
     </w:p>
     <w:p>
@@ -1489,29 +1677,9 @@
         </w:numPr>
         <w:rPr/>
       </w:pPr>
-      <w:bookmarkStart w:id="6" w:name="исправленные-дефекты"/>
-      <w:r>
-        <w:rPr/>
-        <w:t>Образ сервера не стартовал без интернета; повторный seed дублировал заявки.</w:t>
-      </w:r>
-      <w:bookmarkEnd w:id="6"/>
-    </w:p>
-    <w:p>
-      <w:pPr>
-        <w:pStyle w:val="Heading3"/>
-        <w:rPr/>
-      </w:pPr>
-      <w:bookmarkStart w:id="7" w:name="инженерное"/>
-      <w:r>
-        <w:rPr>
-          <w:rStyle w:val="SectionNumber"/>
-        </w:rPr>
-        <w:t>1.1.3</w:t>
-      </w:r>
-      <w:r>
-        <w:rPr/>
-        <w:tab/>
-        <w:t>Инженерное</w:t>
+      <w:r>
+        <w:rPr/>
+        <w:t>Письма — шаблон outbox с повторами и защитой от двойной отправки при нескольких экземплярах сервера.</w:t>
       </w:r>
     </w:p>
     <w:p>
@@ -1525,7 +1693,7 @@
       </w:pPr>
       <w:r>
         <w:rPr/>
-        <w:t>Тесты: 54 теста сервера (модульные, e2e API, гонки, сверка контракта), 18 модульных и 6 e2e-сценариев интерфейса (Playwright) — в CI GitHub и Gitea.</w:t>
+        <w:t>Единый вход без новых зависимостей: PKCE, проверка id_token по JWKS.</w:t>
       </w:r>
     </w:p>
     <w:p>
@@ -1537,9 +1705,31 @@
         </w:numPr>
         <w:rPr/>
       </w:pPr>
-      <w:r>
-        <w:rPr/>
-        <w:t>CSP и заголовки безопасности для статики; сервис резервного копирования в compose.</w:t>
+      <w:bookmarkStart w:id="7" w:name="инженерное"/>
+      <w:r>
+        <w:rPr/>
+        <w:t>Зависимости: nodemailer 10.2.1; закрыты уязвимости multer и js-yaml; SBOM — 852 компонента, все лицензии разрешительные.</w:t>
+      </w:r>
+      <w:bookmarkEnd w:id="7"/>
+    </w:p>
+    <w:p>
+      <w:pPr>
+        <w:pStyle w:val="Heading2"/>
+        <w:rPr/>
+      </w:pPr>
+      <w:bookmarkStart w:id="8" w:name="__RefHeading___Toc22730_1562542824"/>
+      <w:bookmarkStart w:id="9" w:name="v0.3.0-корпоративное-качество-28.10.2026"/>
+      <w:bookmarkEnd w:id="8"/>
+      <w:r>
+        <w:rPr>
+          <w:rStyle w:val="SectionNumber"/>
+        </w:rPr>
+        <w:t>1.2</w:t>
+      </w:r>
+      <w:r>
+        <w:rPr/>
+        <w:tab/>
+        <w:t>v0.3.0 — корпоративное качество (28.10.2026)</w:t>
       </w:r>
     </w:p>
     <w:p>
@@ -1553,7 +1743,66 @@
       </w:pPr>
       <w:r>
         <w:rPr/>
-        <w:t>Конвейер документов: Markdown → PDF (Chromium) и DOCX с обложкой и оглавлением; 17 схем; таблицы из кода генерируются.</w:t>
+        <w:t xml:space="preserve">Ветка: </w:t>
+      </w:r>
+      <w:r>
+        <w:rPr>
+          <w:rStyle w:val="VerbatimChar"/>
+        </w:rPr>
+        <w:t>v0.3.0</w:t>
+      </w:r>
+      <w:r>
+        <w:rPr/>
+        <w:t xml:space="preserve">. Merge в </w:t>
+      </w:r>
+      <w:r>
+        <w:rPr>
+          <w:rStyle w:val="VerbatimChar"/>
+        </w:rPr>
+        <w:t>main</w:t>
+      </w:r>
+      <w:r>
+        <w:rPr/>
+        <w:t xml:space="preserve">, тег </w:t>
+      </w:r>
+      <w:r>
+        <w:rPr>
+          <w:rStyle w:val="VerbatimChar"/>
+        </w:rPr>
+        <w:t>v0.3.0</w:t>
+      </w:r>
+      <w:r>
+        <w:rPr/>
+        <w:t xml:space="preserve">. Автор: </w:t>
+      </w:r>
+      <w:r>
+        <w:rPr>
+          <w:b/>
+          <w:bCs/>
+        </w:rPr>
+        <w:t>ayurasov</w:t>
+      </w:r>
+      <w:r>
+        <w:rPr/>
+        <w:t xml:space="preserve"> — постановка, решения, приёмка. Исполнение — ИИ-ассистент Claude Code.</w:t>
+      </w:r>
+    </w:p>
+    <w:p>
+      <w:pPr>
+        <w:pStyle w:val="Heading3"/>
+        <w:rPr/>
+      </w:pPr>
+      <w:bookmarkStart w:id="10" w:name="что-увидит-пользователь-1"/>
+      <w:r>
+        <w:rPr>
+          <w:rStyle w:val="SectionNumber"/>
+        </w:rPr>
+        <w:t>1.2.1</w:t>
+      </w:r>
+      <w:r>
+        <w:rPr/>
+        <w:tab/>
+        <w:t>Что увидит пользователь</w:t>
       </w:r>
     </w:p>
     <w:p>
@@ -1565,31 +1814,9 @@
         </w:numPr>
         <w:rPr/>
       </w:pPr>
-      <w:bookmarkStart w:id="8" w:name="инженерное"/>
-      <w:r>
-        <w:rPr/>
-        <w:t>SBOM: 828 компонентов, все лицензии разрешительные — препятствий для реестра ОП нет.</w:t>
-      </w:r>
-      <w:bookmarkEnd w:id="8"/>
-    </w:p>
-    <w:p>
-      <w:pPr>
-        <w:pStyle w:val="Heading2"/>
-        <w:rPr/>
-      </w:pPr>
-      <w:bookmarkStart w:id="9" w:name="__RefHeading___Toc20009_1756087021"/>
-      <w:bookmarkStart w:id="10" w:name="X9b04730156bcd71f0b3445b43719c592d93c869"/>
-      <w:bookmarkEnd w:id="9"/>
-      <w:r>
-        <w:rPr>
-          <w:rStyle w:val="SectionNumber"/>
-        </w:rPr>
-        <w:t>1.2</w:t>
-      </w:r>
-      <w:r>
-        <w:rPr/>
-        <w:tab/>
-        <w:t>v0.2.1 — читаемые схемы и Gantt-полосы (28.10.2026)</w:t>
+      <w:r>
+        <w:rPr/>
+        <w:t>Новый интерфейс по стандарту внутренних продуктов: собственный набор тонких иконок, светлая, тёмная и системная темы, аккуратные карточки и формы, адаптивная вёрстка до телефона.</w:t>
       </w:r>
     </w:p>
     <w:p>
@@ -1603,6 +1830,322 @@
       </w:pPr>
       <w:r>
         <w:rPr/>
+        <w:t>График отпусков: масштаб год / квартал / месяц, полоса нагрузки отдела, штриховка конфликтов, дни удалёнки, сравнение выбранных сотрудников с подсветкой общих дат.</w:t>
+      </w:r>
+    </w:p>
+    <w:p>
+      <w:pPr>
+        <w:pStyle w:val="Compact"/>
+        <w:numPr>
+          <w:ilvl w:val="0"/>
+          <w:numId w:val="34"/>
+        </w:numPr>
+        <w:rPr/>
+      </w:pPr>
+      <w:r>
+        <w:rPr/>
+        <w:t>Правильный баланс: праздники внутри отпуска не расходуют дни (ТК РФ, ст. 120); «доступно» учитывает заявки на согласовании.</w:t>
+      </w:r>
+    </w:p>
+    <w:p>
+      <w:pPr>
+        <w:pStyle w:val="Compact"/>
+        <w:numPr>
+          <w:ilvl w:val="0"/>
+          <w:numId w:val="35"/>
+        </w:numPr>
+        <w:rPr/>
+      </w:pPr>
+      <w:r>
+        <w:rPr/>
+        <w:t>Подбор лучших дат: до пяти вариантов с учётом нагрузки отдела, праздников и своих отпусков, с объяснением.</w:t>
+      </w:r>
+    </w:p>
+    <w:p>
+      <w:pPr>
+        <w:pStyle w:val="Compact"/>
+        <w:numPr>
+          <w:ilvl w:val="0"/>
+          <w:numId w:val="36"/>
+        </w:numPr>
+        <w:rPr/>
+      </w:pPr>
+      <w:r>
+        <w:rPr/>
+        <w:t>Раздел «Команда»: кто сегодня в офисе, на удалёнке, в отпуске; аналитика года — доля отдела по месяцам, конфликты, выводы, нераспределённые дни.</w:t>
+      </w:r>
+    </w:p>
+    <w:p>
+      <w:pPr>
+        <w:pStyle w:val="Compact"/>
+        <w:numPr>
+          <w:ilvl w:val="0"/>
+          <w:numId w:val="37"/>
+        </w:numPr>
+        <w:rPr/>
+      </w:pPr>
+      <w:r>
+        <w:rPr/>
+        <w:t>Раздел «График работы»: недельный шаблон офис/удалёнка и разовые исключения; руководитель ведёт график подчинённых.</w:t>
+      </w:r>
+    </w:p>
+    <w:p>
+      <w:pPr>
+        <w:pStyle w:val="Compact"/>
+        <w:numPr>
+          <w:ilvl w:val="0"/>
+          <w:numId w:val="38"/>
+        </w:numPr>
+        <w:rPr/>
+      </w:pPr>
+      <w:bookmarkStart w:id="11" w:name="что-увидит-пользователь-1"/>
+      <w:r>
+        <w:rPr/>
+        <w:t>Руководства пользователя, администратора и по развёртыванию со снимками экранов.</w:t>
+      </w:r>
+      <w:bookmarkEnd w:id="11"/>
+    </w:p>
+    <w:p>
+      <w:pPr>
+        <w:pStyle w:val="Heading3"/>
+        <w:rPr/>
+      </w:pPr>
+      <w:bookmarkStart w:id="12" w:name="исправленные-дефекты-1"/>
+      <w:r>
+        <w:rPr>
+          <w:rStyle w:val="SectionNumber"/>
+        </w:rPr>
+        <w:t>1.2.2</w:t>
+      </w:r>
+      <w:r>
+        <w:rPr/>
+        <w:tab/>
+        <w:t>Исправленные дефекты</w:t>
+      </w:r>
+    </w:p>
+    <w:p>
+      <w:pPr>
+        <w:pStyle w:val="Compact"/>
+        <w:numPr>
+          <w:ilvl w:val="0"/>
+          <w:numId w:val="39"/>
+        </w:numPr>
+        <w:rPr/>
+      </w:pPr>
+      <w:r>
+        <w:rPr/>
+        <w:t>Праздники считались днями отпуска; несколько заявок на согласовании позволяли обойти лимит.</w:t>
+      </w:r>
+    </w:p>
+    <w:p>
+      <w:pPr>
+        <w:pStyle w:val="Compact"/>
+        <w:numPr>
+          <w:ilvl w:val="0"/>
+          <w:numId w:val="40"/>
+        </w:numPr>
+        <w:rPr/>
+      </w:pPr>
+      <w:r>
+        <w:rPr/>
+        <w:t>Администратор видел в «Заявках» только прямых подчинённых.</w:t>
+      </w:r>
+    </w:p>
+    <w:p>
+      <w:pPr>
+        <w:pStyle w:val="Compact"/>
+        <w:numPr>
+          <w:ilvl w:val="0"/>
+          <w:numId w:val="41"/>
+        </w:numPr>
+        <w:rPr/>
+      </w:pPr>
+      <w:r>
+        <w:rPr/>
+        <w:t>Одновременные пересекающиеся заявки создавались все; два одновременных решения применялись оба.</w:t>
+      </w:r>
+    </w:p>
+    <w:p>
+      <w:pPr>
+        <w:pStyle w:val="Compact"/>
+        <w:numPr>
+          <w:ilvl w:val="0"/>
+          <w:numId w:val="42"/>
+        </w:numPr>
+        <w:rPr/>
+      </w:pPr>
+      <w:r>
+        <w:rPr/>
+        <w:t>Параллельные запросы клиента гонялись за обновлением токена и выбивали сеанс.</w:t>
+      </w:r>
+    </w:p>
+    <w:p>
+      <w:pPr>
+        <w:pStyle w:val="Compact"/>
+        <w:numPr>
+          <w:ilvl w:val="0"/>
+          <w:numId w:val="43"/>
+        </w:numPr>
+        <w:rPr/>
+      </w:pPr>
+      <w:r>
+        <w:rPr/>
+        <w:t>За nginx лимит попыток входа был общим на всю компанию.</w:t>
+      </w:r>
+    </w:p>
+    <w:p>
+      <w:pPr>
+        <w:pStyle w:val="Compact"/>
+        <w:numPr>
+          <w:ilvl w:val="0"/>
+          <w:numId w:val="44"/>
+        </w:numPr>
+        <w:rPr/>
+      </w:pPr>
+      <w:r>
+        <w:rPr/>
+        <w:t>Выгрузка XLSX руководителя без отдела отдавала отпуска всей организации.</w:t>
+      </w:r>
+    </w:p>
+    <w:p>
+      <w:pPr>
+        <w:pStyle w:val="Compact"/>
+        <w:numPr>
+          <w:ilvl w:val="0"/>
+          <w:numId w:val="45"/>
+        </w:numPr>
+        <w:rPr/>
+      </w:pPr>
+      <w:r>
+        <w:rPr/>
+        <w:t>Изменения графика работы не попадали в журнал аудита; контракт OpenAPI разошёлся с реализацией.</w:t>
+      </w:r>
+    </w:p>
+    <w:p>
+      <w:pPr>
+        <w:pStyle w:val="Compact"/>
+        <w:numPr>
+          <w:ilvl w:val="0"/>
+          <w:numId w:val="46"/>
+        </w:numPr>
+        <w:rPr/>
+      </w:pPr>
+      <w:bookmarkStart w:id="13" w:name="исправленные-дефекты-1"/>
+      <w:r>
+        <w:rPr/>
+        <w:t>Образ сервера не стартовал без интернета; повторный seed дублировал заявки.</w:t>
+      </w:r>
+      <w:bookmarkEnd w:id="13"/>
+    </w:p>
+    <w:p>
+      <w:pPr>
+        <w:pStyle w:val="Heading3"/>
+        <w:rPr/>
+      </w:pPr>
+      <w:bookmarkStart w:id="14" w:name="инженерное-1"/>
+      <w:r>
+        <w:rPr>
+          <w:rStyle w:val="SectionNumber"/>
+        </w:rPr>
+        <w:t>1.2.3</w:t>
+      </w:r>
+      <w:r>
+        <w:rPr/>
+        <w:tab/>
+        <w:t>Инженерное</w:t>
+      </w:r>
+    </w:p>
+    <w:p>
+      <w:pPr>
+        <w:pStyle w:val="Compact"/>
+        <w:numPr>
+          <w:ilvl w:val="0"/>
+          <w:numId w:val="47"/>
+        </w:numPr>
+        <w:rPr/>
+      </w:pPr>
+      <w:r>
+        <w:rPr/>
+        <w:t>Тесты: 54 теста сервера (модульные, e2e API, гонки, сверка контракта), 18 модульных и 6 e2e-сценариев интерфейса (Playwright) — в CI GitHub и Gitea.</w:t>
+      </w:r>
+    </w:p>
+    <w:p>
+      <w:pPr>
+        <w:pStyle w:val="Compact"/>
+        <w:numPr>
+          <w:ilvl w:val="0"/>
+          <w:numId w:val="48"/>
+        </w:numPr>
+        <w:rPr/>
+      </w:pPr>
+      <w:r>
+        <w:rPr/>
+        <w:t>CSP и заголовки безопасности для статики; сервис резервного копирования в compose.</w:t>
+      </w:r>
+    </w:p>
+    <w:p>
+      <w:pPr>
+        <w:pStyle w:val="Compact"/>
+        <w:numPr>
+          <w:ilvl w:val="0"/>
+          <w:numId w:val="49"/>
+        </w:numPr>
+        <w:rPr/>
+      </w:pPr>
+      <w:r>
+        <w:rPr/>
+        <w:t>Конвейер документов: Markdown → PDF (Chromium) и DOCX с обложкой и оглавлением; 17 схем; таблицы из кода генерируются.</w:t>
+      </w:r>
+    </w:p>
+    <w:p>
+      <w:pPr>
+        <w:pStyle w:val="Compact"/>
+        <w:numPr>
+          <w:ilvl w:val="0"/>
+          <w:numId w:val="50"/>
+        </w:numPr>
+        <w:rPr/>
+      </w:pPr>
+      <w:bookmarkStart w:id="15" w:name="v0.3.0-корпоративное-качество-28.10.2026"/>
+      <w:bookmarkStart w:id="16" w:name="инженерное-1"/>
+      <w:r>
+        <w:rPr/>
+        <w:t>SBOM: 828 компонентов, все лицензии разрешительные — препятствий для реестра ОП нет.</w:t>
+      </w:r>
+      <w:bookmarkEnd w:id="15"/>
+      <w:bookmarkEnd w:id="16"/>
+    </w:p>
+    <w:p>
+      <w:pPr>
+        <w:pStyle w:val="Heading2"/>
+        <w:rPr/>
+      </w:pPr>
+      <w:bookmarkStart w:id="17" w:name="__RefHeading___Toc22732_1562542824"/>
+      <w:bookmarkStart w:id="18" w:name="X9b04730156bcd71f0b3445b43719c592d93c869"/>
+      <w:bookmarkEnd w:id="17"/>
+      <w:r>
+        <w:rPr>
+          <w:rStyle w:val="SectionNumber"/>
+        </w:rPr>
+        <w:t>1.3</w:t>
+      </w:r>
+      <w:r>
+        <w:rPr/>
+        <w:tab/>
+        <w:t>v0.2.1 — читаемые схемы и Gantt-полосы (28.10.2026)</w:t>
+      </w:r>
+    </w:p>
+    <w:p>
+      <w:pPr>
+        <w:pStyle w:val="Compact"/>
+        <w:numPr>
+          <w:ilvl w:val="0"/>
+          <w:numId w:val="51"/>
+        </w:numPr>
+        <w:rPr/>
+      </w:pPr>
+      <w:r>
+        <w:rPr/>
         <w:t xml:space="preserve">Ветка: </w:t>
       </w:r>
       <w:r>
@@ -1652,7 +2195,7 @@
         <w:pStyle w:val="Compact"/>
         <w:numPr>
           <w:ilvl w:val="0"/>
-          <w:numId w:val="34"/>
+          <w:numId w:val="52"/>
         </w:numPr>
         <w:rPr/>
       </w:pPr>
@@ -1666,7 +2209,7 @@
         <w:pStyle w:val="Compact"/>
         <w:numPr>
           <w:ilvl w:val="0"/>
-          <w:numId w:val="35"/>
+          <w:numId w:val="53"/>
         </w:numPr>
         <w:rPr/>
       </w:pPr>
@@ -1680,7 +2223,7 @@
         <w:pStyle w:val="Compact"/>
         <w:numPr>
           <w:ilvl w:val="0"/>
-          <w:numId w:val="36"/>
+          <w:numId w:val="54"/>
         </w:numPr>
         <w:rPr/>
       </w:pPr>
@@ -1694,30 +2237,30 @@
         <w:pStyle w:val="Compact"/>
         <w:numPr>
           <w:ilvl w:val="0"/>
-          <w:numId w:val="37"/>
+          <w:numId w:val="55"/>
         </w:numPr>
         <w:rPr/>
       </w:pPr>
-      <w:bookmarkStart w:id="11" w:name="X9b04730156bcd71f0b3445b43719c592d93c869"/>
+      <w:bookmarkStart w:id="19" w:name="X9b04730156bcd71f0b3445b43719c592d93c869"/>
       <w:r>
         <w:rPr/>
         <w:t>Gitea CI: добавлен SBOM-гейт лицензий; полный конвейер (тесты 22, сборки, линтеры, SBOM, deploy+smoke) прогоняется при мажорных правках.</w:t>
       </w:r>
-      <w:bookmarkEnd w:id="11"/>
+      <w:bookmarkEnd w:id="19"/>
     </w:p>
     <w:p>
       <w:pPr>
         <w:pStyle w:val="Heading2"/>
         <w:rPr/>
       </w:pPr>
-      <w:bookmarkStart w:id="12" w:name="__RefHeading___Toc20011_1756087021"/>
-      <w:bookmarkStart w:id="13" w:name="X79554f50ebce6fa86b5cdd2299f0c44f55f933d"/>
-      <w:bookmarkEnd w:id="12"/>
+      <w:bookmarkStart w:id="20" w:name="__RefHeading___Toc22734_1562542824"/>
+      <w:bookmarkStart w:id="21" w:name="X79554f50ebce6fa86b5cdd2299f0c44f55f933d"/>
+      <w:bookmarkEnd w:id="20"/>
       <w:r>
         <w:rPr>
           <w:rStyle w:val="SectionNumber"/>
         </w:rPr>
-        <w:t>1.3</w:t>
+        <w:t>1.4</w:t>
       </w:r>
       <w:r>
         <w:rPr/>
@@ -1730,7 +2273,7 @@
         <w:pStyle w:val="Compact"/>
         <w:numPr>
           <w:ilvl w:val="0"/>
-          <w:numId w:val="38"/>
+          <w:numId w:val="56"/>
         </w:numPr>
         <w:rPr/>
       </w:pPr>
@@ -1774,7 +2317,7 @@
         <w:pStyle w:val="Compact"/>
         <w:numPr>
           <w:ilvl w:val="0"/>
-          <w:numId w:val="39"/>
+          <w:numId w:val="57"/>
         </w:numPr>
         <w:rPr/>
       </w:pPr>
@@ -1799,12 +2342,12 @@
         <w:pStyle w:val="Heading3"/>
         <w:rPr/>
       </w:pPr>
-      <w:bookmarkStart w:id="14" w:name="что-увидит-пользователь-1"/>
+      <w:bookmarkStart w:id="22" w:name="что-увидит-пользователь-2"/>
       <w:r>
         <w:rPr>
           <w:rStyle w:val="SectionNumber"/>
         </w:rPr>
-        <w:t>1.3.1</w:t>
+        <w:t>1.4.1</w:t>
       </w:r>
       <w:r>
         <w:rPr/>
@@ -1817,7 +2360,7 @@
         <w:pStyle w:val="Compact"/>
         <w:numPr>
           <w:ilvl w:val="0"/>
-          <w:numId w:val="40"/>
+          <w:numId w:val="58"/>
         </w:numPr>
         <w:rPr/>
       </w:pPr>
@@ -1831,28 +2374,28 @@
         <w:pStyle w:val="Compact"/>
         <w:numPr>
           <w:ilvl w:val="0"/>
-          <w:numId w:val="41"/>
+          <w:numId w:val="59"/>
         </w:numPr>
         <w:rPr/>
       </w:pPr>
-      <w:bookmarkStart w:id="15" w:name="что-увидит-пользователь-1"/>
+      <w:bookmarkStart w:id="23" w:name="что-увидит-пользователь-2"/>
       <w:r>
         <w:rPr/>
         <w:t>Руководители и администраторы выгружают отпуска за период в Excel одним нажатием; выгрузка не содержит логинов и паролей.</w:t>
       </w:r>
-      <w:bookmarkEnd w:id="15"/>
+      <w:bookmarkEnd w:id="23"/>
     </w:p>
     <w:p>
       <w:pPr>
         <w:pStyle w:val="Heading3"/>
         <w:rPr/>
       </w:pPr>
-      <w:bookmarkStart w:id="16" w:name="инженерное-1"/>
+      <w:bookmarkStart w:id="24" w:name="инженерное-2"/>
       <w:r>
         <w:rPr>
           <w:rStyle w:val="SectionNumber"/>
         </w:rPr>
-        <w:t>1.3.2</w:t>
+        <w:t>1.4.2</w:t>
       </w:r>
       <w:r>
         <w:rPr/>
@@ -1865,7 +2408,7 @@
         <w:pStyle w:val="Compact"/>
         <w:numPr>
           <w:ilvl w:val="0"/>
-          <w:numId w:val="42"/>
+          <w:numId w:val="60"/>
         </w:numPr>
         <w:rPr/>
       </w:pPr>
@@ -1879,7 +2422,7 @@
         <w:pStyle w:val="Compact"/>
         <w:numPr>
           <w:ilvl w:val="0"/>
-          <w:numId w:val="43"/>
+          <w:numId w:val="61"/>
         </w:numPr>
         <w:rPr/>
       </w:pPr>
@@ -1893,7 +2436,7 @@
         <w:pStyle w:val="Compact"/>
         <w:numPr>
           <w:ilvl w:val="0"/>
-          <w:numId w:val="44"/>
+          <w:numId w:val="62"/>
         </w:numPr>
         <w:rPr/>
       </w:pPr>
@@ -1907,32 +2450,32 @@
         <w:pStyle w:val="Compact"/>
         <w:numPr>
           <w:ilvl w:val="0"/>
-          <w:numId w:val="45"/>
+          <w:numId w:val="63"/>
         </w:numPr>
         <w:rPr/>
       </w:pPr>
-      <w:bookmarkStart w:id="17" w:name="X79554f50ebce6fa86b5cdd2299f0c44f55f933d"/>
-      <w:bookmarkStart w:id="18" w:name="инженерное-1"/>
+      <w:bookmarkStart w:id="25" w:name="X79554f50ebce6fa86b5cdd2299f0c44f55f933d"/>
+      <w:bookmarkStart w:id="26" w:name="инженерное-2"/>
       <w:r>
         <w:rPr/>
         <w:t>Тесты: 22 e2e (+лимит входа, +выгрузка и права на неё).</w:t>
       </w:r>
-      <w:bookmarkEnd w:id="17"/>
-      <w:bookmarkEnd w:id="18"/>
+      <w:bookmarkEnd w:id="25"/>
+      <w:bookmarkEnd w:id="26"/>
     </w:p>
     <w:p>
       <w:pPr>
         <w:pStyle w:val="Heading2"/>
         <w:rPr/>
       </w:pPr>
-      <w:bookmarkStart w:id="19" w:name="__RefHeading___Toc20013_1756087021"/>
-      <w:bookmarkStart w:id="20" w:name="X0bb73537403cee04049b799011b8c8c4690a01b"/>
-      <w:bookmarkEnd w:id="19"/>
+      <w:bookmarkStart w:id="27" w:name="__RefHeading___Toc22736_1562542824"/>
+      <w:bookmarkStart w:id="28" w:name="X0bb73537403cee04049b799011b8c8c4690a01b"/>
+      <w:bookmarkEnd w:id="27"/>
       <w:r>
         <w:rPr>
           <w:rStyle w:val="SectionNumber"/>
         </w:rPr>
-        <w:t>1.4</w:t>
+        <w:t>1.5</w:t>
       </w:r>
       <w:r>
         <w:rPr/>
@@ -1945,7 +2488,7 @@
         <w:pStyle w:val="Compact"/>
         <w:numPr>
           <w:ilvl w:val="0"/>
-          <w:numId w:val="46"/>
+          <w:numId w:val="64"/>
         </w:numPr>
         <w:rPr/>
       </w:pPr>
@@ -1989,7 +2532,7 @@
         <w:pStyle w:val="Compact"/>
         <w:numPr>
           <w:ilvl w:val="0"/>
-          <w:numId w:val="47"/>
+          <w:numId w:val="65"/>
         </w:numPr>
         <w:rPr/>
       </w:pPr>
@@ -2014,12 +2557,12 @@
         <w:pStyle w:val="Heading3"/>
         <w:rPr/>
       </w:pPr>
-      <w:bookmarkStart w:id="21" w:name="что-увидит-пользователь-2"/>
+      <w:bookmarkStart w:id="29" w:name="что-увидит-пользователь-3"/>
       <w:r>
         <w:rPr>
           <w:rStyle w:val="SectionNumber"/>
         </w:rPr>
-        <w:t>1.4.1</w:t>
+        <w:t>1.5.1</w:t>
       </w:r>
       <w:r>
         <w:rPr/>
@@ -2032,7 +2575,7 @@
         <w:pStyle w:val="Compact"/>
         <w:numPr>
           <w:ilvl w:val="0"/>
-          <w:numId w:val="48"/>
+          <w:numId w:val="66"/>
         </w:numPr>
         <w:rPr/>
       </w:pPr>
@@ -2046,28 +2589,28 @@
         <w:pStyle w:val="Compact"/>
         <w:numPr>
           <w:ilvl w:val="0"/>
-          <w:numId w:val="49"/>
+          <w:numId w:val="67"/>
         </w:numPr>
         <w:rPr/>
       </w:pPr>
-      <w:bookmarkStart w:id="22" w:name="что-увидит-пользователь-2"/>
+      <w:bookmarkStart w:id="30" w:name="что-увидит-пользователь-3"/>
       <w:r>
         <w:rPr/>
         <w:t>Вход по корпоративному логину и паролю; смена пароля в настройках; администратор заводит сотрудников с автогенерацией логина и одноразового пароля, ведёт отделы и проекты, смотрит журнал всех изменений.</w:t>
       </w:r>
-      <w:bookmarkEnd w:id="22"/>
+      <w:bookmarkEnd w:id="30"/>
     </w:p>
     <w:p>
       <w:pPr>
         <w:pStyle w:val="Heading3"/>
         <w:rPr/>
       </w:pPr>
-      <w:bookmarkStart w:id="23" w:name="платформа-для-инженерной-приёмки"/>
+      <w:bookmarkStart w:id="31" w:name="платформа-для-инженерной-приёмки"/>
       <w:r>
         <w:rPr>
           <w:rStyle w:val="SectionNumber"/>
         </w:rPr>
-        <w:t>1.4.2</w:t>
+        <w:t>1.5.2</w:t>
       </w:r>
       <w:r>
         <w:rPr/>
@@ -2080,7 +2623,7 @@
         <w:pStyle w:val="Compact"/>
         <w:numPr>
           <w:ilvl w:val="0"/>
-          <w:numId w:val="50"/>
+          <w:numId w:val="68"/>
         </w:numPr>
         <w:rPr/>
       </w:pPr>
@@ -2104,7 +2647,7 @@
         <w:pStyle w:val="Compact"/>
         <w:numPr>
           <w:ilvl w:val="0"/>
-          <w:numId w:val="51"/>
+          <w:numId w:val="69"/>
         </w:numPr>
         <w:rPr/>
       </w:pPr>
@@ -2118,7 +2661,7 @@
         <w:pStyle w:val="Compact"/>
         <w:numPr>
           <w:ilvl w:val="0"/>
-          <w:numId w:val="52"/>
+          <w:numId w:val="70"/>
         </w:numPr>
         <w:rPr/>
       </w:pPr>
@@ -2132,7 +2675,7 @@
         <w:pStyle w:val="Compact"/>
         <w:numPr>
           <w:ilvl w:val="0"/>
-          <w:numId w:val="53"/>
+          <w:numId w:val="71"/>
         </w:numPr>
         <w:rPr/>
       </w:pPr>
@@ -2146,7 +2689,7 @@
         <w:pStyle w:val="Compact"/>
         <w:numPr>
           <w:ilvl w:val="0"/>
-          <w:numId w:val="54"/>
+          <w:numId w:val="72"/>
         </w:numPr>
         <w:rPr/>
       </w:pPr>
@@ -2164,19 +2707,19 @@
         <w:rPr/>
         <w:t>).</w:t>
       </w:r>
-      <w:bookmarkEnd w:id="23"/>
+      <w:bookmarkEnd w:id="31"/>
     </w:p>
     <w:p>
       <w:pPr>
         <w:pStyle w:val="Heading3"/>
         <w:rPr/>
       </w:pPr>
-      <w:bookmarkStart w:id="24" w:name="X8035bfc4b0759203af9c31975af7675333f38f3"/>
+      <w:bookmarkStart w:id="32" w:name="X8035bfc4b0759203af9c31975af7675333f38f3"/>
       <w:r>
         <w:rPr>
           <w:rStyle w:val="SectionNumber"/>
         </w:rPr>
-        <w:t>1.4.3</w:t>
+        <w:t>1.5.3</w:t>
       </w:r>
       <w:r>
         <w:rPr/>
@@ -2189,7 +2732,7 @@
         <w:pStyle w:val="Compact"/>
         <w:numPr>
           <w:ilvl w:val="0"/>
-          <w:numId w:val="55"/>
+          <w:numId w:val="73"/>
         </w:numPr>
         <w:rPr/>
       </w:pPr>
@@ -2203,7 +2746,7 @@
         <w:pStyle w:val="Compact"/>
         <w:numPr>
           <w:ilvl w:val="0"/>
-          <w:numId w:val="56"/>
+          <w:numId w:val="74"/>
         </w:numPr>
         <w:rPr/>
       </w:pPr>
@@ -2217,32 +2760,32 @@
         <w:pStyle w:val="Compact"/>
         <w:numPr>
           <w:ilvl w:val="0"/>
-          <w:numId w:val="57"/>
+          <w:numId w:val="75"/>
         </w:numPr>
         <w:rPr/>
       </w:pPr>
-      <w:bookmarkStart w:id="25" w:name="X0bb73537403cee04049b799011b8c8c4690a01b"/>
-      <w:bookmarkStart w:id="26" w:name="X8035bfc4b0759203af9c31975af7675333f38f3"/>
+      <w:bookmarkStart w:id="33" w:name="X0bb73537403cee04049b799011b8c8c4690a01b"/>
+      <w:bookmarkStart w:id="34" w:name="X8035bfc4b0759203af9c31975af7675333f38f3"/>
       <w:r>
         <w:rPr/>
         <w:t>Лимит частоты входа и CSP-заголовки — v0.2.0.</w:t>
       </w:r>
-      <w:bookmarkEnd w:id="25"/>
-      <w:bookmarkEnd w:id="26"/>
+      <w:bookmarkEnd w:id="33"/>
+      <w:bookmarkEnd w:id="34"/>
     </w:p>
     <w:p>
       <w:pPr>
         <w:pStyle w:val="Heading2"/>
         <w:rPr/>
       </w:pPr>
-      <w:bookmarkStart w:id="27" w:name="__RefHeading___Toc20015_1756087021"/>
-      <w:bookmarkStart w:id="28" w:name="прежние-выпуски-прототипа"/>
-      <w:bookmarkEnd w:id="27"/>
+      <w:bookmarkStart w:id="35" w:name="__RefHeading___Toc22738_1562542824"/>
+      <w:bookmarkStart w:id="36" w:name="прежние-выпуски-прототипа"/>
+      <w:bookmarkEnd w:id="35"/>
       <w:r>
         <w:rPr>
           <w:rStyle w:val="SectionNumber"/>
         </w:rPr>
-        <w:t>1.5</w:t>
+        <w:t>1.6</w:t>
       </w:r>
       <w:r>
         <w:rPr/>
@@ -2271,7 +2814,7 @@
         <w:t>; код доступен в git-истории (удалён в v0.1.0).</w:t>
       </w:r>
       <w:bookmarkEnd w:id="1"/>
-      <w:bookmarkEnd w:id="28"/>
+      <w:bookmarkEnd w:id="36"/>
     </w:p>
     <w:sectPr>
       <w:footerReference w:type="even" r:id="rId2"/>
@@ -2317,7 +2860,7 @@
         <w:color w:val="8A92A6"/>
         <w:sz w:val="16"/>
       </w:rPr>
-      <w:t xml:space="preserve">Планировщик отпусков 0.3.0 · История версий · стр. </w:t>
+      <w:t xml:space="preserve">Планировщик отпусков 0.4.0 · История версий · стр. </w:t>
     </w:r>
     <w:r>
       <w:rPr/>
@@ -2333,7 +2876,7 @@
     </w:r>
     <w:r>
       <w:rPr/>
-      <w:t>6</w:t>
+      <w:t>7</w:t>
     </w:r>
     <w:r>
       <w:rPr/>
@@ -2356,7 +2899,7 @@
         <w:color w:val="8A92A6"/>
         <w:sz w:val="16"/>
       </w:rPr>
-      <w:t xml:space="preserve">Планировщик отпусков 0.3.0 · История версий · стр. </w:t>
+      <w:t xml:space="preserve">Планировщик отпусков 0.4.0 · История версий · стр. </w:t>
     </w:r>
     <w:r>
       <w:rPr/>
@@ -2372,7 +2915,7 @@
     </w:r>
     <w:r>
       <w:rPr/>
-      <w:t>6</w:t>
+      <w:t>7</w:t>
     </w:r>
     <w:r>
       <w:rPr/>
@@ -4018,6 +4561,550 @@
   </w:abstractNum>
   <w:abstractNum w:abstractNumId="13">
     <w:lvl w:ilvl="0">
+      <w:numFmt w:val="bullet"/>
+      <w:lvlText w:val=""/>
+      <w:lvlJc w:val="left"/>
+      <w:pPr>
+        <w:tabs>
+          <w:tab w:val="num" w:pos="0"/>
+        </w:tabs>
+        <w:ind w:left="720" w:hanging="480"/>
+      </w:pPr>
+      <w:rPr>
+        <w:rFonts w:ascii="Symbol" w:hAnsi="Symbol" w:cs="Symbol" w:hint="default"/>
+      </w:rPr>
+    </w:lvl>
+    <w:lvl w:ilvl="1">
+      <w:start w:val="0"/>
+      <w:numFmt w:val="bullet"/>
+      <w:lvlText w:val=""/>
+      <w:lvlJc w:val="left"/>
+      <w:pPr>
+        <w:tabs>
+          <w:tab w:val="num" w:pos="0"/>
+        </w:tabs>
+        <w:ind w:left="1440" w:hanging="480"/>
+      </w:pPr>
+      <w:rPr>
+        <w:rFonts w:ascii="Symbol" w:hAnsi="Symbol" w:cs="Symbol" w:hint="default"/>
+      </w:rPr>
+    </w:lvl>
+    <w:lvl w:ilvl="2">
+      <w:start w:val="0"/>
+      <w:numFmt w:val="bullet"/>
+      <w:lvlText w:val=""/>
+      <w:lvlJc w:val="left"/>
+      <w:pPr>
+        <w:tabs>
+          <w:tab w:val="num" w:pos="0"/>
+        </w:tabs>
+        <w:ind w:left="2160" w:hanging="480"/>
+      </w:pPr>
+      <w:rPr>
+        <w:rFonts w:ascii="Symbol" w:hAnsi="Symbol" w:cs="Symbol" w:hint="default"/>
+      </w:rPr>
+    </w:lvl>
+    <w:lvl w:ilvl="3">
+      <w:start w:val="0"/>
+      <w:numFmt w:val="bullet"/>
+      <w:lvlText w:val=""/>
+      <w:lvlJc w:val="left"/>
+      <w:pPr>
+        <w:tabs>
+          <w:tab w:val="num" w:pos="0"/>
+        </w:tabs>
+        <w:ind w:left="2880" w:hanging="480"/>
+      </w:pPr>
+      <w:rPr>
+        <w:rFonts w:ascii="Symbol" w:hAnsi="Symbol" w:cs="Symbol" w:hint="default"/>
+      </w:rPr>
+    </w:lvl>
+    <w:lvl w:ilvl="4">
+      <w:start w:val="0"/>
+      <w:numFmt w:val="bullet"/>
+      <w:lvlText w:val=""/>
+      <w:lvlJc w:val="left"/>
+      <w:pPr>
+        <w:tabs>
+          <w:tab w:val="num" w:pos="0"/>
+        </w:tabs>
+        <w:ind w:left="3600" w:hanging="480"/>
+      </w:pPr>
+      <w:rPr>
+        <w:rFonts w:ascii="Symbol" w:hAnsi="Symbol" w:cs="Symbol" w:hint="default"/>
+      </w:rPr>
+    </w:lvl>
+    <w:lvl w:ilvl="5">
+      <w:start w:val="0"/>
+      <w:numFmt w:val="bullet"/>
+      <w:lvlText w:val=""/>
+      <w:lvlJc w:val="left"/>
+      <w:pPr>
+        <w:tabs>
+          <w:tab w:val="num" w:pos="0"/>
+        </w:tabs>
+        <w:ind w:left="4320" w:hanging="480"/>
+      </w:pPr>
+      <w:rPr>
+        <w:rFonts w:ascii="Symbol" w:hAnsi="Symbol" w:cs="Symbol" w:hint="default"/>
+      </w:rPr>
+    </w:lvl>
+    <w:lvl w:ilvl="6">
+      <w:start w:val="0"/>
+      <w:numFmt w:val="bullet"/>
+      <w:lvlText w:val=""/>
+      <w:lvlJc w:val="left"/>
+      <w:pPr>
+        <w:tabs>
+          <w:tab w:val="num" w:pos="0"/>
+        </w:tabs>
+        <w:ind w:left="5040" w:hanging="480"/>
+      </w:pPr>
+      <w:rPr>
+        <w:rFonts w:ascii="Symbol" w:hAnsi="Symbol" w:cs="Symbol" w:hint="default"/>
+      </w:rPr>
+    </w:lvl>
+    <w:lvl w:ilvl="7">
+      <w:start w:val="0"/>
+      <w:numFmt w:val="bullet"/>
+      <w:lvlText w:val=""/>
+      <w:lvlJc w:val="left"/>
+      <w:pPr>
+        <w:tabs>
+          <w:tab w:val="num" w:pos="0"/>
+        </w:tabs>
+        <w:ind w:left="5760" w:hanging="480"/>
+      </w:pPr>
+      <w:rPr>
+        <w:rFonts w:ascii="Symbol" w:hAnsi="Symbol" w:cs="Symbol" w:hint="default"/>
+      </w:rPr>
+    </w:lvl>
+    <w:lvl w:ilvl="8">
+      <w:start w:val="0"/>
+      <w:numFmt w:val="bullet"/>
+      <w:lvlText w:val=""/>
+      <w:lvlJc w:val="left"/>
+      <w:pPr>
+        <w:tabs>
+          <w:tab w:val="num" w:pos="0"/>
+        </w:tabs>
+        <w:ind w:left="6480" w:hanging="480"/>
+      </w:pPr>
+      <w:rPr>
+        <w:rFonts w:ascii="Symbol" w:hAnsi="Symbol" w:cs="Symbol" w:hint="default"/>
+      </w:rPr>
+    </w:lvl>
+  </w:abstractNum>
+  <w:abstractNum w:abstractNumId="14">
+    <w:lvl w:ilvl="0">
+      <w:numFmt w:val="bullet"/>
+      <w:lvlText w:val=""/>
+      <w:lvlJc w:val="left"/>
+      <w:pPr>
+        <w:tabs>
+          <w:tab w:val="num" w:pos="0"/>
+        </w:tabs>
+        <w:ind w:left="720" w:hanging="480"/>
+      </w:pPr>
+      <w:rPr>
+        <w:rFonts w:ascii="Symbol" w:hAnsi="Symbol" w:cs="Symbol" w:hint="default"/>
+      </w:rPr>
+    </w:lvl>
+    <w:lvl w:ilvl="1">
+      <w:start w:val="0"/>
+      <w:numFmt w:val="bullet"/>
+      <w:lvlText w:val=""/>
+      <w:lvlJc w:val="left"/>
+      <w:pPr>
+        <w:tabs>
+          <w:tab w:val="num" w:pos="0"/>
+        </w:tabs>
+        <w:ind w:left="1440" w:hanging="480"/>
+      </w:pPr>
+      <w:rPr>
+        <w:rFonts w:ascii="Symbol" w:hAnsi="Symbol" w:cs="Symbol" w:hint="default"/>
+      </w:rPr>
+    </w:lvl>
+    <w:lvl w:ilvl="2">
+      <w:start w:val="0"/>
+      <w:numFmt w:val="bullet"/>
+      <w:lvlText w:val=""/>
+      <w:lvlJc w:val="left"/>
+      <w:pPr>
+        <w:tabs>
+          <w:tab w:val="num" w:pos="0"/>
+        </w:tabs>
+        <w:ind w:left="2160" w:hanging="480"/>
+      </w:pPr>
+      <w:rPr>
+        <w:rFonts w:ascii="Symbol" w:hAnsi="Symbol" w:cs="Symbol" w:hint="default"/>
+      </w:rPr>
+    </w:lvl>
+    <w:lvl w:ilvl="3">
+      <w:start w:val="0"/>
+      <w:numFmt w:val="bullet"/>
+      <w:lvlText w:val=""/>
+      <w:lvlJc w:val="left"/>
+      <w:pPr>
+        <w:tabs>
+          <w:tab w:val="num" w:pos="0"/>
+        </w:tabs>
+        <w:ind w:left="2880" w:hanging="480"/>
+      </w:pPr>
+      <w:rPr>
+        <w:rFonts w:ascii="Symbol" w:hAnsi="Symbol" w:cs="Symbol" w:hint="default"/>
+      </w:rPr>
+    </w:lvl>
+    <w:lvl w:ilvl="4">
+      <w:start w:val="0"/>
+      <w:numFmt w:val="bullet"/>
+      <w:lvlText w:val=""/>
+      <w:lvlJc w:val="left"/>
+      <w:pPr>
+        <w:tabs>
+          <w:tab w:val="num" w:pos="0"/>
+        </w:tabs>
+        <w:ind w:left="3600" w:hanging="480"/>
+      </w:pPr>
+      <w:rPr>
+        <w:rFonts w:ascii="Symbol" w:hAnsi="Symbol" w:cs="Symbol" w:hint="default"/>
+      </w:rPr>
+    </w:lvl>
+    <w:lvl w:ilvl="5">
+      <w:start w:val="0"/>
+      <w:numFmt w:val="bullet"/>
+      <w:lvlText w:val=""/>
+      <w:lvlJc w:val="left"/>
+      <w:pPr>
+        <w:tabs>
+          <w:tab w:val="num" w:pos="0"/>
+        </w:tabs>
+        <w:ind w:left="4320" w:hanging="480"/>
+      </w:pPr>
+      <w:rPr>
+        <w:rFonts w:ascii="Symbol" w:hAnsi="Symbol" w:cs="Symbol" w:hint="default"/>
+      </w:rPr>
+    </w:lvl>
+    <w:lvl w:ilvl="6">
+      <w:start w:val="0"/>
+      <w:numFmt w:val="bullet"/>
+      <w:lvlText w:val=""/>
+      <w:lvlJc w:val="left"/>
+      <w:pPr>
+        <w:tabs>
+          <w:tab w:val="num" w:pos="0"/>
+        </w:tabs>
+        <w:ind w:left="5040" w:hanging="480"/>
+      </w:pPr>
+      <w:rPr>
+        <w:rFonts w:ascii="Symbol" w:hAnsi="Symbol" w:cs="Symbol" w:hint="default"/>
+      </w:rPr>
+    </w:lvl>
+    <w:lvl w:ilvl="7">
+      <w:start w:val="0"/>
+      <w:numFmt w:val="bullet"/>
+      <w:lvlText w:val=""/>
+      <w:lvlJc w:val="left"/>
+      <w:pPr>
+        <w:tabs>
+          <w:tab w:val="num" w:pos="0"/>
+        </w:tabs>
+        <w:ind w:left="5760" w:hanging="480"/>
+      </w:pPr>
+      <w:rPr>
+        <w:rFonts w:ascii="Symbol" w:hAnsi="Symbol" w:cs="Symbol" w:hint="default"/>
+      </w:rPr>
+    </w:lvl>
+    <w:lvl w:ilvl="8">
+      <w:start w:val="0"/>
+      <w:numFmt w:val="bullet"/>
+      <w:lvlText w:val=""/>
+      <w:lvlJc w:val="left"/>
+      <w:pPr>
+        <w:tabs>
+          <w:tab w:val="num" w:pos="0"/>
+        </w:tabs>
+        <w:ind w:left="6480" w:hanging="480"/>
+      </w:pPr>
+      <w:rPr>
+        <w:rFonts w:ascii="Symbol" w:hAnsi="Symbol" w:cs="Symbol" w:hint="default"/>
+      </w:rPr>
+    </w:lvl>
+  </w:abstractNum>
+  <w:abstractNum w:abstractNumId="15">
+    <w:lvl w:ilvl="0">
+      <w:numFmt w:val="bullet"/>
+      <w:lvlText w:val=""/>
+      <w:lvlJc w:val="left"/>
+      <w:pPr>
+        <w:tabs>
+          <w:tab w:val="num" w:pos="0"/>
+        </w:tabs>
+        <w:ind w:left="720" w:hanging="480"/>
+      </w:pPr>
+      <w:rPr>
+        <w:rFonts w:ascii="Symbol" w:hAnsi="Symbol" w:cs="Symbol" w:hint="default"/>
+      </w:rPr>
+    </w:lvl>
+    <w:lvl w:ilvl="1">
+      <w:start w:val="0"/>
+      <w:numFmt w:val="bullet"/>
+      <w:lvlText w:val=""/>
+      <w:lvlJc w:val="left"/>
+      <w:pPr>
+        <w:tabs>
+          <w:tab w:val="num" w:pos="0"/>
+        </w:tabs>
+        <w:ind w:left="1440" w:hanging="480"/>
+      </w:pPr>
+      <w:rPr>
+        <w:rFonts w:ascii="Symbol" w:hAnsi="Symbol" w:cs="Symbol" w:hint="default"/>
+      </w:rPr>
+    </w:lvl>
+    <w:lvl w:ilvl="2">
+      <w:start w:val="0"/>
+      <w:numFmt w:val="bullet"/>
+      <w:lvlText w:val=""/>
+      <w:lvlJc w:val="left"/>
+      <w:pPr>
+        <w:tabs>
+          <w:tab w:val="num" w:pos="0"/>
+        </w:tabs>
+        <w:ind w:left="2160" w:hanging="480"/>
+      </w:pPr>
+      <w:rPr>
+        <w:rFonts w:ascii="Symbol" w:hAnsi="Symbol" w:cs="Symbol" w:hint="default"/>
+      </w:rPr>
+    </w:lvl>
+    <w:lvl w:ilvl="3">
+      <w:start w:val="0"/>
+      <w:numFmt w:val="bullet"/>
+      <w:lvlText w:val=""/>
+      <w:lvlJc w:val="left"/>
+      <w:pPr>
+        <w:tabs>
+          <w:tab w:val="num" w:pos="0"/>
+        </w:tabs>
+        <w:ind w:left="2880" w:hanging="480"/>
+      </w:pPr>
+      <w:rPr>
+        <w:rFonts w:ascii="Symbol" w:hAnsi="Symbol" w:cs="Symbol" w:hint="default"/>
+      </w:rPr>
+    </w:lvl>
+    <w:lvl w:ilvl="4">
+      <w:start w:val="0"/>
+      <w:numFmt w:val="bullet"/>
+      <w:lvlText w:val=""/>
+      <w:lvlJc w:val="left"/>
+      <w:pPr>
+        <w:tabs>
+          <w:tab w:val="num" w:pos="0"/>
+        </w:tabs>
+        <w:ind w:left="3600" w:hanging="480"/>
+      </w:pPr>
+      <w:rPr>
+        <w:rFonts w:ascii="Symbol" w:hAnsi="Symbol" w:cs="Symbol" w:hint="default"/>
+      </w:rPr>
+    </w:lvl>
+    <w:lvl w:ilvl="5">
+      <w:start w:val="0"/>
+      <w:numFmt w:val="bullet"/>
+      <w:lvlText w:val=""/>
+      <w:lvlJc w:val="left"/>
+      <w:pPr>
+        <w:tabs>
+          <w:tab w:val="num" w:pos="0"/>
+        </w:tabs>
+        <w:ind w:left="4320" w:hanging="480"/>
+      </w:pPr>
+      <w:rPr>
+        <w:rFonts w:ascii="Symbol" w:hAnsi="Symbol" w:cs="Symbol" w:hint="default"/>
+      </w:rPr>
+    </w:lvl>
+    <w:lvl w:ilvl="6">
+      <w:start w:val="0"/>
+      <w:numFmt w:val="bullet"/>
+      <w:lvlText w:val=""/>
+      <w:lvlJc w:val="left"/>
+      <w:pPr>
+        <w:tabs>
+          <w:tab w:val="num" w:pos="0"/>
+        </w:tabs>
+        <w:ind w:left="5040" w:hanging="480"/>
+      </w:pPr>
+      <w:rPr>
+        <w:rFonts w:ascii="Symbol" w:hAnsi="Symbol" w:cs="Symbol" w:hint="default"/>
+      </w:rPr>
+    </w:lvl>
+    <w:lvl w:ilvl="7">
+      <w:start w:val="0"/>
+      <w:numFmt w:val="bullet"/>
+      <w:lvlText w:val=""/>
+      <w:lvlJc w:val="left"/>
+      <w:pPr>
+        <w:tabs>
+          <w:tab w:val="num" w:pos="0"/>
+        </w:tabs>
+        <w:ind w:left="5760" w:hanging="480"/>
+      </w:pPr>
+      <w:rPr>
+        <w:rFonts w:ascii="Symbol" w:hAnsi="Symbol" w:cs="Symbol" w:hint="default"/>
+      </w:rPr>
+    </w:lvl>
+    <w:lvl w:ilvl="8">
+      <w:start w:val="0"/>
+      <w:numFmt w:val="bullet"/>
+      <w:lvlText w:val=""/>
+      <w:lvlJc w:val="left"/>
+      <w:pPr>
+        <w:tabs>
+          <w:tab w:val="num" w:pos="0"/>
+        </w:tabs>
+        <w:ind w:left="6480" w:hanging="480"/>
+      </w:pPr>
+      <w:rPr>
+        <w:rFonts w:ascii="Symbol" w:hAnsi="Symbol" w:cs="Symbol" w:hint="default"/>
+      </w:rPr>
+    </w:lvl>
+  </w:abstractNum>
+  <w:abstractNum w:abstractNumId="16">
+    <w:lvl w:ilvl="0">
+      <w:numFmt w:val="bullet"/>
+      <w:lvlText w:val=""/>
+      <w:lvlJc w:val="left"/>
+      <w:pPr>
+        <w:tabs>
+          <w:tab w:val="num" w:pos="0"/>
+        </w:tabs>
+        <w:ind w:left="720" w:hanging="480"/>
+      </w:pPr>
+      <w:rPr>
+        <w:rFonts w:ascii="Symbol" w:hAnsi="Symbol" w:cs="Symbol" w:hint="default"/>
+      </w:rPr>
+    </w:lvl>
+    <w:lvl w:ilvl="1">
+      <w:start w:val="0"/>
+      <w:numFmt w:val="bullet"/>
+      <w:lvlText w:val=""/>
+      <w:lvlJc w:val="left"/>
+      <w:pPr>
+        <w:tabs>
+          <w:tab w:val="num" w:pos="0"/>
+        </w:tabs>
+        <w:ind w:left="1440" w:hanging="480"/>
+      </w:pPr>
+      <w:rPr>
+        <w:rFonts w:ascii="Symbol" w:hAnsi="Symbol" w:cs="Symbol" w:hint="default"/>
+      </w:rPr>
+    </w:lvl>
+    <w:lvl w:ilvl="2">
+      <w:start w:val="0"/>
+      <w:numFmt w:val="bullet"/>
+      <w:lvlText w:val=""/>
+      <w:lvlJc w:val="left"/>
+      <w:pPr>
+        <w:tabs>
+          <w:tab w:val="num" w:pos="0"/>
+        </w:tabs>
+        <w:ind w:left="2160" w:hanging="480"/>
+      </w:pPr>
+      <w:rPr>
+        <w:rFonts w:ascii="Symbol" w:hAnsi="Symbol" w:cs="Symbol" w:hint="default"/>
+      </w:rPr>
+    </w:lvl>
+    <w:lvl w:ilvl="3">
+      <w:start w:val="0"/>
+      <w:numFmt w:val="bullet"/>
+      <w:lvlText w:val=""/>
+      <w:lvlJc w:val="left"/>
+      <w:pPr>
+        <w:tabs>
+          <w:tab w:val="num" w:pos="0"/>
+        </w:tabs>
+        <w:ind w:left="2880" w:hanging="480"/>
+      </w:pPr>
+      <w:rPr>
+        <w:rFonts w:ascii="Symbol" w:hAnsi="Symbol" w:cs="Symbol" w:hint="default"/>
+      </w:rPr>
+    </w:lvl>
+    <w:lvl w:ilvl="4">
+      <w:start w:val="0"/>
+      <w:numFmt w:val="bullet"/>
+      <w:lvlText w:val=""/>
+      <w:lvlJc w:val="left"/>
+      <w:pPr>
+        <w:tabs>
+          <w:tab w:val="num" w:pos="0"/>
+        </w:tabs>
+        <w:ind w:left="3600" w:hanging="480"/>
+      </w:pPr>
+      <w:rPr>
+        <w:rFonts w:ascii="Symbol" w:hAnsi="Symbol" w:cs="Symbol" w:hint="default"/>
+      </w:rPr>
+    </w:lvl>
+    <w:lvl w:ilvl="5">
+      <w:start w:val="0"/>
+      <w:numFmt w:val="bullet"/>
+      <w:lvlText w:val=""/>
+      <w:lvlJc w:val="left"/>
+      <w:pPr>
+        <w:tabs>
+          <w:tab w:val="num" w:pos="0"/>
+        </w:tabs>
+        <w:ind w:left="4320" w:hanging="480"/>
+      </w:pPr>
+      <w:rPr>
+        <w:rFonts w:ascii="Symbol" w:hAnsi="Symbol" w:cs="Symbol" w:hint="default"/>
+      </w:rPr>
+    </w:lvl>
+    <w:lvl w:ilvl="6">
+      <w:start w:val="0"/>
+      <w:numFmt w:val="bullet"/>
+      <w:lvlText w:val=""/>
+      <w:lvlJc w:val="left"/>
+      <w:pPr>
+        <w:tabs>
+          <w:tab w:val="num" w:pos="0"/>
+        </w:tabs>
+        <w:ind w:left="5040" w:hanging="480"/>
+      </w:pPr>
+      <w:rPr>
+        <w:rFonts w:ascii="Symbol" w:hAnsi="Symbol" w:cs="Symbol" w:hint="default"/>
+      </w:rPr>
+    </w:lvl>
+    <w:lvl w:ilvl="7">
+      <w:start w:val="0"/>
+      <w:numFmt w:val="bullet"/>
+      <w:lvlText w:val=""/>
+      <w:lvlJc w:val="left"/>
+      <w:pPr>
+        <w:tabs>
+          <w:tab w:val="num" w:pos="0"/>
+        </w:tabs>
+        <w:ind w:left="5760" w:hanging="480"/>
+      </w:pPr>
+      <w:rPr>
+        <w:rFonts w:ascii="Symbol" w:hAnsi="Symbol" w:cs="Symbol" w:hint="default"/>
+      </w:rPr>
+    </w:lvl>
+    <w:lvl w:ilvl="8">
+      <w:start w:val="0"/>
+      <w:numFmt w:val="bullet"/>
+      <w:lvlText w:val=""/>
+      <w:lvlJc w:val="left"/>
+      <w:pPr>
+        <w:tabs>
+          <w:tab w:val="num" w:pos="0"/>
+        </w:tabs>
+        <w:ind w:left="6480" w:hanging="480"/>
+      </w:pPr>
+      <w:rPr>
+        <w:rFonts w:ascii="Symbol" w:hAnsi="Symbol" w:cs="Symbol" w:hint="default"/>
+      </w:rPr>
+    </w:lvl>
+  </w:abstractNum>
+  <w:abstractNum w:abstractNumId="17">
+    <w:lvl w:ilvl="0">
       <w:start w:val="1"/>
       <w:numFmt w:val="none"/>
       <w:suff w:val="nothing"/>
@@ -4175,16 +5262,16 @@
     <w:abstractNumId w:val="13"/>
   </w:num>
   <w:num w:numId="14">
-    <w:abstractNumId w:val="1"/>
+    <w:abstractNumId w:val="14"/>
   </w:num>
   <w:num w:numId="15">
-    <w:abstractNumId w:val="1"/>
+    <w:abstractNumId w:val="15"/>
   </w:num>
   <w:num w:numId="16">
-    <w:abstractNumId w:val="1"/>
+    <w:abstractNumId w:val="16"/>
   </w:num>
   <w:num w:numId="17">
-    <w:abstractNumId w:val="1"/>
+    <w:abstractNumId w:val="17"/>
   </w:num>
   <w:num w:numId="18">
     <w:abstractNumId w:val="1"/>
@@ -4304,6 +5391,60 @@
     <w:abstractNumId w:val="1"/>
   </w:num>
   <w:num w:numId="57">
+    <w:abstractNumId w:val="1"/>
+  </w:num>
+  <w:num w:numId="58">
+    <w:abstractNumId w:val="1"/>
+  </w:num>
+  <w:num w:numId="59">
+    <w:abstractNumId w:val="1"/>
+  </w:num>
+  <w:num w:numId="60">
+    <w:abstractNumId w:val="1"/>
+  </w:num>
+  <w:num w:numId="61">
+    <w:abstractNumId w:val="1"/>
+  </w:num>
+  <w:num w:numId="62">
+    <w:abstractNumId w:val="1"/>
+  </w:num>
+  <w:num w:numId="63">
+    <w:abstractNumId w:val="1"/>
+  </w:num>
+  <w:num w:numId="64">
+    <w:abstractNumId w:val="1"/>
+  </w:num>
+  <w:num w:numId="65">
+    <w:abstractNumId w:val="1"/>
+  </w:num>
+  <w:num w:numId="66">
+    <w:abstractNumId w:val="1"/>
+  </w:num>
+  <w:num w:numId="67">
+    <w:abstractNumId w:val="1"/>
+  </w:num>
+  <w:num w:numId="68">
+    <w:abstractNumId w:val="1"/>
+  </w:num>
+  <w:num w:numId="69">
+    <w:abstractNumId w:val="1"/>
+  </w:num>
+  <w:num w:numId="70">
+    <w:abstractNumId w:val="1"/>
+  </w:num>
+  <w:num w:numId="71">
+    <w:abstractNumId w:val="1"/>
+  </w:num>
+  <w:num w:numId="72">
+    <w:abstractNumId w:val="1"/>
+  </w:num>
+  <w:num w:numId="73">
+    <w:abstractNumId w:val="1"/>
+  </w:num>
+  <w:num w:numId="74">
+    <w:abstractNumId w:val="1"/>
+  </w:num>
+  <w:num w:numId="75">
     <w:abstractNumId w:val="1"/>
   </w:num>
 </w:numbering>

--- a/docs/docx/versions.docx
+++ b/docs/docx/versions.docx
@@ -23,7 +23,7 @@
       </w:pPr>
       <w:r>
         <w:rPr/>
-        <w:t>Планировщик отпусков 0.4.0 · Выпуски, авторство и изменения</w:t>
+        <w:t>Планировщик отпусков 0.5.0 · Выпуски, авторство и изменения</w:t>
       </w:r>
     </w:p>
     <w:p>
@@ -93,7 +93,7 @@
             </w:rPr>
             <w:fldChar w:fldCharType="separate"/>
           </w:r>
-          <w:hyperlink w:anchor="__RefHeading___Toc22726_1562542824">
+          <w:hyperlink w:anchor="__RefHeading___Toc25679_2275915807">
             <w:r>
               <w:rPr>
                 <w:webHidden/>
@@ -114,13 +114,13 @@
             </w:tabs>
             <w:rPr/>
           </w:pPr>
-          <w:hyperlink w:anchor="__RefHeading___Toc22728_1562542824">
+          <w:hyperlink w:anchor="__RefHeading___Toc25681_2275915807">
             <w:r>
               <w:rPr>
                 <w:webHidden/>
                 <w:rStyle w:val="IndexLink"/>
               </w:rPr>
-              <w:t>1.1 v0.4.0 — интеграции (29.10.2026)</w:t>
+              <w:t>1.1 v0.5.0 — эксплуатация на 5000 пользователей (30.10.2026)</w:t>
               <w:tab/>
               <w:t>4</w:t>
             </w:r>
@@ -135,15 +135,15 @@
             </w:tabs>
             <w:rPr/>
           </w:pPr>
-          <w:hyperlink w:anchor="__RefHeading___Toc22730_1562542824">
+          <w:hyperlink w:anchor="__RefHeading___Toc25683_2275915807">
             <w:r>
               <w:rPr>
                 <w:webHidden/>
                 <w:rStyle w:val="IndexLink"/>
               </w:rPr>
-              <w:t>1.2 v0.3.0 — корпоративное качество (28.10.2026)</w:t>
+              <w:t>1.2 v0.4.0 — интеграции (29.10.2026)</w:t>
               <w:tab/>
-              <w:t>4</w:t>
+              <w:t>5</w:t>
             </w:r>
           </w:hyperlink>
         </w:p>
@@ -156,13 +156,13 @@
             </w:tabs>
             <w:rPr/>
           </w:pPr>
-          <w:hyperlink w:anchor="__RefHeading___Toc22732_1562542824">
+          <w:hyperlink w:anchor="__RefHeading___Toc25685_2275915807">
             <w:r>
               <w:rPr>
                 <w:webHidden/>
                 <w:rStyle w:val="IndexLink"/>
               </w:rPr>
-              <w:t>1.3 v0.2.1 — читаемые схемы и Gantt-полосы (28.10.2026)</w:t>
+              <w:t>1.3 v0.3.0 — корпоративное качество (28.10.2026)</w:t>
               <w:tab/>
               <w:t>6</w:t>
             </w:r>
@@ -177,15 +177,15 @@
             </w:tabs>
             <w:rPr/>
           </w:pPr>
-          <w:hyperlink w:anchor="__RefHeading___Toc22734_1562542824">
+          <w:hyperlink w:anchor="__RefHeading___Toc25687_2275915807">
             <w:r>
               <w:rPr>
                 <w:webHidden/>
                 <w:rStyle w:val="IndexLink"/>
               </w:rPr>
-              <w:t>1.4 v0.2.0 — схемы, фирменный дизайн и первые выгрузки (27.10.2026)</w:t>
+              <w:t>1.4 v0.2.1 — читаемые схемы и Gantt-полосы (28.10.2026)</w:t>
               <w:tab/>
-              <w:t>6</w:t>
+              <w:t>7</w:t>
             </w:r>
           </w:hyperlink>
         </w:p>
@@ -198,15 +198,15 @@
             </w:tabs>
             <w:rPr/>
           </w:pPr>
-          <w:hyperlink w:anchor="__RefHeading___Toc22736_1562542824">
+          <w:hyperlink w:anchor="__RefHeading___Toc25689_2275915807">
             <w:r>
               <w:rPr>
                 <w:webHidden/>
                 <w:rStyle w:val="IndexLink"/>
               </w:rPr>
-              <w:t>1.5 v0.1.0 — зрелая платформа вместо прототипа (27.10.2026)</w:t>
+              <w:t>1.5 v0.2.0 — схемы, фирменный дизайн и первые выгрузки (27.10.2026)</w:t>
               <w:tab/>
-              <w:t>6</w:t>
+              <w:t>7</w:t>
             </w:r>
           </w:hyperlink>
         </w:p>
@@ -219,15 +219,36 @@
             </w:tabs>
             <w:rPr/>
           </w:pPr>
-          <w:hyperlink w:anchor="__RefHeading___Toc22738_1562542824">
+          <w:hyperlink w:anchor="__RefHeading___Toc25691_2275915807">
             <w:r>
               <w:rPr>
                 <w:webHidden/>
                 <w:rStyle w:val="IndexLink"/>
               </w:rPr>
-              <w:t>1.6 Прежние выпуски прототипа</w:t>
+              <w:t>1.6 v0.1.0 — зрелая платформа вместо прототипа (27.10.2026)</w:t>
               <w:tab/>
-              <w:t>7</w:t>
+              <w:t>8</w:t>
+            </w:r>
+          </w:hyperlink>
+        </w:p>
+        <w:p>
+          <w:pPr>
+            <w:pStyle w:val="TOC2"/>
+            <w:tabs>
+              <w:tab w:val="clear" w:pos="9077"/>
+              <w:tab w:val="right" w:pos="9359" w:leader="dot"/>
+            </w:tabs>
+            <w:rPr/>
+          </w:pPr>
+          <w:hyperlink w:anchor="__RefHeading___Toc25693_2275915807">
+            <w:r>
+              <w:rPr>
+                <w:webHidden/>
+                <w:rStyle w:val="IndexLink"/>
+              </w:rPr>
+              <w:t>1.7 Прежние выпуски прототипа</w:t>
+              <w:tab/>
+              <w:t>9</w:t>
             </w:r>
           </w:hyperlink>
           <w:r>
@@ -244,7 +265,7 @@
         <w:pStyle w:val="Heading1"/>
         <w:rPr/>
       </w:pPr>
-      <w:bookmarkStart w:id="0" w:name="__RefHeading___Toc22726_1562542824"/>
+      <w:bookmarkStart w:id="0" w:name="__RefHeading___Toc25679_2275915807"/>
       <w:bookmarkStart w:id="1" w:name="версии-и-авторство"/>
       <w:bookmarkEnd w:id="0"/>
       <w:r>
@@ -512,6 +533,175 @@
                 <w:lang w:val="en-US" w:eastAsia="en-US" w:bidi="ar-SA"/>
               </w:rPr>
               <w:t>Суть</w:t>
+            </w:r>
+          </w:p>
+        </w:tc>
+      </w:tr>
+      <w:tr>
+        <w:trPr/>
+        <w:tc>
+          <w:tcPr>
+            <w:tcW w:w="1872" w:type="dxa"/>
+            <w:tcBorders>
+              <w:top w:val="single" w:sz="4" w:space="0" w:color="D6DCEA"/>
+              <w:left w:val="single" w:sz="4" w:space="0" w:color="D6DCEA"/>
+              <w:bottom w:val="single" w:sz="4" w:space="0" w:color="D6DCEA"/>
+              <w:right w:val="single" w:sz="4" w:space="0" w:color="D6DCEA"/>
+            </w:tcBorders>
+          </w:tcPr>
+          <w:p>
+            <w:pPr>
+              <w:pStyle w:val="Compact"/>
+              <w:widowControl/>
+              <w:spacing w:before="36" w:after="40"/>
+              <w:jc w:val="left"/>
+              <w:rPr>
+                <w:kern w:val="0"/>
+                <w:szCs w:val="24"/>
+                <w:lang w:val="en-US" w:eastAsia="en-US" w:bidi="ar-SA"/>
+              </w:rPr>
+            </w:pPr>
+            <w:r>
+              <w:rPr>
+                <w:kern w:val="0"/>
+                <w:sz w:val="18"/>
+                <w:szCs w:val="24"/>
+                <w:lang w:val="en-US" w:eastAsia="en-US" w:bidi="ar-SA"/>
+              </w:rPr>
+              <w:t>v0.5.0</w:t>
+            </w:r>
+          </w:p>
+        </w:tc>
+        <w:tc>
+          <w:tcPr>
+            <w:tcW w:w="1872" w:type="dxa"/>
+            <w:tcBorders>
+              <w:top w:val="single" w:sz="4" w:space="0" w:color="D6DCEA"/>
+              <w:left w:val="single" w:sz="4" w:space="0" w:color="D6DCEA"/>
+              <w:bottom w:val="single" w:sz="4" w:space="0" w:color="D6DCEA"/>
+              <w:right w:val="single" w:sz="4" w:space="0" w:color="D6DCEA"/>
+            </w:tcBorders>
+          </w:tcPr>
+          <w:p>
+            <w:pPr>
+              <w:pStyle w:val="Compact"/>
+              <w:widowControl/>
+              <w:spacing w:before="36" w:after="40"/>
+              <w:jc w:val="left"/>
+              <w:rPr>
+                <w:kern w:val="0"/>
+                <w:szCs w:val="24"/>
+                <w:lang w:val="en-US" w:eastAsia="en-US" w:bidi="ar-SA"/>
+              </w:rPr>
+            </w:pPr>
+            <w:r>
+              <w:rPr>
+                <w:kern w:val="0"/>
+                <w:sz w:val="18"/>
+                <w:szCs w:val="24"/>
+                <w:lang w:val="en-US" w:eastAsia="en-US" w:bidi="ar-SA"/>
+              </w:rPr>
+              <w:t>30.10.2026</w:t>
+            </w:r>
+          </w:p>
+        </w:tc>
+        <w:tc>
+          <w:tcPr>
+            <w:tcW w:w="1872" w:type="dxa"/>
+            <w:tcBorders>
+              <w:top w:val="single" w:sz="4" w:space="0" w:color="D6DCEA"/>
+              <w:left w:val="single" w:sz="4" w:space="0" w:color="D6DCEA"/>
+              <w:bottom w:val="single" w:sz="4" w:space="0" w:color="D6DCEA"/>
+              <w:right w:val="single" w:sz="4" w:space="0" w:color="D6DCEA"/>
+            </w:tcBorders>
+          </w:tcPr>
+          <w:p>
+            <w:pPr>
+              <w:pStyle w:val="Compact"/>
+              <w:widowControl/>
+              <w:spacing w:before="36" w:after="40"/>
+              <w:jc w:val="left"/>
+              <w:rPr>
+                <w:kern w:val="0"/>
+                <w:szCs w:val="24"/>
+                <w:lang w:val="en-US" w:eastAsia="en-US" w:bidi="ar-SA"/>
+              </w:rPr>
+            </w:pPr>
+            <w:r>
+              <w:rPr>
+                <w:rStyle w:val="VerbatimChar"/>
+                <w:kern w:val="0"/>
+                <w:sz w:val="18"/>
+                <w:szCs w:val="24"/>
+                <w:lang w:val="en-US" w:eastAsia="en-US" w:bidi="ar-SA"/>
+              </w:rPr>
+              <w:t>v0.5.0</w:t>
+            </w:r>
+          </w:p>
+        </w:tc>
+        <w:tc>
+          <w:tcPr>
+            <w:tcW w:w="1872" w:type="dxa"/>
+            <w:tcBorders>
+              <w:top w:val="single" w:sz="4" w:space="0" w:color="D6DCEA"/>
+              <w:left w:val="single" w:sz="4" w:space="0" w:color="D6DCEA"/>
+              <w:bottom w:val="single" w:sz="4" w:space="0" w:color="D6DCEA"/>
+              <w:right w:val="single" w:sz="4" w:space="0" w:color="D6DCEA"/>
+            </w:tcBorders>
+          </w:tcPr>
+          <w:p>
+            <w:pPr>
+              <w:pStyle w:val="Compact"/>
+              <w:widowControl/>
+              <w:spacing w:before="36" w:after="40"/>
+              <w:jc w:val="left"/>
+              <w:rPr>
+                <w:kern w:val="0"/>
+                <w:szCs w:val="24"/>
+                <w:lang w:val="en-US" w:eastAsia="en-US" w:bidi="ar-SA"/>
+              </w:rPr>
+            </w:pPr>
+            <w:r>
+              <w:rPr>
+                <w:kern w:val="0"/>
+                <w:sz w:val="18"/>
+                <w:szCs w:val="24"/>
+                <w:lang w:val="en-US" w:eastAsia="en-US" w:bidi="ar-SA"/>
+              </w:rPr>
+              <w:t>ayurasov</w:t>
+            </w:r>
+          </w:p>
+        </w:tc>
+        <w:tc>
+          <w:tcPr>
+            <w:tcW w:w="1872" w:type="dxa"/>
+            <w:tcBorders>
+              <w:top w:val="single" w:sz="4" w:space="0" w:color="D6DCEA"/>
+              <w:left w:val="single" w:sz="4" w:space="0" w:color="D6DCEA"/>
+              <w:bottom w:val="single" w:sz="4" w:space="0" w:color="D6DCEA"/>
+              <w:right w:val="single" w:sz="4" w:space="0" w:color="D6DCEA"/>
+            </w:tcBorders>
+          </w:tcPr>
+          <w:p>
+            <w:pPr>
+              <w:pStyle w:val="Compact"/>
+              <w:widowControl/>
+              <w:spacing w:before="36" w:after="40"/>
+              <w:jc w:val="left"/>
+              <w:rPr>
+                <w:kern w:val="0"/>
+                <w:szCs w:val="24"/>
+                <w:lang w:val="en-US" w:eastAsia="en-US" w:bidi="ar-SA"/>
+              </w:rPr>
+            </w:pPr>
+            <w:r>
+              <w:rPr>
+                <w:kern w:val="0"/>
+                <w:sz w:val="18"/>
+                <w:szCs w:val="24"/>
+                <w:lang w:val="en-US" w:eastAsia="en-US" w:bidi="ar-SA"/>
+              </w:rPr>
+              <w:t>Эксплуатация на 5000 пользователей: проверка нагрузкой, живые обновления, метрики и оповещения, реплика и архив WAL, мгновенный отзыв доступа</w:t>
             </w:r>
           </w:p>
         </w:tc>
@@ -1367,7 +1557,7 @@
         <w:pStyle w:val="Heading2"/>
         <w:rPr/>
       </w:pPr>
-      <w:bookmarkStart w:id="2" w:name="__RefHeading___Toc22728_1562542824"/>
+      <w:bookmarkStart w:id="2" w:name="__RefHeading___Toc25681_2275915807"/>
       <w:bookmarkEnd w:id="2"/>
       <w:r>
         <w:rPr>
@@ -1378,7 +1568,7 @@
       <w:r>
         <w:rPr/>
         <w:tab/>
-        <w:t>v0.4.0 — интеграции (29.10.2026)</w:t>
+        <w:t>v0.5.0 — эксплуатация на 5000 пользователей (30.10.2026)</w:t>
       </w:r>
     </w:p>
     <w:p>
@@ -1398,7 +1588,7 @@
         <w:rPr>
           <w:rStyle w:val="VerbatimChar"/>
         </w:rPr>
-        <w:t>v0.4.0</w:t>
+        <w:t>v0.5.0</w:t>
       </w:r>
       <w:r>
         <w:rPr/>
@@ -1418,7 +1608,7 @@
         <w:rPr>
           <w:rStyle w:val="VerbatimChar"/>
         </w:rPr>
-        <w:t>v0.4.0</w:t>
+        <w:t>v0.5.0</w:t>
       </w:r>
       <w:r>
         <w:rPr/>
@@ -1459,7 +1649,501 @@
         <w:pStyle w:val="Compact"/>
         <w:numPr>
           <w:ilvl w:val="0"/>
-          <w:numId w:val="18"/>
+          <w:numId w:val="23"/>
+        </w:numPr>
+        <w:rPr/>
+      </w:pPr>
+      <w:r>
+        <w:rPr>
+          <w:b/>
+          <w:bCs/>
+        </w:rPr>
+        <w:t>Быстро при 5000 сотрудниках:</w:t>
+      </w:r>
+      <w:r>
+        <w:rPr/>
+        <w:t xml:space="preserve"> график организации открывается за полсекунды и плавно прокручивается; ответы остаются быстрыми, когда в планировщике одновременно работают сотни людей (проверено на 500 одновременных пользователях: 95 % ответов быстрее 0,3 с и ни одной ошибки за 16 минут; на v0.4.0 та же нагрузка давала ответы по 9–14 с).</w:t>
+      </w:r>
+    </w:p>
+    <w:p>
+      <w:pPr>
+        <w:pStyle w:val="Compact"/>
+        <w:numPr>
+          <w:ilvl w:val="0"/>
+          <w:numId w:val="24"/>
+        </w:numPr>
+        <w:rPr/>
+      </w:pPr>
+      <w:r>
+        <w:rPr>
+          <w:b/>
+          <w:bCs/>
+        </w:rPr>
+        <w:t>Изменения без обновления страницы:</w:t>
+      </w:r>
+      <w:r>
+        <w:rPr/>
+        <w:t xml:space="preserve"> уведомления о заявках и решениях приходят за пару секунд, график сам подтягивает изменения коллег.</w:t>
+      </w:r>
+    </w:p>
+    <w:p>
+      <w:pPr>
+        <w:pStyle w:val="Compact"/>
+        <w:numPr>
+          <w:ilvl w:val="0"/>
+          <w:numId w:val="25"/>
+        </w:numPr>
+        <w:rPr/>
+      </w:pPr>
+      <w:r>
+        <w:rPr>
+          <w:b/>
+          <w:bCs/>
+        </w:rPr>
+        <w:t>Доступ закрывается сразу:</w:t>
+      </w:r>
+      <w:r>
+        <w:rPr/>
+        <w:t xml:space="preserve"> после смены пароля или увольнения открытые вкладки теряют доступ в течение 10 секунд, а не через 15 минут.</w:t>
+      </w:r>
+    </w:p>
+    <w:p>
+      <w:pPr>
+        <w:pStyle w:val="Compact"/>
+        <w:numPr>
+          <w:ilvl w:val="0"/>
+          <w:numId w:val="26"/>
+        </w:numPr>
+        <w:rPr/>
+      </w:pPr>
+      <w:r>
+        <w:rPr>
+          <w:b/>
+          <w:bCs/>
+        </w:rPr>
+        <w:t>Перегрузка — понятным сообщением:</w:t>
+      </w:r>
+      <w:r>
+        <w:rPr/>
+        <w:t xml:space="preserve"> «Сервис перегружен. Повторите через несколько секунд» вместо внутренней ошибки.</w:t>
+      </w:r>
+      <w:bookmarkEnd w:id="3"/>
+    </w:p>
+    <w:p>
+      <w:pPr>
+        <w:pStyle w:val="Heading3"/>
+        <w:rPr/>
+      </w:pPr>
+      <w:bookmarkStart w:id="4" w:name="для-эксплуатации"/>
+      <w:r>
+        <w:rPr>
+          <w:rStyle w:val="SectionNumber"/>
+        </w:rPr>
+        <w:t>1.1.2</w:t>
+      </w:r>
+      <w:r>
+        <w:rPr/>
+        <w:tab/>
+        <w:t>Для эксплуатации</w:t>
+      </w:r>
+    </w:p>
+    <w:p>
+      <w:pPr>
+        <w:pStyle w:val="Compact"/>
+        <w:numPr>
+          <w:ilvl w:val="0"/>
+          <w:numId w:val="27"/>
+        </w:numPr>
+        <w:rPr/>
+      </w:pPr>
+      <w:r>
+        <w:rPr/>
+        <w:t>Метрики Prometheus, 15 правил оповещений и панель Grafana.</w:t>
+      </w:r>
+    </w:p>
+    <w:p>
+      <w:pPr>
+        <w:pStyle w:val="Compact"/>
+        <w:numPr>
+          <w:ilvl w:val="0"/>
+          <w:numId w:val="28"/>
+        </w:numPr>
+        <w:rPr/>
+      </w:pPr>
+      <w:r>
+        <w:rPr/>
+        <w:t>Потоковая реплика PostgreSQL и архив WAL: потеря данных при аварии — секунды, при потере обоих серверов — до 5 минут; переключение по инструкции за ~15 минут и проверка переключения в CI на каждый push.</w:t>
+      </w:r>
+    </w:p>
+    <w:p>
+      <w:pPr>
+        <w:pStyle w:val="Compact"/>
+        <w:numPr>
+          <w:ilvl w:val="0"/>
+          <w:numId w:val="29"/>
+        </w:numPr>
+        <w:rPr/>
+      </w:pPr>
+      <w:bookmarkStart w:id="5" w:name="для-эксплуатации"/>
+      <w:r>
+        <w:rPr/>
+        <w:t>Процессы по числу ядер, размер пула соединений рассчитывается сам.</w:t>
+      </w:r>
+      <w:bookmarkEnd w:id="5"/>
+    </w:p>
+    <w:p>
+      <w:pPr>
+        <w:pStyle w:val="Heading3"/>
+        <w:rPr/>
+      </w:pPr>
+      <w:bookmarkStart w:id="6" w:name="исправленные-дефекты"/>
+      <w:r>
+        <w:rPr>
+          <w:rStyle w:val="SectionNumber"/>
+        </w:rPr>
+        <w:t>1.1.3</w:t>
+      </w:r>
+      <w:r>
+        <w:rPr/>
+        <w:tab/>
+        <w:t>Исправленные дефекты</w:t>
+      </w:r>
+    </w:p>
+    <w:p>
+      <w:pPr>
+        <w:pStyle w:val="Compact"/>
+        <w:numPr>
+          <w:ilvl w:val="0"/>
+          <w:numId w:val="30"/>
+        </w:numPr>
+        <w:rPr/>
+      </w:pPr>
+      <w:r>
+        <w:rPr/>
+        <w:t>Редкая «внутренняя ошибка» при одновременной подаче заявок сотрудником и его руководителем в часы пик.</w:t>
+      </w:r>
+    </w:p>
+    <w:p>
+      <w:pPr>
+        <w:pStyle w:val="Compact"/>
+        <w:numPr>
+          <w:ilvl w:val="0"/>
+          <w:numId w:val="31"/>
+        </w:numPr>
+        <w:rPr/>
+      </w:pPr>
+      <w:r>
+        <w:rPr/>
+        <w:t>Смена пароля и увольнение не закрывали уже открытые сеансы до 15 минут.</w:t>
+      </w:r>
+    </w:p>
+    <w:p>
+      <w:pPr>
+        <w:pStyle w:val="Compact"/>
+        <w:numPr>
+          <w:ilvl w:val="0"/>
+          <w:numId w:val="32"/>
+        </w:numPr>
+        <w:rPr/>
+      </w:pPr>
+      <w:r>
+        <w:rPr/>
+        <w:t>Ответ на превышение попыток входа не говорил, когда повторять (</w:t>
+      </w:r>
+      <w:r>
+        <w:rPr>
+          <w:rStyle w:val="VerbatimChar"/>
+        </w:rPr>
+        <w:t>Retry-After</w:t>
+      </w:r>
+      <w:r>
+        <w:rPr/>
+        <w:t>).</w:t>
+      </w:r>
+    </w:p>
+    <w:p>
+      <w:pPr>
+        <w:pStyle w:val="Compact"/>
+        <w:numPr>
+          <w:ilvl w:val="0"/>
+          <w:numId w:val="33"/>
+        </w:numPr>
+        <w:rPr/>
+      </w:pPr>
+      <w:r>
+        <w:rPr/>
+        <w:t>Хеширование пароля останавливало сервер на 100 мс и выдавало по времени ответа, существует ли логин.</w:t>
+      </w:r>
+    </w:p>
+    <w:p>
+      <w:pPr>
+        <w:pStyle w:val="Compact"/>
+        <w:numPr>
+          <w:ilvl w:val="0"/>
+          <w:numId w:val="34"/>
+        </w:numPr>
+        <w:rPr/>
+      </w:pPr>
+      <w:r>
+        <w:rPr/>
+        <w:t xml:space="preserve">После обновления только контейнера </w:t>
+      </w:r>
+      <w:r>
+        <w:rPr>
+          <w:rStyle w:val="VerbatimChar"/>
+        </w:rPr>
+        <w:t>server</w:t>
+      </w:r>
+      <w:r>
+        <w:rPr/>
+        <w:t xml:space="preserve"> стенд отвечал ошибкой 502 до перезапуска </w:t>
+      </w:r>
+      <w:r>
+        <w:rPr>
+          <w:rStyle w:val="VerbatimChar"/>
+        </w:rPr>
+        <w:t>web</w:t>
+      </w:r>
+      <w:r>
+        <w:rPr/>
+        <w:t>.</w:t>
+      </w:r>
+    </w:p>
+    <w:p>
+      <w:pPr>
+        <w:pStyle w:val="Compact"/>
+        <w:numPr>
+          <w:ilvl w:val="0"/>
+          <w:numId w:val="35"/>
+        </w:numPr>
+        <w:rPr/>
+      </w:pPr>
+      <w:r>
+        <w:rPr/>
+        <w:t>Команда создания первого администратора в руководстве по развёртыванию печатала не хеш.</w:t>
+      </w:r>
+    </w:p>
+    <w:p>
+      <w:pPr>
+        <w:pStyle w:val="Compact"/>
+        <w:numPr>
+          <w:ilvl w:val="0"/>
+          <w:numId w:val="36"/>
+        </w:numPr>
+        <w:rPr/>
+      </w:pPr>
+      <w:r>
+        <w:rPr/>
+        <w:t>Аудит интерфейса (</w:t>
+      </w:r>
+      <w:r>
+        <w:rPr>
+          <w:rStyle w:val="VerbatimChar"/>
+        </w:rPr>
+        <w:t>docs/progress/audit-v0.5.0.md</w:t>
+      </w:r>
+      <w:r>
+        <w:rPr/>
+        <w:t>): после сброса пароля или увольнения вкладка оставалась «вошедшей» — теперь переход на вход с объяснением; дробный перенос дней округлялся при правке карточки; руководитель при 5000 сотрудниках не находил подчинённых; предпросмотр заявки через Новый год считал праздники; вход отвечал «неверный пароль» при перегрузке и обрыве сети; модальные окна не удерживали фокус и не закрывались по Esc.</w:t>
+      </w:r>
+    </w:p>
+    <w:p>
+      <w:pPr>
+        <w:pStyle w:val="Compact"/>
+        <w:numPr>
+          <w:ilvl w:val="0"/>
+          <w:numId w:val="37"/>
+        </w:numPr>
+        <w:rPr/>
+      </w:pPr>
+      <w:bookmarkStart w:id="7" w:name="исправленные-дефекты"/>
+      <w:r>
+        <w:rPr/>
+        <w:t>Контраст текста в обеих темах — не ниже 4,5:1 (WCAG 2.1 AA); вкладки, фильтры и график удобнее на телефоне.</w:t>
+      </w:r>
+      <w:bookmarkEnd w:id="7"/>
+    </w:p>
+    <w:p>
+      <w:pPr>
+        <w:pStyle w:val="Heading3"/>
+        <w:rPr/>
+      </w:pPr>
+      <w:bookmarkStart w:id="8" w:name="инженерное"/>
+      <w:r>
+        <w:rPr>
+          <w:rStyle w:val="SectionNumber"/>
+        </w:rPr>
+        <w:t>1.1.4</w:t>
+      </w:r>
+      <w:r>
+        <w:rPr/>
+        <w:tab/>
+        <w:t>Инженерное</w:t>
+      </w:r>
+    </w:p>
+    <w:p>
+      <w:pPr>
+        <w:pStyle w:val="Compact"/>
+        <w:numPr>
+          <w:ilvl w:val="0"/>
+          <w:numId w:val="38"/>
+        </w:numPr>
+        <w:rPr/>
+      </w:pPr>
+      <w:r>
+        <w:rPr/>
+        <w:t xml:space="preserve">Тесты: сервер — 139 (18 файлов, модульные и e2e на PostgreSQL), клиент — 27 модульных, интерфейс — 12 сценариев Playwright; нагрузочные прогоны — </w:t>
+      </w:r>
+      <w:r>
+        <w:rPr>
+          <w:rStyle w:val="VerbatimChar"/>
+        </w:rPr>
+        <w:t>docs/progress/load-v0.5.0.md</w:t>
+      </w:r>
+      <w:r>
+        <w:rPr/>
+        <w:t xml:space="preserve">, аудит интерфейса — </w:t>
+      </w:r>
+      <w:r>
+        <w:rPr>
+          <w:rStyle w:val="VerbatimChar"/>
+        </w:rPr>
+        <w:t>docs/progress/audit-v0.5.0.md</w:t>
+      </w:r>
+      <w:r>
+        <w:rPr/>
+        <w:t>.</w:t>
+      </w:r>
+    </w:p>
+    <w:p>
+      <w:pPr>
+        <w:pStyle w:val="Compact"/>
+        <w:numPr>
+          <w:ilvl w:val="0"/>
+          <w:numId w:val="39"/>
+        </w:numPr>
+        <w:rPr/>
+      </w:pPr>
+      <w:r>
+        <w:rPr/>
+        <w:t>Общее состояние процессов и экземпляров — только в PostgreSQL (ADR-012); живые обновления — SSE и опрос БД без брокера (ADR-013); реплика и архив WAL штатными средствами (ADR-014).</w:t>
+      </w:r>
+    </w:p>
+    <w:p>
+      <w:pPr>
+        <w:pStyle w:val="Compact"/>
+        <w:numPr>
+          <w:ilvl w:val="0"/>
+          <w:numId w:val="40"/>
+        </w:numPr>
+        <w:rPr/>
+      </w:pPr>
+      <w:bookmarkStart w:id="9" w:name="инженерное"/>
+      <w:r>
+        <w:rPr/>
+        <w:t>Новых зависимостей нет; метрики — собственный реестр без prom-client. SBOM — 852 компонента, 20 лицензий, copyleft и неопределённых нет: препятствий для реестра не выявлено.</w:t>
+      </w:r>
+      <w:bookmarkEnd w:id="9"/>
+    </w:p>
+    <w:p>
+      <w:pPr>
+        <w:pStyle w:val="Heading2"/>
+        <w:rPr/>
+      </w:pPr>
+      <w:bookmarkStart w:id="10" w:name="__RefHeading___Toc25683_2275915807"/>
+      <w:bookmarkStart w:id="11" w:name="v0.4.0-интеграции-29.10.2026"/>
+      <w:bookmarkEnd w:id="10"/>
+      <w:r>
+        <w:rPr>
+          <w:rStyle w:val="SectionNumber"/>
+        </w:rPr>
+        <w:t>1.2</w:t>
+      </w:r>
+      <w:r>
+        <w:rPr/>
+        <w:tab/>
+        <w:t>v0.4.0 — интеграции (29.10.2026)</w:t>
+      </w:r>
+    </w:p>
+    <w:p>
+      <w:pPr>
+        <w:pStyle w:val="Compact"/>
+        <w:numPr>
+          <w:ilvl w:val="0"/>
+          <w:numId w:val="41"/>
+        </w:numPr>
+        <w:rPr/>
+      </w:pPr>
+      <w:r>
+        <w:rPr/>
+        <w:t xml:space="preserve">Ветка: </w:t>
+      </w:r>
+      <w:r>
+        <w:rPr>
+          <w:rStyle w:val="VerbatimChar"/>
+        </w:rPr>
+        <w:t>v0.4.0</w:t>
+      </w:r>
+      <w:r>
+        <w:rPr/>
+        <w:t xml:space="preserve">. Merge в </w:t>
+      </w:r>
+      <w:r>
+        <w:rPr>
+          <w:rStyle w:val="VerbatimChar"/>
+        </w:rPr>
+        <w:t>main</w:t>
+      </w:r>
+      <w:r>
+        <w:rPr/>
+        <w:t xml:space="preserve">, тег </w:t>
+      </w:r>
+      <w:r>
+        <w:rPr>
+          <w:rStyle w:val="VerbatimChar"/>
+        </w:rPr>
+        <w:t>v0.4.0</w:t>
+      </w:r>
+      <w:r>
+        <w:rPr/>
+        <w:t xml:space="preserve">. Автор: </w:t>
+      </w:r>
+      <w:r>
+        <w:rPr>
+          <w:b/>
+          <w:bCs/>
+        </w:rPr>
+        <w:t>ayurasov</w:t>
+      </w:r>
+      <w:r>
+        <w:rPr/>
+        <w:t>.</w:t>
+      </w:r>
+    </w:p>
+    <w:p>
+      <w:pPr>
+        <w:pStyle w:val="Heading3"/>
+        <w:rPr/>
+      </w:pPr>
+      <w:bookmarkStart w:id="12" w:name="что-увидит-пользователь-1"/>
+      <w:r>
+        <w:rPr>
+          <w:rStyle w:val="SectionNumber"/>
+        </w:rPr>
+        <w:t>1.2.1</w:t>
+      </w:r>
+      <w:r>
+        <w:rPr/>
+        <w:tab/>
+        <w:t>Что увидит пользователь</w:t>
+      </w:r>
+    </w:p>
+    <w:p>
+      <w:pPr>
+        <w:pStyle w:val="Compact"/>
+        <w:numPr>
+          <w:ilvl w:val="0"/>
+          <w:numId w:val="42"/>
         </w:numPr>
         <w:rPr/>
       </w:pPr>
@@ -1480,7 +2164,7 @@
         <w:pStyle w:val="Compact"/>
         <w:numPr>
           <w:ilvl w:val="0"/>
-          <w:numId w:val="19"/>
+          <w:numId w:val="43"/>
         </w:numPr>
         <w:rPr/>
       </w:pPr>
@@ -1501,7 +2185,7 @@
         <w:pStyle w:val="Compact"/>
         <w:numPr>
           <w:ilvl w:val="0"/>
-          <w:numId w:val="20"/>
+          <w:numId w:val="44"/>
         </w:numPr>
         <w:rPr/>
       </w:pPr>
@@ -1522,7 +2206,7 @@
         <w:pStyle w:val="Compact"/>
         <w:numPr>
           <w:ilvl w:val="0"/>
-          <w:numId w:val="21"/>
+          <w:numId w:val="45"/>
         </w:numPr>
         <w:rPr/>
       </w:pPr>
@@ -1543,7 +2227,7 @@
         <w:pStyle w:val="Compact"/>
         <w:numPr>
           <w:ilvl w:val="0"/>
-          <w:numId w:val="22"/>
+          <w:numId w:val="46"/>
         </w:numPr>
         <w:rPr/>
       </w:pPr>
@@ -1558,19 +2242,19 @@
         <w:rPr/>
         <w:t xml:space="preserve"> сетка года, переносы выходных, загрузка файла xmlcalendar.ru.</w:t>
       </w:r>
-      <w:bookmarkEnd w:id="3"/>
+      <w:bookmarkEnd w:id="12"/>
     </w:p>
     <w:p>
       <w:pPr>
         <w:pStyle w:val="Heading3"/>
         <w:rPr/>
       </w:pPr>
-      <w:bookmarkStart w:id="4" w:name="исправленные-дефекты"/>
+      <w:bookmarkStart w:id="13" w:name="исправленные-дефекты-1"/>
       <w:r>
         <w:rPr>
           <w:rStyle w:val="SectionNumber"/>
         </w:rPr>
-        <w:t>1.1.2</w:t>
+        <w:t>1.2.2</w:t>
       </w:r>
       <w:r>
         <w:rPr/>
@@ -1583,7 +2267,7 @@
         <w:pStyle w:val="Compact"/>
         <w:numPr>
           <w:ilvl w:val="0"/>
-          <w:numId w:val="23"/>
+          <w:numId w:val="47"/>
         </w:numPr>
         <w:rPr/>
       </w:pPr>
@@ -1597,7 +2281,7 @@
         <w:pStyle w:val="Compact"/>
         <w:numPr>
           <w:ilvl w:val="0"/>
-          <w:numId w:val="24"/>
+          <w:numId w:val="48"/>
         </w:numPr>
         <w:rPr/>
       </w:pPr>
@@ -1611,7 +2295,7 @@
         <w:pStyle w:val="Compact"/>
         <w:numPr>
           <w:ilvl w:val="0"/>
-          <w:numId w:val="25"/>
+          <w:numId w:val="49"/>
         </w:numPr>
         <w:rPr/>
       </w:pPr>
@@ -1625,28 +2309,28 @@
         <w:pStyle w:val="Compact"/>
         <w:numPr>
           <w:ilvl w:val="0"/>
-          <w:numId w:val="26"/>
+          <w:numId w:val="50"/>
         </w:numPr>
         <w:rPr/>
       </w:pPr>
-      <w:bookmarkStart w:id="5" w:name="исправленные-дефекты"/>
+      <w:bookmarkStart w:id="14" w:name="исправленные-дефекты-1"/>
       <w:r>
         <w:rPr/>
         <w:t>Контракт описывал поля сотрудника не так, как их отдаёт API.</w:t>
       </w:r>
-      <w:bookmarkEnd w:id="5"/>
+      <w:bookmarkEnd w:id="14"/>
     </w:p>
     <w:p>
       <w:pPr>
         <w:pStyle w:val="Heading3"/>
         <w:rPr/>
       </w:pPr>
-      <w:bookmarkStart w:id="6" w:name="инженерное"/>
+      <w:bookmarkStart w:id="15" w:name="инженерное-1"/>
       <w:r>
         <w:rPr>
           <w:rStyle w:val="SectionNumber"/>
         </w:rPr>
-        <w:t>1.1.3</w:t>
+        <w:t>1.2.3</w:t>
       </w:r>
       <w:r>
         <w:rPr/>
@@ -1659,7 +2343,7 @@
         <w:pStyle w:val="Compact"/>
         <w:numPr>
           <w:ilvl w:val="0"/>
-          <w:numId w:val="27"/>
+          <w:numId w:val="51"/>
         </w:numPr>
         <w:rPr/>
       </w:pPr>
@@ -1673,7 +2357,7 @@
         <w:pStyle w:val="Compact"/>
         <w:numPr>
           <w:ilvl w:val="0"/>
-          <w:numId w:val="28"/>
+          <w:numId w:val="52"/>
         </w:numPr>
         <w:rPr/>
       </w:pPr>
@@ -1687,7 +2371,7 @@
         <w:pStyle w:val="Compact"/>
         <w:numPr>
           <w:ilvl w:val="0"/>
-          <w:numId w:val="29"/>
+          <w:numId w:val="53"/>
         </w:numPr>
         <w:rPr/>
       </w:pPr>
@@ -1701,30 +2385,32 @@
         <w:pStyle w:val="Compact"/>
         <w:numPr>
           <w:ilvl w:val="0"/>
-          <w:numId w:val="30"/>
+          <w:numId w:val="54"/>
         </w:numPr>
         <w:rPr/>
       </w:pPr>
-      <w:bookmarkStart w:id="7" w:name="инженерное"/>
+      <w:bookmarkStart w:id="16" w:name="v0.4.0-интеграции-29.10.2026"/>
+      <w:bookmarkStart w:id="17" w:name="инженерное-1"/>
       <w:r>
         <w:rPr/>
         <w:t>Зависимости: nodemailer 10.2.1; закрыты уязвимости multer и js-yaml; SBOM — 852 компонента, все лицензии разрешительные.</w:t>
       </w:r>
-      <w:bookmarkEnd w:id="7"/>
+      <w:bookmarkEnd w:id="16"/>
+      <w:bookmarkEnd w:id="17"/>
     </w:p>
     <w:p>
       <w:pPr>
         <w:pStyle w:val="Heading2"/>
         <w:rPr/>
       </w:pPr>
-      <w:bookmarkStart w:id="8" w:name="__RefHeading___Toc22730_1562542824"/>
-      <w:bookmarkStart w:id="9" w:name="v0.3.0-корпоративное-качество-28.10.2026"/>
-      <w:bookmarkEnd w:id="8"/>
+      <w:bookmarkStart w:id="18" w:name="__RefHeading___Toc25685_2275915807"/>
+      <w:bookmarkStart w:id="19" w:name="v0.3.0-корпоративное-качество-28.10.2026"/>
+      <w:bookmarkEnd w:id="18"/>
       <w:r>
         <w:rPr>
           <w:rStyle w:val="SectionNumber"/>
         </w:rPr>
-        <w:t>1.2</w:t>
+        <w:t>1.3</w:t>
       </w:r>
       <w:r>
         <w:rPr/>
@@ -1737,7 +2423,7 @@
         <w:pStyle w:val="Compact"/>
         <w:numPr>
           <w:ilvl w:val="0"/>
-          <w:numId w:val="31"/>
+          <w:numId w:val="55"/>
         </w:numPr>
         <w:rPr/>
       </w:pPr>
@@ -1792,12 +2478,12 @@
         <w:pStyle w:val="Heading3"/>
         <w:rPr/>
       </w:pPr>
-      <w:bookmarkStart w:id="10" w:name="что-увидит-пользователь-1"/>
+      <w:bookmarkStart w:id="20" w:name="что-увидит-пользователь-2"/>
       <w:r>
         <w:rPr>
           <w:rStyle w:val="SectionNumber"/>
         </w:rPr>
-        <w:t>1.2.1</w:t>
+        <w:t>1.3.1</w:t>
       </w:r>
       <w:r>
         <w:rPr/>
@@ -1810,7 +2496,7 @@
         <w:pStyle w:val="Compact"/>
         <w:numPr>
           <w:ilvl w:val="0"/>
-          <w:numId w:val="32"/>
+          <w:numId w:val="56"/>
         </w:numPr>
         <w:rPr/>
       </w:pPr>
@@ -1824,7 +2510,7 @@
         <w:pStyle w:val="Compact"/>
         <w:numPr>
           <w:ilvl w:val="0"/>
-          <w:numId w:val="33"/>
+          <w:numId w:val="57"/>
         </w:numPr>
         <w:rPr/>
       </w:pPr>
@@ -1838,7 +2524,7 @@
         <w:pStyle w:val="Compact"/>
         <w:numPr>
           <w:ilvl w:val="0"/>
-          <w:numId w:val="34"/>
+          <w:numId w:val="58"/>
         </w:numPr>
         <w:rPr/>
       </w:pPr>
@@ -1852,7 +2538,7 @@
         <w:pStyle w:val="Compact"/>
         <w:numPr>
           <w:ilvl w:val="0"/>
-          <w:numId w:val="35"/>
+          <w:numId w:val="59"/>
         </w:numPr>
         <w:rPr/>
       </w:pPr>
@@ -1866,7 +2552,7 @@
         <w:pStyle w:val="Compact"/>
         <w:numPr>
           <w:ilvl w:val="0"/>
-          <w:numId w:val="36"/>
+          <w:numId w:val="60"/>
         </w:numPr>
         <w:rPr/>
       </w:pPr>
@@ -1880,7 +2566,7 @@
         <w:pStyle w:val="Compact"/>
         <w:numPr>
           <w:ilvl w:val="0"/>
-          <w:numId w:val="37"/>
+          <w:numId w:val="61"/>
         </w:numPr>
         <w:rPr/>
       </w:pPr>
@@ -1894,28 +2580,28 @@
         <w:pStyle w:val="Compact"/>
         <w:numPr>
           <w:ilvl w:val="0"/>
-          <w:numId w:val="38"/>
+          <w:numId w:val="62"/>
         </w:numPr>
         <w:rPr/>
       </w:pPr>
-      <w:bookmarkStart w:id="11" w:name="что-увидит-пользователь-1"/>
+      <w:bookmarkStart w:id="21" w:name="что-увидит-пользователь-2"/>
       <w:r>
         <w:rPr/>
         <w:t>Руководства пользователя, администратора и по развёртыванию со снимками экранов.</w:t>
       </w:r>
-      <w:bookmarkEnd w:id="11"/>
+      <w:bookmarkEnd w:id="21"/>
     </w:p>
     <w:p>
       <w:pPr>
         <w:pStyle w:val="Heading3"/>
         <w:rPr/>
       </w:pPr>
-      <w:bookmarkStart w:id="12" w:name="исправленные-дефекты-1"/>
+      <w:bookmarkStart w:id="22" w:name="исправленные-дефекты-2"/>
       <w:r>
         <w:rPr>
           <w:rStyle w:val="SectionNumber"/>
         </w:rPr>
-        <w:t>1.2.2</w:t>
+        <w:t>1.3.2</w:t>
       </w:r>
       <w:r>
         <w:rPr/>
@@ -1928,7 +2614,7 @@
         <w:pStyle w:val="Compact"/>
         <w:numPr>
           <w:ilvl w:val="0"/>
-          <w:numId w:val="39"/>
+          <w:numId w:val="63"/>
         </w:numPr>
         <w:rPr/>
       </w:pPr>
@@ -1942,7 +2628,7 @@
         <w:pStyle w:val="Compact"/>
         <w:numPr>
           <w:ilvl w:val="0"/>
-          <w:numId w:val="40"/>
+          <w:numId w:val="64"/>
         </w:numPr>
         <w:rPr/>
       </w:pPr>
@@ -1956,7 +2642,7 @@
         <w:pStyle w:val="Compact"/>
         <w:numPr>
           <w:ilvl w:val="0"/>
-          <w:numId w:val="41"/>
+          <w:numId w:val="65"/>
         </w:numPr>
         <w:rPr/>
       </w:pPr>
@@ -1970,7 +2656,7 @@
         <w:pStyle w:val="Compact"/>
         <w:numPr>
           <w:ilvl w:val="0"/>
-          <w:numId w:val="42"/>
+          <w:numId w:val="66"/>
         </w:numPr>
         <w:rPr/>
       </w:pPr>
@@ -1984,7 +2670,7 @@
         <w:pStyle w:val="Compact"/>
         <w:numPr>
           <w:ilvl w:val="0"/>
-          <w:numId w:val="43"/>
+          <w:numId w:val="67"/>
         </w:numPr>
         <w:rPr/>
       </w:pPr>
@@ -1998,7 +2684,7 @@
         <w:pStyle w:val="Compact"/>
         <w:numPr>
           <w:ilvl w:val="0"/>
-          <w:numId w:val="44"/>
+          <w:numId w:val="68"/>
         </w:numPr>
         <w:rPr/>
       </w:pPr>
@@ -2012,7 +2698,7 @@
         <w:pStyle w:val="Compact"/>
         <w:numPr>
           <w:ilvl w:val="0"/>
-          <w:numId w:val="45"/>
+          <w:numId w:val="69"/>
         </w:numPr>
         <w:rPr/>
       </w:pPr>
@@ -2026,28 +2712,28 @@
         <w:pStyle w:val="Compact"/>
         <w:numPr>
           <w:ilvl w:val="0"/>
-          <w:numId w:val="46"/>
+          <w:numId w:val="70"/>
         </w:numPr>
         <w:rPr/>
       </w:pPr>
-      <w:bookmarkStart w:id="13" w:name="исправленные-дефекты-1"/>
+      <w:bookmarkStart w:id="23" w:name="исправленные-дефекты-2"/>
       <w:r>
         <w:rPr/>
         <w:t>Образ сервера не стартовал без интернета; повторный seed дублировал заявки.</w:t>
       </w:r>
-      <w:bookmarkEnd w:id="13"/>
+      <w:bookmarkEnd w:id="23"/>
     </w:p>
     <w:p>
       <w:pPr>
         <w:pStyle w:val="Heading3"/>
         <w:rPr/>
       </w:pPr>
-      <w:bookmarkStart w:id="14" w:name="инженерное-1"/>
+      <w:bookmarkStart w:id="24" w:name="инженерное-2"/>
       <w:r>
         <w:rPr>
           <w:rStyle w:val="SectionNumber"/>
         </w:rPr>
-        <w:t>1.2.3</w:t>
+        <w:t>1.3.3</w:t>
       </w:r>
       <w:r>
         <w:rPr/>
@@ -2060,7 +2746,7 @@
         <w:pStyle w:val="Compact"/>
         <w:numPr>
           <w:ilvl w:val="0"/>
-          <w:numId w:val="47"/>
+          <w:numId w:val="71"/>
         </w:numPr>
         <w:rPr/>
       </w:pPr>
@@ -2074,7 +2760,7 @@
         <w:pStyle w:val="Compact"/>
         <w:numPr>
           <w:ilvl w:val="0"/>
-          <w:numId w:val="48"/>
+          <w:numId w:val="72"/>
         </w:numPr>
         <w:rPr/>
       </w:pPr>
@@ -2088,7 +2774,7 @@
         <w:pStyle w:val="Compact"/>
         <w:numPr>
           <w:ilvl w:val="0"/>
-          <w:numId w:val="49"/>
+          <w:numId w:val="73"/>
         </w:numPr>
         <w:rPr/>
       </w:pPr>
@@ -2102,32 +2788,32 @@
         <w:pStyle w:val="Compact"/>
         <w:numPr>
           <w:ilvl w:val="0"/>
-          <w:numId w:val="50"/>
+          <w:numId w:val="74"/>
         </w:numPr>
         <w:rPr/>
       </w:pPr>
-      <w:bookmarkStart w:id="15" w:name="v0.3.0-корпоративное-качество-28.10.2026"/>
-      <w:bookmarkStart w:id="16" w:name="инженерное-1"/>
+      <w:bookmarkStart w:id="25" w:name="v0.3.0-корпоративное-качество-28.10.2026"/>
+      <w:bookmarkStart w:id="26" w:name="инженерное-2"/>
       <w:r>
         <w:rPr/>
         <w:t>SBOM: 828 компонентов, все лицензии разрешительные — препятствий для реестра ОП нет.</w:t>
       </w:r>
-      <w:bookmarkEnd w:id="15"/>
-      <w:bookmarkEnd w:id="16"/>
+      <w:bookmarkEnd w:id="25"/>
+      <w:bookmarkEnd w:id="26"/>
     </w:p>
     <w:p>
       <w:pPr>
         <w:pStyle w:val="Heading2"/>
         <w:rPr/>
       </w:pPr>
-      <w:bookmarkStart w:id="17" w:name="__RefHeading___Toc22732_1562542824"/>
-      <w:bookmarkStart w:id="18" w:name="X9b04730156bcd71f0b3445b43719c592d93c869"/>
-      <w:bookmarkEnd w:id="17"/>
+      <w:bookmarkStart w:id="27" w:name="__RefHeading___Toc25687_2275915807"/>
+      <w:bookmarkStart w:id="28" w:name="X9b04730156bcd71f0b3445b43719c592d93c869"/>
+      <w:bookmarkEnd w:id="27"/>
       <w:r>
         <w:rPr>
           <w:rStyle w:val="SectionNumber"/>
         </w:rPr>
-        <w:t>1.3</w:t>
+        <w:t>1.4</w:t>
       </w:r>
       <w:r>
         <w:rPr/>
@@ -2140,7 +2826,7 @@
         <w:pStyle w:val="Compact"/>
         <w:numPr>
           <w:ilvl w:val="0"/>
-          <w:numId w:val="51"/>
+          <w:numId w:val="75"/>
         </w:numPr>
         <w:rPr/>
       </w:pPr>
@@ -2195,7 +2881,7 @@
         <w:pStyle w:val="Compact"/>
         <w:numPr>
           <w:ilvl w:val="0"/>
-          <w:numId w:val="52"/>
+          <w:numId w:val="76"/>
         </w:numPr>
         <w:rPr/>
       </w:pPr>
@@ -2209,7 +2895,7 @@
         <w:pStyle w:val="Compact"/>
         <w:numPr>
           <w:ilvl w:val="0"/>
-          <w:numId w:val="53"/>
+          <w:numId w:val="77"/>
         </w:numPr>
         <w:rPr/>
       </w:pPr>
@@ -2223,7 +2909,7 @@
         <w:pStyle w:val="Compact"/>
         <w:numPr>
           <w:ilvl w:val="0"/>
-          <w:numId w:val="54"/>
+          <w:numId w:val="78"/>
         </w:numPr>
         <w:rPr/>
       </w:pPr>
@@ -2237,30 +2923,30 @@
         <w:pStyle w:val="Compact"/>
         <w:numPr>
           <w:ilvl w:val="0"/>
-          <w:numId w:val="55"/>
+          <w:numId w:val="79"/>
         </w:numPr>
         <w:rPr/>
       </w:pPr>
-      <w:bookmarkStart w:id="19" w:name="X9b04730156bcd71f0b3445b43719c592d93c869"/>
+      <w:bookmarkStart w:id="29" w:name="X9b04730156bcd71f0b3445b43719c592d93c869"/>
       <w:r>
         <w:rPr/>
         <w:t>Gitea CI: добавлен SBOM-гейт лицензий; полный конвейер (тесты 22, сборки, линтеры, SBOM, deploy+smoke) прогоняется при мажорных правках.</w:t>
       </w:r>
-      <w:bookmarkEnd w:id="19"/>
+      <w:bookmarkEnd w:id="29"/>
     </w:p>
     <w:p>
       <w:pPr>
         <w:pStyle w:val="Heading2"/>
         <w:rPr/>
       </w:pPr>
-      <w:bookmarkStart w:id="20" w:name="__RefHeading___Toc22734_1562542824"/>
-      <w:bookmarkStart w:id="21" w:name="X79554f50ebce6fa86b5cdd2299f0c44f55f933d"/>
-      <w:bookmarkEnd w:id="20"/>
+      <w:bookmarkStart w:id="30" w:name="__RefHeading___Toc25689_2275915807"/>
+      <w:bookmarkStart w:id="31" w:name="X79554f50ebce6fa86b5cdd2299f0c44f55f933d"/>
+      <w:bookmarkEnd w:id="30"/>
       <w:r>
         <w:rPr>
           <w:rStyle w:val="SectionNumber"/>
         </w:rPr>
-        <w:t>1.4</w:t>
+        <w:t>1.5</w:t>
       </w:r>
       <w:r>
         <w:rPr/>
@@ -2273,7 +2959,7 @@
         <w:pStyle w:val="Compact"/>
         <w:numPr>
           <w:ilvl w:val="0"/>
-          <w:numId w:val="56"/>
+          <w:numId w:val="80"/>
         </w:numPr>
         <w:rPr/>
       </w:pPr>
@@ -2317,7 +3003,7 @@
         <w:pStyle w:val="Compact"/>
         <w:numPr>
           <w:ilvl w:val="0"/>
-          <w:numId w:val="57"/>
+          <w:numId w:val="81"/>
         </w:numPr>
         <w:rPr/>
       </w:pPr>
@@ -2342,12 +3028,12 @@
         <w:pStyle w:val="Heading3"/>
         <w:rPr/>
       </w:pPr>
-      <w:bookmarkStart w:id="22" w:name="что-увидит-пользователь-2"/>
+      <w:bookmarkStart w:id="32" w:name="что-увидит-пользователь-3"/>
       <w:r>
         <w:rPr>
           <w:rStyle w:val="SectionNumber"/>
         </w:rPr>
-        <w:t>1.4.1</w:t>
+        <w:t>1.5.1</w:t>
       </w:r>
       <w:r>
         <w:rPr/>
@@ -2360,7 +3046,7 @@
         <w:pStyle w:val="Compact"/>
         <w:numPr>
           <w:ilvl w:val="0"/>
-          <w:numId w:val="58"/>
+          <w:numId w:val="82"/>
         </w:numPr>
         <w:rPr/>
       </w:pPr>
@@ -2374,28 +3060,28 @@
         <w:pStyle w:val="Compact"/>
         <w:numPr>
           <w:ilvl w:val="0"/>
-          <w:numId w:val="59"/>
+          <w:numId w:val="83"/>
         </w:numPr>
         <w:rPr/>
       </w:pPr>
-      <w:bookmarkStart w:id="23" w:name="что-увидит-пользователь-2"/>
+      <w:bookmarkStart w:id="33" w:name="что-увидит-пользователь-3"/>
       <w:r>
         <w:rPr/>
         <w:t>Руководители и администраторы выгружают отпуска за период в Excel одним нажатием; выгрузка не содержит логинов и паролей.</w:t>
       </w:r>
-      <w:bookmarkEnd w:id="23"/>
+      <w:bookmarkEnd w:id="33"/>
     </w:p>
     <w:p>
       <w:pPr>
         <w:pStyle w:val="Heading3"/>
         <w:rPr/>
       </w:pPr>
-      <w:bookmarkStart w:id="24" w:name="инженерное-2"/>
+      <w:bookmarkStart w:id="34" w:name="инженерное-3"/>
       <w:r>
         <w:rPr>
           <w:rStyle w:val="SectionNumber"/>
         </w:rPr>
-        <w:t>1.4.2</w:t>
+        <w:t>1.5.2</w:t>
       </w:r>
       <w:r>
         <w:rPr/>
@@ -2408,7 +3094,7 @@
         <w:pStyle w:val="Compact"/>
         <w:numPr>
           <w:ilvl w:val="0"/>
-          <w:numId w:val="60"/>
+          <w:numId w:val="84"/>
         </w:numPr>
         <w:rPr/>
       </w:pPr>
@@ -2422,7 +3108,7 @@
         <w:pStyle w:val="Compact"/>
         <w:numPr>
           <w:ilvl w:val="0"/>
-          <w:numId w:val="61"/>
+          <w:numId w:val="85"/>
         </w:numPr>
         <w:rPr/>
       </w:pPr>
@@ -2436,7 +3122,7 @@
         <w:pStyle w:val="Compact"/>
         <w:numPr>
           <w:ilvl w:val="0"/>
-          <w:numId w:val="62"/>
+          <w:numId w:val="86"/>
         </w:numPr>
         <w:rPr/>
       </w:pPr>
@@ -2450,32 +3136,32 @@
         <w:pStyle w:val="Compact"/>
         <w:numPr>
           <w:ilvl w:val="0"/>
-          <w:numId w:val="63"/>
+          <w:numId w:val="87"/>
         </w:numPr>
         <w:rPr/>
       </w:pPr>
-      <w:bookmarkStart w:id="25" w:name="X79554f50ebce6fa86b5cdd2299f0c44f55f933d"/>
-      <w:bookmarkStart w:id="26" w:name="инженерное-2"/>
+      <w:bookmarkStart w:id="35" w:name="X79554f50ebce6fa86b5cdd2299f0c44f55f933d"/>
+      <w:bookmarkStart w:id="36" w:name="инженерное-3"/>
       <w:r>
         <w:rPr/>
         <w:t>Тесты: 22 e2e (+лимит входа, +выгрузка и права на неё).</w:t>
       </w:r>
-      <w:bookmarkEnd w:id="25"/>
-      <w:bookmarkEnd w:id="26"/>
+      <w:bookmarkEnd w:id="35"/>
+      <w:bookmarkEnd w:id="36"/>
     </w:p>
     <w:p>
       <w:pPr>
         <w:pStyle w:val="Heading2"/>
         <w:rPr/>
       </w:pPr>
-      <w:bookmarkStart w:id="27" w:name="__RefHeading___Toc22736_1562542824"/>
-      <w:bookmarkStart w:id="28" w:name="X0bb73537403cee04049b799011b8c8c4690a01b"/>
-      <w:bookmarkEnd w:id="27"/>
+      <w:bookmarkStart w:id="37" w:name="__RefHeading___Toc25691_2275915807"/>
+      <w:bookmarkStart w:id="38" w:name="X0bb73537403cee04049b799011b8c8c4690a01b"/>
+      <w:bookmarkEnd w:id="37"/>
       <w:r>
         <w:rPr>
           <w:rStyle w:val="SectionNumber"/>
         </w:rPr>
-        <w:t>1.5</w:t>
+        <w:t>1.6</w:t>
       </w:r>
       <w:r>
         <w:rPr/>
@@ -2488,7 +3174,7 @@
         <w:pStyle w:val="Compact"/>
         <w:numPr>
           <w:ilvl w:val="0"/>
-          <w:numId w:val="64"/>
+          <w:numId w:val="88"/>
         </w:numPr>
         <w:rPr/>
       </w:pPr>
@@ -2532,7 +3218,7 @@
         <w:pStyle w:val="Compact"/>
         <w:numPr>
           <w:ilvl w:val="0"/>
-          <w:numId w:val="65"/>
+          <w:numId w:val="89"/>
         </w:numPr>
         <w:rPr/>
       </w:pPr>
@@ -2557,12 +3243,12 @@
         <w:pStyle w:val="Heading3"/>
         <w:rPr/>
       </w:pPr>
-      <w:bookmarkStart w:id="29" w:name="что-увидит-пользователь-3"/>
+      <w:bookmarkStart w:id="39" w:name="что-увидит-пользователь-4"/>
       <w:r>
         <w:rPr>
           <w:rStyle w:val="SectionNumber"/>
         </w:rPr>
-        <w:t>1.5.1</w:t>
+        <w:t>1.6.1</w:t>
       </w:r>
       <w:r>
         <w:rPr/>
@@ -2575,7 +3261,7 @@
         <w:pStyle w:val="Compact"/>
         <w:numPr>
           <w:ilvl w:val="0"/>
-          <w:numId w:val="66"/>
+          <w:numId w:val="90"/>
         </w:numPr>
         <w:rPr/>
       </w:pPr>
@@ -2589,28 +3275,28 @@
         <w:pStyle w:val="Compact"/>
         <w:numPr>
           <w:ilvl w:val="0"/>
-          <w:numId w:val="67"/>
+          <w:numId w:val="91"/>
         </w:numPr>
         <w:rPr/>
       </w:pPr>
-      <w:bookmarkStart w:id="30" w:name="что-увидит-пользователь-3"/>
+      <w:bookmarkStart w:id="40" w:name="что-увидит-пользователь-4"/>
       <w:r>
         <w:rPr/>
         <w:t>Вход по корпоративному логину и паролю; смена пароля в настройках; администратор заводит сотрудников с автогенерацией логина и одноразового пароля, ведёт отделы и проекты, смотрит журнал всех изменений.</w:t>
       </w:r>
-      <w:bookmarkEnd w:id="30"/>
+      <w:bookmarkEnd w:id="40"/>
     </w:p>
     <w:p>
       <w:pPr>
         <w:pStyle w:val="Heading3"/>
         <w:rPr/>
       </w:pPr>
-      <w:bookmarkStart w:id="31" w:name="платформа-для-инженерной-приёмки"/>
+      <w:bookmarkStart w:id="41" w:name="платформа-для-инженерной-приёмки"/>
       <w:r>
         <w:rPr>
           <w:rStyle w:val="SectionNumber"/>
         </w:rPr>
-        <w:t>1.5.2</w:t>
+        <w:t>1.6.2</w:t>
       </w:r>
       <w:r>
         <w:rPr/>
@@ -2623,7 +3309,7 @@
         <w:pStyle w:val="Compact"/>
         <w:numPr>
           <w:ilvl w:val="0"/>
-          <w:numId w:val="68"/>
+          <w:numId w:val="92"/>
         </w:numPr>
         <w:rPr/>
       </w:pPr>
@@ -2647,7 +3333,7 @@
         <w:pStyle w:val="Compact"/>
         <w:numPr>
           <w:ilvl w:val="0"/>
-          <w:numId w:val="69"/>
+          <w:numId w:val="93"/>
         </w:numPr>
         <w:rPr/>
       </w:pPr>
@@ -2661,7 +3347,7 @@
         <w:pStyle w:val="Compact"/>
         <w:numPr>
           <w:ilvl w:val="0"/>
-          <w:numId w:val="70"/>
+          <w:numId w:val="94"/>
         </w:numPr>
         <w:rPr/>
       </w:pPr>
@@ -2675,7 +3361,7 @@
         <w:pStyle w:val="Compact"/>
         <w:numPr>
           <w:ilvl w:val="0"/>
-          <w:numId w:val="71"/>
+          <w:numId w:val="95"/>
         </w:numPr>
         <w:rPr/>
       </w:pPr>
@@ -2689,7 +3375,7 @@
         <w:pStyle w:val="Compact"/>
         <w:numPr>
           <w:ilvl w:val="0"/>
-          <w:numId w:val="72"/>
+          <w:numId w:val="96"/>
         </w:numPr>
         <w:rPr/>
       </w:pPr>
@@ -2707,19 +3393,19 @@
         <w:rPr/>
         <w:t>).</w:t>
       </w:r>
-      <w:bookmarkEnd w:id="31"/>
+      <w:bookmarkEnd w:id="41"/>
     </w:p>
     <w:p>
       <w:pPr>
         <w:pStyle w:val="Heading3"/>
         <w:rPr/>
       </w:pPr>
-      <w:bookmarkStart w:id="32" w:name="X8035bfc4b0759203af9c31975af7675333f38f3"/>
+      <w:bookmarkStart w:id="42" w:name="X8035bfc4b0759203af9c31975af7675333f38f3"/>
       <w:r>
         <w:rPr>
           <w:rStyle w:val="SectionNumber"/>
         </w:rPr>
-        <w:t>1.5.3</w:t>
+        <w:t>1.6.3</w:t>
       </w:r>
       <w:r>
         <w:rPr/>
@@ -2732,7 +3418,7 @@
         <w:pStyle w:val="Compact"/>
         <w:numPr>
           <w:ilvl w:val="0"/>
-          <w:numId w:val="73"/>
+          <w:numId w:val="97"/>
         </w:numPr>
         <w:rPr/>
       </w:pPr>
@@ -2746,7 +3432,7 @@
         <w:pStyle w:val="Compact"/>
         <w:numPr>
           <w:ilvl w:val="0"/>
-          <w:numId w:val="74"/>
+          <w:numId w:val="98"/>
         </w:numPr>
         <w:rPr/>
       </w:pPr>
@@ -2760,32 +3446,32 @@
         <w:pStyle w:val="Compact"/>
         <w:numPr>
           <w:ilvl w:val="0"/>
-          <w:numId w:val="75"/>
+          <w:numId w:val="99"/>
         </w:numPr>
         <w:rPr/>
       </w:pPr>
-      <w:bookmarkStart w:id="33" w:name="X0bb73537403cee04049b799011b8c8c4690a01b"/>
-      <w:bookmarkStart w:id="34" w:name="X8035bfc4b0759203af9c31975af7675333f38f3"/>
+      <w:bookmarkStart w:id="43" w:name="X0bb73537403cee04049b799011b8c8c4690a01b"/>
+      <w:bookmarkStart w:id="44" w:name="X8035bfc4b0759203af9c31975af7675333f38f3"/>
       <w:r>
         <w:rPr/>
         <w:t>Лимит частоты входа и CSP-заголовки — v0.2.0.</w:t>
       </w:r>
-      <w:bookmarkEnd w:id="33"/>
-      <w:bookmarkEnd w:id="34"/>
+      <w:bookmarkEnd w:id="43"/>
+      <w:bookmarkEnd w:id="44"/>
     </w:p>
     <w:p>
       <w:pPr>
         <w:pStyle w:val="Heading2"/>
         <w:rPr/>
       </w:pPr>
-      <w:bookmarkStart w:id="35" w:name="__RefHeading___Toc22738_1562542824"/>
-      <w:bookmarkStart w:id="36" w:name="прежние-выпуски-прототипа"/>
-      <w:bookmarkEnd w:id="35"/>
+      <w:bookmarkStart w:id="45" w:name="__RefHeading___Toc25693_2275915807"/>
+      <w:bookmarkStart w:id="46" w:name="прежние-выпуски-прототипа"/>
+      <w:bookmarkEnd w:id="45"/>
       <w:r>
         <w:rPr>
           <w:rStyle w:val="SectionNumber"/>
         </w:rPr>
-        <w:t>1.6</w:t>
+        <w:t>1.7</w:t>
       </w:r>
       <w:r>
         <w:rPr/>
@@ -2814,7 +3500,7 @@
         <w:t>; код доступен в git-истории (удалён в v0.1.0).</w:t>
       </w:r>
       <w:bookmarkEnd w:id="1"/>
-      <w:bookmarkEnd w:id="36"/>
+      <w:bookmarkEnd w:id="46"/>
     </w:p>
     <w:sectPr>
       <w:footerReference w:type="even" r:id="rId2"/>
@@ -2860,7 +3546,7 @@
         <w:color w:val="8A92A6"/>
         <w:sz w:val="16"/>
       </w:rPr>
-      <w:t xml:space="preserve">Планировщик отпусков 0.4.0 · История версий · стр. </w:t>
+      <w:t xml:space="preserve">Планировщик отпусков 0.5.0 · История версий · стр. </w:t>
     </w:r>
     <w:r>
       <w:rPr/>
@@ -2876,7 +3562,7 @@
     </w:r>
     <w:r>
       <w:rPr/>
-      <w:t>7</w:t>
+      <w:t>9</w:t>
     </w:r>
     <w:r>
       <w:rPr/>
@@ -2899,7 +3585,7 @@
         <w:color w:val="8A92A6"/>
         <w:sz w:val="16"/>
       </w:rPr>
-      <w:t xml:space="preserve">Планировщик отпусков 0.4.0 · История версий · стр. </w:t>
+      <w:t xml:space="preserve">Планировщик отпусков 0.5.0 · История версий · стр. </w:t>
     </w:r>
     <w:r>
       <w:rPr/>
@@ -2915,7 +3601,7 @@
     </w:r>
     <w:r>
       <w:rPr/>
-      <w:t>7</w:t>
+      <w:t>9</w:t>
     </w:r>
     <w:r>
       <w:rPr/>
@@ -5105,6 +5791,686 @@
   </w:abstractNum>
   <w:abstractNum w:abstractNumId="17">
     <w:lvl w:ilvl="0">
+      <w:numFmt w:val="bullet"/>
+      <w:lvlText w:val=""/>
+      <w:lvlJc w:val="left"/>
+      <w:pPr>
+        <w:tabs>
+          <w:tab w:val="num" w:pos="0"/>
+        </w:tabs>
+        <w:ind w:left="720" w:hanging="480"/>
+      </w:pPr>
+      <w:rPr>
+        <w:rFonts w:ascii="Symbol" w:hAnsi="Symbol" w:cs="Symbol" w:hint="default"/>
+      </w:rPr>
+    </w:lvl>
+    <w:lvl w:ilvl="1">
+      <w:start w:val="0"/>
+      <w:numFmt w:val="bullet"/>
+      <w:lvlText w:val=""/>
+      <w:lvlJc w:val="left"/>
+      <w:pPr>
+        <w:tabs>
+          <w:tab w:val="num" w:pos="0"/>
+        </w:tabs>
+        <w:ind w:left="1440" w:hanging="480"/>
+      </w:pPr>
+      <w:rPr>
+        <w:rFonts w:ascii="Symbol" w:hAnsi="Symbol" w:cs="Symbol" w:hint="default"/>
+      </w:rPr>
+    </w:lvl>
+    <w:lvl w:ilvl="2">
+      <w:start w:val="0"/>
+      <w:numFmt w:val="bullet"/>
+      <w:lvlText w:val=""/>
+      <w:lvlJc w:val="left"/>
+      <w:pPr>
+        <w:tabs>
+          <w:tab w:val="num" w:pos="0"/>
+        </w:tabs>
+        <w:ind w:left="2160" w:hanging="480"/>
+      </w:pPr>
+      <w:rPr>
+        <w:rFonts w:ascii="Symbol" w:hAnsi="Symbol" w:cs="Symbol" w:hint="default"/>
+      </w:rPr>
+    </w:lvl>
+    <w:lvl w:ilvl="3">
+      <w:start w:val="0"/>
+      <w:numFmt w:val="bullet"/>
+      <w:lvlText w:val=""/>
+      <w:lvlJc w:val="left"/>
+      <w:pPr>
+        <w:tabs>
+          <w:tab w:val="num" w:pos="0"/>
+        </w:tabs>
+        <w:ind w:left="2880" w:hanging="480"/>
+      </w:pPr>
+      <w:rPr>
+        <w:rFonts w:ascii="Symbol" w:hAnsi="Symbol" w:cs="Symbol" w:hint="default"/>
+      </w:rPr>
+    </w:lvl>
+    <w:lvl w:ilvl="4">
+      <w:start w:val="0"/>
+      <w:numFmt w:val="bullet"/>
+      <w:lvlText w:val=""/>
+      <w:lvlJc w:val="left"/>
+      <w:pPr>
+        <w:tabs>
+          <w:tab w:val="num" w:pos="0"/>
+        </w:tabs>
+        <w:ind w:left="3600" w:hanging="480"/>
+      </w:pPr>
+      <w:rPr>
+        <w:rFonts w:ascii="Symbol" w:hAnsi="Symbol" w:cs="Symbol" w:hint="default"/>
+      </w:rPr>
+    </w:lvl>
+    <w:lvl w:ilvl="5">
+      <w:start w:val="0"/>
+      <w:numFmt w:val="bullet"/>
+      <w:lvlText w:val=""/>
+      <w:lvlJc w:val="left"/>
+      <w:pPr>
+        <w:tabs>
+          <w:tab w:val="num" w:pos="0"/>
+        </w:tabs>
+        <w:ind w:left="4320" w:hanging="480"/>
+      </w:pPr>
+      <w:rPr>
+        <w:rFonts w:ascii="Symbol" w:hAnsi="Symbol" w:cs="Symbol" w:hint="default"/>
+      </w:rPr>
+    </w:lvl>
+    <w:lvl w:ilvl="6">
+      <w:start w:val="0"/>
+      <w:numFmt w:val="bullet"/>
+      <w:lvlText w:val=""/>
+      <w:lvlJc w:val="left"/>
+      <w:pPr>
+        <w:tabs>
+          <w:tab w:val="num" w:pos="0"/>
+        </w:tabs>
+        <w:ind w:left="5040" w:hanging="480"/>
+      </w:pPr>
+      <w:rPr>
+        <w:rFonts w:ascii="Symbol" w:hAnsi="Symbol" w:cs="Symbol" w:hint="default"/>
+      </w:rPr>
+    </w:lvl>
+    <w:lvl w:ilvl="7">
+      <w:start w:val="0"/>
+      <w:numFmt w:val="bullet"/>
+      <w:lvlText w:val=""/>
+      <w:lvlJc w:val="left"/>
+      <w:pPr>
+        <w:tabs>
+          <w:tab w:val="num" w:pos="0"/>
+        </w:tabs>
+        <w:ind w:left="5760" w:hanging="480"/>
+      </w:pPr>
+      <w:rPr>
+        <w:rFonts w:ascii="Symbol" w:hAnsi="Symbol" w:cs="Symbol" w:hint="default"/>
+      </w:rPr>
+    </w:lvl>
+    <w:lvl w:ilvl="8">
+      <w:start w:val="0"/>
+      <w:numFmt w:val="bullet"/>
+      <w:lvlText w:val=""/>
+      <w:lvlJc w:val="left"/>
+      <w:pPr>
+        <w:tabs>
+          <w:tab w:val="num" w:pos="0"/>
+        </w:tabs>
+        <w:ind w:left="6480" w:hanging="480"/>
+      </w:pPr>
+      <w:rPr>
+        <w:rFonts w:ascii="Symbol" w:hAnsi="Symbol" w:cs="Symbol" w:hint="default"/>
+      </w:rPr>
+    </w:lvl>
+  </w:abstractNum>
+  <w:abstractNum w:abstractNumId="18">
+    <w:lvl w:ilvl="0">
+      <w:numFmt w:val="bullet"/>
+      <w:lvlText w:val=""/>
+      <w:lvlJc w:val="left"/>
+      <w:pPr>
+        <w:tabs>
+          <w:tab w:val="num" w:pos="0"/>
+        </w:tabs>
+        <w:ind w:left="720" w:hanging="480"/>
+      </w:pPr>
+      <w:rPr>
+        <w:rFonts w:ascii="Symbol" w:hAnsi="Symbol" w:cs="Symbol" w:hint="default"/>
+      </w:rPr>
+    </w:lvl>
+    <w:lvl w:ilvl="1">
+      <w:start w:val="0"/>
+      <w:numFmt w:val="bullet"/>
+      <w:lvlText w:val=""/>
+      <w:lvlJc w:val="left"/>
+      <w:pPr>
+        <w:tabs>
+          <w:tab w:val="num" w:pos="0"/>
+        </w:tabs>
+        <w:ind w:left="1440" w:hanging="480"/>
+      </w:pPr>
+      <w:rPr>
+        <w:rFonts w:ascii="Symbol" w:hAnsi="Symbol" w:cs="Symbol" w:hint="default"/>
+      </w:rPr>
+    </w:lvl>
+    <w:lvl w:ilvl="2">
+      <w:start w:val="0"/>
+      <w:numFmt w:val="bullet"/>
+      <w:lvlText w:val=""/>
+      <w:lvlJc w:val="left"/>
+      <w:pPr>
+        <w:tabs>
+          <w:tab w:val="num" w:pos="0"/>
+        </w:tabs>
+        <w:ind w:left="2160" w:hanging="480"/>
+      </w:pPr>
+      <w:rPr>
+        <w:rFonts w:ascii="Symbol" w:hAnsi="Symbol" w:cs="Symbol" w:hint="default"/>
+      </w:rPr>
+    </w:lvl>
+    <w:lvl w:ilvl="3">
+      <w:start w:val="0"/>
+      <w:numFmt w:val="bullet"/>
+      <w:lvlText w:val=""/>
+      <w:lvlJc w:val="left"/>
+      <w:pPr>
+        <w:tabs>
+          <w:tab w:val="num" w:pos="0"/>
+        </w:tabs>
+        <w:ind w:left="2880" w:hanging="480"/>
+      </w:pPr>
+      <w:rPr>
+        <w:rFonts w:ascii="Symbol" w:hAnsi="Symbol" w:cs="Symbol" w:hint="default"/>
+      </w:rPr>
+    </w:lvl>
+    <w:lvl w:ilvl="4">
+      <w:start w:val="0"/>
+      <w:numFmt w:val="bullet"/>
+      <w:lvlText w:val=""/>
+      <w:lvlJc w:val="left"/>
+      <w:pPr>
+        <w:tabs>
+          <w:tab w:val="num" w:pos="0"/>
+        </w:tabs>
+        <w:ind w:left="3600" w:hanging="480"/>
+      </w:pPr>
+      <w:rPr>
+        <w:rFonts w:ascii="Symbol" w:hAnsi="Symbol" w:cs="Symbol" w:hint="default"/>
+      </w:rPr>
+    </w:lvl>
+    <w:lvl w:ilvl="5">
+      <w:start w:val="0"/>
+      <w:numFmt w:val="bullet"/>
+      <w:lvlText w:val=""/>
+      <w:lvlJc w:val="left"/>
+      <w:pPr>
+        <w:tabs>
+          <w:tab w:val="num" w:pos="0"/>
+        </w:tabs>
+        <w:ind w:left="4320" w:hanging="480"/>
+      </w:pPr>
+      <w:rPr>
+        <w:rFonts w:ascii="Symbol" w:hAnsi="Symbol" w:cs="Symbol" w:hint="default"/>
+      </w:rPr>
+    </w:lvl>
+    <w:lvl w:ilvl="6">
+      <w:start w:val="0"/>
+      <w:numFmt w:val="bullet"/>
+      <w:lvlText w:val=""/>
+      <w:lvlJc w:val="left"/>
+      <w:pPr>
+        <w:tabs>
+          <w:tab w:val="num" w:pos="0"/>
+        </w:tabs>
+        <w:ind w:left="5040" w:hanging="480"/>
+      </w:pPr>
+      <w:rPr>
+        <w:rFonts w:ascii="Symbol" w:hAnsi="Symbol" w:cs="Symbol" w:hint="default"/>
+      </w:rPr>
+    </w:lvl>
+    <w:lvl w:ilvl="7">
+      <w:start w:val="0"/>
+      <w:numFmt w:val="bullet"/>
+      <w:lvlText w:val=""/>
+      <w:lvlJc w:val="left"/>
+      <w:pPr>
+        <w:tabs>
+          <w:tab w:val="num" w:pos="0"/>
+        </w:tabs>
+        <w:ind w:left="5760" w:hanging="480"/>
+      </w:pPr>
+      <w:rPr>
+        <w:rFonts w:ascii="Symbol" w:hAnsi="Symbol" w:cs="Symbol" w:hint="default"/>
+      </w:rPr>
+    </w:lvl>
+    <w:lvl w:ilvl="8">
+      <w:start w:val="0"/>
+      <w:numFmt w:val="bullet"/>
+      <w:lvlText w:val=""/>
+      <w:lvlJc w:val="left"/>
+      <w:pPr>
+        <w:tabs>
+          <w:tab w:val="num" w:pos="0"/>
+        </w:tabs>
+        <w:ind w:left="6480" w:hanging="480"/>
+      </w:pPr>
+      <w:rPr>
+        <w:rFonts w:ascii="Symbol" w:hAnsi="Symbol" w:cs="Symbol" w:hint="default"/>
+      </w:rPr>
+    </w:lvl>
+  </w:abstractNum>
+  <w:abstractNum w:abstractNumId="19">
+    <w:lvl w:ilvl="0">
+      <w:numFmt w:val="bullet"/>
+      <w:lvlText w:val=""/>
+      <w:lvlJc w:val="left"/>
+      <w:pPr>
+        <w:tabs>
+          <w:tab w:val="num" w:pos="0"/>
+        </w:tabs>
+        <w:ind w:left="720" w:hanging="480"/>
+      </w:pPr>
+      <w:rPr>
+        <w:rFonts w:ascii="Symbol" w:hAnsi="Symbol" w:cs="Symbol" w:hint="default"/>
+      </w:rPr>
+    </w:lvl>
+    <w:lvl w:ilvl="1">
+      <w:start w:val="0"/>
+      <w:numFmt w:val="bullet"/>
+      <w:lvlText w:val=""/>
+      <w:lvlJc w:val="left"/>
+      <w:pPr>
+        <w:tabs>
+          <w:tab w:val="num" w:pos="0"/>
+        </w:tabs>
+        <w:ind w:left="1440" w:hanging="480"/>
+      </w:pPr>
+      <w:rPr>
+        <w:rFonts w:ascii="Symbol" w:hAnsi="Symbol" w:cs="Symbol" w:hint="default"/>
+      </w:rPr>
+    </w:lvl>
+    <w:lvl w:ilvl="2">
+      <w:start w:val="0"/>
+      <w:numFmt w:val="bullet"/>
+      <w:lvlText w:val=""/>
+      <w:lvlJc w:val="left"/>
+      <w:pPr>
+        <w:tabs>
+          <w:tab w:val="num" w:pos="0"/>
+        </w:tabs>
+        <w:ind w:left="2160" w:hanging="480"/>
+      </w:pPr>
+      <w:rPr>
+        <w:rFonts w:ascii="Symbol" w:hAnsi="Symbol" w:cs="Symbol" w:hint="default"/>
+      </w:rPr>
+    </w:lvl>
+    <w:lvl w:ilvl="3">
+      <w:start w:val="0"/>
+      <w:numFmt w:val="bullet"/>
+      <w:lvlText w:val=""/>
+      <w:lvlJc w:val="left"/>
+      <w:pPr>
+        <w:tabs>
+          <w:tab w:val="num" w:pos="0"/>
+        </w:tabs>
+        <w:ind w:left="2880" w:hanging="480"/>
+      </w:pPr>
+      <w:rPr>
+        <w:rFonts w:ascii="Symbol" w:hAnsi="Symbol" w:cs="Symbol" w:hint="default"/>
+      </w:rPr>
+    </w:lvl>
+    <w:lvl w:ilvl="4">
+      <w:start w:val="0"/>
+      <w:numFmt w:val="bullet"/>
+      <w:lvlText w:val=""/>
+      <w:lvlJc w:val="left"/>
+      <w:pPr>
+        <w:tabs>
+          <w:tab w:val="num" w:pos="0"/>
+        </w:tabs>
+        <w:ind w:left="3600" w:hanging="480"/>
+      </w:pPr>
+      <w:rPr>
+        <w:rFonts w:ascii="Symbol" w:hAnsi="Symbol" w:cs="Symbol" w:hint="default"/>
+      </w:rPr>
+    </w:lvl>
+    <w:lvl w:ilvl="5">
+      <w:start w:val="0"/>
+      <w:numFmt w:val="bullet"/>
+      <w:lvlText w:val=""/>
+      <w:lvlJc w:val="left"/>
+      <w:pPr>
+        <w:tabs>
+          <w:tab w:val="num" w:pos="0"/>
+        </w:tabs>
+        <w:ind w:left="4320" w:hanging="480"/>
+      </w:pPr>
+      <w:rPr>
+        <w:rFonts w:ascii="Symbol" w:hAnsi="Symbol" w:cs="Symbol" w:hint="default"/>
+      </w:rPr>
+    </w:lvl>
+    <w:lvl w:ilvl="6">
+      <w:start w:val="0"/>
+      <w:numFmt w:val="bullet"/>
+      <w:lvlText w:val=""/>
+      <w:lvlJc w:val="left"/>
+      <w:pPr>
+        <w:tabs>
+          <w:tab w:val="num" w:pos="0"/>
+        </w:tabs>
+        <w:ind w:left="5040" w:hanging="480"/>
+      </w:pPr>
+      <w:rPr>
+        <w:rFonts w:ascii="Symbol" w:hAnsi="Symbol" w:cs="Symbol" w:hint="default"/>
+      </w:rPr>
+    </w:lvl>
+    <w:lvl w:ilvl="7">
+      <w:start w:val="0"/>
+      <w:numFmt w:val="bullet"/>
+      <w:lvlText w:val=""/>
+      <w:lvlJc w:val="left"/>
+      <w:pPr>
+        <w:tabs>
+          <w:tab w:val="num" w:pos="0"/>
+        </w:tabs>
+        <w:ind w:left="5760" w:hanging="480"/>
+      </w:pPr>
+      <w:rPr>
+        <w:rFonts w:ascii="Symbol" w:hAnsi="Symbol" w:cs="Symbol" w:hint="default"/>
+      </w:rPr>
+    </w:lvl>
+    <w:lvl w:ilvl="8">
+      <w:start w:val="0"/>
+      <w:numFmt w:val="bullet"/>
+      <w:lvlText w:val=""/>
+      <w:lvlJc w:val="left"/>
+      <w:pPr>
+        <w:tabs>
+          <w:tab w:val="num" w:pos="0"/>
+        </w:tabs>
+        <w:ind w:left="6480" w:hanging="480"/>
+      </w:pPr>
+      <w:rPr>
+        <w:rFonts w:ascii="Symbol" w:hAnsi="Symbol" w:cs="Symbol" w:hint="default"/>
+      </w:rPr>
+    </w:lvl>
+  </w:abstractNum>
+  <w:abstractNum w:abstractNumId="20">
+    <w:lvl w:ilvl="0">
+      <w:numFmt w:val="bullet"/>
+      <w:lvlText w:val=""/>
+      <w:lvlJc w:val="left"/>
+      <w:pPr>
+        <w:tabs>
+          <w:tab w:val="num" w:pos="0"/>
+        </w:tabs>
+        <w:ind w:left="720" w:hanging="480"/>
+      </w:pPr>
+      <w:rPr>
+        <w:rFonts w:ascii="Symbol" w:hAnsi="Symbol" w:cs="Symbol" w:hint="default"/>
+      </w:rPr>
+    </w:lvl>
+    <w:lvl w:ilvl="1">
+      <w:start w:val="0"/>
+      <w:numFmt w:val="bullet"/>
+      <w:lvlText w:val=""/>
+      <w:lvlJc w:val="left"/>
+      <w:pPr>
+        <w:tabs>
+          <w:tab w:val="num" w:pos="0"/>
+        </w:tabs>
+        <w:ind w:left="1440" w:hanging="480"/>
+      </w:pPr>
+      <w:rPr>
+        <w:rFonts w:ascii="Symbol" w:hAnsi="Symbol" w:cs="Symbol" w:hint="default"/>
+      </w:rPr>
+    </w:lvl>
+    <w:lvl w:ilvl="2">
+      <w:start w:val="0"/>
+      <w:numFmt w:val="bullet"/>
+      <w:lvlText w:val=""/>
+      <w:lvlJc w:val="left"/>
+      <w:pPr>
+        <w:tabs>
+          <w:tab w:val="num" w:pos="0"/>
+        </w:tabs>
+        <w:ind w:left="2160" w:hanging="480"/>
+      </w:pPr>
+      <w:rPr>
+        <w:rFonts w:ascii="Symbol" w:hAnsi="Symbol" w:cs="Symbol" w:hint="default"/>
+      </w:rPr>
+    </w:lvl>
+    <w:lvl w:ilvl="3">
+      <w:start w:val="0"/>
+      <w:numFmt w:val="bullet"/>
+      <w:lvlText w:val=""/>
+      <w:lvlJc w:val="left"/>
+      <w:pPr>
+        <w:tabs>
+          <w:tab w:val="num" w:pos="0"/>
+        </w:tabs>
+        <w:ind w:left="2880" w:hanging="480"/>
+      </w:pPr>
+      <w:rPr>
+        <w:rFonts w:ascii="Symbol" w:hAnsi="Symbol" w:cs="Symbol" w:hint="default"/>
+      </w:rPr>
+    </w:lvl>
+    <w:lvl w:ilvl="4">
+      <w:start w:val="0"/>
+      <w:numFmt w:val="bullet"/>
+      <w:lvlText w:val=""/>
+      <w:lvlJc w:val="left"/>
+      <w:pPr>
+        <w:tabs>
+          <w:tab w:val="num" w:pos="0"/>
+        </w:tabs>
+        <w:ind w:left="3600" w:hanging="480"/>
+      </w:pPr>
+      <w:rPr>
+        <w:rFonts w:ascii="Symbol" w:hAnsi="Symbol" w:cs="Symbol" w:hint="default"/>
+      </w:rPr>
+    </w:lvl>
+    <w:lvl w:ilvl="5">
+      <w:start w:val="0"/>
+      <w:numFmt w:val="bullet"/>
+      <w:lvlText w:val=""/>
+      <w:lvlJc w:val="left"/>
+      <w:pPr>
+        <w:tabs>
+          <w:tab w:val="num" w:pos="0"/>
+        </w:tabs>
+        <w:ind w:left="4320" w:hanging="480"/>
+      </w:pPr>
+      <w:rPr>
+        <w:rFonts w:ascii="Symbol" w:hAnsi="Symbol" w:cs="Symbol" w:hint="default"/>
+      </w:rPr>
+    </w:lvl>
+    <w:lvl w:ilvl="6">
+      <w:start w:val="0"/>
+      <w:numFmt w:val="bullet"/>
+      <w:lvlText w:val=""/>
+      <w:lvlJc w:val="left"/>
+      <w:pPr>
+        <w:tabs>
+          <w:tab w:val="num" w:pos="0"/>
+        </w:tabs>
+        <w:ind w:left="5040" w:hanging="480"/>
+      </w:pPr>
+      <w:rPr>
+        <w:rFonts w:ascii="Symbol" w:hAnsi="Symbol" w:cs="Symbol" w:hint="default"/>
+      </w:rPr>
+    </w:lvl>
+    <w:lvl w:ilvl="7">
+      <w:start w:val="0"/>
+      <w:numFmt w:val="bullet"/>
+      <w:lvlText w:val=""/>
+      <w:lvlJc w:val="left"/>
+      <w:pPr>
+        <w:tabs>
+          <w:tab w:val="num" w:pos="0"/>
+        </w:tabs>
+        <w:ind w:left="5760" w:hanging="480"/>
+      </w:pPr>
+      <w:rPr>
+        <w:rFonts w:ascii="Symbol" w:hAnsi="Symbol" w:cs="Symbol" w:hint="default"/>
+      </w:rPr>
+    </w:lvl>
+    <w:lvl w:ilvl="8">
+      <w:start w:val="0"/>
+      <w:numFmt w:val="bullet"/>
+      <w:lvlText w:val=""/>
+      <w:lvlJc w:val="left"/>
+      <w:pPr>
+        <w:tabs>
+          <w:tab w:val="num" w:pos="0"/>
+        </w:tabs>
+        <w:ind w:left="6480" w:hanging="480"/>
+      </w:pPr>
+      <w:rPr>
+        <w:rFonts w:ascii="Symbol" w:hAnsi="Symbol" w:cs="Symbol" w:hint="default"/>
+      </w:rPr>
+    </w:lvl>
+  </w:abstractNum>
+  <w:abstractNum w:abstractNumId="21">
+    <w:lvl w:ilvl="0">
+      <w:numFmt w:val="bullet"/>
+      <w:lvlText w:val=""/>
+      <w:lvlJc w:val="left"/>
+      <w:pPr>
+        <w:tabs>
+          <w:tab w:val="num" w:pos="0"/>
+        </w:tabs>
+        <w:ind w:left="720" w:hanging="480"/>
+      </w:pPr>
+      <w:rPr>
+        <w:rFonts w:ascii="Symbol" w:hAnsi="Symbol" w:cs="Symbol" w:hint="default"/>
+      </w:rPr>
+    </w:lvl>
+    <w:lvl w:ilvl="1">
+      <w:start w:val="0"/>
+      <w:numFmt w:val="bullet"/>
+      <w:lvlText w:val=""/>
+      <w:lvlJc w:val="left"/>
+      <w:pPr>
+        <w:tabs>
+          <w:tab w:val="num" w:pos="0"/>
+        </w:tabs>
+        <w:ind w:left="1440" w:hanging="480"/>
+      </w:pPr>
+      <w:rPr>
+        <w:rFonts w:ascii="Symbol" w:hAnsi="Symbol" w:cs="Symbol" w:hint="default"/>
+      </w:rPr>
+    </w:lvl>
+    <w:lvl w:ilvl="2">
+      <w:start w:val="0"/>
+      <w:numFmt w:val="bullet"/>
+      <w:lvlText w:val=""/>
+      <w:lvlJc w:val="left"/>
+      <w:pPr>
+        <w:tabs>
+          <w:tab w:val="num" w:pos="0"/>
+        </w:tabs>
+        <w:ind w:left="2160" w:hanging="480"/>
+      </w:pPr>
+      <w:rPr>
+        <w:rFonts w:ascii="Symbol" w:hAnsi="Symbol" w:cs="Symbol" w:hint="default"/>
+      </w:rPr>
+    </w:lvl>
+    <w:lvl w:ilvl="3">
+      <w:start w:val="0"/>
+      <w:numFmt w:val="bullet"/>
+      <w:lvlText w:val=""/>
+      <w:lvlJc w:val="left"/>
+      <w:pPr>
+        <w:tabs>
+          <w:tab w:val="num" w:pos="0"/>
+        </w:tabs>
+        <w:ind w:left="2880" w:hanging="480"/>
+      </w:pPr>
+      <w:rPr>
+        <w:rFonts w:ascii="Symbol" w:hAnsi="Symbol" w:cs="Symbol" w:hint="default"/>
+      </w:rPr>
+    </w:lvl>
+    <w:lvl w:ilvl="4">
+      <w:start w:val="0"/>
+      <w:numFmt w:val="bullet"/>
+      <w:lvlText w:val=""/>
+      <w:lvlJc w:val="left"/>
+      <w:pPr>
+        <w:tabs>
+          <w:tab w:val="num" w:pos="0"/>
+        </w:tabs>
+        <w:ind w:left="3600" w:hanging="480"/>
+      </w:pPr>
+      <w:rPr>
+        <w:rFonts w:ascii="Symbol" w:hAnsi="Symbol" w:cs="Symbol" w:hint="default"/>
+      </w:rPr>
+    </w:lvl>
+    <w:lvl w:ilvl="5">
+      <w:start w:val="0"/>
+      <w:numFmt w:val="bullet"/>
+      <w:lvlText w:val=""/>
+      <w:lvlJc w:val="left"/>
+      <w:pPr>
+        <w:tabs>
+          <w:tab w:val="num" w:pos="0"/>
+        </w:tabs>
+        <w:ind w:left="4320" w:hanging="480"/>
+      </w:pPr>
+      <w:rPr>
+        <w:rFonts w:ascii="Symbol" w:hAnsi="Symbol" w:cs="Symbol" w:hint="default"/>
+      </w:rPr>
+    </w:lvl>
+    <w:lvl w:ilvl="6">
+      <w:start w:val="0"/>
+      <w:numFmt w:val="bullet"/>
+      <w:lvlText w:val=""/>
+      <w:lvlJc w:val="left"/>
+      <w:pPr>
+        <w:tabs>
+          <w:tab w:val="num" w:pos="0"/>
+        </w:tabs>
+        <w:ind w:left="5040" w:hanging="480"/>
+      </w:pPr>
+      <w:rPr>
+        <w:rFonts w:ascii="Symbol" w:hAnsi="Symbol" w:cs="Symbol" w:hint="default"/>
+      </w:rPr>
+    </w:lvl>
+    <w:lvl w:ilvl="7">
+      <w:start w:val="0"/>
+      <w:numFmt w:val="bullet"/>
+      <w:lvlText w:val=""/>
+      <w:lvlJc w:val="left"/>
+      <w:pPr>
+        <w:tabs>
+          <w:tab w:val="num" w:pos="0"/>
+        </w:tabs>
+        <w:ind w:left="5760" w:hanging="480"/>
+      </w:pPr>
+      <w:rPr>
+        <w:rFonts w:ascii="Symbol" w:hAnsi="Symbol" w:cs="Symbol" w:hint="default"/>
+      </w:rPr>
+    </w:lvl>
+    <w:lvl w:ilvl="8">
+      <w:start w:val="0"/>
+      <w:numFmt w:val="bullet"/>
+      <w:lvlText w:val=""/>
+      <w:lvlJc w:val="left"/>
+      <w:pPr>
+        <w:tabs>
+          <w:tab w:val="num" w:pos="0"/>
+        </w:tabs>
+        <w:ind w:left="6480" w:hanging="480"/>
+      </w:pPr>
+      <w:rPr>
+        <w:rFonts w:ascii="Symbol" w:hAnsi="Symbol" w:cs="Symbol" w:hint="default"/>
+      </w:rPr>
+    </w:lvl>
+  </w:abstractNum>
+  <w:abstractNum w:abstractNumId="22">
+    <w:lvl w:ilvl="0">
       <w:start w:val="1"/>
       <w:numFmt w:val="none"/>
       <w:suff w:val="nothing"/>
@@ -5274,19 +6640,19 @@
     <w:abstractNumId w:val="17"/>
   </w:num>
   <w:num w:numId="18">
-    <w:abstractNumId w:val="1"/>
+    <w:abstractNumId w:val="18"/>
   </w:num>
   <w:num w:numId="19">
-    <w:abstractNumId w:val="1"/>
+    <w:abstractNumId w:val="19"/>
   </w:num>
   <w:num w:numId="20">
-    <w:abstractNumId w:val="1"/>
+    <w:abstractNumId w:val="20"/>
   </w:num>
   <w:num w:numId="21">
-    <w:abstractNumId w:val="1"/>
+    <w:abstractNumId w:val="21"/>
   </w:num>
   <w:num w:numId="22">
-    <w:abstractNumId w:val="1"/>
+    <w:abstractNumId w:val="22"/>
   </w:num>
   <w:num w:numId="23">
     <w:abstractNumId w:val="1"/>
@@ -5445,6 +6811,78 @@
     <w:abstractNumId w:val="1"/>
   </w:num>
   <w:num w:numId="75">
+    <w:abstractNumId w:val="1"/>
+  </w:num>
+  <w:num w:numId="76">
+    <w:abstractNumId w:val="1"/>
+  </w:num>
+  <w:num w:numId="77">
+    <w:abstractNumId w:val="1"/>
+  </w:num>
+  <w:num w:numId="78">
+    <w:abstractNumId w:val="1"/>
+  </w:num>
+  <w:num w:numId="79">
+    <w:abstractNumId w:val="1"/>
+  </w:num>
+  <w:num w:numId="80">
+    <w:abstractNumId w:val="1"/>
+  </w:num>
+  <w:num w:numId="81">
+    <w:abstractNumId w:val="1"/>
+  </w:num>
+  <w:num w:numId="82">
+    <w:abstractNumId w:val="1"/>
+  </w:num>
+  <w:num w:numId="83">
+    <w:abstractNumId w:val="1"/>
+  </w:num>
+  <w:num w:numId="84">
+    <w:abstractNumId w:val="1"/>
+  </w:num>
+  <w:num w:numId="85">
+    <w:abstractNumId w:val="1"/>
+  </w:num>
+  <w:num w:numId="86">
+    <w:abstractNumId w:val="1"/>
+  </w:num>
+  <w:num w:numId="87">
+    <w:abstractNumId w:val="1"/>
+  </w:num>
+  <w:num w:numId="88">
+    <w:abstractNumId w:val="1"/>
+  </w:num>
+  <w:num w:numId="89">
+    <w:abstractNumId w:val="1"/>
+  </w:num>
+  <w:num w:numId="90">
+    <w:abstractNumId w:val="1"/>
+  </w:num>
+  <w:num w:numId="91">
+    <w:abstractNumId w:val="1"/>
+  </w:num>
+  <w:num w:numId="92">
+    <w:abstractNumId w:val="1"/>
+  </w:num>
+  <w:num w:numId="93">
+    <w:abstractNumId w:val="1"/>
+  </w:num>
+  <w:num w:numId="94">
+    <w:abstractNumId w:val="1"/>
+  </w:num>
+  <w:num w:numId="95">
+    <w:abstractNumId w:val="1"/>
+  </w:num>
+  <w:num w:numId="96">
+    <w:abstractNumId w:val="1"/>
+  </w:num>
+  <w:num w:numId="97">
+    <w:abstractNumId w:val="1"/>
+  </w:num>
+  <w:num w:numId="98">
+    <w:abstractNumId w:val="1"/>
+  </w:num>
+  <w:num w:numId="99">
     <w:abstractNumId w:val="1"/>
   </w:num>
 </w:numbering>

--- a/docs/docx/versions.docx
+++ b/docs/docx/versions.docx
@@ -23,7 +23,7 @@
       </w:pPr>
       <w:r>
         <w:rPr/>
-        <w:t>Планировщик отпусков 0.5.0 · Выпуски, авторство и изменения</w:t>
+        <w:t>Планировщик отпусков 0.6.0 · Выпуски, авторство и изменения</w:t>
       </w:r>
     </w:p>
     <w:p>
@@ -33,7 +33,7 @@
       </w:pPr>
       <w:r>
         <w:rPr/>
-        <w:t>28 октября 2026</w:t>
+        <w:t>29 октября 2026</w:t>
       </w:r>
     </w:p>
     <w:sdt>
@@ -93,7 +93,7 @@
             </w:rPr>
             <w:fldChar w:fldCharType="separate"/>
           </w:r>
-          <w:hyperlink w:anchor="__RefHeading___Toc25679_2275915807">
+          <w:hyperlink w:anchor="__RefHeading___Toc32753_3673021804">
             <w:r>
               <w:rPr>
                 <w:webHidden/>
@@ -114,13 +114,13 @@
             </w:tabs>
             <w:rPr/>
           </w:pPr>
-          <w:hyperlink w:anchor="__RefHeading___Toc25681_2275915807">
+          <w:hyperlink w:anchor="__RefHeading___Toc32755_3673021804">
             <w:r>
               <w:rPr>
                 <w:webHidden/>
                 <w:rStyle w:val="IndexLink"/>
               </w:rPr>
-              <w:t>1.1 v0.5.0 — эксплуатация на 5000 пользователей (30.10.2026)</w:t>
+              <w:t>1.1 v0.6.0 — готовность к приёмке (31.10.2026)</w:t>
               <w:tab/>
               <w:t>4</w:t>
             </w:r>
@@ -135,13 +135,13 @@
             </w:tabs>
             <w:rPr/>
           </w:pPr>
-          <w:hyperlink w:anchor="__RefHeading___Toc25683_2275915807">
+          <w:hyperlink w:anchor="__RefHeading___Toc32757_3673021804">
             <w:r>
               <w:rPr>
                 <w:webHidden/>
                 <w:rStyle w:val="IndexLink"/>
               </w:rPr>
-              <w:t>1.2 v0.4.0 — интеграции (29.10.2026)</w:t>
+              <w:t>1.2 v0.5.0 — эксплуатация на 5000 пользователей (30.10.2026)</w:t>
               <w:tab/>
               <w:t>5</w:t>
             </w:r>
@@ -156,34 +156,13 @@
             </w:tabs>
             <w:rPr/>
           </w:pPr>
-          <w:hyperlink w:anchor="__RefHeading___Toc25685_2275915807">
+          <w:hyperlink w:anchor="__RefHeading___Toc32759_3673021804">
             <w:r>
               <w:rPr>
                 <w:webHidden/>
                 <w:rStyle w:val="IndexLink"/>
               </w:rPr>
-              <w:t>1.3 v0.3.0 — корпоративное качество (28.10.2026)</w:t>
-              <w:tab/>
-              <w:t>6</w:t>
-            </w:r>
-          </w:hyperlink>
-        </w:p>
-        <w:p>
-          <w:pPr>
-            <w:pStyle w:val="TOC2"/>
-            <w:tabs>
-              <w:tab w:val="clear" w:pos="9077"/>
-              <w:tab w:val="right" w:pos="9359" w:leader="dot"/>
-            </w:tabs>
-            <w:rPr/>
-          </w:pPr>
-          <w:hyperlink w:anchor="__RefHeading___Toc25687_2275915807">
-            <w:r>
-              <w:rPr>
-                <w:webHidden/>
-                <w:rStyle w:val="IndexLink"/>
-              </w:rPr>
-              <w:t>1.4 v0.2.1 — читаемые схемы и Gantt-полосы (28.10.2026)</w:t>
+              <w:t>1.3 v0.4.0 — интеграции (29.10.2026)</w:t>
               <w:tab/>
               <w:t>7</w:t>
             </w:r>
@@ -198,13 +177,13 @@
             </w:tabs>
             <w:rPr/>
           </w:pPr>
-          <w:hyperlink w:anchor="__RefHeading___Toc25689_2275915807">
+          <w:hyperlink w:anchor="__RefHeading___Toc32761_3673021804">
             <w:r>
               <w:rPr>
                 <w:webHidden/>
                 <w:rStyle w:val="IndexLink"/>
               </w:rPr>
-              <w:t>1.5 v0.2.0 — схемы, фирменный дизайн и первые выгрузки (27.10.2026)</w:t>
+              <w:t>1.4 v0.3.0 — корпоративное качество (28.10.2026)</w:t>
               <w:tab/>
               <w:t>7</w:t>
             </w:r>
@@ -219,15 +198,15 @@
             </w:tabs>
             <w:rPr/>
           </w:pPr>
-          <w:hyperlink w:anchor="__RefHeading___Toc25691_2275915807">
+          <w:hyperlink w:anchor="__RefHeading___Toc32763_3673021804">
             <w:r>
               <w:rPr>
                 <w:webHidden/>
                 <w:rStyle w:val="IndexLink"/>
               </w:rPr>
-              <w:t>1.6 v0.1.0 — зрелая платформа вместо прототипа (27.10.2026)</w:t>
+              <w:t>1.5 v0.2.1 — читаемые схемы и Gantt-полосы (28.10.2026)</w:t>
               <w:tab/>
-              <w:t>8</w:t>
+              <w:t>9</w:t>
             </w:r>
           </w:hyperlink>
         </w:p>
@@ -240,15 +219,57 @@
             </w:tabs>
             <w:rPr/>
           </w:pPr>
-          <w:hyperlink w:anchor="__RefHeading___Toc25693_2275915807">
+          <w:hyperlink w:anchor="__RefHeading___Toc32765_3673021804">
             <w:r>
               <w:rPr>
                 <w:webHidden/>
                 <w:rStyle w:val="IndexLink"/>
               </w:rPr>
-              <w:t>1.7 Прежние выпуски прототипа</w:t>
+              <w:t>1.6 v0.2.0 — схемы, фирменный дизайн и первые выгрузки (27.10.2026)</w:t>
               <w:tab/>
               <w:t>9</w:t>
+            </w:r>
+          </w:hyperlink>
+        </w:p>
+        <w:p>
+          <w:pPr>
+            <w:pStyle w:val="TOC2"/>
+            <w:tabs>
+              <w:tab w:val="clear" w:pos="9077"/>
+              <w:tab w:val="right" w:pos="9359" w:leader="dot"/>
+            </w:tabs>
+            <w:rPr/>
+          </w:pPr>
+          <w:hyperlink w:anchor="__RefHeading___Toc32767_3673021804">
+            <w:r>
+              <w:rPr>
+                <w:webHidden/>
+                <w:rStyle w:val="IndexLink"/>
+              </w:rPr>
+              <w:t>1.7 v0.1.0 — зрелая платформа вместо прототипа (27.10.2026)</w:t>
+              <w:tab/>
+              <w:t>9</w:t>
+            </w:r>
+          </w:hyperlink>
+        </w:p>
+        <w:p>
+          <w:pPr>
+            <w:pStyle w:val="TOC2"/>
+            <w:tabs>
+              <w:tab w:val="clear" w:pos="9077"/>
+              <w:tab w:val="right" w:pos="9359" w:leader="dot"/>
+            </w:tabs>
+            <w:rPr/>
+          </w:pPr>
+          <w:hyperlink w:anchor="__RefHeading___Toc32769_3673021804">
+            <w:r>
+              <w:rPr>
+                <w:webHidden/>
+                <w:rStyle w:val="IndexLink"/>
+              </w:rPr>
+              <w:t>1.8 Прежние выпуски прототипа</w:t>
+              <w:tab/>
+              <w:t>10</w:t>
             </w:r>
           </w:hyperlink>
           <w:r>
@@ -265,7 +286,7 @@
         <w:pStyle w:val="Heading1"/>
         <w:rPr/>
       </w:pPr>
-      <w:bookmarkStart w:id="0" w:name="__RefHeading___Toc25679_2275915807"/>
+      <w:bookmarkStart w:id="0" w:name="__RefHeading___Toc32753_3673021804"/>
       <w:bookmarkStart w:id="1" w:name="версии-и-авторство"/>
       <w:bookmarkEnd w:id="0"/>
       <w:r>
@@ -533,6 +554,175 @@
                 <w:lang w:val="en-US" w:eastAsia="en-US" w:bidi="ar-SA"/>
               </w:rPr>
               <w:t>Суть</w:t>
+            </w:r>
+          </w:p>
+        </w:tc>
+      </w:tr>
+      <w:tr>
+        <w:trPr/>
+        <w:tc>
+          <w:tcPr>
+            <w:tcW w:w="1872" w:type="dxa"/>
+            <w:tcBorders>
+              <w:top w:val="single" w:sz="4" w:space="0" w:color="D6DCEA"/>
+              <w:left w:val="single" w:sz="4" w:space="0" w:color="D6DCEA"/>
+              <w:bottom w:val="single" w:sz="4" w:space="0" w:color="D6DCEA"/>
+              <w:right w:val="single" w:sz="4" w:space="0" w:color="D6DCEA"/>
+            </w:tcBorders>
+          </w:tcPr>
+          <w:p>
+            <w:pPr>
+              <w:pStyle w:val="Compact"/>
+              <w:widowControl/>
+              <w:spacing w:before="36" w:after="40"/>
+              <w:jc w:val="left"/>
+              <w:rPr>
+                <w:kern w:val="0"/>
+                <w:szCs w:val="24"/>
+                <w:lang w:val="en-US" w:eastAsia="en-US" w:bidi="ar-SA"/>
+              </w:rPr>
+            </w:pPr>
+            <w:r>
+              <w:rPr>
+                <w:kern w:val="0"/>
+                <w:sz w:val="18"/>
+                <w:szCs w:val="24"/>
+                <w:lang w:val="en-US" w:eastAsia="en-US" w:bidi="ar-SA"/>
+              </w:rPr>
+              <w:t>v0.6.0</w:t>
+            </w:r>
+          </w:p>
+        </w:tc>
+        <w:tc>
+          <w:tcPr>
+            <w:tcW w:w="1872" w:type="dxa"/>
+            <w:tcBorders>
+              <w:top w:val="single" w:sz="4" w:space="0" w:color="D6DCEA"/>
+              <w:left w:val="single" w:sz="4" w:space="0" w:color="D6DCEA"/>
+              <w:bottom w:val="single" w:sz="4" w:space="0" w:color="D6DCEA"/>
+              <w:right w:val="single" w:sz="4" w:space="0" w:color="D6DCEA"/>
+            </w:tcBorders>
+          </w:tcPr>
+          <w:p>
+            <w:pPr>
+              <w:pStyle w:val="Compact"/>
+              <w:widowControl/>
+              <w:spacing w:before="36" w:after="40"/>
+              <w:jc w:val="left"/>
+              <w:rPr>
+                <w:kern w:val="0"/>
+                <w:szCs w:val="24"/>
+                <w:lang w:val="en-US" w:eastAsia="en-US" w:bidi="ar-SA"/>
+              </w:rPr>
+            </w:pPr>
+            <w:r>
+              <w:rPr>
+                <w:kern w:val="0"/>
+                <w:sz w:val="18"/>
+                <w:szCs w:val="24"/>
+                <w:lang w:val="en-US" w:eastAsia="en-US" w:bidi="ar-SA"/>
+              </w:rPr>
+              <w:t>31.10.2026</w:t>
+            </w:r>
+          </w:p>
+        </w:tc>
+        <w:tc>
+          <w:tcPr>
+            <w:tcW w:w="1872" w:type="dxa"/>
+            <w:tcBorders>
+              <w:top w:val="single" w:sz="4" w:space="0" w:color="D6DCEA"/>
+              <w:left w:val="single" w:sz="4" w:space="0" w:color="D6DCEA"/>
+              <w:bottom w:val="single" w:sz="4" w:space="0" w:color="D6DCEA"/>
+              <w:right w:val="single" w:sz="4" w:space="0" w:color="D6DCEA"/>
+            </w:tcBorders>
+          </w:tcPr>
+          <w:p>
+            <w:pPr>
+              <w:pStyle w:val="Compact"/>
+              <w:widowControl/>
+              <w:spacing w:before="36" w:after="40"/>
+              <w:jc w:val="left"/>
+              <w:rPr>
+                <w:kern w:val="0"/>
+                <w:szCs w:val="24"/>
+                <w:lang w:val="en-US" w:eastAsia="en-US" w:bidi="ar-SA"/>
+              </w:rPr>
+            </w:pPr>
+            <w:r>
+              <w:rPr>
+                <w:rStyle w:val="VerbatimChar"/>
+                <w:kern w:val="0"/>
+                <w:sz w:val="18"/>
+                <w:szCs w:val="24"/>
+                <w:lang w:val="en-US" w:eastAsia="en-US" w:bidi="ar-SA"/>
+              </w:rPr>
+              <w:t>v0.6.0</w:t>
+            </w:r>
+          </w:p>
+        </w:tc>
+        <w:tc>
+          <w:tcPr>
+            <w:tcW w:w="1872" w:type="dxa"/>
+            <w:tcBorders>
+              <w:top w:val="single" w:sz="4" w:space="0" w:color="D6DCEA"/>
+              <w:left w:val="single" w:sz="4" w:space="0" w:color="D6DCEA"/>
+              <w:bottom w:val="single" w:sz="4" w:space="0" w:color="D6DCEA"/>
+              <w:right w:val="single" w:sz="4" w:space="0" w:color="D6DCEA"/>
+            </w:tcBorders>
+          </w:tcPr>
+          <w:p>
+            <w:pPr>
+              <w:pStyle w:val="Compact"/>
+              <w:widowControl/>
+              <w:spacing w:before="36" w:after="40"/>
+              <w:jc w:val="left"/>
+              <w:rPr>
+                <w:kern w:val="0"/>
+                <w:szCs w:val="24"/>
+                <w:lang w:val="en-US" w:eastAsia="en-US" w:bidi="ar-SA"/>
+              </w:rPr>
+            </w:pPr>
+            <w:r>
+              <w:rPr>
+                <w:kern w:val="0"/>
+                <w:sz w:val="18"/>
+                <w:szCs w:val="24"/>
+                <w:lang w:val="en-US" w:eastAsia="en-US" w:bidi="ar-SA"/>
+              </w:rPr>
+              <w:t>ayurasov</w:t>
+            </w:r>
+          </w:p>
+        </w:tc>
+        <w:tc>
+          <w:tcPr>
+            <w:tcW w:w="1872" w:type="dxa"/>
+            <w:tcBorders>
+              <w:top w:val="single" w:sz="4" w:space="0" w:color="D6DCEA"/>
+              <w:left w:val="single" w:sz="4" w:space="0" w:color="D6DCEA"/>
+              <w:bottom w:val="single" w:sz="4" w:space="0" w:color="D6DCEA"/>
+              <w:right w:val="single" w:sz="4" w:space="0" w:color="D6DCEA"/>
+            </w:tcBorders>
+          </w:tcPr>
+          <w:p>
+            <w:pPr>
+              <w:pStyle w:val="Compact"/>
+              <w:widowControl/>
+              <w:spacing w:before="36" w:after="40"/>
+              <w:jc w:val="left"/>
+              <w:rPr>
+                <w:kern w:val="0"/>
+                <w:szCs w:val="24"/>
+                <w:lang w:val="en-US" w:eastAsia="en-US" w:bidi="ar-SA"/>
+              </w:rPr>
+            </w:pPr>
+            <w:r>
+              <w:rPr>
+                <w:kern w:val="0"/>
+                <w:sz w:val="18"/>
+                <w:szCs w:val="24"/>
+                <w:lang w:val="en-US" w:eastAsia="en-US" w:bidi="ar-SA"/>
+              </w:rPr>
+              <w:t>Готовность к приёмке: кампания планирования, утверждение графика и форма Т-7, извещение о начале отпуска; замещение и эскалация согласования; журнал входов, блокировка, сеансы, политика паролей</w:t>
             </w:r>
           </w:p>
         </w:tc>
@@ -1557,7 +1747,7 @@
         <w:pStyle w:val="Heading2"/>
         <w:rPr/>
       </w:pPr>
-      <w:bookmarkStart w:id="2" w:name="__RefHeading___Toc25681_2275915807"/>
+      <w:bookmarkStart w:id="2" w:name="__RefHeading___Toc32755_3673021804"/>
       <w:bookmarkEnd w:id="2"/>
       <w:r>
         <w:rPr>
@@ -1568,7 +1758,7 @@
       <w:r>
         <w:rPr/>
         <w:tab/>
-        <w:t>v0.5.0 — эксплуатация на 5000 пользователей (30.10.2026)</w:t>
+        <w:t>v0.6.0 — готовность к приёмке (31.10.2026)</w:t>
       </w:r>
     </w:p>
     <w:p>
@@ -1588,7 +1778,7 @@
         <w:rPr>
           <w:rStyle w:val="VerbatimChar"/>
         </w:rPr>
-        <w:t>v0.5.0</w:t>
+        <w:t>v0.6.0</w:t>
       </w:r>
       <w:r>
         <w:rPr/>
@@ -1608,7 +1798,7 @@
         <w:rPr>
           <w:rStyle w:val="VerbatimChar"/>
         </w:rPr>
-        <w:t>v0.5.0</w:t>
+        <w:t>v0.6.0</w:t>
       </w:r>
       <w:r>
         <w:rPr/>
@@ -1649,7 +1839,411 @@
         <w:pStyle w:val="Compact"/>
         <w:numPr>
           <w:ilvl w:val="0"/>
-          <w:numId w:val="23"/>
+          <w:numId w:val="28"/>
+        </w:numPr>
+        <w:rPr/>
+      </w:pPr>
+      <w:r>
+        <w:rPr>
+          <w:b/>
+          <w:bCs/>
+        </w:rPr>
+        <w:t>График отпусков по ТК РФ от начала до конца.</w:t>
+      </w:r>
+      <w:r>
+        <w:rPr/>
+        <w:t xml:space="preserve"> Кадровая служба открывает планирование на следующий год со сроком — сотрудники получают приглашение и видят в «Моём отпуске», сколько дней из нормы уже запланировано и есть ли часть не короче 14 дней. Кадровая служба следит за прогрессом по отделам, напоминает не спланировавшим (за три дня до срока — автоматически), утверждает график с номером и датой документа и отметкой о мнении профсоюза и выгружает его по форме Т-7 — с переносами после утверждения в графах 8–9.</w:t>
+      </w:r>
+    </w:p>
+    <w:p>
+      <w:pPr>
+        <w:pStyle w:val="Compact"/>
+        <w:numPr>
+          <w:ilvl w:val="0"/>
+          <w:numId w:val="29"/>
+        </w:numPr>
+        <w:rPr/>
+      </w:pPr>
+      <w:r>
+        <w:rPr>
+          <w:b/>
+          <w:bCs/>
+        </w:rPr>
+        <w:t>Извещение о начале отпуска за две недели.</w:t>
+      </w:r>
+      <w:r>
+        <w:rPr/>
+        <w:t xml:space="preserve"> Сотрудник получает извещение и подтверждает ознакомление кнопкой «Ознакомлен»; кадровая служба видит в журнале, кто не подтвердил, особо — когда до отпуска три дня и меньше, печатает лист для подписи и выгружает журнал.</w:t>
+      </w:r>
+    </w:p>
+    <w:p>
+      <w:pPr>
+        <w:pStyle w:val="Compact"/>
+        <w:numPr>
+          <w:ilvl w:val="0"/>
+          <w:numId w:val="30"/>
+        </w:numPr>
+        <w:rPr/>
+      </w:pPr>
+      <w:r>
+        <w:rPr>
+          <w:b/>
+          <w:bCs/>
+        </w:rPr>
+        <w:t>Замещение руководителя.</w:t>
+      </w:r>
+      <w:r>
+        <w:rPr/>
+        <w:t xml:space="preserve"> Уходя в отпуск, руководитель передаёт согласование коллеге на период — заявки команды не ждут его возвращения. Заявка без решения дольше срока организации сама передаётся вышестоящему руководителю.</w:t>
+      </w:r>
+    </w:p>
+    <w:p>
+      <w:pPr>
+        <w:pStyle w:val="Compact"/>
+        <w:numPr>
+          <w:ilvl w:val="0"/>
+          <w:numId w:val="31"/>
+        </w:numPr>
+        <w:rPr/>
+      </w:pPr>
+      <w:r>
+        <w:rPr>
+          <w:b/>
+          <w:bCs/>
+        </w:rPr>
+        <w:t>Безопасность входа.</w:t>
+      </w:r>
+      <w:r>
+        <w:rPr/>
+        <w:t xml:space="preserve"> Пароль, выданный кадровой службой, меняется при первом входе; пароли проверяются на стойкость; после серии неудачных попыток учётная запись временно блокируется, а сотрудник получает уведомление. В профиле видны все свои сеансы на устройствах — любой можно завершить. Кадровая служба видит журнал входов, снимает блокировки и завершает сеансы сотрудника.</w:t>
+      </w:r>
+    </w:p>
+    <w:p>
+      <w:pPr>
+        <w:pStyle w:val="Compact"/>
+        <w:numPr>
+          <w:ilvl w:val="0"/>
+          <w:numId w:val="32"/>
+        </w:numPr>
+        <w:rPr/>
+      </w:pPr>
+      <w:r>
+        <w:rPr>
+          <w:b/>
+          <w:bCs/>
+        </w:rPr>
+        <w:t>Табельный номер</w:t>
+      </w:r>
+      <w:r>
+        <w:rPr/>
+        <w:t xml:space="preserve"> в карточке, поиске и импорте; реквизиты организации — в правилах.</w:t>
+      </w:r>
+      <w:bookmarkEnd w:id="3"/>
+    </w:p>
+    <w:p>
+      <w:pPr>
+        <w:pStyle w:val="Heading3"/>
+        <w:rPr/>
+      </w:pPr>
+      <w:bookmarkStart w:id="4" w:name="для-приёмки"/>
+      <w:r>
+        <w:rPr>
+          <w:rStyle w:val="SectionNumber"/>
+        </w:rPr>
+        <w:t>1.1.2</w:t>
+      </w:r>
+      <w:r>
+        <w:rPr/>
+        <w:tab/>
+        <w:t>Для приёмки</w:t>
+      </w:r>
+    </w:p>
+    <w:p>
+      <w:pPr>
+        <w:pStyle w:val="Compact"/>
+        <w:numPr>
+          <w:ilvl w:val="0"/>
+          <w:numId w:val="33"/>
+        </w:numPr>
+        <w:rPr/>
+      </w:pPr>
+      <w:r>
+        <w:rPr/>
+        <w:t>Чек-лист безопасности для службы ИБ — документ 1: 16 требований, как они выполнены и какими тестами подтверждаются.</w:t>
+      </w:r>
+    </w:p>
+    <w:p>
+      <w:pPr>
+        <w:pStyle w:val="Compact"/>
+        <w:numPr>
+          <w:ilvl w:val="0"/>
+          <w:numId w:val="34"/>
+        </w:numPr>
+        <w:rPr/>
+      </w:pPr>
+      <w:r>
+        <w:rPr/>
+        <w:t>Нагрузочная проверка: новые проверки сеанса, журнал входов и плановые задачи не ухудшили задержки v0.5.0 (</w:t>
+      </w:r>
+      <w:r>
+        <w:rPr>
+          <w:rStyle w:val="VerbatimChar"/>
+        </w:rPr>
+        <w:t>docs/progress/load-v0.6.0.md</w:t>
+      </w:r>
+      <w:r>
+        <w:rPr/>
+        <w:t>).</w:t>
+      </w:r>
+    </w:p>
+    <w:p>
+      <w:pPr>
+        <w:pStyle w:val="Compact"/>
+        <w:numPr>
+          <w:ilvl w:val="0"/>
+          <w:numId w:val="35"/>
+        </w:numPr>
+        <w:rPr/>
+      </w:pPr>
+      <w:r>
+        <w:rPr/>
+        <w:t>Аудит интерфейса новых экранов в светлой и тёмной темах и на телефоне (</w:t>
+      </w:r>
+      <w:r>
+        <w:rPr>
+          <w:rStyle w:val="VerbatimChar"/>
+        </w:rPr>
+        <w:t>docs/progress/audit-v0.6.0.md</w:t>
+      </w:r>
+      <w:r>
+        <w:rPr/>
+        <w:t>).</w:t>
+      </w:r>
+      <w:bookmarkEnd w:id="4"/>
+    </w:p>
+    <w:p>
+      <w:pPr>
+        <w:pStyle w:val="Heading3"/>
+        <w:rPr/>
+      </w:pPr>
+      <w:bookmarkStart w:id="5" w:name="исправленные-дефекты"/>
+      <w:r>
+        <w:rPr>
+          <w:rStyle w:val="SectionNumber"/>
+        </w:rPr>
+        <w:t>1.1.3</w:t>
+      </w:r>
+      <w:r>
+        <w:rPr/>
+        <w:tab/>
+        <w:t>Исправленные дефекты</w:t>
+      </w:r>
+    </w:p>
+    <w:p>
+      <w:pPr>
+        <w:pStyle w:val="Compact"/>
+        <w:numPr>
+          <w:ilvl w:val="0"/>
+          <w:numId w:val="36"/>
+        </w:numPr>
+        <w:rPr/>
+      </w:pPr>
+      <w:r>
+        <w:rPr/>
+        <w:t>Два одновременных обновления сеанса одним токеном получали две действующие пары токенов.</w:t>
+      </w:r>
+    </w:p>
+    <w:p>
+      <w:pPr>
+        <w:pStyle w:val="Compact"/>
+        <w:numPr>
+          <w:ilvl w:val="0"/>
+          <w:numId w:val="37"/>
+        </w:numPr>
+        <w:rPr/>
+      </w:pPr>
+      <w:r>
+        <w:rPr/>
+        <w:t>Руководитель отдела не видел в очереди заявки сотрудников отдела без руководителя, хотя мог по ним решать, а раздела «Заявки» у него не было.</w:t>
+      </w:r>
+    </w:p>
+    <w:p>
+      <w:pPr>
+        <w:pStyle w:val="Compact"/>
+        <w:numPr>
+          <w:ilvl w:val="0"/>
+          <w:numId w:val="38"/>
+        </w:numPr>
+        <w:rPr/>
+      </w:pPr>
+      <w:bookmarkStart w:id="6" w:name="исправленные-дефекты"/>
+      <w:r>
+        <w:rPr/>
+        <w:t>Руководитель отдела без своего руководителя мог согласовать собственную заявку.</w:t>
+      </w:r>
+      <w:bookmarkEnd w:id="6"/>
+    </w:p>
+    <w:p>
+      <w:pPr>
+        <w:pStyle w:val="Heading3"/>
+        <w:rPr/>
+      </w:pPr>
+      <w:bookmarkStart w:id="7" w:name="инженерное"/>
+      <w:r>
+        <w:rPr>
+          <w:rStyle w:val="SectionNumber"/>
+        </w:rPr>
+        <w:t>1.1.4</w:t>
+      </w:r>
+      <w:r>
+        <w:rPr/>
+        <w:tab/>
+        <w:t>Инженерное</w:t>
+      </w:r>
+    </w:p>
+    <w:p>
+      <w:pPr>
+        <w:pStyle w:val="Compact"/>
+        <w:numPr>
+          <w:ilvl w:val="0"/>
+          <w:numId w:val="39"/>
+        </w:numPr>
+        <w:rPr/>
+      </w:pPr>
+      <w:r>
+        <w:rPr/>
+        <w:t>Тесты: сервер — 194 (23 файла), клиент — 28 модульных, интерфейс — 16 сценариев Playwright.</w:t>
+      </w:r>
+    </w:p>
+    <w:p>
+      <w:pPr>
+        <w:pStyle w:val="Compact"/>
+        <w:numPr>
+          <w:ilvl w:val="0"/>
+          <w:numId w:val="40"/>
+        </w:numPr>
+        <w:rPr/>
+      </w:pPr>
+      <w:r>
+        <w:rPr/>
+        <w:t>CI проверяет обновление с данных прошлого выпуска; проверка сразу нашла миграцию, падавшую на данных, — исправлено до выпуска.</w:t>
+      </w:r>
+    </w:p>
+    <w:p>
+      <w:pPr>
+        <w:pStyle w:val="Compact"/>
+        <w:numPr>
+          <w:ilvl w:val="0"/>
+          <w:numId w:val="41"/>
+        </w:numPr>
+        <w:rPr/>
+      </w:pPr>
+      <w:bookmarkStart w:id="8" w:name="инженерное"/>
+      <w:r>
+        <w:rPr/>
+        <w:t>ADR-015 (сеансы и блокировка), ADR-016 (снимок утверждённого графика), ADR-017 (плановые задачи).</w:t>
+      </w:r>
+      <w:bookmarkEnd w:id="8"/>
+    </w:p>
+    <w:p>
+      <w:pPr>
+        <w:pStyle w:val="Heading2"/>
+        <w:rPr/>
+      </w:pPr>
+      <w:bookmarkStart w:id="9" w:name="__RefHeading___Toc32757_3673021804"/>
+      <w:bookmarkStart w:id="10" w:name="X5d176c022d1a184148d1bd3153308984bfa517d"/>
+      <w:bookmarkEnd w:id="9"/>
+      <w:r>
+        <w:rPr>
+          <w:rStyle w:val="SectionNumber"/>
+        </w:rPr>
+        <w:t>1.2</w:t>
+      </w:r>
+      <w:r>
+        <w:rPr/>
+        <w:tab/>
+        <w:t>v0.5.0 — эксплуатация на 5000 пользователей (30.10.2026)</w:t>
+      </w:r>
+    </w:p>
+    <w:p>
+      <w:pPr>
+        <w:pStyle w:val="Compact"/>
+        <w:numPr>
+          <w:ilvl w:val="0"/>
+          <w:numId w:val="42"/>
+        </w:numPr>
+        <w:rPr/>
+      </w:pPr>
+      <w:r>
+        <w:rPr/>
+        <w:t xml:space="preserve">Ветка: </w:t>
+      </w:r>
+      <w:r>
+        <w:rPr>
+          <w:rStyle w:val="VerbatimChar"/>
+        </w:rPr>
+        <w:t>v0.5.0</w:t>
+      </w:r>
+      <w:r>
+        <w:rPr/>
+        <w:t xml:space="preserve">. Merge в </w:t>
+      </w:r>
+      <w:r>
+        <w:rPr>
+          <w:rStyle w:val="VerbatimChar"/>
+        </w:rPr>
+        <w:t>main</w:t>
+      </w:r>
+      <w:r>
+        <w:rPr/>
+        <w:t xml:space="preserve">, тег </w:t>
+      </w:r>
+      <w:r>
+        <w:rPr>
+          <w:rStyle w:val="VerbatimChar"/>
+        </w:rPr>
+        <w:t>v0.5.0</w:t>
+      </w:r>
+      <w:r>
+        <w:rPr/>
+        <w:t xml:space="preserve">. Автор: </w:t>
+      </w:r>
+      <w:r>
+        <w:rPr>
+          <w:b/>
+          <w:bCs/>
+        </w:rPr>
+        <w:t>ayurasov</w:t>
+      </w:r>
+      <w:r>
+        <w:rPr/>
+        <w:t>.</w:t>
+      </w:r>
+    </w:p>
+    <w:p>
+      <w:pPr>
+        <w:pStyle w:val="Heading3"/>
+        <w:rPr/>
+      </w:pPr>
+      <w:bookmarkStart w:id="11" w:name="что-увидит-пользователь-1"/>
+      <w:r>
+        <w:rPr>
+          <w:rStyle w:val="SectionNumber"/>
+        </w:rPr>
+        <w:t>1.2.1</w:t>
+      </w:r>
+      <w:r>
+        <w:rPr/>
+        <w:tab/>
+        <w:t>Что увидит пользователь</w:t>
+      </w:r>
+    </w:p>
+    <w:p>
+      <w:pPr>
+        <w:pStyle w:val="Compact"/>
+        <w:numPr>
+          <w:ilvl w:val="0"/>
+          <w:numId w:val="43"/>
         </w:numPr>
         <w:rPr/>
       </w:pPr>
@@ -1670,7 +2264,7 @@
         <w:pStyle w:val="Compact"/>
         <w:numPr>
           <w:ilvl w:val="0"/>
-          <w:numId w:val="24"/>
+          <w:numId w:val="44"/>
         </w:numPr>
         <w:rPr/>
       </w:pPr>
@@ -1691,7 +2285,7 @@
         <w:pStyle w:val="Compact"/>
         <w:numPr>
           <w:ilvl w:val="0"/>
-          <w:numId w:val="25"/>
+          <w:numId w:val="45"/>
         </w:numPr>
         <w:rPr/>
       </w:pPr>
@@ -1712,7 +2306,7 @@
         <w:pStyle w:val="Compact"/>
         <w:numPr>
           <w:ilvl w:val="0"/>
-          <w:numId w:val="26"/>
+          <w:numId w:val="46"/>
         </w:numPr>
         <w:rPr/>
       </w:pPr>
@@ -1727,19 +2321,19 @@
         <w:rPr/>
         <w:t xml:space="preserve"> «Сервис перегружен. Повторите через несколько секунд» вместо внутренней ошибки.</w:t>
       </w:r>
-      <w:bookmarkEnd w:id="3"/>
+      <w:bookmarkEnd w:id="11"/>
     </w:p>
     <w:p>
       <w:pPr>
         <w:pStyle w:val="Heading3"/>
         <w:rPr/>
       </w:pPr>
-      <w:bookmarkStart w:id="4" w:name="для-эксплуатации"/>
+      <w:bookmarkStart w:id="12" w:name="для-эксплуатации"/>
       <w:r>
         <w:rPr>
           <w:rStyle w:val="SectionNumber"/>
         </w:rPr>
-        <w:t>1.1.2</w:t>
+        <w:t>1.2.2</w:t>
       </w:r>
       <w:r>
         <w:rPr/>
@@ -1752,7 +2346,7 @@
         <w:pStyle w:val="Compact"/>
         <w:numPr>
           <w:ilvl w:val="0"/>
-          <w:numId w:val="27"/>
+          <w:numId w:val="47"/>
         </w:numPr>
         <w:rPr/>
       </w:pPr>
@@ -1766,7 +2360,7 @@
         <w:pStyle w:val="Compact"/>
         <w:numPr>
           <w:ilvl w:val="0"/>
-          <w:numId w:val="28"/>
+          <w:numId w:val="48"/>
         </w:numPr>
         <w:rPr/>
       </w:pPr>
@@ -1780,28 +2374,28 @@
         <w:pStyle w:val="Compact"/>
         <w:numPr>
           <w:ilvl w:val="0"/>
-          <w:numId w:val="29"/>
+          <w:numId w:val="49"/>
         </w:numPr>
         <w:rPr/>
       </w:pPr>
-      <w:bookmarkStart w:id="5" w:name="для-эксплуатации"/>
+      <w:bookmarkStart w:id="13" w:name="для-эксплуатации"/>
       <w:r>
         <w:rPr/>
         <w:t>Процессы по числу ядер, размер пула соединений рассчитывается сам.</w:t>
       </w:r>
-      <w:bookmarkEnd w:id="5"/>
+      <w:bookmarkEnd w:id="13"/>
     </w:p>
     <w:p>
       <w:pPr>
         <w:pStyle w:val="Heading3"/>
         <w:rPr/>
       </w:pPr>
-      <w:bookmarkStart w:id="6" w:name="исправленные-дефекты"/>
+      <w:bookmarkStart w:id="14" w:name="исправленные-дефекты-1"/>
       <w:r>
         <w:rPr>
           <w:rStyle w:val="SectionNumber"/>
         </w:rPr>
-        <w:t>1.1.3</w:t>
+        <w:t>1.2.3</w:t>
       </w:r>
       <w:r>
         <w:rPr/>
@@ -1814,7 +2408,7 @@
         <w:pStyle w:val="Compact"/>
         <w:numPr>
           <w:ilvl w:val="0"/>
-          <w:numId w:val="30"/>
+          <w:numId w:val="50"/>
         </w:numPr>
         <w:rPr/>
       </w:pPr>
@@ -1828,7 +2422,7 @@
         <w:pStyle w:val="Compact"/>
         <w:numPr>
           <w:ilvl w:val="0"/>
-          <w:numId w:val="31"/>
+          <w:numId w:val="51"/>
         </w:numPr>
         <w:rPr/>
       </w:pPr>
@@ -1842,7 +2436,7 @@
         <w:pStyle w:val="Compact"/>
         <w:numPr>
           <w:ilvl w:val="0"/>
-          <w:numId w:val="32"/>
+          <w:numId w:val="52"/>
         </w:numPr>
         <w:rPr/>
       </w:pPr>
@@ -1866,7 +2460,7 @@
         <w:pStyle w:val="Compact"/>
         <w:numPr>
           <w:ilvl w:val="0"/>
-          <w:numId w:val="33"/>
+          <w:numId w:val="53"/>
         </w:numPr>
         <w:rPr/>
       </w:pPr>
@@ -1880,7 +2474,7 @@
         <w:pStyle w:val="Compact"/>
         <w:numPr>
           <w:ilvl w:val="0"/>
-          <w:numId w:val="34"/>
+          <w:numId w:val="54"/>
         </w:numPr>
         <w:rPr/>
       </w:pPr>
@@ -1914,7 +2508,7 @@
         <w:pStyle w:val="Compact"/>
         <w:numPr>
           <w:ilvl w:val="0"/>
-          <w:numId w:val="35"/>
+          <w:numId w:val="55"/>
         </w:numPr>
         <w:rPr/>
       </w:pPr>
@@ -1928,7 +2522,7 @@
         <w:pStyle w:val="Compact"/>
         <w:numPr>
           <w:ilvl w:val="0"/>
-          <w:numId w:val="36"/>
+          <w:numId w:val="56"/>
         </w:numPr>
         <w:rPr/>
       </w:pPr>
@@ -1952,28 +2546,28 @@
         <w:pStyle w:val="Compact"/>
         <w:numPr>
           <w:ilvl w:val="0"/>
-          <w:numId w:val="37"/>
+          <w:numId w:val="57"/>
         </w:numPr>
         <w:rPr/>
       </w:pPr>
-      <w:bookmarkStart w:id="7" w:name="исправленные-дефекты"/>
+      <w:bookmarkStart w:id="15" w:name="исправленные-дефекты-1"/>
       <w:r>
         <w:rPr/>
         <w:t>Контраст текста в обеих темах — не ниже 4,5:1 (WCAG 2.1 AA); вкладки, фильтры и график удобнее на телефоне.</w:t>
       </w:r>
-      <w:bookmarkEnd w:id="7"/>
+      <w:bookmarkEnd w:id="15"/>
     </w:p>
     <w:p>
       <w:pPr>
         <w:pStyle w:val="Heading3"/>
         <w:rPr/>
       </w:pPr>
-      <w:bookmarkStart w:id="8" w:name="инженерное"/>
+      <w:bookmarkStart w:id="16" w:name="инженерное-1"/>
       <w:r>
         <w:rPr>
           <w:rStyle w:val="SectionNumber"/>
         </w:rPr>
-        <w:t>1.1.4</w:t>
+        <w:t>1.2.4</w:t>
       </w:r>
       <w:r>
         <w:rPr/>
@@ -1986,7 +2580,7 @@
         <w:pStyle w:val="Compact"/>
         <w:numPr>
           <w:ilvl w:val="0"/>
-          <w:numId w:val="38"/>
+          <w:numId w:val="58"/>
         </w:numPr>
         <w:rPr/>
       </w:pPr>
@@ -2020,7 +2614,7 @@
         <w:pStyle w:val="Compact"/>
         <w:numPr>
           <w:ilvl w:val="0"/>
-          <w:numId w:val="39"/>
+          <w:numId w:val="59"/>
         </w:numPr>
         <w:rPr/>
       </w:pPr>
@@ -2034,30 +2628,32 @@
         <w:pStyle w:val="Compact"/>
         <w:numPr>
           <w:ilvl w:val="0"/>
-          <w:numId w:val="40"/>
+          <w:numId w:val="60"/>
         </w:numPr>
         <w:rPr/>
       </w:pPr>
-      <w:bookmarkStart w:id="9" w:name="инженерное"/>
+      <w:bookmarkStart w:id="17" w:name="X5d176c022d1a184148d1bd3153308984bfa517d"/>
+      <w:bookmarkStart w:id="18" w:name="инженерное-1"/>
       <w:r>
         <w:rPr/>
         <w:t>Новых зависимостей нет; метрики — собственный реестр без prom-client. SBOM — 852 компонента, 20 лицензий, copyleft и неопределённых нет: препятствий для реестра не выявлено.</w:t>
       </w:r>
-      <w:bookmarkEnd w:id="9"/>
+      <w:bookmarkEnd w:id="17"/>
+      <w:bookmarkEnd w:id="18"/>
     </w:p>
     <w:p>
       <w:pPr>
         <w:pStyle w:val="Heading2"/>
         <w:rPr/>
       </w:pPr>
-      <w:bookmarkStart w:id="10" w:name="__RefHeading___Toc25683_2275915807"/>
-      <w:bookmarkStart w:id="11" w:name="v0.4.0-интеграции-29.10.2026"/>
-      <w:bookmarkEnd w:id="10"/>
+      <w:bookmarkStart w:id="19" w:name="__RefHeading___Toc32759_3673021804"/>
+      <w:bookmarkStart w:id="20" w:name="v0.4.0-интеграции-29.10.2026"/>
+      <w:bookmarkEnd w:id="19"/>
       <w:r>
         <w:rPr>
           <w:rStyle w:val="SectionNumber"/>
         </w:rPr>
-        <w:t>1.2</w:t>
+        <w:t>1.3</w:t>
       </w:r>
       <w:r>
         <w:rPr/>
@@ -2070,7 +2666,7 @@
         <w:pStyle w:val="Compact"/>
         <w:numPr>
           <w:ilvl w:val="0"/>
-          <w:numId w:val="41"/>
+          <w:numId w:val="61"/>
         </w:numPr>
         <w:rPr/>
       </w:pPr>
@@ -2125,12 +2721,12 @@
         <w:pStyle w:val="Heading3"/>
         <w:rPr/>
       </w:pPr>
-      <w:bookmarkStart w:id="12" w:name="что-увидит-пользователь-1"/>
+      <w:bookmarkStart w:id="21" w:name="что-увидит-пользователь-2"/>
       <w:r>
         <w:rPr>
           <w:rStyle w:val="SectionNumber"/>
         </w:rPr>
-        <w:t>1.2.1</w:t>
+        <w:t>1.3.1</w:t>
       </w:r>
       <w:r>
         <w:rPr/>
@@ -2143,7 +2739,7 @@
         <w:pStyle w:val="Compact"/>
         <w:numPr>
           <w:ilvl w:val="0"/>
-          <w:numId w:val="42"/>
+          <w:numId w:val="62"/>
         </w:numPr>
         <w:rPr/>
       </w:pPr>
@@ -2164,7 +2760,7 @@
         <w:pStyle w:val="Compact"/>
         <w:numPr>
           <w:ilvl w:val="0"/>
-          <w:numId w:val="43"/>
+          <w:numId w:val="63"/>
         </w:numPr>
         <w:rPr/>
       </w:pPr>
@@ -2185,7 +2781,7 @@
         <w:pStyle w:val="Compact"/>
         <w:numPr>
           <w:ilvl w:val="0"/>
-          <w:numId w:val="44"/>
+          <w:numId w:val="64"/>
         </w:numPr>
         <w:rPr/>
       </w:pPr>
@@ -2206,7 +2802,7 @@
         <w:pStyle w:val="Compact"/>
         <w:numPr>
           <w:ilvl w:val="0"/>
-          <w:numId w:val="45"/>
+          <w:numId w:val="65"/>
         </w:numPr>
         <w:rPr/>
       </w:pPr>
@@ -2227,7 +2823,7 @@
         <w:pStyle w:val="Compact"/>
         <w:numPr>
           <w:ilvl w:val="0"/>
-          <w:numId w:val="46"/>
+          <w:numId w:val="66"/>
         </w:numPr>
         <w:rPr/>
       </w:pPr>
@@ -2242,19 +2838,19 @@
         <w:rPr/>
         <w:t xml:space="preserve"> сетка года, переносы выходных, загрузка файла xmlcalendar.ru.</w:t>
       </w:r>
-      <w:bookmarkEnd w:id="12"/>
+      <w:bookmarkEnd w:id="21"/>
     </w:p>
     <w:p>
       <w:pPr>
         <w:pStyle w:val="Heading3"/>
         <w:rPr/>
       </w:pPr>
-      <w:bookmarkStart w:id="13" w:name="исправленные-дефекты-1"/>
+      <w:bookmarkStart w:id="22" w:name="исправленные-дефекты-2"/>
       <w:r>
         <w:rPr>
           <w:rStyle w:val="SectionNumber"/>
         </w:rPr>
-        <w:t>1.2.2</w:t>
+        <w:t>1.3.2</w:t>
       </w:r>
       <w:r>
         <w:rPr/>
@@ -2267,7 +2863,7 @@
         <w:pStyle w:val="Compact"/>
         <w:numPr>
           <w:ilvl w:val="0"/>
-          <w:numId w:val="47"/>
+          <w:numId w:val="67"/>
         </w:numPr>
         <w:rPr/>
       </w:pPr>
@@ -2281,7 +2877,7 @@
         <w:pStyle w:val="Compact"/>
         <w:numPr>
           <w:ilvl w:val="0"/>
-          <w:numId w:val="48"/>
+          <w:numId w:val="68"/>
         </w:numPr>
         <w:rPr/>
       </w:pPr>
@@ -2295,7 +2891,7 @@
         <w:pStyle w:val="Compact"/>
         <w:numPr>
           <w:ilvl w:val="0"/>
-          <w:numId w:val="49"/>
+          <w:numId w:val="69"/>
         </w:numPr>
         <w:rPr/>
       </w:pPr>
@@ -2309,28 +2905,28 @@
         <w:pStyle w:val="Compact"/>
         <w:numPr>
           <w:ilvl w:val="0"/>
-          <w:numId w:val="50"/>
+          <w:numId w:val="70"/>
         </w:numPr>
         <w:rPr/>
       </w:pPr>
-      <w:bookmarkStart w:id="14" w:name="исправленные-дефекты-1"/>
+      <w:bookmarkStart w:id="23" w:name="исправленные-дефекты-2"/>
       <w:r>
         <w:rPr/>
         <w:t>Контракт описывал поля сотрудника не так, как их отдаёт API.</w:t>
       </w:r>
-      <w:bookmarkEnd w:id="14"/>
+      <w:bookmarkEnd w:id="23"/>
     </w:p>
     <w:p>
       <w:pPr>
         <w:pStyle w:val="Heading3"/>
         <w:rPr/>
       </w:pPr>
-      <w:bookmarkStart w:id="15" w:name="инженерное-1"/>
+      <w:bookmarkStart w:id="24" w:name="инженерное-2"/>
       <w:r>
         <w:rPr>
           <w:rStyle w:val="SectionNumber"/>
         </w:rPr>
-        <w:t>1.2.3</w:t>
+        <w:t>1.3.3</w:t>
       </w:r>
       <w:r>
         <w:rPr/>
@@ -2343,7 +2939,7 @@
         <w:pStyle w:val="Compact"/>
         <w:numPr>
           <w:ilvl w:val="0"/>
-          <w:numId w:val="51"/>
+          <w:numId w:val="71"/>
         </w:numPr>
         <w:rPr/>
       </w:pPr>
@@ -2357,7 +2953,7 @@
         <w:pStyle w:val="Compact"/>
         <w:numPr>
           <w:ilvl w:val="0"/>
-          <w:numId w:val="52"/>
+          <w:numId w:val="72"/>
         </w:numPr>
         <w:rPr/>
       </w:pPr>
@@ -2371,7 +2967,7 @@
         <w:pStyle w:val="Compact"/>
         <w:numPr>
           <w:ilvl w:val="0"/>
-          <w:numId w:val="53"/>
+          <w:numId w:val="73"/>
         </w:numPr>
         <w:rPr/>
       </w:pPr>
@@ -2385,32 +2981,32 @@
         <w:pStyle w:val="Compact"/>
         <w:numPr>
           <w:ilvl w:val="0"/>
-          <w:numId w:val="54"/>
+          <w:numId w:val="74"/>
         </w:numPr>
         <w:rPr/>
       </w:pPr>
-      <w:bookmarkStart w:id="16" w:name="v0.4.0-интеграции-29.10.2026"/>
-      <w:bookmarkStart w:id="17" w:name="инженерное-1"/>
+      <w:bookmarkStart w:id="25" w:name="v0.4.0-интеграции-29.10.2026"/>
+      <w:bookmarkStart w:id="26" w:name="инженерное-2"/>
       <w:r>
         <w:rPr/>
         <w:t>Зависимости: nodemailer 10.2.1; закрыты уязвимости multer и js-yaml; SBOM — 852 компонента, все лицензии разрешительные.</w:t>
       </w:r>
-      <w:bookmarkEnd w:id="16"/>
-      <w:bookmarkEnd w:id="17"/>
+      <w:bookmarkEnd w:id="25"/>
+      <w:bookmarkEnd w:id="26"/>
     </w:p>
     <w:p>
       <w:pPr>
         <w:pStyle w:val="Heading2"/>
         <w:rPr/>
       </w:pPr>
-      <w:bookmarkStart w:id="18" w:name="__RefHeading___Toc25685_2275915807"/>
-      <w:bookmarkStart w:id="19" w:name="v0.3.0-корпоративное-качество-28.10.2026"/>
-      <w:bookmarkEnd w:id="18"/>
+      <w:bookmarkStart w:id="27" w:name="__RefHeading___Toc32761_3673021804"/>
+      <w:bookmarkStart w:id="28" w:name="v0.3.0-корпоративное-качество-28.10.2026"/>
+      <w:bookmarkEnd w:id="27"/>
       <w:r>
         <w:rPr>
           <w:rStyle w:val="SectionNumber"/>
         </w:rPr>
-        <w:t>1.3</w:t>
+        <w:t>1.4</w:t>
       </w:r>
       <w:r>
         <w:rPr/>
@@ -2423,7 +3019,7 @@
         <w:pStyle w:val="Compact"/>
         <w:numPr>
           <w:ilvl w:val="0"/>
-          <w:numId w:val="55"/>
+          <w:numId w:val="75"/>
         </w:numPr>
         <w:rPr/>
       </w:pPr>
@@ -2478,12 +3074,12 @@
         <w:pStyle w:val="Heading3"/>
         <w:rPr/>
       </w:pPr>
-      <w:bookmarkStart w:id="20" w:name="что-увидит-пользователь-2"/>
+      <w:bookmarkStart w:id="29" w:name="что-увидит-пользователь-3"/>
       <w:r>
         <w:rPr>
           <w:rStyle w:val="SectionNumber"/>
         </w:rPr>
-        <w:t>1.3.1</w:t>
+        <w:t>1.4.1</w:t>
       </w:r>
       <w:r>
         <w:rPr/>
@@ -2496,7 +3092,7 @@
         <w:pStyle w:val="Compact"/>
         <w:numPr>
           <w:ilvl w:val="0"/>
-          <w:numId w:val="56"/>
+          <w:numId w:val="76"/>
         </w:numPr>
         <w:rPr/>
       </w:pPr>
@@ -2510,7 +3106,7 @@
         <w:pStyle w:val="Compact"/>
         <w:numPr>
           <w:ilvl w:val="0"/>
-          <w:numId w:val="57"/>
+          <w:numId w:val="77"/>
         </w:numPr>
         <w:rPr/>
       </w:pPr>
@@ -2524,7 +3120,7 @@
         <w:pStyle w:val="Compact"/>
         <w:numPr>
           <w:ilvl w:val="0"/>
-          <w:numId w:val="58"/>
+          <w:numId w:val="78"/>
         </w:numPr>
         <w:rPr/>
       </w:pPr>
@@ -2538,7 +3134,7 @@
         <w:pStyle w:val="Compact"/>
         <w:numPr>
           <w:ilvl w:val="0"/>
-          <w:numId w:val="59"/>
+          <w:numId w:val="79"/>
         </w:numPr>
         <w:rPr/>
       </w:pPr>
@@ -2552,7 +3148,7 @@
         <w:pStyle w:val="Compact"/>
         <w:numPr>
           <w:ilvl w:val="0"/>
-          <w:numId w:val="60"/>
+          <w:numId w:val="80"/>
         </w:numPr>
         <w:rPr/>
       </w:pPr>
@@ -2566,7 +3162,7 @@
         <w:pStyle w:val="Compact"/>
         <w:numPr>
           <w:ilvl w:val="0"/>
-          <w:numId w:val="61"/>
+          <w:numId w:val="81"/>
         </w:numPr>
         <w:rPr/>
       </w:pPr>
@@ -2580,28 +3176,28 @@
         <w:pStyle w:val="Compact"/>
         <w:numPr>
           <w:ilvl w:val="0"/>
-          <w:numId w:val="62"/>
+          <w:numId w:val="82"/>
         </w:numPr>
         <w:rPr/>
       </w:pPr>
-      <w:bookmarkStart w:id="21" w:name="что-увидит-пользователь-2"/>
+      <w:bookmarkStart w:id="30" w:name="что-увидит-пользователь-3"/>
       <w:r>
         <w:rPr/>
         <w:t>Руководства пользователя, администратора и по развёртыванию со снимками экранов.</w:t>
       </w:r>
-      <w:bookmarkEnd w:id="21"/>
+      <w:bookmarkEnd w:id="30"/>
     </w:p>
     <w:p>
       <w:pPr>
         <w:pStyle w:val="Heading3"/>
         <w:rPr/>
       </w:pPr>
-      <w:bookmarkStart w:id="22" w:name="исправленные-дефекты-2"/>
+      <w:bookmarkStart w:id="31" w:name="исправленные-дефекты-3"/>
       <w:r>
         <w:rPr>
           <w:rStyle w:val="SectionNumber"/>
         </w:rPr>
-        <w:t>1.3.2</w:t>
+        <w:t>1.4.2</w:t>
       </w:r>
       <w:r>
         <w:rPr/>
@@ -2614,7 +3210,7 @@
         <w:pStyle w:val="Compact"/>
         <w:numPr>
           <w:ilvl w:val="0"/>
-          <w:numId w:val="63"/>
+          <w:numId w:val="83"/>
         </w:numPr>
         <w:rPr/>
       </w:pPr>
@@ -2628,7 +3224,7 @@
         <w:pStyle w:val="Compact"/>
         <w:numPr>
           <w:ilvl w:val="0"/>
-          <w:numId w:val="64"/>
+          <w:numId w:val="84"/>
         </w:numPr>
         <w:rPr/>
       </w:pPr>
@@ -2642,7 +3238,7 @@
         <w:pStyle w:val="Compact"/>
         <w:numPr>
           <w:ilvl w:val="0"/>
-          <w:numId w:val="65"/>
+          <w:numId w:val="85"/>
         </w:numPr>
         <w:rPr/>
       </w:pPr>
@@ -2656,7 +3252,7 @@
         <w:pStyle w:val="Compact"/>
         <w:numPr>
           <w:ilvl w:val="0"/>
-          <w:numId w:val="66"/>
+          <w:numId w:val="86"/>
         </w:numPr>
         <w:rPr/>
       </w:pPr>
@@ -2670,7 +3266,7 @@
         <w:pStyle w:val="Compact"/>
         <w:numPr>
           <w:ilvl w:val="0"/>
-          <w:numId w:val="67"/>
+          <w:numId w:val="87"/>
         </w:numPr>
         <w:rPr/>
       </w:pPr>
@@ -2684,7 +3280,7 @@
         <w:pStyle w:val="Compact"/>
         <w:numPr>
           <w:ilvl w:val="0"/>
-          <w:numId w:val="68"/>
+          <w:numId w:val="88"/>
         </w:numPr>
         <w:rPr/>
       </w:pPr>
@@ -2698,7 +3294,7 @@
         <w:pStyle w:val="Compact"/>
         <w:numPr>
           <w:ilvl w:val="0"/>
-          <w:numId w:val="69"/>
+          <w:numId w:val="89"/>
         </w:numPr>
         <w:rPr/>
       </w:pPr>
@@ -2712,28 +3308,28 @@
         <w:pStyle w:val="Compact"/>
         <w:numPr>
           <w:ilvl w:val="0"/>
-          <w:numId w:val="70"/>
+          <w:numId w:val="90"/>
         </w:numPr>
         <w:rPr/>
       </w:pPr>
-      <w:bookmarkStart w:id="23" w:name="исправленные-дефекты-2"/>
+      <w:bookmarkStart w:id="32" w:name="исправленные-дефекты-3"/>
       <w:r>
         <w:rPr/>
         <w:t>Образ сервера не стартовал без интернета; повторный seed дублировал заявки.</w:t>
       </w:r>
-      <w:bookmarkEnd w:id="23"/>
+      <w:bookmarkEnd w:id="32"/>
     </w:p>
     <w:p>
       <w:pPr>
         <w:pStyle w:val="Heading3"/>
         <w:rPr/>
       </w:pPr>
-      <w:bookmarkStart w:id="24" w:name="инженерное-2"/>
+      <w:bookmarkStart w:id="33" w:name="инженерное-3"/>
       <w:r>
         <w:rPr>
           <w:rStyle w:val="SectionNumber"/>
         </w:rPr>
-        <w:t>1.3.3</w:t>
+        <w:t>1.4.3</w:t>
       </w:r>
       <w:r>
         <w:rPr/>
@@ -2746,7 +3342,7 @@
         <w:pStyle w:val="Compact"/>
         <w:numPr>
           <w:ilvl w:val="0"/>
-          <w:numId w:val="71"/>
+          <w:numId w:val="91"/>
         </w:numPr>
         <w:rPr/>
       </w:pPr>
@@ -2760,7 +3356,7 @@
         <w:pStyle w:val="Compact"/>
         <w:numPr>
           <w:ilvl w:val="0"/>
-          <w:numId w:val="72"/>
+          <w:numId w:val="92"/>
         </w:numPr>
         <w:rPr/>
       </w:pPr>
@@ -2774,7 +3370,7 @@
         <w:pStyle w:val="Compact"/>
         <w:numPr>
           <w:ilvl w:val="0"/>
-          <w:numId w:val="73"/>
+          <w:numId w:val="93"/>
         </w:numPr>
         <w:rPr/>
       </w:pPr>
@@ -2788,32 +3384,32 @@
         <w:pStyle w:val="Compact"/>
         <w:numPr>
           <w:ilvl w:val="0"/>
-          <w:numId w:val="74"/>
+          <w:numId w:val="94"/>
         </w:numPr>
         <w:rPr/>
       </w:pPr>
-      <w:bookmarkStart w:id="25" w:name="v0.3.0-корпоративное-качество-28.10.2026"/>
-      <w:bookmarkStart w:id="26" w:name="инженерное-2"/>
+      <w:bookmarkStart w:id="34" w:name="v0.3.0-корпоративное-качество-28.10.2026"/>
+      <w:bookmarkStart w:id="35" w:name="инженерное-3"/>
       <w:r>
         <w:rPr/>
         <w:t>SBOM: 828 компонентов, все лицензии разрешительные — препятствий для реестра ОП нет.</w:t>
       </w:r>
-      <w:bookmarkEnd w:id="25"/>
-      <w:bookmarkEnd w:id="26"/>
+      <w:bookmarkEnd w:id="34"/>
+      <w:bookmarkEnd w:id="35"/>
     </w:p>
     <w:p>
       <w:pPr>
         <w:pStyle w:val="Heading2"/>
         <w:rPr/>
       </w:pPr>
-      <w:bookmarkStart w:id="27" w:name="__RefHeading___Toc25687_2275915807"/>
-      <w:bookmarkStart w:id="28" w:name="X9b04730156bcd71f0b3445b43719c592d93c869"/>
-      <w:bookmarkEnd w:id="27"/>
+      <w:bookmarkStart w:id="36" w:name="__RefHeading___Toc32763_3673021804"/>
+      <w:bookmarkStart w:id="37" w:name="X9b04730156bcd71f0b3445b43719c592d93c869"/>
+      <w:bookmarkEnd w:id="36"/>
       <w:r>
         <w:rPr>
           <w:rStyle w:val="SectionNumber"/>
         </w:rPr>
-        <w:t>1.4</w:t>
+        <w:t>1.5</w:t>
       </w:r>
       <w:r>
         <w:rPr/>
@@ -2826,7 +3422,7 @@
         <w:pStyle w:val="Compact"/>
         <w:numPr>
           <w:ilvl w:val="0"/>
-          <w:numId w:val="75"/>
+          <w:numId w:val="95"/>
         </w:numPr>
         <w:rPr/>
       </w:pPr>
@@ -2881,7 +3477,7 @@
         <w:pStyle w:val="Compact"/>
         <w:numPr>
           <w:ilvl w:val="0"/>
-          <w:numId w:val="76"/>
+          <w:numId w:val="96"/>
         </w:numPr>
         <w:rPr/>
       </w:pPr>
@@ -2895,7 +3491,7 @@
         <w:pStyle w:val="Compact"/>
         <w:numPr>
           <w:ilvl w:val="0"/>
-          <w:numId w:val="77"/>
+          <w:numId w:val="97"/>
         </w:numPr>
         <w:rPr/>
       </w:pPr>
@@ -2909,7 +3505,7 @@
         <w:pStyle w:val="Compact"/>
         <w:numPr>
           <w:ilvl w:val="0"/>
-          <w:numId w:val="78"/>
+          <w:numId w:val="98"/>
         </w:numPr>
         <w:rPr/>
       </w:pPr>
@@ -2923,30 +3519,30 @@
         <w:pStyle w:val="Compact"/>
         <w:numPr>
           <w:ilvl w:val="0"/>
-          <w:numId w:val="79"/>
+          <w:numId w:val="99"/>
         </w:numPr>
         <w:rPr/>
       </w:pPr>
-      <w:bookmarkStart w:id="29" w:name="X9b04730156bcd71f0b3445b43719c592d93c869"/>
+      <w:bookmarkStart w:id="38" w:name="X9b04730156bcd71f0b3445b43719c592d93c869"/>
       <w:r>
         <w:rPr/>
         <w:t>Gitea CI: добавлен SBOM-гейт лицензий; полный конвейер (тесты 22, сборки, линтеры, SBOM, deploy+smoke) прогоняется при мажорных правках.</w:t>
       </w:r>
-      <w:bookmarkEnd w:id="29"/>
+      <w:bookmarkEnd w:id="38"/>
     </w:p>
     <w:p>
       <w:pPr>
         <w:pStyle w:val="Heading2"/>
         <w:rPr/>
       </w:pPr>
-      <w:bookmarkStart w:id="30" w:name="__RefHeading___Toc25689_2275915807"/>
-      <w:bookmarkStart w:id="31" w:name="X79554f50ebce6fa86b5cdd2299f0c44f55f933d"/>
-      <w:bookmarkEnd w:id="30"/>
+      <w:bookmarkStart w:id="39" w:name="__RefHeading___Toc32765_3673021804"/>
+      <w:bookmarkStart w:id="40" w:name="X79554f50ebce6fa86b5cdd2299f0c44f55f933d"/>
+      <w:bookmarkEnd w:id="39"/>
       <w:r>
         <w:rPr>
           <w:rStyle w:val="SectionNumber"/>
         </w:rPr>
-        <w:t>1.5</w:t>
+        <w:t>1.6</w:t>
       </w:r>
       <w:r>
         <w:rPr/>
@@ -2959,7 +3555,7 @@
         <w:pStyle w:val="Compact"/>
         <w:numPr>
           <w:ilvl w:val="0"/>
-          <w:numId w:val="80"/>
+          <w:numId w:val="100"/>
         </w:numPr>
         <w:rPr/>
       </w:pPr>
@@ -3003,7 +3599,7 @@
         <w:pStyle w:val="Compact"/>
         <w:numPr>
           <w:ilvl w:val="0"/>
-          <w:numId w:val="81"/>
+          <w:numId w:val="101"/>
         </w:numPr>
         <w:rPr/>
       </w:pPr>
@@ -3028,12 +3624,12 @@
         <w:pStyle w:val="Heading3"/>
         <w:rPr/>
       </w:pPr>
-      <w:bookmarkStart w:id="32" w:name="что-увидит-пользователь-3"/>
+      <w:bookmarkStart w:id="41" w:name="что-увидит-пользователь-4"/>
       <w:r>
         <w:rPr>
           <w:rStyle w:val="SectionNumber"/>
         </w:rPr>
-        <w:t>1.5.1</w:t>
+        <w:t>1.6.1</w:t>
       </w:r>
       <w:r>
         <w:rPr/>
@@ -3046,7 +3642,7 @@
         <w:pStyle w:val="Compact"/>
         <w:numPr>
           <w:ilvl w:val="0"/>
-          <w:numId w:val="82"/>
+          <w:numId w:val="102"/>
         </w:numPr>
         <w:rPr/>
       </w:pPr>
@@ -3060,28 +3656,28 @@
         <w:pStyle w:val="Compact"/>
         <w:numPr>
           <w:ilvl w:val="0"/>
-          <w:numId w:val="83"/>
+          <w:numId w:val="103"/>
         </w:numPr>
         <w:rPr/>
       </w:pPr>
-      <w:bookmarkStart w:id="33" w:name="что-увидит-пользователь-3"/>
+      <w:bookmarkStart w:id="42" w:name="что-увидит-пользователь-4"/>
       <w:r>
         <w:rPr/>
         <w:t>Руководители и администраторы выгружают отпуска за период в Excel одним нажатием; выгрузка не содержит логинов и паролей.</w:t>
       </w:r>
-      <w:bookmarkEnd w:id="33"/>
+      <w:bookmarkEnd w:id="42"/>
     </w:p>
     <w:p>
       <w:pPr>
         <w:pStyle w:val="Heading3"/>
         <w:rPr/>
       </w:pPr>
-      <w:bookmarkStart w:id="34" w:name="инженерное-3"/>
+      <w:bookmarkStart w:id="43" w:name="инженерное-4"/>
       <w:r>
         <w:rPr>
           <w:rStyle w:val="SectionNumber"/>
         </w:rPr>
-        <w:t>1.5.2</w:t>
+        <w:t>1.6.2</w:t>
       </w:r>
       <w:r>
         <w:rPr/>
@@ -3094,7 +3690,7 @@
         <w:pStyle w:val="Compact"/>
         <w:numPr>
           <w:ilvl w:val="0"/>
-          <w:numId w:val="84"/>
+          <w:numId w:val="104"/>
         </w:numPr>
         <w:rPr/>
       </w:pPr>
@@ -3108,7 +3704,7 @@
         <w:pStyle w:val="Compact"/>
         <w:numPr>
           <w:ilvl w:val="0"/>
-          <w:numId w:val="85"/>
+          <w:numId w:val="105"/>
         </w:numPr>
         <w:rPr/>
       </w:pPr>
@@ -3122,7 +3718,7 @@
         <w:pStyle w:val="Compact"/>
         <w:numPr>
           <w:ilvl w:val="0"/>
-          <w:numId w:val="86"/>
+          <w:numId w:val="106"/>
         </w:numPr>
         <w:rPr/>
       </w:pPr>
@@ -3136,32 +3732,32 @@
         <w:pStyle w:val="Compact"/>
         <w:numPr>
           <w:ilvl w:val="0"/>
-          <w:numId w:val="87"/>
+          <w:numId w:val="107"/>
         </w:numPr>
         <w:rPr/>
       </w:pPr>
-      <w:bookmarkStart w:id="35" w:name="X79554f50ebce6fa86b5cdd2299f0c44f55f933d"/>
-      <w:bookmarkStart w:id="36" w:name="инженерное-3"/>
+      <w:bookmarkStart w:id="44" w:name="X79554f50ebce6fa86b5cdd2299f0c44f55f933d"/>
+      <w:bookmarkStart w:id="45" w:name="инженерное-4"/>
       <w:r>
         <w:rPr/>
         <w:t>Тесты: 22 e2e (+лимит входа, +выгрузка и права на неё).</w:t>
       </w:r>
-      <w:bookmarkEnd w:id="35"/>
-      <w:bookmarkEnd w:id="36"/>
+      <w:bookmarkEnd w:id="44"/>
+      <w:bookmarkEnd w:id="45"/>
     </w:p>
     <w:p>
       <w:pPr>
         <w:pStyle w:val="Heading2"/>
         <w:rPr/>
       </w:pPr>
-      <w:bookmarkStart w:id="37" w:name="__RefHeading___Toc25691_2275915807"/>
-      <w:bookmarkStart w:id="38" w:name="X0bb73537403cee04049b799011b8c8c4690a01b"/>
-      <w:bookmarkEnd w:id="37"/>
+      <w:bookmarkStart w:id="46" w:name="__RefHeading___Toc32767_3673021804"/>
+      <w:bookmarkStart w:id="47" w:name="X0bb73537403cee04049b799011b8c8c4690a01b"/>
+      <w:bookmarkEnd w:id="46"/>
       <w:r>
         <w:rPr>
           <w:rStyle w:val="SectionNumber"/>
         </w:rPr>
-        <w:t>1.6</w:t>
+        <w:t>1.7</w:t>
       </w:r>
       <w:r>
         <w:rPr/>
@@ -3174,7 +3770,7 @@
         <w:pStyle w:val="Compact"/>
         <w:numPr>
           <w:ilvl w:val="0"/>
-          <w:numId w:val="88"/>
+          <w:numId w:val="108"/>
         </w:numPr>
         <w:rPr/>
       </w:pPr>
@@ -3218,7 +3814,7 @@
         <w:pStyle w:val="Compact"/>
         <w:numPr>
           <w:ilvl w:val="0"/>
-          <w:numId w:val="89"/>
+          <w:numId w:val="109"/>
         </w:numPr>
         <w:rPr/>
       </w:pPr>
@@ -3243,12 +3839,12 @@
         <w:pStyle w:val="Heading3"/>
         <w:rPr/>
       </w:pPr>
-      <w:bookmarkStart w:id="39" w:name="что-увидит-пользователь-4"/>
+      <w:bookmarkStart w:id="48" w:name="что-увидит-пользователь-5"/>
       <w:r>
         <w:rPr>
           <w:rStyle w:val="SectionNumber"/>
         </w:rPr>
-        <w:t>1.6.1</w:t>
+        <w:t>1.7.1</w:t>
       </w:r>
       <w:r>
         <w:rPr/>
@@ -3261,7 +3857,7 @@
         <w:pStyle w:val="Compact"/>
         <w:numPr>
           <w:ilvl w:val="0"/>
-          <w:numId w:val="90"/>
+          <w:numId w:val="110"/>
         </w:numPr>
         <w:rPr/>
       </w:pPr>
@@ -3275,28 +3871,28 @@
         <w:pStyle w:val="Compact"/>
         <w:numPr>
           <w:ilvl w:val="0"/>
-          <w:numId w:val="91"/>
+          <w:numId w:val="111"/>
         </w:numPr>
         <w:rPr/>
       </w:pPr>
-      <w:bookmarkStart w:id="40" w:name="что-увидит-пользователь-4"/>
+      <w:bookmarkStart w:id="49" w:name="что-увидит-пользователь-5"/>
       <w:r>
         <w:rPr/>
         <w:t>Вход по корпоративному логину и паролю; смена пароля в настройках; администратор заводит сотрудников с автогенерацией логина и одноразового пароля, ведёт отделы и проекты, смотрит журнал всех изменений.</w:t>
       </w:r>
-      <w:bookmarkEnd w:id="40"/>
+      <w:bookmarkEnd w:id="49"/>
     </w:p>
     <w:p>
       <w:pPr>
         <w:pStyle w:val="Heading3"/>
         <w:rPr/>
       </w:pPr>
-      <w:bookmarkStart w:id="41" w:name="платформа-для-инженерной-приёмки"/>
+      <w:bookmarkStart w:id="50" w:name="платформа-для-инженерной-приёмки"/>
       <w:r>
         <w:rPr>
           <w:rStyle w:val="SectionNumber"/>
         </w:rPr>
-        <w:t>1.6.2</w:t>
+        <w:t>1.7.2</w:t>
       </w:r>
       <w:r>
         <w:rPr/>
@@ -3309,7 +3905,7 @@
         <w:pStyle w:val="Compact"/>
         <w:numPr>
           <w:ilvl w:val="0"/>
-          <w:numId w:val="92"/>
+          <w:numId w:val="112"/>
         </w:numPr>
         <w:rPr/>
       </w:pPr>
@@ -3333,7 +3929,7 @@
         <w:pStyle w:val="Compact"/>
         <w:numPr>
           <w:ilvl w:val="0"/>
-          <w:numId w:val="93"/>
+          <w:numId w:val="113"/>
         </w:numPr>
         <w:rPr/>
       </w:pPr>
@@ -3347,7 +3943,7 @@
         <w:pStyle w:val="Compact"/>
         <w:numPr>
           <w:ilvl w:val="0"/>
-          <w:numId w:val="94"/>
+          <w:numId w:val="114"/>
         </w:numPr>
         <w:rPr/>
       </w:pPr>
@@ -3361,7 +3957,7 @@
         <w:pStyle w:val="Compact"/>
         <w:numPr>
           <w:ilvl w:val="0"/>
-          <w:numId w:val="95"/>
+          <w:numId w:val="115"/>
         </w:numPr>
         <w:rPr/>
       </w:pPr>
@@ -3375,7 +3971,7 @@
         <w:pStyle w:val="Compact"/>
         <w:numPr>
           <w:ilvl w:val="0"/>
-          <w:numId w:val="96"/>
+          <w:numId w:val="116"/>
         </w:numPr>
         <w:rPr/>
       </w:pPr>
@@ -3393,19 +3989,19 @@
         <w:rPr/>
         <w:t>).</w:t>
       </w:r>
-      <w:bookmarkEnd w:id="41"/>
+      <w:bookmarkEnd w:id="50"/>
     </w:p>
     <w:p>
       <w:pPr>
         <w:pStyle w:val="Heading3"/>
         <w:rPr/>
       </w:pPr>
-      <w:bookmarkStart w:id="42" w:name="X8035bfc4b0759203af9c31975af7675333f38f3"/>
+      <w:bookmarkStart w:id="51" w:name="X8035bfc4b0759203af9c31975af7675333f38f3"/>
       <w:r>
         <w:rPr>
           <w:rStyle w:val="SectionNumber"/>
         </w:rPr>
-        <w:t>1.6.3</w:t>
+        <w:t>1.7.3</w:t>
       </w:r>
       <w:r>
         <w:rPr/>
@@ -3418,7 +4014,7 @@
         <w:pStyle w:val="Compact"/>
         <w:numPr>
           <w:ilvl w:val="0"/>
-          <w:numId w:val="97"/>
+          <w:numId w:val="117"/>
         </w:numPr>
         <w:rPr/>
       </w:pPr>
@@ -3432,7 +4028,7 @@
         <w:pStyle w:val="Compact"/>
         <w:numPr>
           <w:ilvl w:val="0"/>
-          <w:numId w:val="98"/>
+          <w:numId w:val="118"/>
         </w:numPr>
         <w:rPr/>
       </w:pPr>
@@ -3446,32 +4042,32 @@
         <w:pStyle w:val="Compact"/>
         <w:numPr>
           <w:ilvl w:val="0"/>
-          <w:numId w:val="99"/>
+          <w:numId w:val="119"/>
         </w:numPr>
         <w:rPr/>
       </w:pPr>
-      <w:bookmarkStart w:id="43" w:name="X0bb73537403cee04049b799011b8c8c4690a01b"/>
-      <w:bookmarkStart w:id="44" w:name="X8035bfc4b0759203af9c31975af7675333f38f3"/>
+      <w:bookmarkStart w:id="52" w:name="X0bb73537403cee04049b799011b8c8c4690a01b"/>
+      <w:bookmarkStart w:id="53" w:name="X8035bfc4b0759203af9c31975af7675333f38f3"/>
       <w:r>
         <w:rPr/>
         <w:t>Лимит частоты входа и CSP-заголовки — v0.2.0.</w:t>
       </w:r>
-      <w:bookmarkEnd w:id="43"/>
-      <w:bookmarkEnd w:id="44"/>
+      <w:bookmarkEnd w:id="52"/>
+      <w:bookmarkEnd w:id="53"/>
     </w:p>
     <w:p>
       <w:pPr>
         <w:pStyle w:val="Heading2"/>
         <w:rPr/>
       </w:pPr>
-      <w:bookmarkStart w:id="45" w:name="__RefHeading___Toc25693_2275915807"/>
-      <w:bookmarkStart w:id="46" w:name="прежние-выпуски-прототипа"/>
-      <w:bookmarkEnd w:id="45"/>
+      <w:bookmarkStart w:id="54" w:name="__RefHeading___Toc32769_3673021804"/>
+      <w:bookmarkStart w:id="55" w:name="прежние-выпуски-прототипа"/>
+      <w:bookmarkEnd w:id="54"/>
       <w:r>
         <w:rPr>
           <w:rStyle w:val="SectionNumber"/>
         </w:rPr>
-        <w:t>1.7</w:t>
+        <w:t>1.8</w:t>
       </w:r>
       <w:r>
         <w:rPr/>
@@ -3500,7 +4096,7 @@
         <w:t>; код доступен в git-истории (удалён в v0.1.0).</w:t>
       </w:r>
       <w:bookmarkEnd w:id="1"/>
-      <w:bookmarkEnd w:id="46"/>
+      <w:bookmarkEnd w:id="55"/>
     </w:p>
     <w:sectPr>
       <w:footerReference w:type="even" r:id="rId2"/>
@@ -3546,7 +4142,7 @@
         <w:color w:val="8A92A6"/>
         <w:sz w:val="16"/>
       </w:rPr>
-      <w:t xml:space="preserve">Планировщик отпусков 0.5.0 · История версий · стр. </w:t>
+      <w:t xml:space="preserve">Планировщик отпусков 0.6.0 · История версий · стр. </w:t>
     </w:r>
     <w:r>
       <w:rPr/>
@@ -3562,7 +4158,7 @@
     </w:r>
     <w:r>
       <w:rPr/>
-      <w:t>9</w:t>
+      <w:t>10</w:t>
     </w:r>
     <w:r>
       <w:rPr/>
@@ -3585,7 +4181,7 @@
         <w:color w:val="8A92A6"/>
         <w:sz w:val="16"/>
       </w:rPr>
-      <w:t xml:space="preserve">Планировщик отпусков 0.5.0 · История версий · стр. </w:t>
+      <w:t xml:space="preserve">Планировщик отпусков 0.6.0 · История версий · стр. </w:t>
     </w:r>
     <w:r>
       <w:rPr/>
@@ -3601,7 +4197,7 @@
     </w:r>
     <w:r>
       <w:rPr/>
-      <w:t>9</w:t>
+      <w:t>10</w:t>
     </w:r>
     <w:r>
       <w:rPr/>
@@ -6471,6 +7067,686 @@
   </w:abstractNum>
   <w:abstractNum w:abstractNumId="22">
     <w:lvl w:ilvl="0">
+      <w:numFmt w:val="bullet"/>
+      <w:lvlText w:val=""/>
+      <w:lvlJc w:val="left"/>
+      <w:pPr>
+        <w:tabs>
+          <w:tab w:val="num" w:pos="0"/>
+        </w:tabs>
+        <w:ind w:left="720" w:hanging="480"/>
+      </w:pPr>
+      <w:rPr>
+        <w:rFonts w:ascii="Symbol" w:hAnsi="Symbol" w:cs="Symbol" w:hint="default"/>
+      </w:rPr>
+    </w:lvl>
+    <w:lvl w:ilvl="1">
+      <w:start w:val="0"/>
+      <w:numFmt w:val="bullet"/>
+      <w:lvlText w:val=""/>
+      <w:lvlJc w:val="left"/>
+      <w:pPr>
+        <w:tabs>
+          <w:tab w:val="num" w:pos="0"/>
+        </w:tabs>
+        <w:ind w:left="1440" w:hanging="480"/>
+      </w:pPr>
+      <w:rPr>
+        <w:rFonts w:ascii="Symbol" w:hAnsi="Symbol" w:cs="Symbol" w:hint="default"/>
+      </w:rPr>
+    </w:lvl>
+    <w:lvl w:ilvl="2">
+      <w:start w:val="0"/>
+      <w:numFmt w:val="bullet"/>
+      <w:lvlText w:val=""/>
+      <w:lvlJc w:val="left"/>
+      <w:pPr>
+        <w:tabs>
+          <w:tab w:val="num" w:pos="0"/>
+        </w:tabs>
+        <w:ind w:left="2160" w:hanging="480"/>
+      </w:pPr>
+      <w:rPr>
+        <w:rFonts w:ascii="Symbol" w:hAnsi="Symbol" w:cs="Symbol" w:hint="default"/>
+      </w:rPr>
+    </w:lvl>
+    <w:lvl w:ilvl="3">
+      <w:start w:val="0"/>
+      <w:numFmt w:val="bullet"/>
+      <w:lvlText w:val=""/>
+      <w:lvlJc w:val="left"/>
+      <w:pPr>
+        <w:tabs>
+          <w:tab w:val="num" w:pos="0"/>
+        </w:tabs>
+        <w:ind w:left="2880" w:hanging="480"/>
+      </w:pPr>
+      <w:rPr>
+        <w:rFonts w:ascii="Symbol" w:hAnsi="Symbol" w:cs="Symbol" w:hint="default"/>
+      </w:rPr>
+    </w:lvl>
+    <w:lvl w:ilvl="4">
+      <w:start w:val="0"/>
+      <w:numFmt w:val="bullet"/>
+      <w:lvlText w:val=""/>
+      <w:lvlJc w:val="left"/>
+      <w:pPr>
+        <w:tabs>
+          <w:tab w:val="num" w:pos="0"/>
+        </w:tabs>
+        <w:ind w:left="3600" w:hanging="480"/>
+      </w:pPr>
+      <w:rPr>
+        <w:rFonts w:ascii="Symbol" w:hAnsi="Symbol" w:cs="Symbol" w:hint="default"/>
+      </w:rPr>
+    </w:lvl>
+    <w:lvl w:ilvl="5">
+      <w:start w:val="0"/>
+      <w:numFmt w:val="bullet"/>
+      <w:lvlText w:val=""/>
+      <w:lvlJc w:val="left"/>
+      <w:pPr>
+        <w:tabs>
+          <w:tab w:val="num" w:pos="0"/>
+        </w:tabs>
+        <w:ind w:left="4320" w:hanging="480"/>
+      </w:pPr>
+      <w:rPr>
+        <w:rFonts w:ascii="Symbol" w:hAnsi="Symbol" w:cs="Symbol" w:hint="default"/>
+      </w:rPr>
+    </w:lvl>
+    <w:lvl w:ilvl="6">
+      <w:start w:val="0"/>
+      <w:numFmt w:val="bullet"/>
+      <w:lvlText w:val=""/>
+      <w:lvlJc w:val="left"/>
+      <w:pPr>
+        <w:tabs>
+          <w:tab w:val="num" w:pos="0"/>
+        </w:tabs>
+        <w:ind w:left="5040" w:hanging="480"/>
+      </w:pPr>
+      <w:rPr>
+        <w:rFonts w:ascii="Symbol" w:hAnsi="Symbol" w:cs="Symbol" w:hint="default"/>
+      </w:rPr>
+    </w:lvl>
+    <w:lvl w:ilvl="7">
+      <w:start w:val="0"/>
+      <w:numFmt w:val="bullet"/>
+      <w:lvlText w:val=""/>
+      <w:lvlJc w:val="left"/>
+      <w:pPr>
+        <w:tabs>
+          <w:tab w:val="num" w:pos="0"/>
+        </w:tabs>
+        <w:ind w:left="5760" w:hanging="480"/>
+      </w:pPr>
+      <w:rPr>
+        <w:rFonts w:ascii="Symbol" w:hAnsi="Symbol" w:cs="Symbol" w:hint="default"/>
+      </w:rPr>
+    </w:lvl>
+    <w:lvl w:ilvl="8">
+      <w:start w:val="0"/>
+      <w:numFmt w:val="bullet"/>
+      <w:lvlText w:val=""/>
+      <w:lvlJc w:val="left"/>
+      <w:pPr>
+        <w:tabs>
+          <w:tab w:val="num" w:pos="0"/>
+        </w:tabs>
+        <w:ind w:left="6480" w:hanging="480"/>
+      </w:pPr>
+      <w:rPr>
+        <w:rFonts w:ascii="Symbol" w:hAnsi="Symbol" w:cs="Symbol" w:hint="default"/>
+      </w:rPr>
+    </w:lvl>
+  </w:abstractNum>
+  <w:abstractNum w:abstractNumId="23">
+    <w:lvl w:ilvl="0">
+      <w:numFmt w:val="bullet"/>
+      <w:lvlText w:val=""/>
+      <w:lvlJc w:val="left"/>
+      <w:pPr>
+        <w:tabs>
+          <w:tab w:val="num" w:pos="0"/>
+        </w:tabs>
+        <w:ind w:left="720" w:hanging="480"/>
+      </w:pPr>
+      <w:rPr>
+        <w:rFonts w:ascii="Symbol" w:hAnsi="Symbol" w:cs="Symbol" w:hint="default"/>
+      </w:rPr>
+    </w:lvl>
+    <w:lvl w:ilvl="1">
+      <w:start w:val="0"/>
+      <w:numFmt w:val="bullet"/>
+      <w:lvlText w:val=""/>
+      <w:lvlJc w:val="left"/>
+      <w:pPr>
+        <w:tabs>
+          <w:tab w:val="num" w:pos="0"/>
+        </w:tabs>
+        <w:ind w:left="1440" w:hanging="480"/>
+      </w:pPr>
+      <w:rPr>
+        <w:rFonts w:ascii="Symbol" w:hAnsi="Symbol" w:cs="Symbol" w:hint="default"/>
+      </w:rPr>
+    </w:lvl>
+    <w:lvl w:ilvl="2">
+      <w:start w:val="0"/>
+      <w:numFmt w:val="bullet"/>
+      <w:lvlText w:val=""/>
+      <w:lvlJc w:val="left"/>
+      <w:pPr>
+        <w:tabs>
+          <w:tab w:val="num" w:pos="0"/>
+        </w:tabs>
+        <w:ind w:left="2160" w:hanging="480"/>
+      </w:pPr>
+      <w:rPr>
+        <w:rFonts w:ascii="Symbol" w:hAnsi="Symbol" w:cs="Symbol" w:hint="default"/>
+      </w:rPr>
+    </w:lvl>
+    <w:lvl w:ilvl="3">
+      <w:start w:val="0"/>
+      <w:numFmt w:val="bullet"/>
+      <w:lvlText w:val=""/>
+      <w:lvlJc w:val="left"/>
+      <w:pPr>
+        <w:tabs>
+          <w:tab w:val="num" w:pos="0"/>
+        </w:tabs>
+        <w:ind w:left="2880" w:hanging="480"/>
+      </w:pPr>
+      <w:rPr>
+        <w:rFonts w:ascii="Symbol" w:hAnsi="Symbol" w:cs="Symbol" w:hint="default"/>
+      </w:rPr>
+    </w:lvl>
+    <w:lvl w:ilvl="4">
+      <w:start w:val="0"/>
+      <w:numFmt w:val="bullet"/>
+      <w:lvlText w:val=""/>
+      <w:lvlJc w:val="left"/>
+      <w:pPr>
+        <w:tabs>
+          <w:tab w:val="num" w:pos="0"/>
+        </w:tabs>
+        <w:ind w:left="3600" w:hanging="480"/>
+      </w:pPr>
+      <w:rPr>
+        <w:rFonts w:ascii="Symbol" w:hAnsi="Symbol" w:cs="Symbol" w:hint="default"/>
+      </w:rPr>
+    </w:lvl>
+    <w:lvl w:ilvl="5">
+      <w:start w:val="0"/>
+      <w:numFmt w:val="bullet"/>
+      <w:lvlText w:val=""/>
+      <w:lvlJc w:val="left"/>
+      <w:pPr>
+        <w:tabs>
+          <w:tab w:val="num" w:pos="0"/>
+        </w:tabs>
+        <w:ind w:left="4320" w:hanging="480"/>
+      </w:pPr>
+      <w:rPr>
+        <w:rFonts w:ascii="Symbol" w:hAnsi="Symbol" w:cs="Symbol" w:hint="default"/>
+      </w:rPr>
+    </w:lvl>
+    <w:lvl w:ilvl="6">
+      <w:start w:val="0"/>
+      <w:numFmt w:val="bullet"/>
+      <w:lvlText w:val=""/>
+      <w:lvlJc w:val="left"/>
+      <w:pPr>
+        <w:tabs>
+          <w:tab w:val="num" w:pos="0"/>
+        </w:tabs>
+        <w:ind w:left="5040" w:hanging="480"/>
+      </w:pPr>
+      <w:rPr>
+        <w:rFonts w:ascii="Symbol" w:hAnsi="Symbol" w:cs="Symbol" w:hint="default"/>
+      </w:rPr>
+    </w:lvl>
+    <w:lvl w:ilvl="7">
+      <w:start w:val="0"/>
+      <w:numFmt w:val="bullet"/>
+      <w:lvlText w:val=""/>
+      <w:lvlJc w:val="left"/>
+      <w:pPr>
+        <w:tabs>
+          <w:tab w:val="num" w:pos="0"/>
+        </w:tabs>
+        <w:ind w:left="5760" w:hanging="480"/>
+      </w:pPr>
+      <w:rPr>
+        <w:rFonts w:ascii="Symbol" w:hAnsi="Symbol" w:cs="Symbol" w:hint="default"/>
+      </w:rPr>
+    </w:lvl>
+    <w:lvl w:ilvl="8">
+      <w:start w:val="0"/>
+      <w:numFmt w:val="bullet"/>
+      <w:lvlText w:val=""/>
+      <w:lvlJc w:val="left"/>
+      <w:pPr>
+        <w:tabs>
+          <w:tab w:val="num" w:pos="0"/>
+        </w:tabs>
+        <w:ind w:left="6480" w:hanging="480"/>
+      </w:pPr>
+      <w:rPr>
+        <w:rFonts w:ascii="Symbol" w:hAnsi="Symbol" w:cs="Symbol" w:hint="default"/>
+      </w:rPr>
+    </w:lvl>
+  </w:abstractNum>
+  <w:abstractNum w:abstractNumId="24">
+    <w:lvl w:ilvl="0">
+      <w:numFmt w:val="bullet"/>
+      <w:lvlText w:val=""/>
+      <w:lvlJc w:val="left"/>
+      <w:pPr>
+        <w:tabs>
+          <w:tab w:val="num" w:pos="0"/>
+        </w:tabs>
+        <w:ind w:left="720" w:hanging="480"/>
+      </w:pPr>
+      <w:rPr>
+        <w:rFonts w:ascii="Symbol" w:hAnsi="Symbol" w:cs="Symbol" w:hint="default"/>
+      </w:rPr>
+    </w:lvl>
+    <w:lvl w:ilvl="1">
+      <w:start w:val="0"/>
+      <w:numFmt w:val="bullet"/>
+      <w:lvlText w:val=""/>
+      <w:lvlJc w:val="left"/>
+      <w:pPr>
+        <w:tabs>
+          <w:tab w:val="num" w:pos="0"/>
+        </w:tabs>
+        <w:ind w:left="1440" w:hanging="480"/>
+      </w:pPr>
+      <w:rPr>
+        <w:rFonts w:ascii="Symbol" w:hAnsi="Symbol" w:cs="Symbol" w:hint="default"/>
+      </w:rPr>
+    </w:lvl>
+    <w:lvl w:ilvl="2">
+      <w:start w:val="0"/>
+      <w:numFmt w:val="bullet"/>
+      <w:lvlText w:val=""/>
+      <w:lvlJc w:val="left"/>
+      <w:pPr>
+        <w:tabs>
+          <w:tab w:val="num" w:pos="0"/>
+        </w:tabs>
+        <w:ind w:left="2160" w:hanging="480"/>
+      </w:pPr>
+      <w:rPr>
+        <w:rFonts w:ascii="Symbol" w:hAnsi="Symbol" w:cs="Symbol" w:hint="default"/>
+      </w:rPr>
+    </w:lvl>
+    <w:lvl w:ilvl="3">
+      <w:start w:val="0"/>
+      <w:numFmt w:val="bullet"/>
+      <w:lvlText w:val=""/>
+      <w:lvlJc w:val="left"/>
+      <w:pPr>
+        <w:tabs>
+          <w:tab w:val="num" w:pos="0"/>
+        </w:tabs>
+        <w:ind w:left="2880" w:hanging="480"/>
+      </w:pPr>
+      <w:rPr>
+        <w:rFonts w:ascii="Symbol" w:hAnsi="Symbol" w:cs="Symbol" w:hint="default"/>
+      </w:rPr>
+    </w:lvl>
+    <w:lvl w:ilvl="4">
+      <w:start w:val="0"/>
+      <w:numFmt w:val="bullet"/>
+      <w:lvlText w:val=""/>
+      <w:lvlJc w:val="left"/>
+      <w:pPr>
+        <w:tabs>
+          <w:tab w:val="num" w:pos="0"/>
+        </w:tabs>
+        <w:ind w:left="3600" w:hanging="480"/>
+      </w:pPr>
+      <w:rPr>
+        <w:rFonts w:ascii="Symbol" w:hAnsi="Symbol" w:cs="Symbol" w:hint="default"/>
+      </w:rPr>
+    </w:lvl>
+    <w:lvl w:ilvl="5">
+      <w:start w:val="0"/>
+      <w:numFmt w:val="bullet"/>
+      <w:lvlText w:val=""/>
+      <w:lvlJc w:val="left"/>
+      <w:pPr>
+        <w:tabs>
+          <w:tab w:val="num" w:pos="0"/>
+        </w:tabs>
+        <w:ind w:left="4320" w:hanging="480"/>
+      </w:pPr>
+      <w:rPr>
+        <w:rFonts w:ascii="Symbol" w:hAnsi="Symbol" w:cs="Symbol" w:hint="default"/>
+      </w:rPr>
+    </w:lvl>
+    <w:lvl w:ilvl="6">
+      <w:start w:val="0"/>
+      <w:numFmt w:val="bullet"/>
+      <w:lvlText w:val=""/>
+      <w:lvlJc w:val="left"/>
+      <w:pPr>
+        <w:tabs>
+          <w:tab w:val="num" w:pos="0"/>
+        </w:tabs>
+        <w:ind w:left="5040" w:hanging="480"/>
+      </w:pPr>
+      <w:rPr>
+        <w:rFonts w:ascii="Symbol" w:hAnsi="Symbol" w:cs="Symbol" w:hint="default"/>
+      </w:rPr>
+    </w:lvl>
+    <w:lvl w:ilvl="7">
+      <w:start w:val="0"/>
+      <w:numFmt w:val="bullet"/>
+      <w:lvlText w:val=""/>
+      <w:lvlJc w:val="left"/>
+      <w:pPr>
+        <w:tabs>
+          <w:tab w:val="num" w:pos="0"/>
+        </w:tabs>
+        <w:ind w:left="5760" w:hanging="480"/>
+      </w:pPr>
+      <w:rPr>
+        <w:rFonts w:ascii="Symbol" w:hAnsi="Symbol" w:cs="Symbol" w:hint="default"/>
+      </w:rPr>
+    </w:lvl>
+    <w:lvl w:ilvl="8">
+      <w:start w:val="0"/>
+      <w:numFmt w:val="bullet"/>
+      <w:lvlText w:val=""/>
+      <w:lvlJc w:val="left"/>
+      <w:pPr>
+        <w:tabs>
+          <w:tab w:val="num" w:pos="0"/>
+        </w:tabs>
+        <w:ind w:left="6480" w:hanging="480"/>
+      </w:pPr>
+      <w:rPr>
+        <w:rFonts w:ascii="Symbol" w:hAnsi="Symbol" w:cs="Symbol" w:hint="default"/>
+      </w:rPr>
+    </w:lvl>
+  </w:abstractNum>
+  <w:abstractNum w:abstractNumId="25">
+    <w:lvl w:ilvl="0">
+      <w:numFmt w:val="bullet"/>
+      <w:lvlText w:val=""/>
+      <w:lvlJc w:val="left"/>
+      <w:pPr>
+        <w:tabs>
+          <w:tab w:val="num" w:pos="0"/>
+        </w:tabs>
+        <w:ind w:left="720" w:hanging="480"/>
+      </w:pPr>
+      <w:rPr>
+        <w:rFonts w:ascii="Symbol" w:hAnsi="Symbol" w:cs="Symbol" w:hint="default"/>
+      </w:rPr>
+    </w:lvl>
+    <w:lvl w:ilvl="1">
+      <w:start w:val="0"/>
+      <w:numFmt w:val="bullet"/>
+      <w:lvlText w:val=""/>
+      <w:lvlJc w:val="left"/>
+      <w:pPr>
+        <w:tabs>
+          <w:tab w:val="num" w:pos="0"/>
+        </w:tabs>
+        <w:ind w:left="1440" w:hanging="480"/>
+      </w:pPr>
+      <w:rPr>
+        <w:rFonts w:ascii="Symbol" w:hAnsi="Symbol" w:cs="Symbol" w:hint="default"/>
+      </w:rPr>
+    </w:lvl>
+    <w:lvl w:ilvl="2">
+      <w:start w:val="0"/>
+      <w:numFmt w:val="bullet"/>
+      <w:lvlText w:val=""/>
+      <w:lvlJc w:val="left"/>
+      <w:pPr>
+        <w:tabs>
+          <w:tab w:val="num" w:pos="0"/>
+        </w:tabs>
+        <w:ind w:left="2160" w:hanging="480"/>
+      </w:pPr>
+      <w:rPr>
+        <w:rFonts w:ascii="Symbol" w:hAnsi="Symbol" w:cs="Symbol" w:hint="default"/>
+      </w:rPr>
+    </w:lvl>
+    <w:lvl w:ilvl="3">
+      <w:start w:val="0"/>
+      <w:numFmt w:val="bullet"/>
+      <w:lvlText w:val=""/>
+      <w:lvlJc w:val="left"/>
+      <w:pPr>
+        <w:tabs>
+          <w:tab w:val="num" w:pos="0"/>
+        </w:tabs>
+        <w:ind w:left="2880" w:hanging="480"/>
+      </w:pPr>
+      <w:rPr>
+        <w:rFonts w:ascii="Symbol" w:hAnsi="Symbol" w:cs="Symbol" w:hint="default"/>
+      </w:rPr>
+    </w:lvl>
+    <w:lvl w:ilvl="4">
+      <w:start w:val="0"/>
+      <w:numFmt w:val="bullet"/>
+      <w:lvlText w:val=""/>
+      <w:lvlJc w:val="left"/>
+      <w:pPr>
+        <w:tabs>
+          <w:tab w:val="num" w:pos="0"/>
+        </w:tabs>
+        <w:ind w:left="3600" w:hanging="480"/>
+      </w:pPr>
+      <w:rPr>
+        <w:rFonts w:ascii="Symbol" w:hAnsi="Symbol" w:cs="Symbol" w:hint="default"/>
+      </w:rPr>
+    </w:lvl>
+    <w:lvl w:ilvl="5">
+      <w:start w:val="0"/>
+      <w:numFmt w:val="bullet"/>
+      <w:lvlText w:val=""/>
+      <w:lvlJc w:val="left"/>
+      <w:pPr>
+        <w:tabs>
+          <w:tab w:val="num" w:pos="0"/>
+        </w:tabs>
+        <w:ind w:left="4320" w:hanging="480"/>
+      </w:pPr>
+      <w:rPr>
+        <w:rFonts w:ascii="Symbol" w:hAnsi="Symbol" w:cs="Symbol" w:hint="default"/>
+      </w:rPr>
+    </w:lvl>
+    <w:lvl w:ilvl="6">
+      <w:start w:val="0"/>
+      <w:numFmt w:val="bullet"/>
+      <w:lvlText w:val=""/>
+      <w:lvlJc w:val="left"/>
+      <w:pPr>
+        <w:tabs>
+          <w:tab w:val="num" w:pos="0"/>
+        </w:tabs>
+        <w:ind w:left="5040" w:hanging="480"/>
+      </w:pPr>
+      <w:rPr>
+        <w:rFonts w:ascii="Symbol" w:hAnsi="Symbol" w:cs="Symbol" w:hint="default"/>
+      </w:rPr>
+    </w:lvl>
+    <w:lvl w:ilvl="7">
+      <w:start w:val="0"/>
+      <w:numFmt w:val="bullet"/>
+      <w:lvlText w:val=""/>
+      <w:lvlJc w:val="left"/>
+      <w:pPr>
+        <w:tabs>
+          <w:tab w:val="num" w:pos="0"/>
+        </w:tabs>
+        <w:ind w:left="5760" w:hanging="480"/>
+      </w:pPr>
+      <w:rPr>
+        <w:rFonts w:ascii="Symbol" w:hAnsi="Symbol" w:cs="Symbol" w:hint="default"/>
+      </w:rPr>
+    </w:lvl>
+    <w:lvl w:ilvl="8">
+      <w:start w:val="0"/>
+      <w:numFmt w:val="bullet"/>
+      <w:lvlText w:val=""/>
+      <w:lvlJc w:val="left"/>
+      <w:pPr>
+        <w:tabs>
+          <w:tab w:val="num" w:pos="0"/>
+        </w:tabs>
+        <w:ind w:left="6480" w:hanging="480"/>
+      </w:pPr>
+      <w:rPr>
+        <w:rFonts w:ascii="Symbol" w:hAnsi="Symbol" w:cs="Symbol" w:hint="default"/>
+      </w:rPr>
+    </w:lvl>
+  </w:abstractNum>
+  <w:abstractNum w:abstractNumId="26">
+    <w:lvl w:ilvl="0">
+      <w:numFmt w:val="bullet"/>
+      <w:lvlText w:val=""/>
+      <w:lvlJc w:val="left"/>
+      <w:pPr>
+        <w:tabs>
+          <w:tab w:val="num" w:pos="0"/>
+        </w:tabs>
+        <w:ind w:left="720" w:hanging="480"/>
+      </w:pPr>
+      <w:rPr>
+        <w:rFonts w:ascii="Symbol" w:hAnsi="Symbol" w:cs="Symbol" w:hint="default"/>
+      </w:rPr>
+    </w:lvl>
+    <w:lvl w:ilvl="1">
+      <w:start w:val="0"/>
+      <w:numFmt w:val="bullet"/>
+      <w:lvlText w:val=""/>
+      <w:lvlJc w:val="left"/>
+      <w:pPr>
+        <w:tabs>
+          <w:tab w:val="num" w:pos="0"/>
+        </w:tabs>
+        <w:ind w:left="1440" w:hanging="480"/>
+      </w:pPr>
+      <w:rPr>
+        <w:rFonts w:ascii="Symbol" w:hAnsi="Symbol" w:cs="Symbol" w:hint="default"/>
+      </w:rPr>
+    </w:lvl>
+    <w:lvl w:ilvl="2">
+      <w:start w:val="0"/>
+      <w:numFmt w:val="bullet"/>
+      <w:lvlText w:val=""/>
+      <w:lvlJc w:val="left"/>
+      <w:pPr>
+        <w:tabs>
+          <w:tab w:val="num" w:pos="0"/>
+        </w:tabs>
+        <w:ind w:left="2160" w:hanging="480"/>
+      </w:pPr>
+      <w:rPr>
+        <w:rFonts w:ascii="Symbol" w:hAnsi="Symbol" w:cs="Symbol" w:hint="default"/>
+      </w:rPr>
+    </w:lvl>
+    <w:lvl w:ilvl="3">
+      <w:start w:val="0"/>
+      <w:numFmt w:val="bullet"/>
+      <w:lvlText w:val=""/>
+      <w:lvlJc w:val="left"/>
+      <w:pPr>
+        <w:tabs>
+          <w:tab w:val="num" w:pos="0"/>
+        </w:tabs>
+        <w:ind w:left="2880" w:hanging="480"/>
+      </w:pPr>
+      <w:rPr>
+        <w:rFonts w:ascii="Symbol" w:hAnsi="Symbol" w:cs="Symbol" w:hint="default"/>
+      </w:rPr>
+    </w:lvl>
+    <w:lvl w:ilvl="4">
+      <w:start w:val="0"/>
+      <w:numFmt w:val="bullet"/>
+      <w:lvlText w:val=""/>
+      <w:lvlJc w:val="left"/>
+      <w:pPr>
+        <w:tabs>
+          <w:tab w:val="num" w:pos="0"/>
+        </w:tabs>
+        <w:ind w:left="3600" w:hanging="480"/>
+      </w:pPr>
+      <w:rPr>
+        <w:rFonts w:ascii="Symbol" w:hAnsi="Symbol" w:cs="Symbol" w:hint="default"/>
+      </w:rPr>
+    </w:lvl>
+    <w:lvl w:ilvl="5">
+      <w:start w:val="0"/>
+      <w:numFmt w:val="bullet"/>
+      <w:lvlText w:val=""/>
+      <w:lvlJc w:val="left"/>
+      <w:pPr>
+        <w:tabs>
+          <w:tab w:val="num" w:pos="0"/>
+        </w:tabs>
+        <w:ind w:left="4320" w:hanging="480"/>
+      </w:pPr>
+      <w:rPr>
+        <w:rFonts w:ascii="Symbol" w:hAnsi="Symbol" w:cs="Symbol" w:hint="default"/>
+      </w:rPr>
+    </w:lvl>
+    <w:lvl w:ilvl="6">
+      <w:start w:val="0"/>
+      <w:numFmt w:val="bullet"/>
+      <w:lvlText w:val=""/>
+      <w:lvlJc w:val="left"/>
+      <w:pPr>
+        <w:tabs>
+          <w:tab w:val="num" w:pos="0"/>
+        </w:tabs>
+        <w:ind w:left="5040" w:hanging="480"/>
+      </w:pPr>
+      <w:rPr>
+        <w:rFonts w:ascii="Symbol" w:hAnsi="Symbol" w:cs="Symbol" w:hint="default"/>
+      </w:rPr>
+    </w:lvl>
+    <w:lvl w:ilvl="7">
+      <w:start w:val="0"/>
+      <w:numFmt w:val="bullet"/>
+      <w:lvlText w:val=""/>
+      <w:lvlJc w:val="left"/>
+      <w:pPr>
+        <w:tabs>
+          <w:tab w:val="num" w:pos="0"/>
+        </w:tabs>
+        <w:ind w:left="5760" w:hanging="480"/>
+      </w:pPr>
+      <w:rPr>
+        <w:rFonts w:ascii="Symbol" w:hAnsi="Symbol" w:cs="Symbol" w:hint="default"/>
+      </w:rPr>
+    </w:lvl>
+    <w:lvl w:ilvl="8">
+      <w:start w:val="0"/>
+      <w:numFmt w:val="bullet"/>
+      <w:lvlText w:val=""/>
+      <w:lvlJc w:val="left"/>
+      <w:pPr>
+        <w:tabs>
+          <w:tab w:val="num" w:pos="0"/>
+        </w:tabs>
+        <w:ind w:left="6480" w:hanging="480"/>
+      </w:pPr>
+      <w:rPr>
+        <w:rFonts w:ascii="Symbol" w:hAnsi="Symbol" w:cs="Symbol" w:hint="default"/>
+      </w:rPr>
+    </w:lvl>
+  </w:abstractNum>
+  <w:abstractNum w:abstractNumId="27">
+    <w:lvl w:ilvl="0">
       <w:start w:val="1"/>
       <w:numFmt w:val="none"/>
       <w:suff w:val="nothing"/>
@@ -6655,19 +7931,19 @@
     <w:abstractNumId w:val="22"/>
   </w:num>
   <w:num w:numId="23">
-    <w:abstractNumId w:val="1"/>
+    <w:abstractNumId w:val="23"/>
   </w:num>
   <w:num w:numId="24">
-    <w:abstractNumId w:val="1"/>
+    <w:abstractNumId w:val="24"/>
   </w:num>
   <w:num w:numId="25">
-    <w:abstractNumId w:val="1"/>
+    <w:abstractNumId w:val="25"/>
   </w:num>
   <w:num w:numId="26">
-    <w:abstractNumId w:val="1"/>
+    <w:abstractNumId w:val="26"/>
   </w:num>
   <w:num w:numId="27">
-    <w:abstractNumId w:val="1"/>
+    <w:abstractNumId w:val="27"/>
   </w:num>
   <w:num w:numId="28">
     <w:abstractNumId w:val="1"/>
@@ -6883,6 +8159,66 @@
     <w:abstractNumId w:val="1"/>
   </w:num>
   <w:num w:numId="99">
+    <w:abstractNumId w:val="1"/>
+  </w:num>
+  <w:num w:numId="100">
+    <w:abstractNumId w:val="1"/>
+  </w:num>
+  <w:num w:numId="101">
+    <w:abstractNumId w:val="1"/>
+  </w:num>
+  <w:num w:numId="102">
+    <w:abstractNumId w:val="1"/>
+  </w:num>
+  <w:num w:numId="103">
+    <w:abstractNumId w:val="1"/>
+  </w:num>
+  <w:num w:numId="104">
+    <w:abstractNumId w:val="1"/>
+  </w:num>
+  <w:num w:numId="105">
+    <w:abstractNumId w:val="1"/>
+  </w:num>
+  <w:num w:numId="106">
+    <w:abstractNumId w:val="1"/>
+  </w:num>
+  <w:num w:numId="107">
+    <w:abstractNumId w:val="1"/>
+  </w:num>
+  <w:num w:numId="108">
+    <w:abstractNumId w:val="1"/>
+  </w:num>
+  <w:num w:numId="109">
+    <w:abstractNumId w:val="1"/>
+  </w:num>
+  <w:num w:numId="110">
+    <w:abstractNumId w:val="1"/>
+  </w:num>
+  <w:num w:numId="111">
+    <w:abstractNumId w:val="1"/>
+  </w:num>
+  <w:num w:numId="112">
+    <w:abstractNumId w:val="1"/>
+  </w:num>
+  <w:num w:numId="113">
+    <w:abstractNumId w:val="1"/>
+  </w:num>
+  <w:num w:numId="114">
+    <w:abstractNumId w:val="1"/>
+  </w:num>
+  <w:num w:numId="115">
+    <w:abstractNumId w:val="1"/>
+  </w:num>
+  <w:num w:numId="116">
+    <w:abstractNumId w:val="1"/>
+  </w:num>
+  <w:num w:numId="117">
+    <w:abstractNumId w:val="1"/>
+  </w:num>
+  <w:num w:numId="118">
+    <w:abstractNumId w:val="1"/>
+  </w:num>
+  <w:num w:numId="119">
     <w:abstractNumId w:val="1"/>
   </w:num>
 </w:numbering>

--- a/docs/docx/versions.docx
+++ b/docs/docx/versions.docx
@@ -23,7 +23,7 @@
       </w:pPr>
       <w:r>
         <w:rPr/>
-        <w:t>Планировщик отпусков 0.6.0 · Выпуски, авторство и изменения</w:t>
+        <w:t>Планировщик отпусков 1.0.0 · Выпуски, авторство и изменения</w:t>
       </w:r>
     </w:p>
     <w:p>
@@ -33,7 +33,7 @@
       </w:pPr>
       <w:r>
         <w:rPr/>
-        <w:t>29 октября 2026</w:t>
+        <w:t>30 октября 2026</w:t>
       </w:r>
     </w:p>
     <w:sdt>
@@ -93,7 +93,7 @@
             </w:rPr>
             <w:fldChar w:fldCharType="separate"/>
           </w:r>
-          <w:hyperlink w:anchor="__RefHeading___Toc32753_3673021804">
+          <w:hyperlink w:anchor="__RefHeading___Toc34392_1804324697">
             <w:r>
               <w:rPr>
                 <w:webHidden/>
@@ -114,13 +114,13 @@
             </w:tabs>
             <w:rPr/>
           </w:pPr>
-          <w:hyperlink w:anchor="__RefHeading___Toc32755_3673021804">
+          <w:hyperlink w:anchor="__RefHeading___Toc34394_1804324697">
             <w:r>
               <w:rPr>
                 <w:webHidden/>
                 <w:rStyle w:val="IndexLink"/>
               </w:rPr>
-              <w:t>1.1 v0.6.0 — готовность к приёмке (31.10.2026)</w:t>
+              <w:t>1.1 v1.0.0 — промышленная эксплуатация (29.10.2026)</w:t>
               <w:tab/>
               <w:t>4</w:t>
             </w:r>
@@ -135,13 +135,13 @@
             </w:tabs>
             <w:rPr/>
           </w:pPr>
-          <w:hyperlink w:anchor="__RefHeading___Toc32757_3673021804">
+          <w:hyperlink w:anchor="__RefHeading___Toc34396_1804324697">
             <w:r>
               <w:rPr>
                 <w:webHidden/>
                 <w:rStyle w:val="IndexLink"/>
               </w:rPr>
-              <w:t>1.2 v0.5.0 — эксплуатация на 5000 пользователей (30.10.2026)</w:t>
+              <w:t>1.2 v0.6.0 — готовность к приёмке (29.10.2026)</w:t>
               <w:tab/>
               <w:t>5</w:t>
             </w:r>
@@ -156,15 +156,15 @@
             </w:tabs>
             <w:rPr/>
           </w:pPr>
-          <w:hyperlink w:anchor="__RefHeading___Toc32759_3673021804">
+          <w:hyperlink w:anchor="__RefHeading___Toc34398_1804324697">
             <w:r>
               <w:rPr>
                 <w:webHidden/>
                 <w:rStyle w:val="IndexLink"/>
               </w:rPr>
-              <w:t>1.3 v0.4.0 — интеграции (29.10.2026)</w:t>
+              <w:t>1.3 v0.5.0 — эксплуатация на 5000 пользователей (29.10.2026)</w:t>
               <w:tab/>
-              <w:t>7</w:t>
+              <w:t>6</w:t>
             </w:r>
           </w:hyperlink>
         </w:p>
@@ -177,15 +177,15 @@
             </w:tabs>
             <w:rPr/>
           </w:pPr>
-          <w:hyperlink w:anchor="__RefHeading___Toc32761_3673021804">
+          <w:hyperlink w:anchor="__RefHeading___Toc34400_1804324697">
             <w:r>
               <w:rPr>
                 <w:webHidden/>
                 <w:rStyle w:val="IndexLink"/>
               </w:rPr>
-              <w:t>1.4 v0.3.0 — корпоративное качество (28.10.2026)</w:t>
+              <w:t>1.4 v0.4.0 — интеграции (28.10.2026)</w:t>
               <w:tab/>
-              <w:t>7</w:t>
+              <w:t>8</w:t>
             </w:r>
           </w:hyperlink>
         </w:p>
@@ -198,15 +198,15 @@
             </w:tabs>
             <w:rPr/>
           </w:pPr>
-          <w:hyperlink w:anchor="__RefHeading___Toc32763_3673021804">
+          <w:hyperlink w:anchor="__RefHeading___Toc34402_1804324697">
             <w:r>
               <w:rPr>
                 <w:webHidden/>
                 <w:rStyle w:val="IndexLink"/>
               </w:rPr>
-              <w:t>1.5 v0.2.1 — читаемые схемы и Gantt-полосы (28.10.2026)</w:t>
+              <w:t>1.5 v0.3.0 — корпоративное качество (28.10.2026)</w:t>
               <w:tab/>
-              <w:t>9</w:t>
+              <w:t>8</w:t>
             </w:r>
           </w:hyperlink>
         </w:p>
@@ -219,15 +219,15 @@
             </w:tabs>
             <w:rPr/>
           </w:pPr>
-          <w:hyperlink w:anchor="__RefHeading___Toc32765_3673021804">
+          <w:hyperlink w:anchor="__RefHeading___Toc34404_1804324697">
             <w:r>
               <w:rPr>
                 <w:webHidden/>
                 <w:rStyle w:val="IndexLink"/>
               </w:rPr>
-              <w:t>1.6 v0.2.0 — схемы, фирменный дизайн и первые выгрузки (27.10.2026)</w:t>
+              <w:t>1.6 v0.2.1 — читаемые схемы и Gantt-полосы (28.10.2026)</w:t>
               <w:tab/>
-              <w:t>9</w:t>
+              <w:t>10</w:t>
             </w:r>
           </w:hyperlink>
         </w:p>
@@ -240,15 +240,15 @@
             </w:tabs>
             <w:rPr/>
           </w:pPr>
-          <w:hyperlink w:anchor="__RefHeading___Toc32767_3673021804">
+          <w:hyperlink w:anchor="__RefHeading___Toc34406_1804324697">
             <w:r>
               <w:rPr>
                 <w:webHidden/>
                 <w:rStyle w:val="IndexLink"/>
               </w:rPr>
-              <w:t>1.7 v0.1.0 — зрелая платформа вместо прототипа (27.10.2026)</w:t>
+              <w:t>1.7 v0.2.0 — схемы, фирменный дизайн и первые выгрузки (27.10.2026)</w:t>
               <w:tab/>
-              <w:t>9</w:t>
+              <w:t>10</w:t>
             </w:r>
           </w:hyperlink>
         </w:p>
@@ -261,15 +261,36 @@
             </w:tabs>
             <w:rPr/>
           </w:pPr>
-          <w:hyperlink w:anchor="__RefHeading___Toc32769_3673021804">
+          <w:hyperlink w:anchor="__RefHeading___Toc34408_1804324697">
             <w:r>
               <w:rPr>
                 <w:webHidden/>
                 <w:rStyle w:val="IndexLink"/>
               </w:rPr>
-              <w:t>1.8 Прежние выпуски прототипа</w:t>
+              <w:t>1.8 v0.1.0 — зрелая платформа вместо прототипа (27.10.2026)</w:t>
               <w:tab/>
               <w:t>10</w:t>
+            </w:r>
+          </w:hyperlink>
+        </w:p>
+        <w:p>
+          <w:pPr>
+            <w:pStyle w:val="TOC2"/>
+            <w:tabs>
+              <w:tab w:val="clear" w:pos="9077"/>
+              <w:tab w:val="right" w:pos="9359" w:leader="dot"/>
+            </w:tabs>
+            <w:rPr/>
+          </w:pPr>
+          <w:hyperlink w:anchor="__RefHeading___Toc34410_1804324697">
+            <w:r>
+              <w:rPr>
+                <w:webHidden/>
+                <w:rStyle w:val="IndexLink"/>
+              </w:rPr>
+              <w:t>1.9 Прежние выпуски прототипа</w:t>
+              <w:tab/>
+              <w:t>11</w:t>
             </w:r>
           </w:hyperlink>
           <w:r>
@@ -286,7 +307,7 @@
         <w:pStyle w:val="Heading1"/>
         <w:rPr/>
       </w:pPr>
-      <w:bookmarkStart w:id="0" w:name="__RefHeading___Toc32753_3673021804"/>
+      <w:bookmarkStart w:id="0" w:name="__RefHeading___Toc34392_1804324697"/>
       <w:bookmarkStart w:id="1" w:name="версии-и-авторство"/>
       <w:bookmarkEnd w:id="0"/>
       <w:r>
@@ -314,11 +335,21 @@
         <w:rPr>
           <w:rStyle w:val="VerbatimChar"/>
         </w:rPr>
+        <w:t>vX.Y.Z</w:t>
+      </w:r>
+      <w:r>
+        <w:rPr/>
+        <w:t xml:space="preserve">: до выпуска 1.0.0 — </w:t>
+      </w:r>
+      <w:r>
+        <w:rPr>
+          <w:rStyle w:val="VerbatimChar"/>
+        </w:rPr>
         <w:t>v0.x.y</w:t>
       </w:r>
       <w:r>
         <w:rPr/>
-        <w:t xml:space="preserve">: до релиза первая цифра 0, </w:t>
+        <w:t xml:space="preserve"> (</w:t>
       </w:r>
       <w:r>
         <w:rPr>
@@ -338,7 +369,37 @@
       </w:r>
       <w:r>
         <w:rPr/>
-        <w:t xml:space="preserve"> — минорные. Каждая версия разрабатывается в одноимённой ветке и попадает в </w:t>
+        <w:t xml:space="preserve"> — минорные), с 1.0.0 — </w:t>
+      </w:r>
+      <w:r>
+        <w:rPr>
+          <w:rStyle w:val="VerbatimChar"/>
+        </w:rPr>
+        <w:t>X</w:t>
+      </w:r>
+      <w:r>
+        <w:rPr/>
+        <w:t xml:space="preserve"> несовместимые изменения API или данных, </w:t>
+      </w:r>
+      <w:r>
+        <w:rPr>
+          <w:rStyle w:val="VerbatimChar"/>
+        </w:rPr>
+        <w:t>Y</w:t>
+      </w:r>
+      <w:r>
+        <w:rPr/>
+        <w:t xml:space="preserve"> новые возможности, </w:t>
+      </w:r>
+      <w:r>
+        <w:rPr>
+          <w:rStyle w:val="VerbatimChar"/>
+        </w:rPr>
+        <w:t>Z</w:t>
+      </w:r>
+      <w:r>
+        <w:rPr/>
+        <w:t xml:space="preserve"> исправления. Каждая версия разрабатывается в одноимённой ветке и попадает в </w:t>
       </w:r>
       <w:r>
         <w:rPr>
@@ -589,6 +650,175 @@
                 <w:szCs w:val="24"/>
                 <w:lang w:val="en-US" w:eastAsia="en-US" w:bidi="ar-SA"/>
               </w:rPr>
+              <w:t>v1.0.0</w:t>
+            </w:r>
+          </w:p>
+        </w:tc>
+        <w:tc>
+          <w:tcPr>
+            <w:tcW w:w="1872" w:type="dxa"/>
+            <w:tcBorders>
+              <w:top w:val="single" w:sz="4" w:space="0" w:color="D6DCEA"/>
+              <w:left w:val="single" w:sz="4" w:space="0" w:color="D6DCEA"/>
+              <w:bottom w:val="single" w:sz="4" w:space="0" w:color="D6DCEA"/>
+              <w:right w:val="single" w:sz="4" w:space="0" w:color="D6DCEA"/>
+            </w:tcBorders>
+          </w:tcPr>
+          <w:p>
+            <w:pPr>
+              <w:pStyle w:val="Compact"/>
+              <w:widowControl/>
+              <w:spacing w:before="36" w:after="40"/>
+              <w:jc w:val="left"/>
+              <w:rPr>
+                <w:kern w:val="0"/>
+                <w:szCs w:val="24"/>
+                <w:lang w:val="en-US" w:eastAsia="en-US" w:bidi="ar-SA"/>
+              </w:rPr>
+            </w:pPr>
+            <w:r>
+              <w:rPr>
+                <w:kern w:val="0"/>
+                <w:sz w:val="18"/>
+                <w:szCs w:val="24"/>
+                <w:lang w:val="en-US" w:eastAsia="en-US" w:bidi="ar-SA"/>
+              </w:rPr>
+              <w:t>29.10.2026</w:t>
+            </w:r>
+          </w:p>
+        </w:tc>
+        <w:tc>
+          <w:tcPr>
+            <w:tcW w:w="1872" w:type="dxa"/>
+            <w:tcBorders>
+              <w:top w:val="single" w:sz="4" w:space="0" w:color="D6DCEA"/>
+              <w:left w:val="single" w:sz="4" w:space="0" w:color="D6DCEA"/>
+              <w:bottom w:val="single" w:sz="4" w:space="0" w:color="D6DCEA"/>
+              <w:right w:val="single" w:sz="4" w:space="0" w:color="D6DCEA"/>
+            </w:tcBorders>
+          </w:tcPr>
+          <w:p>
+            <w:pPr>
+              <w:pStyle w:val="Compact"/>
+              <w:widowControl/>
+              <w:spacing w:before="36" w:after="40"/>
+              <w:jc w:val="left"/>
+              <w:rPr>
+                <w:kern w:val="0"/>
+                <w:szCs w:val="24"/>
+                <w:lang w:val="en-US" w:eastAsia="en-US" w:bidi="ar-SA"/>
+              </w:rPr>
+            </w:pPr>
+            <w:r>
+              <w:rPr>
+                <w:rStyle w:val="VerbatimChar"/>
+                <w:kern w:val="0"/>
+                <w:sz w:val="18"/>
+                <w:szCs w:val="24"/>
+                <w:lang w:val="en-US" w:eastAsia="en-US" w:bidi="ar-SA"/>
+              </w:rPr>
+              <w:t>v1.0.0</w:t>
+            </w:r>
+          </w:p>
+        </w:tc>
+        <w:tc>
+          <w:tcPr>
+            <w:tcW w:w="1872" w:type="dxa"/>
+            <w:tcBorders>
+              <w:top w:val="single" w:sz="4" w:space="0" w:color="D6DCEA"/>
+              <w:left w:val="single" w:sz="4" w:space="0" w:color="D6DCEA"/>
+              <w:bottom w:val="single" w:sz="4" w:space="0" w:color="D6DCEA"/>
+              <w:right w:val="single" w:sz="4" w:space="0" w:color="D6DCEA"/>
+            </w:tcBorders>
+          </w:tcPr>
+          <w:p>
+            <w:pPr>
+              <w:pStyle w:val="Compact"/>
+              <w:widowControl/>
+              <w:spacing w:before="36" w:after="40"/>
+              <w:jc w:val="left"/>
+              <w:rPr>
+                <w:kern w:val="0"/>
+                <w:szCs w:val="24"/>
+                <w:lang w:val="en-US" w:eastAsia="en-US" w:bidi="ar-SA"/>
+              </w:rPr>
+            </w:pPr>
+            <w:r>
+              <w:rPr>
+                <w:kern w:val="0"/>
+                <w:sz w:val="18"/>
+                <w:szCs w:val="24"/>
+                <w:lang w:val="en-US" w:eastAsia="en-US" w:bidi="ar-SA"/>
+              </w:rPr>
+              <w:t>ayurasov (разработка — с ИИ-ассистентом Claude Code)</w:t>
+            </w:r>
+          </w:p>
+        </w:tc>
+        <w:tc>
+          <w:tcPr>
+            <w:tcW w:w="1872" w:type="dxa"/>
+            <w:tcBorders>
+              <w:top w:val="single" w:sz="4" w:space="0" w:color="D6DCEA"/>
+              <w:left w:val="single" w:sz="4" w:space="0" w:color="D6DCEA"/>
+              <w:bottom w:val="single" w:sz="4" w:space="0" w:color="D6DCEA"/>
+              <w:right w:val="single" w:sz="4" w:space="0" w:color="D6DCEA"/>
+            </w:tcBorders>
+          </w:tcPr>
+          <w:p>
+            <w:pPr>
+              <w:pStyle w:val="Compact"/>
+              <w:widowControl/>
+              <w:spacing w:before="36" w:after="40"/>
+              <w:jc w:val="left"/>
+              <w:rPr>
+                <w:kern w:val="0"/>
+                <w:szCs w:val="24"/>
+                <w:lang w:val="en-US" w:eastAsia="en-US" w:bidi="ar-SA"/>
+              </w:rPr>
+            </w:pPr>
+            <w:r>
+              <w:rPr>
+                <w:kern w:val="0"/>
+                <w:sz w:val="18"/>
+                <w:szCs w:val="24"/>
+                <w:lang w:val="en-US" w:eastAsia="en-US" w:bidi="ar-SA"/>
+              </w:rPr>
+              <w:t>Промышленная эксплуатация на 1000–2000 сотрудников: нагрузка и отладка, приёмка HR и ИБ, комплект для реестра, регламенты эксплуатации</w:t>
+            </w:r>
+          </w:p>
+        </w:tc>
+      </w:tr>
+      <w:tr>
+        <w:trPr/>
+        <w:tc>
+          <w:tcPr>
+            <w:tcW w:w="1872" w:type="dxa"/>
+            <w:tcBorders>
+              <w:top w:val="single" w:sz="4" w:space="0" w:color="D6DCEA"/>
+              <w:left w:val="single" w:sz="4" w:space="0" w:color="D6DCEA"/>
+              <w:bottom w:val="single" w:sz="4" w:space="0" w:color="D6DCEA"/>
+              <w:right w:val="single" w:sz="4" w:space="0" w:color="D6DCEA"/>
+            </w:tcBorders>
+          </w:tcPr>
+          <w:p>
+            <w:pPr>
+              <w:pStyle w:val="Compact"/>
+              <w:widowControl/>
+              <w:spacing w:before="36" w:after="40"/>
+              <w:jc w:val="left"/>
+              <w:rPr>
+                <w:kern w:val="0"/>
+                <w:szCs w:val="24"/>
+                <w:lang w:val="en-US" w:eastAsia="en-US" w:bidi="ar-SA"/>
+              </w:rPr>
+            </w:pPr>
+            <w:r>
+              <w:rPr>
+                <w:kern w:val="0"/>
+                <w:sz w:val="18"/>
+                <w:szCs w:val="24"/>
+                <w:lang w:val="en-US" w:eastAsia="en-US" w:bidi="ar-SA"/>
+              </w:rPr>
               <w:t>v0.6.0</w:t>
             </w:r>
           </w:p>
@@ -622,7 +852,7 @@
                 <w:szCs w:val="24"/>
                 <w:lang w:val="en-US" w:eastAsia="en-US" w:bidi="ar-SA"/>
               </w:rPr>
-              <w:t>31.10.2026</w:t>
+              <w:t>29.10.2026</w:t>
             </w:r>
           </w:p>
         </w:tc>
@@ -791,7 +1021,7 @@
                 <w:szCs w:val="24"/>
                 <w:lang w:val="en-US" w:eastAsia="en-US" w:bidi="ar-SA"/>
               </w:rPr>
-              <w:t>30.10.2026</w:t>
+              <w:t>29.10.2026</w:t>
             </w:r>
           </w:p>
         </w:tc>
@@ -960,7 +1190,7 @@
                 <w:szCs w:val="24"/>
                 <w:lang w:val="en-US" w:eastAsia="en-US" w:bidi="ar-SA"/>
               </w:rPr>
-              <w:t>29.10.2026</w:t>
+              <w:t>28.10.2026</w:t>
             </w:r>
           </w:p>
         </w:tc>
@@ -1747,7 +1977,7 @@
         <w:pStyle w:val="Heading2"/>
         <w:rPr/>
       </w:pPr>
-      <w:bookmarkStart w:id="2" w:name="__RefHeading___Toc32755_3673021804"/>
+      <w:bookmarkStart w:id="2" w:name="__RefHeading___Toc34394_1804324697"/>
       <w:bookmarkEnd w:id="2"/>
       <w:r>
         <w:rPr>
@@ -1758,7 +1988,7 @@
       <w:r>
         <w:rPr/>
         <w:tab/>
-        <w:t>v0.6.0 — готовность к приёмке (31.10.2026)</w:t>
+        <w:t>v1.0.0 — промышленная эксплуатация (29.10.2026)</w:t>
       </w:r>
     </w:p>
     <w:p>
@@ -1778,7 +2008,7 @@
         <w:rPr>
           <w:rStyle w:val="VerbatimChar"/>
         </w:rPr>
-        <w:t>v0.6.0</w:t>
+        <w:t>v1.0.0</w:t>
       </w:r>
       <w:r>
         <w:rPr/>
@@ -1798,11 +2028,11 @@
         <w:rPr>
           <w:rStyle w:val="VerbatimChar"/>
         </w:rPr>
-        <w:t>v0.6.0</w:t>
-      </w:r>
-      <w:r>
-        <w:rPr/>
-        <w:t xml:space="preserve">. Автор: </w:t>
+        <w:t>v1.0.0</w:t>
+      </w:r>
+      <w:r>
+        <w:rPr/>
+        <w:t xml:space="preserve"> — владелец. Автор: </w:t>
       </w:r>
       <w:r>
         <w:rPr>
@@ -1813,6 +2043,16 @@
       </w:r>
       <w:r>
         <w:rPr/>
+        <w:t xml:space="preserve">. Заметки к выпуску — </w:t>
+      </w:r>
+      <w:r>
+        <w:rPr>
+          <w:rStyle w:val="VerbatimChar"/>
+        </w:rPr>
+        <w:t>docs/release-notes/v1.0.0.md</w:t>
+      </w:r>
+      <w:r>
+        <w:rPr/>
         <w:t>.</w:t>
       </w:r>
     </w:p>
@@ -1832,69 +2072,6 @@
         <w:rPr/>
         <w:tab/>
         <w:t>Что увидит пользователь</w:t>
-      </w:r>
-    </w:p>
-    <w:p>
-      <w:pPr>
-        <w:pStyle w:val="Compact"/>
-        <w:numPr>
-          <w:ilvl w:val="0"/>
-          <w:numId w:val="28"/>
-        </w:numPr>
-        <w:rPr/>
-      </w:pPr>
-      <w:r>
-        <w:rPr>
-          <w:b/>
-          <w:bCs/>
-        </w:rPr>
-        <w:t>График отпусков по ТК РФ от начала до конца.</w:t>
-      </w:r>
-      <w:r>
-        <w:rPr/>
-        <w:t xml:space="preserve"> Кадровая служба открывает планирование на следующий год со сроком — сотрудники получают приглашение и видят в «Моём отпуске», сколько дней из нормы уже запланировано и есть ли часть не короче 14 дней. Кадровая служба следит за прогрессом по отделам, напоминает не спланировавшим (за три дня до срока — автоматически), утверждает график с номером и датой документа и отметкой о мнении профсоюза и выгружает его по форме Т-7 — с переносами после утверждения в графах 8–9.</w:t>
-      </w:r>
-    </w:p>
-    <w:p>
-      <w:pPr>
-        <w:pStyle w:val="Compact"/>
-        <w:numPr>
-          <w:ilvl w:val="0"/>
-          <w:numId w:val="29"/>
-        </w:numPr>
-        <w:rPr/>
-      </w:pPr>
-      <w:r>
-        <w:rPr>
-          <w:b/>
-          <w:bCs/>
-        </w:rPr>
-        <w:t>Извещение о начале отпуска за две недели.</w:t>
-      </w:r>
-      <w:r>
-        <w:rPr/>
-        <w:t xml:space="preserve"> Сотрудник получает извещение и подтверждает ознакомление кнопкой «Ознакомлен»; кадровая служба видит в журнале, кто не подтвердил, особо — когда до отпуска три дня и меньше, печатает лист для подписи и выгружает журнал.</w:t>
-      </w:r>
-    </w:p>
-    <w:p>
-      <w:pPr>
-        <w:pStyle w:val="Compact"/>
-        <w:numPr>
-          <w:ilvl w:val="0"/>
-          <w:numId w:val="30"/>
-        </w:numPr>
-        <w:rPr/>
-      </w:pPr>
-      <w:r>
-        <w:rPr>
-          <w:b/>
-          <w:bCs/>
-        </w:rPr>
-        <w:t>Замещение руководителя.</w:t>
-      </w:r>
-      <w:r>
-        <w:rPr/>
-        <w:t xml:space="preserve"> Уходя в отпуск, руководитель передаёт согласование коллеге на период — заявки команды не ждут его возвращения. Заявка без решения дольше срока организации сама передаётся вышестоящему руководителю.</w:t>
       </w:r>
     </w:p>
     <w:p>
@@ -1907,15 +2084,8 @@
         <w:rPr/>
       </w:pPr>
       <w:r>
-        <w:rPr>
-          <w:b/>
-          <w:bCs/>
-        </w:rPr>
-        <w:t>Безопасность входа.</w:t>
-      </w:r>
-      <w:r>
-        <w:rPr/>
-        <w:t xml:space="preserve"> Пароль, выданный кадровой службой, меняется при первом входе; пароли проверяются на стойкость; после серии неудачных попыток учётная запись временно блокируется, а сотрудник получает уведомление. В профиле видны все свои сеансы на устройствах — любой можно завершить. Кадровая служба видит журнал входов, снимает блокировки и завершает сеансы сотрудника.</w:t>
+        <w:rPr/>
+        <w:t>График открывается быстрее в часы пик: вкладки больше не перечитывают его одновременно; выгрузка Т-7 не задерживает работу остальных; открытие кампании и напоминание не вызывают волну запросов уведомлений.</w:t>
       </w:r>
     </w:p>
     <w:p>
@@ -1928,34 +2098,8 @@
         <w:rPr/>
       </w:pPr>
       <w:r>
-        <w:rPr>
-          <w:b/>
-          <w:bCs/>
-        </w:rPr>
-        <w:t>Табельный номер</w:t>
-      </w:r>
-      <w:r>
-        <w:rPr/>
-        <w:t xml:space="preserve"> в карточке, поиске и импорте; реквизиты организации — в правилах.</w:t>
-      </w:r>
-      <w:bookmarkEnd w:id="3"/>
-    </w:p>
-    <w:p>
-      <w:pPr>
-        <w:pStyle w:val="Heading3"/>
-        <w:rPr/>
-      </w:pPr>
-      <w:bookmarkStart w:id="4" w:name="для-приёмки"/>
-      <w:r>
-        <w:rPr>
-          <w:rStyle w:val="SectionNumber"/>
-        </w:rPr>
-        <w:t>1.1.2</w:t>
-      </w:r>
-      <w:r>
-        <w:rPr/>
-        <w:tab/>
-        <w:t>Для приёмки</w:t>
+        <w:rPr/>
+        <w:t>Сотрудника не выбрасывает на экран входа при открытии новой вкладки, перегрузке или перезапуске сервера; перезапуск и обновление сервера занимают секунды.</w:t>
       </w:r>
     </w:p>
     <w:p>
@@ -1969,7 +2113,7 @@
       </w:pPr>
       <w:r>
         <w:rPr/>
-        <w:t>Чек-лист безопасности для службы ИБ — документ 1: 16 требований, как они выполнены и какими тестами подтверждаются.</w:t>
+        <w:t>Уведомление о смене или выдаче пароля; «Код запроса» в сообщении об ошибке сервера.</w:t>
       </w:r>
     </w:p>
     <w:p>
@@ -1981,19 +2125,29 @@
         </w:numPr>
         <w:rPr/>
       </w:pPr>
-      <w:r>
-        <w:rPr/>
-        <w:t>Нагрузочная проверка: новые проверки сеанса, журнал входов и плановые задачи не ухудшили задержки v0.5.0 (</w:t>
-      </w:r>
-      <w:r>
-        <w:rPr>
-          <w:rStyle w:val="VerbatimChar"/>
-        </w:rPr>
-        <w:t>docs/progress/load-v0.6.0.md</w:t>
-      </w:r>
-      <w:r>
-        <w:rPr/>
-        <w:t>).</w:t>
+      <w:bookmarkStart w:id="4" w:name="что-увидит-пользователь"/>
+      <w:r>
+        <w:rPr/>
+        <w:t>Приглашение кампании доходит письмом до всей организации за минуты.</w:t>
+      </w:r>
+      <w:bookmarkEnd w:id="4"/>
+    </w:p>
+    <w:p>
+      <w:pPr>
+        <w:pStyle w:val="Heading3"/>
+        <w:rPr/>
+      </w:pPr>
+      <w:bookmarkStart w:id="5" w:name="для-приёмки"/>
+      <w:r>
+        <w:rPr>
+          <w:rStyle w:val="SectionNumber"/>
+        </w:rPr>
+        <w:t>1.1.2</w:t>
+      </w:r>
+      <w:r>
+        <w:rPr/>
+        <w:tab/>
+        <w:t>Для приёмки</w:t>
       </w:r>
     </w:p>
     <w:p>
@@ -2007,36 +2161,17 @@
       </w:pPr>
       <w:r>
         <w:rPr/>
-        <w:t>Аудит интерфейса новых экранов в светлой и тёмной темах и на телефоне (</w:t>
+        <w:t>Нагрузка: 1 vCPU обслуживает 2000 сотрудников в разгар кампании и при входе всей организации за 15 минут; запас — ×2 на 1 vCPU и ×8 на рекомендуемых 2 vCPU; пики кампании, отказы под нагрузкой, 7 ч 15 мин непрерывной работы и рост данных за 5 лет. Найдено и исправлено 5 узких мест и 4 ошибки продукта (</w:t>
       </w:r>
       <w:r>
         <w:rPr>
           <w:rStyle w:val="VerbatimChar"/>
         </w:rPr>
-        <w:t>docs/progress/audit-v0.6.0.md</w:t>
+        <w:t>docs/performance/report-v1.0.0.md</w:t>
       </w:r>
       <w:r>
         <w:rPr/>
         <w:t>).</w:t>
-      </w:r>
-      <w:bookmarkEnd w:id="4"/>
-    </w:p>
-    <w:p>
-      <w:pPr>
-        <w:pStyle w:val="Heading3"/>
-        <w:rPr/>
-      </w:pPr>
-      <w:bookmarkStart w:id="5" w:name="исправленные-дефекты"/>
-      <w:r>
-        <w:rPr>
-          <w:rStyle w:val="SectionNumber"/>
-        </w:rPr>
-        <w:t>1.1.3</w:t>
-      </w:r>
-      <w:r>
-        <w:rPr/>
-        <w:tab/>
-        <w:t>Исправленные дефекты</w:t>
       </w:r>
     </w:p>
     <w:p>
@@ -2050,7 +2185,17 @@
       </w:pPr>
       <w:r>
         <w:rPr/>
-        <w:t>Два одновременных обновления сеанса одним токеном получали две действующие пары токенов.</w:t>
+        <w:t>ИБ: матрица прав каждой операции каждой ролью, самооценка по OWASP ASVS L1, пакет для теста на проникновение (</w:t>
+      </w:r>
+      <w:r>
+        <w:rPr>
+          <w:rStyle w:val="VerbatimChar"/>
+        </w:rPr>
+        <w:t>docs/security/assessment-v1.0.0.md</w:t>
+      </w:r>
+      <w:r>
+        <w:rPr/>
+        <w:t>).</w:t>
       </w:r>
     </w:p>
     <w:p>
@@ -2064,7 +2209,17 @@
       </w:pPr>
       <w:r>
         <w:rPr/>
-        <w:t>Руководитель отдела не видел в очереди заявки сотрудников отдела без руководителя, хотя мог по ним решать, а раздела «Заявки» у него не было.</w:t>
+        <w:t>Кадровая служба: программа и методика испытаний и протокол (</w:t>
+      </w:r>
+      <w:r>
+        <w:rPr>
+          <w:rStyle w:val="VerbatimChar"/>
+        </w:rPr>
+        <w:t>docs/acceptance/</w:t>
+      </w:r>
+      <w:r>
+        <w:rPr/>
+        <w:t>).</w:t>
       </w:r>
     </w:p>
     <w:p>
@@ -2076,29 +2231,129 @@
         </w:numPr>
         <w:rPr/>
       </w:pPr>
-      <w:bookmarkStart w:id="6" w:name="исправленные-дефекты"/>
-      <w:r>
-        <w:rPr/>
-        <w:t>Руководитель отдела без своего руководителя мог согласовать собственную заявку.</w:t>
+      <w:r>
+        <w:rPr/>
+        <w:t xml:space="preserve">Реестр: девять документов </w:t>
+      </w:r>
+      <w:r>
+        <w:rPr>
+          <w:rStyle w:val="VerbatimChar"/>
+        </w:rPr>
+        <w:t>docs/registry/</w:t>
+      </w:r>
+      <w:r>
+        <w:rPr/>
+        <w:t>, SBOM и уведомления о лицензиях, дистрибутив с SHA-256.</w:t>
+      </w:r>
+      <w:bookmarkEnd w:id="5"/>
+    </w:p>
+    <w:p>
+      <w:pPr>
+        <w:pStyle w:val="Heading3"/>
+        <w:rPr/>
+      </w:pPr>
+      <w:bookmarkStart w:id="6" w:name="версии-и-ветки"/>
+      <w:r>
+        <w:rPr>
+          <w:rStyle w:val="SectionNumber"/>
+        </w:rPr>
+        <w:t>1.1.3</w:t>
+      </w:r>
+      <w:r>
+        <w:rPr/>
+        <w:tab/>
+        <w:t>Версии и ветки</w:t>
+      </w:r>
+    </w:p>
+    <w:p>
+      <w:pPr>
+        <w:pStyle w:val="FirstParagraph"/>
+        <w:rPr/>
+      </w:pPr>
+      <w:r>
+        <w:rPr/>
+        <w:t xml:space="preserve">С 1.0.0 номер версии — </w:t>
+      </w:r>
+      <w:r>
+        <w:rPr>
+          <w:rStyle w:val="VerbatimChar"/>
+        </w:rPr>
+        <w:t>X.Y.Z</w:t>
+      </w:r>
+      <w:r>
+        <w:rPr/>
+        <w:t xml:space="preserve"> без нуля впереди: </w:t>
+      </w:r>
+      <w:r>
+        <w:rPr>
+          <w:rStyle w:val="VerbatimChar"/>
+        </w:rPr>
+        <w:t>X</w:t>
+      </w:r>
+      <w:r>
+        <w:rPr/>
+        <w:t xml:space="preserve"> — несовместимые изменения API или данных, </w:t>
+      </w:r>
+      <w:r>
+        <w:rPr>
+          <w:rStyle w:val="VerbatimChar"/>
+        </w:rPr>
+        <w:t>Y</w:t>
+      </w:r>
+      <w:r>
+        <w:rPr/>
+        <w:t xml:space="preserve"> — новые возможности, </w:t>
+      </w:r>
+      <w:r>
+        <w:rPr>
+          <w:rStyle w:val="VerbatimChar"/>
+        </w:rPr>
+        <w:t>Z</w:t>
+      </w:r>
+      <w:r>
+        <w:rPr/>
+        <w:t xml:space="preserve"> — исправления. Ветки версий </w:t>
+      </w:r>
+      <w:r>
+        <w:rPr>
+          <w:rStyle w:val="VerbatimChar"/>
+        </w:rPr>
+        <w:t>vX.Y.Z</w:t>
+      </w:r>
+      <w:r>
+        <w:rPr/>
+        <w:t xml:space="preserve">, CI запускается на ветках </w:t>
+      </w:r>
+      <w:r>
+        <w:rPr>
+          <w:rStyle w:val="VerbatimChar"/>
+        </w:rPr>
+        <w:t>v*</w:t>
+      </w:r>
+      <w:r>
+        <w:rPr/>
+        <w:t>.</w:t>
       </w:r>
       <w:bookmarkEnd w:id="6"/>
     </w:p>
     <w:p>
       <w:pPr>
-        <w:pStyle w:val="Heading3"/>
-        <w:rPr/>
-      </w:pPr>
-      <w:bookmarkStart w:id="7" w:name="инженерное"/>
+        <w:pStyle w:val="Heading2"/>
+        <w:rPr/>
+      </w:pPr>
+      <w:bookmarkStart w:id="7" w:name="__RefHeading___Toc34396_1804324697"/>
+      <w:bookmarkStart w:id="8" w:name="v0.6.0-готовность-к-приёмке-29.10.2026"/>
+      <w:bookmarkEnd w:id="7"/>
       <w:r>
         <w:rPr>
           <w:rStyle w:val="SectionNumber"/>
         </w:rPr>
-        <w:t>1.1.4</w:t>
+        <w:t>1.2</w:t>
       </w:r>
       <w:r>
         <w:rPr/>
         <w:tab/>
-        <w:t>Инженерное</w:t>
+        <w:t>v0.6.0 — готовность к приёмке (29.10.2026)</w:t>
       </w:r>
     </w:p>
     <w:p>
@@ -2112,7 +2367,66 @@
       </w:pPr>
       <w:r>
         <w:rPr/>
-        <w:t>Тесты: сервер — 194 (23 файла), клиент — 28 модульных, интерфейс — 16 сценариев Playwright.</w:t>
+        <w:t xml:space="preserve">Ветка: </w:t>
+      </w:r>
+      <w:r>
+        <w:rPr>
+          <w:rStyle w:val="VerbatimChar"/>
+        </w:rPr>
+        <w:t>v0.6.0</w:t>
+      </w:r>
+      <w:r>
+        <w:rPr/>
+        <w:t xml:space="preserve">. Merge в </w:t>
+      </w:r>
+      <w:r>
+        <w:rPr>
+          <w:rStyle w:val="VerbatimChar"/>
+        </w:rPr>
+        <w:t>main</w:t>
+      </w:r>
+      <w:r>
+        <w:rPr/>
+        <w:t xml:space="preserve">, тег </w:t>
+      </w:r>
+      <w:r>
+        <w:rPr>
+          <w:rStyle w:val="VerbatimChar"/>
+        </w:rPr>
+        <w:t>v0.6.0</w:t>
+      </w:r>
+      <w:r>
+        <w:rPr/>
+        <w:t xml:space="preserve">. Автор: </w:t>
+      </w:r>
+      <w:r>
+        <w:rPr>
+          <w:b/>
+          <w:bCs/>
+        </w:rPr>
+        <w:t>ayurasov</w:t>
+      </w:r>
+      <w:r>
+        <w:rPr/>
+        <w:t>.</w:t>
+      </w:r>
+    </w:p>
+    <w:p>
+      <w:pPr>
+        <w:pStyle w:val="Heading3"/>
+        <w:rPr/>
+      </w:pPr>
+      <w:bookmarkStart w:id="9" w:name="что-увидит-пользователь-1"/>
+      <w:r>
+        <w:rPr>
+          <w:rStyle w:val="SectionNumber"/>
+        </w:rPr>
+        <w:t>1.2.1</w:t>
+      </w:r>
+      <w:r>
+        <w:rPr/>
+        <w:tab/>
+        <w:t>Что увидит пользователь</w:t>
       </w:r>
     </w:p>
     <w:p>
@@ -2125,8 +2439,15 @@
         <w:rPr/>
       </w:pPr>
       <w:r>
-        <w:rPr/>
-        <w:t>CI проверяет обновление с данных прошлого выпуска; проверка сразу нашла миграцию, падавшую на данных, — исправлено до выпуска.</w:t>
+        <w:rPr>
+          <w:b/>
+          <w:bCs/>
+        </w:rPr>
+        <w:t>График отпусков по ТК РФ от начала до конца.</w:t>
+      </w:r>
+      <w:r>
+        <w:rPr/>
+        <w:t xml:space="preserve"> Кадровая служба открывает планирование на следующий год со сроком — сотрудники получают приглашение и видят в «Моём отпуске», сколько дней из нормы уже запланировано и есть ли часть не короче 14 дней. Кадровая служба следит за прогрессом по отделам, напоминает не спланировавшим (за три дня до срока — автоматически), утверждает график с номером и датой документа и отметкой о мнении профсоюза и выгружает его по форме Т-7 — с переносами после утверждения в графах 8–9.</w:t>
       </w:r>
     </w:p>
     <w:p>
@@ -2138,31 +2459,16 @@
         </w:numPr>
         <w:rPr/>
       </w:pPr>
-      <w:bookmarkStart w:id="8" w:name="инженерное"/>
-      <w:r>
-        <w:rPr/>
-        <w:t>ADR-015 (сеансы и блокировка), ADR-016 (снимок утверждённого графика), ADR-017 (плановые задачи).</w:t>
-      </w:r>
-      <w:bookmarkEnd w:id="8"/>
-    </w:p>
-    <w:p>
-      <w:pPr>
-        <w:pStyle w:val="Heading2"/>
-        <w:rPr/>
-      </w:pPr>
-      <w:bookmarkStart w:id="9" w:name="__RefHeading___Toc32757_3673021804"/>
-      <w:bookmarkStart w:id="10" w:name="X5d176c022d1a184148d1bd3153308984bfa517d"/>
-      <w:bookmarkEnd w:id="9"/>
-      <w:r>
-        <w:rPr>
-          <w:rStyle w:val="SectionNumber"/>
-        </w:rPr>
-        <w:t>1.2</w:t>
-      </w:r>
-      <w:r>
-        <w:rPr/>
-        <w:tab/>
-        <w:t>v0.5.0 — эксплуатация на 5000 пользователей (30.10.2026)</w:t>
+      <w:r>
+        <w:rPr>
+          <w:b/>
+          <w:bCs/>
+        </w:rPr>
+        <w:t>Извещение о начале отпуска за две недели.</w:t>
+      </w:r>
+      <w:r>
+        <w:rPr/>
+        <w:t xml:space="preserve"> Сотрудник получает извещение и подтверждает ознакомление кнопкой «Ознакомлен»; кадровая служба видит в журнале, кто не подтвердил, особо — когда до отпуска три дня и меньше, печатает лист для подписи и выгружает журнал.</w:t>
       </w:r>
     </w:p>
     <w:p>
@@ -2175,67 +2481,15 @@
         <w:rPr/>
       </w:pPr>
       <w:r>
-        <w:rPr/>
-        <w:t xml:space="preserve">Ветка: </w:t>
-      </w:r>
-      <w:r>
-        <w:rPr>
-          <w:rStyle w:val="VerbatimChar"/>
-        </w:rPr>
-        <w:t>v0.5.0</w:t>
-      </w:r>
-      <w:r>
-        <w:rPr/>
-        <w:t xml:space="preserve">. Merge в </w:t>
-      </w:r>
-      <w:r>
-        <w:rPr>
-          <w:rStyle w:val="VerbatimChar"/>
-        </w:rPr>
-        <w:t>main</w:t>
-      </w:r>
-      <w:r>
-        <w:rPr/>
-        <w:t xml:space="preserve">, тег </w:t>
-      </w:r>
-      <w:r>
-        <w:rPr>
-          <w:rStyle w:val="VerbatimChar"/>
-        </w:rPr>
-        <w:t>v0.5.0</w:t>
-      </w:r>
-      <w:r>
-        <w:rPr/>
-        <w:t xml:space="preserve">. Автор: </w:t>
-      </w:r>
-      <w:r>
         <w:rPr>
           <w:b/>
           <w:bCs/>
         </w:rPr>
-        <w:t>ayurasov</w:t>
-      </w:r>
-      <w:r>
-        <w:rPr/>
-        <w:t>.</w:t>
-      </w:r>
-    </w:p>
-    <w:p>
-      <w:pPr>
-        <w:pStyle w:val="Heading3"/>
-        <w:rPr/>
-      </w:pPr>
-      <w:bookmarkStart w:id="11" w:name="что-увидит-пользователь-1"/>
-      <w:r>
-        <w:rPr>
-          <w:rStyle w:val="SectionNumber"/>
-        </w:rPr>
-        <w:t>1.2.1</w:t>
-      </w:r>
-      <w:r>
-        <w:rPr/>
-        <w:tab/>
-        <w:t>Что увидит пользователь</w:t>
+        <w:t>Замещение руководителя.</w:t>
+      </w:r>
+      <w:r>
+        <w:rPr/>
+        <w:t xml:space="preserve"> Уходя в отпуск, руководитель передаёт согласование коллеге на период — заявки команды не ждут его возвращения. Заявка без решения дольше срока организации сама передаётся вышестоящему руководителю.</w:t>
       </w:r>
     </w:p>
     <w:p>
@@ -2252,11 +2506,11 @@
           <w:b/>
           <w:bCs/>
         </w:rPr>
-        <w:t>Быстро при 5000 сотрудниках:</w:t>
-      </w:r>
-      <w:r>
-        <w:rPr/>
-        <w:t xml:space="preserve"> график организации открывается за полсекунды и плавно прокручивается; ответы остаются быстрыми, когда в планировщике одновременно работают сотни людей (проверено на 500 одновременных пользователях: 95 % ответов быстрее 0,3 с и ни одной ошибки за 16 минут; на v0.4.0 та же нагрузка давала ответы по 9–14 с).</w:t>
+        <w:t>Безопасность входа.</w:t>
+      </w:r>
+      <w:r>
+        <w:rPr/>
+        <w:t xml:space="preserve"> Пароль, выданный кадровой службой, меняется при первом входе; пароли проверяются на стойкость; после серии неудачных попыток учётная запись временно блокируется, а сотрудник получает уведомление. В профиле видны все свои сеансы на устройствах — любой можно завершить. Кадровая служба видит журнал входов, снимает блокировки и завершает сеансы сотрудника.</w:t>
       </w:r>
     </w:p>
     <w:p>
@@ -2273,11 +2527,30 @@
           <w:b/>
           <w:bCs/>
         </w:rPr>
-        <w:t>Изменения без обновления страницы:</w:t>
-      </w:r>
-      <w:r>
-        <w:rPr/>
-        <w:t xml:space="preserve"> уведомления о заявках и решениях приходят за пару секунд, график сам подтягивает изменения коллег.</w:t>
+        <w:t>Табельный номер</w:t>
+      </w:r>
+      <w:r>
+        <w:rPr/>
+        <w:t xml:space="preserve"> в карточке, поиске и импорте; реквизиты организации — в правилах.</w:t>
+      </w:r>
+      <w:bookmarkEnd w:id="9"/>
+    </w:p>
+    <w:p>
+      <w:pPr>
+        <w:pStyle w:val="Heading3"/>
+        <w:rPr/>
+      </w:pPr>
+      <w:bookmarkStart w:id="10" w:name="для-приёмки-1"/>
+      <w:r>
+        <w:rPr>
+          <w:rStyle w:val="SectionNumber"/>
+        </w:rPr>
+        <w:t>1.2.2</w:t>
+      </w:r>
+      <w:r>
+        <w:rPr/>
+        <w:tab/>
+        <w:t>Для приёмки</w:t>
       </w:r>
     </w:p>
     <w:p>
@@ -2290,15 +2563,8 @@
         <w:rPr/>
       </w:pPr>
       <w:r>
-        <w:rPr>
-          <w:b/>
-          <w:bCs/>
-        </w:rPr>
-        <w:t>Доступ закрывается сразу:</w:t>
-      </w:r>
-      <w:r>
-        <w:rPr/>
-        <w:t xml:space="preserve"> после смены пароля или увольнения открытые вкладки теряют доступ в течение 10 секунд, а не через 15 минут.</w:t>
+        <w:rPr/>
+        <w:t>Чек-лист безопасности для службы ИБ — документ 1: 16 требований, как они выполнены и какими тестами подтверждаются.</w:t>
       </w:r>
     </w:p>
     <w:p>
@@ -2311,34 +2577,18 @@
         <w:rPr/>
       </w:pPr>
       <w:r>
-        <w:rPr>
-          <w:b/>
-          <w:bCs/>
-        </w:rPr>
-        <w:t>Перегрузка — понятным сообщением:</w:t>
-      </w:r>
-      <w:r>
-        <w:rPr/>
-        <w:t xml:space="preserve"> «Сервис перегружен. Повторите через несколько секунд» вместо внутренней ошибки.</w:t>
-      </w:r>
-      <w:bookmarkEnd w:id="11"/>
-    </w:p>
-    <w:p>
-      <w:pPr>
-        <w:pStyle w:val="Heading3"/>
-        <w:rPr/>
-      </w:pPr>
-      <w:bookmarkStart w:id="12" w:name="для-эксплуатации"/>
-      <w:r>
-        <w:rPr>
-          <w:rStyle w:val="SectionNumber"/>
-        </w:rPr>
-        <w:t>1.2.2</w:t>
-      </w:r>
-      <w:r>
-        <w:rPr/>
-        <w:tab/>
-        <w:t>Для эксплуатации</w:t>
+        <w:rPr/>
+        <w:t>Нагрузочная проверка: новые проверки сеанса, журнал входов и плановые задачи не ухудшили задержки v0.5.0 (</w:t>
+      </w:r>
+      <w:r>
+        <w:rPr>
+          <w:rStyle w:val="VerbatimChar"/>
+        </w:rPr>
+        <w:t>docs/progress/load-v0.6.0.md</w:t>
+      </w:r>
+      <w:r>
+        <w:rPr/>
+        <w:t>).</w:t>
       </w:r>
     </w:p>
     <w:p>
@@ -2352,7 +2602,36 @@
       </w:pPr>
       <w:r>
         <w:rPr/>
-        <w:t>Метрики Prometheus, 15 правил оповещений и панель Grafana.</w:t>
+        <w:t>Аудит интерфейса новых экранов в светлой и тёмной темах и на телефоне (</w:t>
+      </w:r>
+      <w:r>
+        <w:rPr>
+          <w:rStyle w:val="VerbatimChar"/>
+        </w:rPr>
+        <w:t>docs/progress/audit-v0.6.0.md</w:t>
+      </w:r>
+      <w:r>
+        <w:rPr/>
+        <w:t>).</w:t>
+      </w:r>
+      <w:bookmarkEnd w:id="10"/>
+    </w:p>
+    <w:p>
+      <w:pPr>
+        <w:pStyle w:val="Heading3"/>
+        <w:rPr/>
+      </w:pPr>
+      <w:bookmarkStart w:id="11" w:name="исправленные-дефекты"/>
+      <w:r>
+        <w:rPr>
+          <w:rStyle w:val="SectionNumber"/>
+        </w:rPr>
+        <w:t>1.2.3</w:t>
+      </w:r>
+      <w:r>
+        <w:rPr/>
+        <w:tab/>
+        <w:t>Исправленные дефекты</w:t>
       </w:r>
     </w:p>
     <w:p>
@@ -2366,7 +2645,7 @@
       </w:pPr>
       <w:r>
         <w:rPr/>
-        <w:t>Потоковая реплика PostgreSQL и архив WAL: потеря данных при аварии — секунды, при потере обоих серверов — до 5 минут; переключение по инструкции за ~15 минут и проверка переключения в CI на каждый push.</w:t>
+        <w:t>Два одновременных обновления сеанса одним токеном получали две действующие пары токенов.</w:t>
       </w:r>
     </w:p>
     <w:p>
@@ -2378,29 +2657,9 @@
         </w:numPr>
         <w:rPr/>
       </w:pPr>
-      <w:bookmarkStart w:id="13" w:name="для-эксплуатации"/>
-      <w:r>
-        <w:rPr/>
-        <w:t>Процессы по числу ядер, размер пула соединений рассчитывается сам.</w:t>
-      </w:r>
-      <w:bookmarkEnd w:id="13"/>
-    </w:p>
-    <w:p>
-      <w:pPr>
-        <w:pStyle w:val="Heading3"/>
-        <w:rPr/>
-      </w:pPr>
-      <w:bookmarkStart w:id="14" w:name="исправленные-дефекты-1"/>
-      <w:r>
-        <w:rPr>
-          <w:rStyle w:val="SectionNumber"/>
-        </w:rPr>
-        <w:t>1.2.3</w:t>
-      </w:r>
-      <w:r>
-        <w:rPr/>
-        <w:tab/>
-        <w:t>Исправленные дефекты</w:t>
+      <w:r>
+        <w:rPr/>
+        <w:t>Руководитель отдела не видел в очереди заявки сотрудников отдела без руководителя, хотя мог по ним решать, а раздела «Заявки» у него не было.</w:t>
       </w:r>
     </w:p>
     <w:p>
@@ -2412,9 +2671,29 @@
         </w:numPr>
         <w:rPr/>
       </w:pPr>
-      <w:r>
-        <w:rPr/>
-        <w:t>Редкая «внутренняя ошибка» при одновременной подаче заявок сотрудником и его руководителем в часы пик.</w:t>
+      <w:bookmarkStart w:id="12" w:name="исправленные-дефекты"/>
+      <w:r>
+        <w:rPr/>
+        <w:t>Руководитель отдела без своего руководителя мог согласовать собственную заявку.</w:t>
+      </w:r>
+      <w:bookmarkEnd w:id="12"/>
+    </w:p>
+    <w:p>
+      <w:pPr>
+        <w:pStyle w:val="Heading3"/>
+        <w:rPr/>
+      </w:pPr>
+      <w:bookmarkStart w:id="13" w:name="инженерное"/>
+      <w:r>
+        <w:rPr>
+          <w:rStyle w:val="SectionNumber"/>
+        </w:rPr>
+        <w:t>1.2.4</w:t>
+      </w:r>
+      <w:r>
+        <w:rPr/>
+        <w:tab/>
+        <w:t>Инженерное</w:t>
       </w:r>
     </w:p>
     <w:p>
@@ -2428,7 +2707,7 @@
       </w:pPr>
       <w:r>
         <w:rPr/>
-        <w:t>Смена пароля и увольнение не закрывали уже открытые сеансы до 15 минут.</w:t>
+        <w:t>Тесты: сервер — 194 (23 файла), клиент — 28 модульных, интерфейс — 16 сценариев Playwright.</w:t>
       </w:r>
     </w:p>
     <w:p>
@@ -2442,17 +2721,7 @@
       </w:pPr>
       <w:r>
         <w:rPr/>
-        <w:t>Ответ на превышение попыток входа не говорил, когда повторять (</w:t>
-      </w:r>
-      <w:r>
-        <w:rPr>
-          <w:rStyle w:val="VerbatimChar"/>
-        </w:rPr>
-        <w:t>Retry-After</w:t>
-      </w:r>
-      <w:r>
-        <w:rPr/>
-        <w:t>).</w:t>
+        <w:t>CI проверяет обновление с данных прошлого выпуска; проверка сразу нашла миграцию, падавшую на данных, — исправлено до выпуска.</w:t>
       </w:r>
     </w:p>
     <w:p>
@@ -2464,9 +2733,33 @@
         </w:numPr>
         <w:rPr/>
       </w:pPr>
-      <w:r>
-        <w:rPr/>
-        <w:t>Хеширование пароля останавливало сервер на 100 мс и выдавало по времени ответа, существует ли логин.</w:t>
+      <w:bookmarkStart w:id="14" w:name="v0.6.0-готовность-к-приёмке-29.10.2026"/>
+      <w:bookmarkStart w:id="15" w:name="инженерное"/>
+      <w:r>
+        <w:rPr/>
+        <w:t>ADR-015 (сеансы и блокировка), ADR-016 (снимок утверждённого графика), ADR-017 (плановые задачи).</w:t>
+      </w:r>
+      <w:bookmarkEnd w:id="14"/>
+      <w:bookmarkEnd w:id="15"/>
+    </w:p>
+    <w:p>
+      <w:pPr>
+        <w:pStyle w:val="Heading2"/>
+        <w:rPr/>
+      </w:pPr>
+      <w:bookmarkStart w:id="16" w:name="__RefHeading___Toc34398_1804324697"/>
+      <w:bookmarkStart w:id="17" w:name="Xe9266f3000445aa7c9c2b214aaea10a9fd8b9ff"/>
+      <w:bookmarkEnd w:id="16"/>
+      <w:r>
+        <w:rPr>
+          <w:rStyle w:val="SectionNumber"/>
+        </w:rPr>
+        <w:t>1.3</w:t>
+      </w:r>
+      <w:r>
+        <w:rPr/>
+        <w:tab/>
+        <w:t>v0.5.0 — эксплуатация на 5000 пользователей (29.10.2026)</w:t>
       </w:r>
     </w:p>
     <w:p>
@@ -2480,27 +2773,66 @@
       </w:pPr>
       <w:r>
         <w:rPr/>
-        <w:t xml:space="preserve">После обновления только контейнера </w:t>
+        <w:t xml:space="preserve">Ветка: </w:t>
       </w:r>
       <w:r>
         <w:rPr>
           <w:rStyle w:val="VerbatimChar"/>
         </w:rPr>
-        <w:t>server</w:t>
-      </w:r>
-      <w:r>
-        <w:rPr/>
-        <w:t xml:space="preserve"> стенд отвечал ошибкой 502 до перезапуска </w:t>
+        <w:t>v0.5.0</w:t>
+      </w:r>
+      <w:r>
+        <w:rPr/>
+        <w:t xml:space="preserve">. Merge в </w:t>
       </w:r>
       <w:r>
         <w:rPr>
           <w:rStyle w:val="VerbatimChar"/>
         </w:rPr>
-        <w:t>web</w:t>
+        <w:t>main</w:t>
+      </w:r>
+      <w:r>
+        <w:rPr/>
+        <w:t xml:space="preserve">, тег </w:t>
+      </w:r>
+      <w:r>
+        <w:rPr>
+          <w:rStyle w:val="VerbatimChar"/>
+        </w:rPr>
+        <w:t>v0.5.0</w:t>
+      </w:r>
+      <w:r>
+        <w:rPr/>
+        <w:t xml:space="preserve">. Автор: </w:t>
+      </w:r>
+      <w:r>
+        <w:rPr>
+          <w:b/>
+          <w:bCs/>
+        </w:rPr>
+        <w:t>ayurasov</w:t>
       </w:r>
       <w:r>
         <w:rPr/>
         <w:t>.</w:t>
+      </w:r>
+    </w:p>
+    <w:p>
+      <w:pPr>
+        <w:pStyle w:val="Heading3"/>
+        <w:rPr/>
+      </w:pPr>
+      <w:bookmarkStart w:id="18" w:name="что-увидит-пользователь-2"/>
+      <w:r>
+        <w:rPr>
+          <w:rStyle w:val="SectionNumber"/>
+        </w:rPr>
+        <w:t>1.3.1</w:t>
+      </w:r>
+      <w:r>
+        <w:rPr/>
+        <w:tab/>
+        <w:t>Что увидит пользователь</w:t>
       </w:r>
     </w:p>
     <w:p>
@@ -2513,8 +2845,15 @@
         <w:rPr/>
       </w:pPr>
       <w:r>
-        <w:rPr/>
-        <w:t>Команда создания первого администратора в руководстве по развёртыванию печатала не хеш.</w:t>
+        <w:rPr>
+          <w:b/>
+          <w:bCs/>
+        </w:rPr>
+        <w:t>Быстро при 5000 сотрудниках:</w:t>
+      </w:r>
+      <w:r>
+        <w:rPr/>
+        <w:t xml:space="preserve"> график организации открывается за полсекунды и плавно прокручивается; ответы остаются быстрыми, когда в планировщике одновременно работают сотни людей (проверено на 500 одновременных пользователях: 95 % ответов быстрее 0,3 с и ни одной ошибки за 16 минут; на v0.4.0 та же нагрузка давала ответы по 9–14 с).</w:t>
       </w:r>
     </w:p>
     <w:p>
@@ -2527,18 +2866,15 @@
         <w:rPr/>
       </w:pPr>
       <w:r>
-        <w:rPr/>
-        <w:t>Аудит интерфейса (</w:t>
-      </w:r>
-      <w:r>
-        <w:rPr>
-          <w:rStyle w:val="VerbatimChar"/>
-        </w:rPr>
-        <w:t>docs/progress/audit-v0.5.0.md</w:t>
-      </w:r>
-      <w:r>
-        <w:rPr/>
-        <w:t>): после сброса пароля или увольнения вкладка оставалась «вошедшей» — теперь переход на вход с объяснением; дробный перенос дней округлялся при правке карточки; руководитель при 5000 сотрудниках не находил подчинённых; предпросмотр заявки через Новый год считал праздники; вход отвечал «неверный пароль» при перегрузке и обрыве сети; модальные окна не удерживали фокус и не закрывались по Esc.</w:t>
+        <w:rPr>
+          <w:b/>
+          <w:bCs/>
+        </w:rPr>
+        <w:t>Изменения без обновления страницы:</w:t>
+      </w:r>
+      <w:r>
+        <w:rPr/>
+        <w:t xml:space="preserve"> уведомления о заявках и решениях приходят за пару секунд, график сам подтягивает изменения коллег.</w:t>
       </w:r>
     </w:p>
     <w:p>
@@ -2550,29 +2886,16 @@
         </w:numPr>
         <w:rPr/>
       </w:pPr>
-      <w:bookmarkStart w:id="15" w:name="исправленные-дефекты-1"/>
-      <w:r>
-        <w:rPr/>
-        <w:t>Контраст текста в обеих темах — не ниже 4,5:1 (WCAG 2.1 AA); вкладки, фильтры и график удобнее на телефоне.</w:t>
-      </w:r>
-      <w:bookmarkEnd w:id="15"/>
-    </w:p>
-    <w:p>
-      <w:pPr>
-        <w:pStyle w:val="Heading3"/>
-        <w:rPr/>
-      </w:pPr>
-      <w:bookmarkStart w:id="16" w:name="инженерное-1"/>
-      <w:r>
-        <w:rPr>
-          <w:rStyle w:val="SectionNumber"/>
-        </w:rPr>
-        <w:t>1.2.4</w:t>
-      </w:r>
-      <w:r>
-        <w:rPr/>
-        <w:tab/>
-        <w:t>Инженерное</w:t>
+      <w:r>
+        <w:rPr>
+          <w:b/>
+          <w:bCs/>
+        </w:rPr>
+        <w:t>Доступ закрывается сразу:</w:t>
+      </w:r>
+      <w:r>
+        <w:rPr/>
+        <w:t xml:space="preserve"> после смены пароля или увольнения открытые вкладки теряют доступ в течение 10 секунд, а не через 15 минут.</w:t>
       </w:r>
     </w:p>
     <w:p>
@@ -2585,28 +2908,34 @@
         <w:rPr/>
       </w:pPr>
       <w:r>
-        <w:rPr/>
-        <w:t xml:space="preserve">Тесты: сервер — 139 (18 файлов, модульные и e2e на PostgreSQL), клиент — 27 модульных, интерфейс — 12 сценариев Playwright; нагрузочные прогоны — </w:t>
-      </w:r>
-      <w:r>
-        <w:rPr>
-          <w:rStyle w:val="VerbatimChar"/>
-        </w:rPr>
-        <w:t>docs/progress/load-v0.5.0.md</w:t>
-      </w:r>
-      <w:r>
-        <w:rPr/>
-        <w:t xml:space="preserve">, аудит интерфейса — </w:t>
-      </w:r>
-      <w:r>
-        <w:rPr>
-          <w:rStyle w:val="VerbatimChar"/>
-        </w:rPr>
-        <w:t>docs/progress/audit-v0.5.0.md</w:t>
-      </w:r>
-      <w:r>
-        <w:rPr/>
-        <w:t>.</w:t>
+        <w:rPr>
+          <w:b/>
+          <w:bCs/>
+        </w:rPr>
+        <w:t>Перегрузка — понятным сообщением:</w:t>
+      </w:r>
+      <w:r>
+        <w:rPr/>
+        <w:t xml:space="preserve"> «Сервис перегружен. Повторите через несколько секунд» вместо внутренней ошибки.</w:t>
+      </w:r>
+      <w:bookmarkEnd w:id="18"/>
+    </w:p>
+    <w:p>
+      <w:pPr>
+        <w:pStyle w:val="Heading3"/>
+        <w:rPr/>
+      </w:pPr>
+      <w:bookmarkStart w:id="19" w:name="для-эксплуатации"/>
+      <w:r>
+        <w:rPr>
+          <w:rStyle w:val="SectionNumber"/>
+        </w:rPr>
+        <w:t>1.3.2</w:t>
+      </w:r>
+      <w:r>
+        <w:rPr/>
+        <w:tab/>
+        <w:t>Для эксплуатации</w:t>
       </w:r>
     </w:p>
     <w:p>
@@ -2620,7 +2949,7 @@
       </w:pPr>
       <w:r>
         <w:rPr/>
-        <w:t>Общее состояние процессов и экземпляров — только в PostgreSQL (ADR-012); живые обновления — SSE и опрос БД без брокера (ADR-013); реплика и архив WAL штатными средствами (ADR-014).</w:t>
+        <w:t>Метрики Prometheus, 15 правил оповещений и панель Grafana.</w:t>
       </w:r>
     </w:p>
     <w:p>
@@ -2632,33 +2961,9 @@
         </w:numPr>
         <w:rPr/>
       </w:pPr>
-      <w:bookmarkStart w:id="17" w:name="X5d176c022d1a184148d1bd3153308984bfa517d"/>
-      <w:bookmarkStart w:id="18" w:name="инженерное-1"/>
-      <w:r>
-        <w:rPr/>
-        <w:t>Новых зависимостей нет; метрики — собственный реестр без prom-client. SBOM — 852 компонента, 20 лицензий, copyleft и неопределённых нет: препятствий для реестра не выявлено.</w:t>
-      </w:r>
-      <w:bookmarkEnd w:id="17"/>
-      <w:bookmarkEnd w:id="18"/>
-    </w:p>
-    <w:p>
-      <w:pPr>
-        <w:pStyle w:val="Heading2"/>
-        <w:rPr/>
-      </w:pPr>
-      <w:bookmarkStart w:id="19" w:name="__RefHeading___Toc32759_3673021804"/>
-      <w:bookmarkStart w:id="20" w:name="v0.4.0-интеграции-29.10.2026"/>
-      <w:bookmarkEnd w:id="19"/>
-      <w:r>
-        <w:rPr>
-          <w:rStyle w:val="SectionNumber"/>
-        </w:rPr>
-        <w:t>1.3</w:t>
-      </w:r>
-      <w:r>
-        <w:rPr/>
-        <w:tab/>
-        <w:t>v0.4.0 — интеграции (29.10.2026)</w:t>
+      <w:r>
+        <w:rPr/>
+        <w:t>Потоковая реплика PostgreSQL и архив WAL: потеря данных при аварии — секунды, при потере обоих серверов — до 5 минут; переключение по инструкции за ~15 минут и проверка переключения в CI на каждый push.</w:t>
       </w:r>
     </w:p>
     <w:p>
@@ -2670,68 +2975,29 @@
         </w:numPr>
         <w:rPr/>
       </w:pPr>
-      <w:r>
-        <w:rPr/>
-        <w:t xml:space="preserve">Ветка: </w:t>
-      </w:r>
-      <w:r>
-        <w:rPr>
-          <w:rStyle w:val="VerbatimChar"/>
-        </w:rPr>
-        <w:t>v0.4.0</w:t>
-      </w:r>
-      <w:r>
-        <w:rPr/>
-        <w:t xml:space="preserve">. Merge в </w:t>
-      </w:r>
-      <w:r>
-        <w:rPr>
-          <w:rStyle w:val="VerbatimChar"/>
-        </w:rPr>
-        <w:t>main</w:t>
-      </w:r>
-      <w:r>
-        <w:rPr/>
-        <w:t xml:space="preserve">, тег </w:t>
-      </w:r>
-      <w:r>
-        <w:rPr>
-          <w:rStyle w:val="VerbatimChar"/>
-        </w:rPr>
-        <w:t>v0.4.0</w:t>
-      </w:r>
-      <w:r>
-        <w:rPr/>
-        <w:t xml:space="preserve">. Автор: </w:t>
-      </w:r>
-      <w:r>
-        <w:rPr>
-          <w:b/>
-          <w:bCs/>
-        </w:rPr>
-        <w:t>ayurasov</w:t>
-      </w:r>
-      <w:r>
-        <w:rPr/>
-        <w:t>.</w:t>
-      </w:r>
+      <w:bookmarkStart w:id="20" w:name="для-эксплуатации"/>
+      <w:r>
+        <w:rPr/>
+        <w:t>Процессы по числу ядер, размер пула соединений рассчитывается сам.</w:t>
+      </w:r>
+      <w:bookmarkEnd w:id="20"/>
     </w:p>
     <w:p>
       <w:pPr>
         <w:pStyle w:val="Heading3"/>
         <w:rPr/>
       </w:pPr>
-      <w:bookmarkStart w:id="21" w:name="что-увидит-пользователь-2"/>
+      <w:bookmarkStart w:id="21" w:name="исправленные-дефекты-1"/>
       <w:r>
         <w:rPr>
           <w:rStyle w:val="SectionNumber"/>
         </w:rPr>
-        <w:t>1.3.1</w:t>
+        <w:t>1.3.3</w:t>
       </w:r>
       <w:r>
         <w:rPr/>
         <w:tab/>
-        <w:t>Что увидит пользователь</w:t>
+        <w:t>Исправленные дефекты</w:t>
       </w:r>
     </w:p>
     <w:p>
@@ -2744,15 +3010,8 @@
         <w:rPr/>
       </w:pPr>
       <w:r>
-        <w:rPr>
-          <w:b/>
-          <w:bCs/>
-        </w:rPr>
-        <w:t>Единый вход:</w:t>
-      </w:r>
-      <w:r>
-        <w:rPr/>
-        <w:t xml:space="preserve"> кнопка «Войти через корпоративную учётную запись» — Keycloak, ADFS и другие провайдеры OpenID Connect; вход по паролю можно оставить только администраторам.</w:t>
+        <w:rPr/>
+        <w:t>Редкая «внутренняя ошибка» при одновременной подаче заявок сотрудником и его руководителем в часы пик.</w:t>
       </w:r>
     </w:p>
     <w:p>
@@ -2765,15 +3024,8 @@
         <w:rPr/>
       </w:pPr>
       <w:r>
-        <w:rPr>
-          <w:b/>
-          <w:bCs/>
-        </w:rPr>
-        <w:t>Письма:</w:t>
-      </w:r>
-      <w:r>
-        <w:rPr/>
-        <w:t xml:space="preserve"> о новых заявках, переносах и решениях — со ссылкой на нужный раздел; руководителям по пятницам — сводка об отпусках команды на следующей неделе. Отключаются в профиле.</w:t>
+        <w:rPr/>
+        <w:t>Смена пароля и увольнение не закрывали уже открытые сеансы до 15 минут.</w:t>
       </w:r>
     </w:p>
     <w:p>
@@ -2786,15 +3038,18 @@
         <w:rPr/>
       </w:pPr>
       <w:r>
-        <w:rPr>
-          <w:b/>
-          <w:bCs/>
-        </w:rPr>
-        <w:t>Кадровая служба:</w:t>
-      </w:r>
-      <w:r>
-        <w:rPr/>
-        <w:t xml:space="preserve"> отдельная роль — сотрудники, импорт, оргструктура, календарь, выгрузки, аналитика и журнал всей организации без прав администратора.</w:t>
+        <w:rPr/>
+        <w:t>Ответ на превышение попыток входа не говорил, когда повторять (</w:t>
+      </w:r>
+      <w:r>
+        <w:rPr>
+          <w:rStyle w:val="VerbatimChar"/>
+        </w:rPr>
+        <w:t>Retry-After</w:t>
+      </w:r>
+      <w:r>
+        <w:rPr/>
+        <w:t>).</w:t>
       </w:r>
     </w:p>
     <w:p>
@@ -2807,15 +3062,8 @@
         <w:rPr/>
       </w:pPr>
       <w:r>
-        <w:rPr>
-          <w:b/>
-          <w:bCs/>
-        </w:rPr>
-        <w:t>Импорт сотрудников и остатков</w:t>
-      </w:r>
-      <w:r>
-        <w:rPr/>
-        <w:t xml:space="preserve"> из XLSX/CSV с предпросмотром и ошибками по строкам; повторная загрузка ничего не меняет.</w:t>
+        <w:rPr/>
+        <w:t>Хеширование пароля останавливало сервер на 100 мс и выдавало по времени ответа, существует ли логин.</w:t>
       </w:r>
     </w:p>
     <w:p>
@@ -2828,34 +3076,28 @@
         <w:rPr/>
       </w:pPr>
       <w:r>
-        <w:rPr>
-          <w:b/>
-          <w:bCs/>
-        </w:rPr>
-        <w:t>Производственный календарь в интерфейсе:</w:t>
-      </w:r>
-      <w:r>
-        <w:rPr/>
-        <w:t xml:space="preserve"> сетка года, переносы выходных, загрузка файла xmlcalendar.ru.</w:t>
-      </w:r>
-      <w:bookmarkEnd w:id="21"/>
-    </w:p>
-    <w:p>
-      <w:pPr>
-        <w:pStyle w:val="Heading3"/>
-        <w:rPr/>
-      </w:pPr>
-      <w:bookmarkStart w:id="22" w:name="исправленные-дефекты-2"/>
-      <w:r>
-        <w:rPr>
-          <w:rStyle w:val="SectionNumber"/>
-        </w:rPr>
-        <w:t>1.3.2</w:t>
-      </w:r>
-      <w:r>
-        <w:rPr/>
-        <w:tab/>
-        <w:t>Исправленные дефекты</w:t>
+        <w:rPr/>
+        <w:t xml:space="preserve">После обновления только контейнера </w:t>
+      </w:r>
+      <w:r>
+        <w:rPr>
+          <w:rStyle w:val="VerbatimChar"/>
+        </w:rPr>
+        <w:t>server</w:t>
+      </w:r>
+      <w:r>
+        <w:rPr/>
+        <w:t xml:space="preserve"> стенд отвечал ошибкой 502 до перезапуска </w:t>
+      </w:r>
+      <w:r>
+        <w:rPr>
+          <w:rStyle w:val="VerbatimChar"/>
+        </w:rPr>
+        <w:t>web</w:t>
+      </w:r>
+      <w:r>
+        <w:rPr/>
+        <w:t>.</w:t>
       </w:r>
     </w:p>
     <w:p>
@@ -2869,7 +3111,7 @@
       </w:pPr>
       <w:r>
         <w:rPr/>
-        <w:t>Демо-календарь 2026–2027 считал праздниками выходные и перенесённые дни (13–14 июня, 10 мая, 9 января и др.) — дни отпуска недосчитывались. Календарь теперь различает праздники и переносы; миграция исправляет нетронутые демо-календари.</w:t>
+        <w:t>Команда создания первого администратора в руководстве по развёртыванию печатала не хеш.</w:t>
       </w:r>
     </w:p>
     <w:p>
@@ -2883,7 +3125,17 @@
       </w:pPr>
       <w:r>
         <w:rPr/>
-        <w:t>Сброс пароля администратором не попадал в журнал аудита.</w:t>
+        <w:t>Аудит интерфейса (</w:t>
+      </w:r>
+      <w:r>
+        <w:rPr>
+          <w:rStyle w:val="VerbatimChar"/>
+        </w:rPr>
+        <w:t>docs/progress/audit-v0.5.0.md</w:t>
+      </w:r>
+      <w:r>
+        <w:rPr/>
+        <w:t>): после сброса пароля или увольнения вкладка оставалась «вошедшей» — теперь переход на вход с объяснением; дробный перенос дней округлялся при правке карточки; руководитель при 5000 сотрудниках не находил подчинённых; предпросмотр заявки через Новый год считал праздники; вход отвечал «неверный пароль» при перегрузке и обрыве сети; модальные окна не удерживали фокус и не закрывались по Esc.</w:t>
       </w:r>
     </w:p>
     <w:p>
@@ -2895,9 +3147,29 @@
         </w:numPr>
         <w:rPr/>
       </w:pPr>
-      <w:r>
-        <w:rPr/>
-        <w:t>Файл больше 2 МБ и гонка уникальности возвращали «внутреннюю ошибку» вместо понятного кода.</w:t>
+      <w:bookmarkStart w:id="22" w:name="исправленные-дефекты-1"/>
+      <w:r>
+        <w:rPr/>
+        <w:t>Контраст текста в обеих темах — не ниже 4,5:1 (WCAG 2.1 AA); вкладки, фильтры и график удобнее на телефоне.</w:t>
+      </w:r>
+      <w:bookmarkEnd w:id="22"/>
+    </w:p>
+    <w:p>
+      <w:pPr>
+        <w:pStyle w:val="Heading3"/>
+        <w:rPr/>
+      </w:pPr>
+      <w:bookmarkStart w:id="23" w:name="инженерное-1"/>
+      <w:r>
+        <w:rPr>
+          <w:rStyle w:val="SectionNumber"/>
+        </w:rPr>
+        <w:t>1.3.4</w:t>
+      </w:r>
+      <w:r>
+        <w:rPr/>
+        <w:tab/>
+        <w:t>Инженерное</w:t>
       </w:r>
     </w:p>
     <w:p>
@@ -2909,29 +3181,29 @@
         </w:numPr>
         <w:rPr/>
       </w:pPr>
-      <w:bookmarkStart w:id="23" w:name="исправленные-дефекты-2"/>
-      <w:r>
-        <w:rPr/>
-        <w:t>Контракт описывал поля сотрудника не так, как их отдаёт API.</w:t>
-      </w:r>
-      <w:bookmarkEnd w:id="23"/>
-    </w:p>
-    <w:p>
-      <w:pPr>
-        <w:pStyle w:val="Heading3"/>
-        <w:rPr/>
-      </w:pPr>
-      <w:bookmarkStart w:id="24" w:name="инженерное-2"/>
-      <w:r>
-        <w:rPr>
-          <w:rStyle w:val="SectionNumber"/>
-        </w:rPr>
-        <w:t>1.3.3</w:t>
-      </w:r>
-      <w:r>
-        <w:rPr/>
-        <w:tab/>
-        <w:t>Инженерное</w:t>
+      <w:r>
+        <w:rPr/>
+        <w:t xml:space="preserve">Тесты: сервер — 139 (18 файлов, модульные и e2e на PostgreSQL), клиент — 27 модульных, интерфейс — 12 сценариев Playwright; нагрузочные прогоны — </w:t>
+      </w:r>
+      <w:r>
+        <w:rPr>
+          <w:rStyle w:val="VerbatimChar"/>
+        </w:rPr>
+        <w:t>docs/progress/load-v0.5.0.md</w:t>
+      </w:r>
+      <w:r>
+        <w:rPr/>
+        <w:t xml:space="preserve">, аудит интерфейса — </w:t>
+      </w:r>
+      <w:r>
+        <w:rPr>
+          <w:rStyle w:val="VerbatimChar"/>
+        </w:rPr>
+        <w:t>docs/progress/audit-v0.5.0.md</w:t>
+      </w:r>
+      <w:r>
+        <w:rPr/>
+        <w:t>.</w:t>
       </w:r>
     </w:p>
     <w:p>
@@ -2945,7 +3217,7 @@
       </w:pPr>
       <w:r>
         <w:rPr/>
-        <w:t>Тесты: 104 теста сервера, 23 модульных и 10 e2e-сценариев интерфейса.</w:t>
+        <w:t>Общее состояние процессов и экземпляров — только в PostgreSQL (ADR-012); живые обновления — SSE и опрос БД без брокера (ADR-013); реплика и архив WAL штатными средствами (ADR-014).</w:t>
       </w:r>
     </w:p>
     <w:p>
@@ -2957,9 +3229,33 @@
         </w:numPr>
         <w:rPr/>
       </w:pPr>
-      <w:r>
-        <w:rPr/>
-        <w:t>Письма — шаблон outbox с повторами и защитой от двойной отправки при нескольких экземплярах сервера.</w:t>
+      <w:bookmarkStart w:id="24" w:name="Xe9266f3000445aa7c9c2b214aaea10a9fd8b9ff"/>
+      <w:bookmarkStart w:id="25" w:name="инженерное-1"/>
+      <w:r>
+        <w:rPr/>
+        <w:t>Новых зависимостей нет; метрики — собственный реестр без prom-client. SBOM — 852 компонента, 20 лицензий, copyleft и неопределённых нет: препятствий для реестра не выявлено.</w:t>
+      </w:r>
+      <w:bookmarkEnd w:id="24"/>
+      <w:bookmarkEnd w:id="25"/>
+    </w:p>
+    <w:p>
+      <w:pPr>
+        <w:pStyle w:val="Heading2"/>
+        <w:rPr/>
+      </w:pPr>
+      <w:bookmarkStart w:id="26" w:name="__RefHeading___Toc34400_1804324697"/>
+      <w:bookmarkStart w:id="27" w:name="v0.4.0-интеграции-28.10.2026"/>
+      <w:bookmarkEnd w:id="26"/>
+      <w:r>
+        <w:rPr>
+          <w:rStyle w:val="SectionNumber"/>
+        </w:rPr>
+        <w:t>1.4</w:t>
+      </w:r>
+      <w:r>
+        <w:rPr/>
+        <w:tab/>
+        <w:t>v0.4.0 — интеграции (28.10.2026)</w:t>
       </w:r>
     </w:p>
     <w:p>
@@ -2973,7 +3269,66 @@
       </w:pPr>
       <w:r>
         <w:rPr/>
-        <w:t>Единый вход без новых зависимостей: PKCE, проверка id_token по JWKS.</w:t>
+        <w:t xml:space="preserve">Ветка: </w:t>
+      </w:r>
+      <w:r>
+        <w:rPr>
+          <w:rStyle w:val="VerbatimChar"/>
+        </w:rPr>
+        <w:t>v0.4.0</w:t>
+      </w:r>
+      <w:r>
+        <w:rPr/>
+        <w:t xml:space="preserve">. Merge в </w:t>
+      </w:r>
+      <w:r>
+        <w:rPr>
+          <w:rStyle w:val="VerbatimChar"/>
+        </w:rPr>
+        <w:t>main</w:t>
+      </w:r>
+      <w:r>
+        <w:rPr/>
+        <w:t xml:space="preserve">, тег </w:t>
+      </w:r>
+      <w:r>
+        <w:rPr>
+          <w:rStyle w:val="VerbatimChar"/>
+        </w:rPr>
+        <w:t>v0.4.0</w:t>
+      </w:r>
+      <w:r>
+        <w:rPr/>
+        <w:t xml:space="preserve">. Автор: </w:t>
+      </w:r>
+      <w:r>
+        <w:rPr>
+          <w:b/>
+          <w:bCs/>
+        </w:rPr>
+        <w:t>ayurasov</w:t>
+      </w:r>
+      <w:r>
+        <w:rPr/>
+        <w:t>.</w:t>
+      </w:r>
+    </w:p>
+    <w:p>
+      <w:pPr>
+        <w:pStyle w:val="Heading3"/>
+        <w:rPr/>
+      </w:pPr>
+      <w:bookmarkStart w:id="28" w:name="что-увидит-пользователь-3"/>
+      <w:r>
+        <w:rPr>
+          <w:rStyle w:val="SectionNumber"/>
+        </w:rPr>
+        <w:t>1.4.1</w:t>
+      </w:r>
+      <w:r>
+        <w:rPr/>
+        <w:tab/>
+        <w:t>Что увидит пользователь</w:t>
       </w:r>
     </w:p>
     <w:p>
@@ -2985,33 +3340,16 @@
         </w:numPr>
         <w:rPr/>
       </w:pPr>
-      <w:bookmarkStart w:id="25" w:name="v0.4.0-интеграции-29.10.2026"/>
-      <w:bookmarkStart w:id="26" w:name="инженерное-2"/>
-      <w:r>
-        <w:rPr/>
-        <w:t>Зависимости: nodemailer 10.2.1; закрыты уязвимости multer и js-yaml; SBOM — 852 компонента, все лицензии разрешительные.</w:t>
-      </w:r>
-      <w:bookmarkEnd w:id="25"/>
-      <w:bookmarkEnd w:id="26"/>
-    </w:p>
-    <w:p>
-      <w:pPr>
-        <w:pStyle w:val="Heading2"/>
-        <w:rPr/>
-      </w:pPr>
-      <w:bookmarkStart w:id="27" w:name="__RefHeading___Toc32761_3673021804"/>
-      <w:bookmarkStart w:id="28" w:name="v0.3.0-корпоративное-качество-28.10.2026"/>
-      <w:bookmarkEnd w:id="27"/>
-      <w:r>
-        <w:rPr>
-          <w:rStyle w:val="SectionNumber"/>
-        </w:rPr>
-        <w:t>1.4</w:t>
-      </w:r>
-      <w:r>
-        <w:rPr/>
-        <w:tab/>
-        <w:t>v0.3.0 — корпоративное качество (28.10.2026)</w:t>
+      <w:r>
+        <w:rPr>
+          <w:b/>
+          <w:bCs/>
+        </w:rPr>
+        <w:t>Единый вход:</w:t>
+      </w:r>
+      <w:r>
+        <w:rPr/>
+        <w:t xml:space="preserve"> кнопка «Войти через корпоративную учётную запись» — Keycloak, ADFS и другие провайдеры OpenID Connect; вход по паролю можно оставить только администраторам.</w:t>
       </w:r>
     </w:p>
     <w:p>
@@ -3024,67 +3362,15 @@
         <w:rPr/>
       </w:pPr>
       <w:r>
-        <w:rPr/>
-        <w:t xml:space="preserve">Ветка: </w:t>
-      </w:r>
-      <w:r>
-        <w:rPr>
-          <w:rStyle w:val="VerbatimChar"/>
-        </w:rPr>
-        <w:t>v0.3.0</w:t>
-      </w:r>
-      <w:r>
-        <w:rPr/>
-        <w:t xml:space="preserve">. Merge в </w:t>
-      </w:r>
-      <w:r>
-        <w:rPr>
-          <w:rStyle w:val="VerbatimChar"/>
-        </w:rPr>
-        <w:t>main</w:t>
-      </w:r>
-      <w:r>
-        <w:rPr/>
-        <w:t xml:space="preserve">, тег </w:t>
-      </w:r>
-      <w:r>
-        <w:rPr>
-          <w:rStyle w:val="VerbatimChar"/>
-        </w:rPr>
-        <w:t>v0.3.0</w:t>
-      </w:r>
-      <w:r>
-        <w:rPr/>
-        <w:t xml:space="preserve">. Автор: </w:t>
-      </w:r>
-      <w:r>
         <w:rPr>
           <w:b/>
           <w:bCs/>
         </w:rPr>
-        <w:t>ayurasov</w:t>
-      </w:r>
-      <w:r>
-        <w:rPr/>
-        <w:t xml:space="preserve"> — постановка, решения, приёмка. Исполнение — ИИ-ассистент Claude Code.</w:t>
-      </w:r>
-    </w:p>
-    <w:p>
-      <w:pPr>
-        <w:pStyle w:val="Heading3"/>
-        <w:rPr/>
-      </w:pPr>
-      <w:bookmarkStart w:id="29" w:name="что-увидит-пользователь-3"/>
-      <w:r>
-        <w:rPr>
-          <w:rStyle w:val="SectionNumber"/>
-        </w:rPr>
-        <w:t>1.4.1</w:t>
-      </w:r>
-      <w:r>
-        <w:rPr/>
-        <w:tab/>
-        <w:t>Что увидит пользователь</w:t>
+        <w:t>Письма:</w:t>
+      </w:r>
+      <w:r>
+        <w:rPr/>
+        <w:t xml:space="preserve"> о новых заявках, переносах и решениях — со ссылкой на нужный раздел; руководителям по пятницам — сводка об отпусках команды на следующей неделе. Отключаются в профиле.</w:t>
       </w:r>
     </w:p>
     <w:p>
@@ -3097,8 +3383,15 @@
         <w:rPr/>
       </w:pPr>
       <w:r>
-        <w:rPr/>
-        <w:t>Новый интерфейс по стандарту внутренних продуктов: собственный набор тонких иконок, светлая, тёмная и системная темы, аккуратные карточки и формы, адаптивная вёрстка до телефона.</w:t>
+        <w:rPr>
+          <w:b/>
+          <w:bCs/>
+        </w:rPr>
+        <w:t>Кадровая служба:</w:t>
+      </w:r>
+      <w:r>
+        <w:rPr/>
+        <w:t xml:space="preserve"> отдельная роль — сотрудники, импорт, оргструктура, календарь, выгрузки, аналитика и журнал всей организации без прав администратора.</w:t>
       </w:r>
     </w:p>
     <w:p>
@@ -3111,8 +3404,15 @@
         <w:rPr/>
       </w:pPr>
       <w:r>
-        <w:rPr/>
-        <w:t>График отпусков: масштаб год / квартал / месяц, полоса нагрузки отдела, штриховка конфликтов, дни удалёнки, сравнение выбранных сотрудников с подсветкой общих дат.</w:t>
+        <w:rPr>
+          <w:b/>
+          <w:bCs/>
+        </w:rPr>
+        <w:t>Импорт сотрудников и остатков</w:t>
+      </w:r>
+      <w:r>
+        <w:rPr/>
+        <w:t xml:space="preserve"> из XLSX/CSV с предпросмотром и ошибками по строкам; повторная загрузка ничего не меняет.</w:t>
       </w:r>
     </w:p>
     <w:p>
@@ -3125,8 +3425,34 @@
         <w:rPr/>
       </w:pPr>
       <w:r>
-        <w:rPr/>
-        <w:t>Правильный баланс: праздники внутри отпуска не расходуют дни (ТК РФ, ст. 120); «доступно» учитывает заявки на согласовании.</w:t>
+        <w:rPr>
+          <w:b/>
+          <w:bCs/>
+        </w:rPr>
+        <w:t>Производственный календарь в интерфейсе:</w:t>
+      </w:r>
+      <w:r>
+        <w:rPr/>
+        <w:t xml:space="preserve"> сетка года, переносы выходных, загрузка файла xmlcalendar.ru.</w:t>
+      </w:r>
+      <w:bookmarkEnd w:id="28"/>
+    </w:p>
+    <w:p>
+      <w:pPr>
+        <w:pStyle w:val="Heading3"/>
+        <w:rPr/>
+      </w:pPr>
+      <w:bookmarkStart w:id="29" w:name="исправленные-дефекты-2"/>
+      <w:r>
+        <w:rPr>
+          <w:rStyle w:val="SectionNumber"/>
+        </w:rPr>
+        <w:t>1.4.2</w:t>
+      </w:r>
+      <w:r>
+        <w:rPr/>
+        <w:tab/>
+        <w:t>Исправленные дефекты</w:t>
       </w:r>
     </w:p>
     <w:p>
@@ -3140,7 +3466,7 @@
       </w:pPr>
       <w:r>
         <w:rPr/>
-        <w:t>Подбор лучших дат: до пяти вариантов с учётом нагрузки отдела, праздников и своих отпусков, с объяснением.</w:t>
+        <w:t>Демо-календарь 2026–2027 считал праздниками выходные и перенесённые дни (13–14 июня, 10 мая, 9 января и др.) — дни отпуска недосчитывались. Календарь теперь различает праздники и переносы; миграция исправляет нетронутые демо-календари.</w:t>
       </w:r>
     </w:p>
     <w:p>
@@ -3154,7 +3480,7 @@
       </w:pPr>
       <w:r>
         <w:rPr/>
-        <w:t>Раздел «Команда»: кто сегодня в офисе, на удалёнке, в отпуске; аналитика года — доля отдела по месяцам, конфликты, выводы, нераспределённые дни.</w:t>
+        <w:t>Сброс пароля администратором не попадал в журнал аудита.</w:t>
       </w:r>
     </w:p>
     <w:p>
@@ -3168,7 +3494,7 @@
       </w:pPr>
       <w:r>
         <w:rPr/>
-        <w:t>Раздел «График работы»: недельный шаблон офис/удалёнка и разовые исключения; руководитель ведёт график подчинённых.</w:t>
+        <w:t>Файл больше 2 МБ и гонка уникальности возвращали «внутреннюю ошибку» вместо понятного кода.</w:t>
       </w:r>
     </w:p>
     <w:p>
@@ -3180,10 +3506,10 @@
         </w:numPr>
         <w:rPr/>
       </w:pPr>
-      <w:bookmarkStart w:id="30" w:name="что-увидит-пользователь-3"/>
-      <w:r>
-        <w:rPr/>
-        <w:t>Руководства пользователя, администратора и по развёртыванию со снимками экранов.</w:t>
+      <w:bookmarkStart w:id="30" w:name="исправленные-дефекты-2"/>
+      <w:r>
+        <w:rPr/>
+        <w:t>Контракт описывал поля сотрудника не так, как их отдаёт API.</w:t>
       </w:r>
       <w:bookmarkEnd w:id="30"/>
     </w:p>
@@ -3192,17 +3518,17 @@
         <w:pStyle w:val="Heading3"/>
         <w:rPr/>
       </w:pPr>
-      <w:bookmarkStart w:id="31" w:name="исправленные-дефекты-3"/>
+      <w:bookmarkStart w:id="31" w:name="инженерное-2"/>
       <w:r>
         <w:rPr>
           <w:rStyle w:val="SectionNumber"/>
         </w:rPr>
-        <w:t>1.4.2</w:t>
+        <w:t>1.4.3</w:t>
       </w:r>
       <w:r>
         <w:rPr/>
         <w:tab/>
-        <w:t>Исправленные дефекты</w:t>
+        <w:t>Инженерное</w:t>
       </w:r>
     </w:p>
     <w:p>
@@ -3216,7 +3542,7 @@
       </w:pPr>
       <w:r>
         <w:rPr/>
-        <w:t>Праздники считались днями отпуска; несколько заявок на согласовании позволяли обойти лимит.</w:t>
+        <w:t>Тесты: 104 теста сервера, 23 модульных и 10 e2e-сценариев интерфейса.</w:t>
       </w:r>
     </w:p>
     <w:p>
@@ -3230,7 +3556,7 @@
       </w:pPr>
       <w:r>
         <w:rPr/>
-        <w:t>Администратор видел в «Заявках» только прямых подчинённых.</w:t>
+        <w:t>Письма — шаблон outbox с повторами и защитой от двойной отправки при нескольких экземплярах сервера.</w:t>
       </w:r>
     </w:p>
     <w:p>
@@ -3244,7 +3570,7 @@
       </w:pPr>
       <w:r>
         <w:rPr/>
-        <w:t>Одновременные пересекающиеся заявки создавались все; два одновременных решения применялись оба.</w:t>
+        <w:t>Единый вход без новых зависимостей: PKCE, проверка id_token по JWKS.</w:t>
       </w:r>
     </w:p>
     <w:p>
@@ -3256,9 +3582,33 @@
         </w:numPr>
         <w:rPr/>
       </w:pPr>
-      <w:r>
-        <w:rPr/>
-        <w:t>Параллельные запросы клиента гонялись за обновлением токена и выбивали сеанс.</w:t>
+      <w:bookmarkStart w:id="32" w:name="v0.4.0-интеграции-28.10.2026"/>
+      <w:bookmarkStart w:id="33" w:name="инженерное-2"/>
+      <w:r>
+        <w:rPr/>
+        <w:t>Зависимости: nodemailer 10.2.1; закрыты уязвимости multer и js-yaml; SBOM — 852 компонента, все лицензии разрешительные.</w:t>
+      </w:r>
+      <w:bookmarkEnd w:id="32"/>
+      <w:bookmarkEnd w:id="33"/>
+    </w:p>
+    <w:p>
+      <w:pPr>
+        <w:pStyle w:val="Heading2"/>
+        <w:rPr/>
+      </w:pPr>
+      <w:bookmarkStart w:id="34" w:name="__RefHeading___Toc34402_1804324697"/>
+      <w:bookmarkStart w:id="35" w:name="v0.3.0-корпоративное-качество-28.10.2026"/>
+      <w:bookmarkEnd w:id="34"/>
+      <w:r>
+        <w:rPr>
+          <w:rStyle w:val="SectionNumber"/>
+        </w:rPr>
+        <w:t>1.5</w:t>
+      </w:r>
+      <w:r>
+        <w:rPr/>
+        <w:tab/>
+        <w:t>v0.3.0 — корпоративное качество (28.10.2026)</w:t>
       </w:r>
     </w:p>
     <w:p>
@@ -3272,7 +3622,66 @@
       </w:pPr>
       <w:r>
         <w:rPr/>
-        <w:t>За nginx лимит попыток входа был общим на всю компанию.</w:t>
+        <w:t xml:space="preserve">Ветка: </w:t>
+      </w:r>
+      <w:r>
+        <w:rPr>
+          <w:rStyle w:val="VerbatimChar"/>
+        </w:rPr>
+        <w:t>v0.3.0</w:t>
+      </w:r>
+      <w:r>
+        <w:rPr/>
+        <w:t xml:space="preserve">. Merge в </w:t>
+      </w:r>
+      <w:r>
+        <w:rPr>
+          <w:rStyle w:val="VerbatimChar"/>
+        </w:rPr>
+        <w:t>main</w:t>
+      </w:r>
+      <w:r>
+        <w:rPr/>
+        <w:t xml:space="preserve">, тег </w:t>
+      </w:r>
+      <w:r>
+        <w:rPr>
+          <w:rStyle w:val="VerbatimChar"/>
+        </w:rPr>
+        <w:t>v0.3.0</w:t>
+      </w:r>
+      <w:r>
+        <w:rPr/>
+        <w:t xml:space="preserve">. Автор: </w:t>
+      </w:r>
+      <w:r>
+        <w:rPr>
+          <w:b/>
+          <w:bCs/>
+        </w:rPr>
+        <w:t>ayurasov</w:t>
+      </w:r>
+      <w:r>
+        <w:rPr/>
+        <w:t xml:space="preserve"> — постановка, решения, приёмка. Исполнение — ИИ-ассистент Claude Code.</w:t>
+      </w:r>
+    </w:p>
+    <w:p>
+      <w:pPr>
+        <w:pStyle w:val="Heading3"/>
+        <w:rPr/>
+      </w:pPr>
+      <w:bookmarkStart w:id="36" w:name="что-увидит-пользователь-4"/>
+      <w:r>
+        <w:rPr>
+          <w:rStyle w:val="SectionNumber"/>
+        </w:rPr>
+        <w:t>1.5.1</w:t>
+      </w:r>
+      <w:r>
+        <w:rPr/>
+        <w:tab/>
+        <w:t>Что увидит пользователь</w:t>
       </w:r>
     </w:p>
     <w:p>
@@ -3286,7 +3695,7 @@
       </w:pPr>
       <w:r>
         <w:rPr/>
-        <w:t>Выгрузка XLSX руководителя без отдела отдавала отпуска всей организации.</w:t>
+        <w:t>Новый интерфейс по стандарту внутренних продуктов: собственный набор тонких иконок, светлая, тёмная и системная темы, аккуратные карточки и формы, адаптивная вёрстка до телефона.</w:t>
       </w:r>
     </w:p>
     <w:p>
@@ -3300,7 +3709,7 @@
       </w:pPr>
       <w:r>
         <w:rPr/>
-        <w:t>Изменения графика работы не попадали в журнал аудита; контракт OpenAPI разошёлся с реализацией.</w:t>
+        <w:t>График отпусков: масштаб год / квартал / месяц, полоса нагрузки отдела, штриховка конфликтов, дни удалёнки, сравнение выбранных сотрудников с подсветкой общих дат.</w:t>
       </w:r>
     </w:p>
     <w:p>
@@ -3312,29 +3721,9 @@
         </w:numPr>
         <w:rPr/>
       </w:pPr>
-      <w:bookmarkStart w:id="32" w:name="исправленные-дефекты-3"/>
-      <w:r>
-        <w:rPr/>
-        <w:t>Образ сервера не стартовал без интернета; повторный seed дублировал заявки.</w:t>
-      </w:r>
-      <w:bookmarkEnd w:id="32"/>
-    </w:p>
-    <w:p>
-      <w:pPr>
-        <w:pStyle w:val="Heading3"/>
-        <w:rPr/>
-      </w:pPr>
-      <w:bookmarkStart w:id="33" w:name="инженерное-3"/>
-      <w:r>
-        <w:rPr>
-          <w:rStyle w:val="SectionNumber"/>
-        </w:rPr>
-        <w:t>1.4.3</w:t>
-      </w:r>
-      <w:r>
-        <w:rPr/>
-        <w:tab/>
-        <w:t>Инженерное</w:t>
+      <w:r>
+        <w:rPr/>
+        <w:t>Правильный баланс: праздники внутри отпуска не расходуют дни (ТК РФ, ст. 120); «доступно» учитывает заявки на согласовании.</w:t>
       </w:r>
     </w:p>
     <w:p>
@@ -3348,7 +3737,7 @@
       </w:pPr>
       <w:r>
         <w:rPr/>
-        <w:t>Тесты: 54 теста сервера (модульные, e2e API, гонки, сверка контракта), 18 модульных и 6 e2e-сценариев интерфейса (Playwright) — в CI GitHub и Gitea.</w:t>
+        <w:t>Подбор лучших дат: до пяти вариантов с учётом нагрузки отдела, праздников и своих отпусков, с объяснением.</w:t>
       </w:r>
     </w:p>
     <w:p>
@@ -3362,7 +3751,7 @@
       </w:pPr>
       <w:r>
         <w:rPr/>
-        <w:t>CSP и заголовки безопасности для статики; сервис резервного копирования в compose.</w:t>
+        <w:t>Раздел «Команда»: кто сегодня в офисе, на удалёнке, в отпуске; аналитика года — доля отдела по месяцам, конфликты, выводы, нераспределённые дни.</w:t>
       </w:r>
     </w:p>
     <w:p>
@@ -3376,7 +3765,7 @@
       </w:pPr>
       <w:r>
         <w:rPr/>
-        <w:t>Конвейер документов: Markdown → PDF (Chromium) и DOCX с обложкой и оглавлением; 17 схем; таблицы из кода генерируются.</w:t>
+        <w:t>Раздел «График работы»: недельный шаблон офис/удалёнка и разовые исключения; руководитель ведёт график подчинённых.</w:t>
       </w:r>
     </w:p>
     <w:p>
@@ -3388,33 +3777,29 @@
         </w:numPr>
         <w:rPr/>
       </w:pPr>
-      <w:bookmarkStart w:id="34" w:name="v0.3.0-корпоративное-качество-28.10.2026"/>
-      <w:bookmarkStart w:id="35" w:name="инженерное-3"/>
-      <w:r>
-        <w:rPr/>
-        <w:t>SBOM: 828 компонентов, все лицензии разрешительные — препятствий для реестра ОП нет.</w:t>
-      </w:r>
-      <w:bookmarkEnd w:id="34"/>
-      <w:bookmarkEnd w:id="35"/>
-    </w:p>
-    <w:p>
-      <w:pPr>
-        <w:pStyle w:val="Heading2"/>
-        <w:rPr/>
-      </w:pPr>
-      <w:bookmarkStart w:id="36" w:name="__RefHeading___Toc32763_3673021804"/>
-      <w:bookmarkStart w:id="37" w:name="X9b04730156bcd71f0b3445b43719c592d93c869"/>
-      <w:bookmarkEnd w:id="36"/>
+      <w:bookmarkStart w:id="37" w:name="что-увидит-пользователь-4"/>
+      <w:r>
+        <w:rPr/>
+        <w:t>Руководства пользователя, администратора и по развёртыванию со снимками экранов.</w:t>
+      </w:r>
+      <w:bookmarkEnd w:id="37"/>
+    </w:p>
+    <w:p>
+      <w:pPr>
+        <w:pStyle w:val="Heading3"/>
+        <w:rPr/>
+      </w:pPr>
+      <w:bookmarkStart w:id="38" w:name="исправленные-дефекты-3"/>
       <w:r>
         <w:rPr>
           <w:rStyle w:val="SectionNumber"/>
         </w:rPr>
-        <w:t>1.5</w:t>
+        <w:t>1.5.2</w:t>
       </w:r>
       <w:r>
         <w:rPr/>
         <w:tab/>
-        <w:t>v0.2.1 — читаемые схемы и Gantt-полосы (28.10.2026)</w:t>
+        <w:t>Исправленные дефекты</w:t>
       </w:r>
     </w:p>
     <w:p>
@@ -3428,48 +3813,7 @@
       </w:pPr>
       <w:r>
         <w:rPr/>
-        <w:t xml:space="preserve">Ветка: </w:t>
-      </w:r>
-      <w:r>
-        <w:rPr>
-          <w:rStyle w:val="VerbatimChar"/>
-        </w:rPr>
-        <w:t>v0.2.1</w:t>
-      </w:r>
-      <w:r>
-        <w:rPr/>
-        <w:t xml:space="preserve">. Merge в </w:t>
-      </w:r>
-      <w:r>
-        <w:rPr>
-          <w:rStyle w:val="VerbatimChar"/>
-        </w:rPr>
-        <w:t>main</w:t>
-      </w:r>
-      <w:r>
-        <w:rPr/>
-        <w:t xml:space="preserve">, тег </w:t>
-      </w:r>
-      <w:r>
-        <w:rPr>
-          <w:rStyle w:val="VerbatimChar"/>
-        </w:rPr>
-        <w:t>v0.2.1</w:t>
-      </w:r>
-      <w:r>
-        <w:rPr/>
-        <w:t xml:space="preserve">. Автор: </w:t>
-      </w:r>
-      <w:r>
-        <w:rPr>
-          <w:b/>
-          <w:bCs/>
-        </w:rPr>
-        <w:t>ayurasov</w:t>
-      </w:r>
-      <w:r>
-        <w:rPr/>
-        <w:t xml:space="preserve"> (исполнение — ИИ-ассистент ZCode/GLM).</w:t>
+        <w:t>Праздники считались днями отпуска; несколько заявок на согласовании позволяли обойти лимит.</w:t>
       </w:r>
     </w:p>
     <w:p>
@@ -3483,7 +3827,7 @@
       </w:pPr>
       <w:r>
         <w:rPr/>
-        <w:t>Исправлено отображение схем: mermaid-подписи в foreignObject вырезаются Gitea/GitHub — документы переведены на PNG (одинаковый вид везде), PDF встраивает PNG напрямую.</w:t>
+        <w:t>Администратор видел в «Заявках» только прямых подчинённых.</w:t>
       </w:r>
     </w:p>
     <w:p>
@@ -3497,7 +3841,7 @@
       </w:pPr>
       <w:r>
         <w:rPr/>
-        <w:t>График: полосы отпусков вместо поклеточной заливки, месяц-разделители, липкая колонка, линия «сегодня», KPI-строка.</w:t>
+        <w:t>Одновременные пересекающиеся заявки создавались все; два одновременных решения применялись оба.</w:t>
       </w:r>
     </w:p>
     <w:p>
@@ -3511,7 +3855,7 @@
       </w:pPr>
       <w:r>
         <w:rPr/>
-        <w:t>Навигация: коллапс сайдбара до 60px, заголовок страницы и дата в топбаре.</w:t>
+        <w:t>Параллельные запросы клиента гонялись за обновлением токена и выбивали сеанс.</w:t>
       </w:r>
     </w:p>
     <w:p>
@@ -3523,31 +3867,9 @@
         </w:numPr>
         <w:rPr/>
       </w:pPr>
-      <w:bookmarkStart w:id="38" w:name="X9b04730156bcd71f0b3445b43719c592d93c869"/>
-      <w:r>
-        <w:rPr/>
-        <w:t>Gitea CI: добавлен SBOM-гейт лицензий; полный конвейер (тесты 22, сборки, линтеры, SBOM, deploy+smoke) прогоняется при мажорных правках.</w:t>
-      </w:r>
-      <w:bookmarkEnd w:id="38"/>
-    </w:p>
-    <w:p>
-      <w:pPr>
-        <w:pStyle w:val="Heading2"/>
-        <w:rPr/>
-      </w:pPr>
-      <w:bookmarkStart w:id="39" w:name="__RefHeading___Toc32765_3673021804"/>
-      <w:bookmarkStart w:id="40" w:name="X79554f50ebce6fa86b5cdd2299f0c44f55f933d"/>
-      <w:bookmarkEnd w:id="39"/>
-      <w:r>
-        <w:rPr>
-          <w:rStyle w:val="SectionNumber"/>
-        </w:rPr>
-        <w:t>1.6</w:t>
-      </w:r>
-      <w:r>
-        <w:rPr/>
-        <w:tab/>
-        <w:t>v0.2.0 — схемы, фирменный дизайн и первые выгрузки (27.10.2026)</w:t>
+      <w:r>
+        <w:rPr/>
+        <w:t>За nginx лимит попыток входа был общим на всю компанию.</w:t>
       </w:r>
     </w:p>
     <w:p>
@@ -3561,37 +3883,7 @@
       </w:pPr>
       <w:r>
         <w:rPr/>
-        <w:t xml:space="preserve">Ветка: </w:t>
-      </w:r>
-      <w:r>
-        <w:rPr>
-          <w:rStyle w:val="VerbatimChar"/>
-        </w:rPr>
-        <w:t>v0.2.0</w:t>
-      </w:r>
-      <w:r>
-        <w:rPr/>
-        <w:t xml:space="preserve">. Merge в </w:t>
-      </w:r>
-      <w:r>
-        <w:rPr>
-          <w:rStyle w:val="VerbatimChar"/>
-        </w:rPr>
-        <w:t>main</w:t>
-      </w:r>
-      <w:r>
-        <w:rPr/>
-        <w:t xml:space="preserve">, тег </w:t>
-      </w:r>
-      <w:r>
-        <w:rPr>
-          <w:rStyle w:val="VerbatimChar"/>
-        </w:rPr>
-        <w:t>v0.2.0</w:t>
-      </w:r>
-      <w:r>
-        <w:rPr/>
-        <w:t>.</w:t>
+        <w:t>Выгрузка XLSX руководителя без отдела отдавала отпуска всей организации.</w:t>
       </w:r>
     </w:p>
     <w:p>
@@ -3605,36 +3897,7 @@
       </w:pPr>
       <w:r>
         <w:rPr/>
-        <w:t xml:space="preserve">Автор: </w:t>
-      </w:r>
-      <w:r>
-        <w:rPr>
-          <w:b/>
-          <w:bCs/>
-        </w:rPr>
-        <w:t>ayurasov</w:t>
-      </w:r>
-      <w:r>
-        <w:rPr/>
-        <w:t xml:space="preserve"> — постановка и решения. Исполнение — ИИ-ассистент (ZCode, GLM).</w:t>
-      </w:r>
-    </w:p>
-    <w:p>
-      <w:pPr>
-        <w:pStyle w:val="Heading3"/>
-        <w:rPr/>
-      </w:pPr>
-      <w:bookmarkStart w:id="41" w:name="что-увидит-пользователь-4"/>
-      <w:r>
-        <w:rPr>
-          <w:rStyle w:val="SectionNumber"/>
-        </w:rPr>
-        <w:t>1.6.1</w:t>
-      </w:r>
-      <w:r>
-        <w:rPr/>
-        <w:tab/>
-        <w:t>Что увидит пользователь</w:t>
+        <w:t>Изменения графика работы не попадали в журнал аудита; контракт OpenAPI разошёлся с реализацией.</w:t>
       </w:r>
     </w:p>
     <w:p>
@@ -3646,9 +3909,29 @@
         </w:numPr>
         <w:rPr/>
       </w:pPr>
-      <w:r>
-        <w:rPr/>
-        <w:t>Интерфейс приведён к дизайн-стандарту внутренних продуктов: тонкие векторные иконки вместо эмодзи, фирменный знак в меню и на входе, точные фирменные цвета кнопок и бейджей, тёмная тема в той же палитре.</w:t>
+      <w:bookmarkStart w:id="39" w:name="исправленные-дефекты-3"/>
+      <w:r>
+        <w:rPr/>
+        <w:t>Образ сервера не стартовал без интернета; повторный seed дублировал заявки.</w:t>
+      </w:r>
+      <w:bookmarkEnd w:id="39"/>
+    </w:p>
+    <w:p>
+      <w:pPr>
+        <w:pStyle w:val="Heading3"/>
+        <w:rPr/>
+      </w:pPr>
+      <w:bookmarkStart w:id="40" w:name="инженерное-3"/>
+      <w:r>
+        <w:rPr>
+          <w:rStyle w:val="SectionNumber"/>
+        </w:rPr>
+        <w:t>1.5.3</w:t>
+      </w:r>
+      <w:r>
+        <w:rPr/>
+        <w:tab/>
+        <w:t>Инженерное</w:t>
       </w:r>
     </w:p>
     <w:p>
@@ -3660,29 +3943,9 @@
         </w:numPr>
         <w:rPr/>
       </w:pPr>
-      <w:bookmarkStart w:id="42" w:name="что-увидит-пользователь-4"/>
-      <w:r>
-        <w:rPr/>
-        <w:t>Руководители и администраторы выгружают отпуска за период в Excel одним нажатием; выгрузка не содержит логинов и паролей.</w:t>
-      </w:r>
-      <w:bookmarkEnd w:id="42"/>
-    </w:p>
-    <w:p>
-      <w:pPr>
-        <w:pStyle w:val="Heading3"/>
-        <w:rPr/>
-      </w:pPr>
-      <w:bookmarkStart w:id="43" w:name="инженерное-4"/>
-      <w:r>
-        <w:rPr>
-          <w:rStyle w:val="SectionNumber"/>
-        </w:rPr>
-        <w:t>1.6.2</w:t>
-      </w:r>
-      <w:r>
-        <w:rPr/>
-        <w:tab/>
-        <w:t>Инженерное</w:t>
+      <w:r>
+        <w:rPr/>
+        <w:t>Тесты: 54 теста сервера (модульные, e2e API, гонки, сверка контракта), 18 модульных и 6 e2e-сценариев интерфейса (Playwright) — в CI GitHub и Gitea.</w:t>
       </w:r>
     </w:p>
     <w:p>
@@ -3696,7 +3959,7 @@
       </w:pPr>
       <w:r>
         <w:rPr/>
-        <w:t>Комплект документации получил 9 схем в нотации примера (C1/C2/C3, ER-модель, развёртывание, состояния заявки, три sequence-сценария); PDF-версии со встроенными векторными схемами.</w:t>
+        <w:t>CSP и заголовки безопасности для статики; сервис резервного копирования в compose.</w:t>
       </w:r>
     </w:p>
     <w:p>
@@ -3710,7 +3973,7 @@
       </w:pPr>
       <w:r>
         <w:rPr/>
-        <w:t>Безопасность: лимит попыток входа 10/мин с адреса (429 с Retry-After), заголовки X-Content-Type-Options/X-Frame-Options/Referrer-Policy/Permissions-Policy.</w:t>
+        <w:t>Конвейер документов: Markdown → PDF (Chromium) и DOCX с обложкой и оглавлением; 17 схем; таблицы из кода генерируются.</w:t>
       </w:r>
     </w:p>
     <w:p>
@@ -3722,9 +3985,33 @@
         </w:numPr>
         <w:rPr/>
       </w:pPr>
-      <w:r>
-        <w:rPr/>
-        <w:t>SBOM-гейт впервые отработал по назначению: зависимости exceljs (jszip MIT/GPL, chainsaw MIT/X11, buffers, pako MIT+Zlib) разобраны по политике документа 11 — все разрешительные (825 компонентов, вердикт: препятствий нет).</w:t>
+      <w:bookmarkStart w:id="41" w:name="v0.3.0-корпоративное-качество-28.10.2026"/>
+      <w:bookmarkStart w:id="42" w:name="инженерное-3"/>
+      <w:r>
+        <w:rPr/>
+        <w:t>SBOM: 828 компонентов, все лицензии разрешительные — препятствий для реестра ОП нет.</w:t>
+      </w:r>
+      <w:bookmarkEnd w:id="41"/>
+      <w:bookmarkEnd w:id="42"/>
+    </w:p>
+    <w:p>
+      <w:pPr>
+        <w:pStyle w:val="Heading2"/>
+        <w:rPr/>
+      </w:pPr>
+      <w:bookmarkStart w:id="43" w:name="__RefHeading___Toc34404_1804324697"/>
+      <w:bookmarkStart w:id="44" w:name="X9b04730156bcd71f0b3445b43719c592d93c869"/>
+      <w:bookmarkEnd w:id="43"/>
+      <w:r>
+        <w:rPr>
+          <w:rStyle w:val="SectionNumber"/>
+        </w:rPr>
+        <w:t>1.6</w:t>
+      </w:r>
+      <w:r>
+        <w:rPr/>
+        <w:tab/>
+        <w:t>v0.2.1 — читаемые схемы и Gantt-полосы (28.10.2026)</w:t>
       </w:r>
     </w:p>
     <w:p>
@@ -3736,33 +4023,50 @@
         </w:numPr>
         <w:rPr/>
       </w:pPr>
-      <w:bookmarkStart w:id="44" w:name="X79554f50ebce6fa86b5cdd2299f0c44f55f933d"/>
-      <w:bookmarkStart w:id="45" w:name="инженерное-4"/>
-      <w:r>
-        <w:rPr/>
-        <w:t>Тесты: 22 e2e (+лимит входа, +выгрузка и права на неё).</w:t>
-      </w:r>
-      <w:bookmarkEnd w:id="44"/>
-      <w:bookmarkEnd w:id="45"/>
-    </w:p>
-    <w:p>
-      <w:pPr>
-        <w:pStyle w:val="Heading2"/>
-        <w:rPr/>
-      </w:pPr>
-      <w:bookmarkStart w:id="46" w:name="__RefHeading___Toc32767_3673021804"/>
-      <w:bookmarkStart w:id="47" w:name="X0bb73537403cee04049b799011b8c8c4690a01b"/>
-      <w:bookmarkEnd w:id="46"/>
-      <w:r>
-        <w:rPr>
-          <w:rStyle w:val="SectionNumber"/>
-        </w:rPr>
-        <w:t>1.7</w:t>
-      </w:r>
-      <w:r>
-        <w:rPr/>
-        <w:tab/>
-        <w:t>v0.1.0 — зрелая платформа вместо прототипа (27.10.2026)</w:t>
+      <w:r>
+        <w:rPr/>
+        <w:t xml:space="preserve">Ветка: </w:t>
+      </w:r>
+      <w:r>
+        <w:rPr>
+          <w:rStyle w:val="VerbatimChar"/>
+        </w:rPr>
+        <w:t>v0.2.1</w:t>
+      </w:r>
+      <w:r>
+        <w:rPr/>
+        <w:t xml:space="preserve">. Merge в </w:t>
+      </w:r>
+      <w:r>
+        <w:rPr>
+          <w:rStyle w:val="VerbatimChar"/>
+        </w:rPr>
+        <w:t>main</w:t>
+      </w:r>
+      <w:r>
+        <w:rPr/>
+        <w:t xml:space="preserve">; тега </w:t>
+      </w:r>
+      <w:r>
+        <w:rPr>
+          <w:rStyle w:val="VerbatimChar"/>
+        </w:rPr>
+        <w:t>v0.2.1</w:t>
+      </w:r>
+      <w:r>
+        <w:rPr/>
+        <w:t xml:space="preserve"> в репозитории нет (выпуск без тега). Автор: </w:t>
+      </w:r>
+      <w:r>
+        <w:rPr>
+          <w:b/>
+          <w:bCs/>
+        </w:rPr>
+        <w:t>ayurasov</w:t>
+      </w:r>
+      <w:r>
+        <w:rPr/>
+        <w:t xml:space="preserve"> (исполнение — ИИ-ассистент ZCode/GLM).</w:t>
       </w:r>
     </w:p>
     <w:p>
@@ -3776,37 +4080,7 @@
       </w:pPr>
       <w:r>
         <w:rPr/>
-        <w:t xml:space="preserve">Ветка: </w:t>
-      </w:r>
-      <w:r>
-        <w:rPr>
-          <w:rStyle w:val="VerbatimChar"/>
-        </w:rPr>
-        <w:t>v0.1.0</w:t>
-      </w:r>
-      <w:r>
-        <w:rPr/>
-        <w:t xml:space="preserve">. Merge в </w:t>
-      </w:r>
-      <w:r>
-        <w:rPr>
-          <w:rStyle w:val="VerbatimChar"/>
-        </w:rPr>
-        <w:t>main</w:t>
-      </w:r>
-      <w:r>
-        <w:rPr/>
-        <w:t xml:space="preserve">, тег </w:t>
-      </w:r>
-      <w:r>
-        <w:rPr>
-          <w:rStyle w:val="VerbatimChar"/>
-        </w:rPr>
-        <w:t>v0.1.0</w:t>
-      </w:r>
-      <w:r>
-        <w:rPr/>
-        <w:t>.</w:t>
+        <w:t>Исправлено отображение схем: mermaid-подписи в foreignObject вырезаются Gitea/GitHub — документы переведены на PNG (одинаковый вид везде), PDF встраивает PNG напрямую.</w:t>
       </w:r>
     </w:p>
     <w:p>
@@ -3820,36 +4094,7 @@
       </w:pPr>
       <w:r>
         <w:rPr/>
-        <w:t xml:space="preserve">Автор: </w:t>
-      </w:r>
-      <w:r>
-        <w:rPr>
-          <w:b/>
-          <w:bCs/>
-        </w:rPr>
-        <w:t>ayurasov</w:t>
-      </w:r>
-      <w:r>
-        <w:rPr/>
-        <w:t xml:space="preserve"> — постановка, решения, ревью. Исполнение — с ИИ-ассистентом (ZCode, модель GLM): генерация кода, тестов и документации по настоящему комплекту.</w:t>
-      </w:r>
-    </w:p>
-    <w:p>
-      <w:pPr>
-        <w:pStyle w:val="Heading3"/>
-        <w:rPr/>
-      </w:pPr>
-      <w:bookmarkStart w:id="48" w:name="что-увидит-пользователь-5"/>
-      <w:r>
-        <w:rPr>
-          <w:rStyle w:val="SectionNumber"/>
-        </w:rPr>
-        <w:t>1.7.1</w:t>
-      </w:r>
-      <w:r>
-        <w:rPr/>
-        <w:tab/>
-        <w:t>Что увидит пользователь</w:t>
+        <w:t>График: полосы отпусков вместо поклеточной заливки, месяц-разделители, липкая колонка, линия «сегодня», KPI-строка.</w:t>
       </w:r>
     </w:p>
     <w:p>
@@ -3863,7 +4108,7 @@
       </w:pPr>
       <w:r>
         <w:rPr/>
-        <w:t>Современный интерфейс в дизайн-системе внутренних продуктов: светлая и тёмная темы, боковое меню, карточки; графики отпусков на весь год с фильтром по отделам и поиском; заявки создаются в диалоге с превью календарных дней; руководитель согласует или отклоняет с обязательной причиной; уведомления о решениях приходят в раздел «Мой отпуск».</w:t>
+        <w:t>Навигация: коллапс сайдбара до 60px, заголовок страницы и дата в топбаре.</w:t>
       </w:r>
     </w:p>
     <w:p>
@@ -3875,29 +4120,31 @@
         </w:numPr>
         <w:rPr/>
       </w:pPr>
-      <w:bookmarkStart w:id="49" w:name="что-увидит-пользователь-5"/>
-      <w:r>
-        <w:rPr/>
-        <w:t>Вход по корпоративному логину и паролю; смена пароля в настройках; администратор заводит сотрудников с автогенерацией логина и одноразового пароля, ведёт отделы и проекты, смотрит журнал всех изменений.</w:t>
-      </w:r>
-      <w:bookmarkEnd w:id="49"/>
-    </w:p>
-    <w:p>
-      <w:pPr>
-        <w:pStyle w:val="Heading3"/>
-        <w:rPr/>
-      </w:pPr>
-      <w:bookmarkStart w:id="50" w:name="платформа-для-инженерной-приёмки"/>
+      <w:bookmarkStart w:id="45" w:name="X9b04730156bcd71f0b3445b43719c592d93c869"/>
+      <w:r>
+        <w:rPr/>
+        <w:t>Gitea CI: добавлен SBOM-гейт лицензий; полный конвейер (тесты 22, сборки, линтеры, SBOM, deploy+smoke) прогоняется при мажорных правках.</w:t>
+      </w:r>
+      <w:bookmarkEnd w:id="45"/>
+    </w:p>
+    <w:p>
+      <w:pPr>
+        <w:pStyle w:val="Heading2"/>
+        <w:rPr/>
+      </w:pPr>
+      <w:bookmarkStart w:id="46" w:name="__RefHeading___Toc34406_1804324697"/>
+      <w:bookmarkStart w:id="47" w:name="X79554f50ebce6fa86b5cdd2299f0c44f55f933d"/>
+      <w:bookmarkEnd w:id="46"/>
       <w:r>
         <w:rPr>
           <w:rStyle w:val="SectionNumber"/>
         </w:rPr>
-        <w:t>1.7.2</w:t>
+        <w:t>1.7</w:t>
       </w:r>
       <w:r>
         <w:rPr/>
         <w:tab/>
-        <w:t>Платформа (для инженерной приёмки)</w:t>
+        <w:t>v0.2.0 — схемы, фирменный дизайн и первые выгрузки (27.10.2026)</w:t>
       </w:r>
     </w:p>
     <w:p>
@@ -3911,17 +4158,37 @@
       </w:pPr>
       <w:r>
         <w:rPr/>
-        <w:t>Сервер: NestJS 11 / TypeScript strict / Prisma 6 / PostgreSQL 17; API v1 по контракту (</w:t>
+        <w:t xml:space="preserve">Ветка: </w:t>
       </w:r>
       <w:r>
         <w:rPr>
           <w:rStyle w:val="VerbatimChar"/>
         </w:rPr>
-        <w:t>contracts/</w:t>
-      </w:r>
-      <w:r>
-        <w:rPr/>
-        <w:t>); RFC 9457; JWT access 15 мин + refresh с ротацией; scrypt-пароли; аудит и уведомления в одной транзакции с изменением; 19 e2e-тестов (+17 дымовых проверок API).</w:t>
+        <w:t>v0.2.0</w:t>
+      </w:r>
+      <w:r>
+        <w:rPr/>
+        <w:t xml:space="preserve">. Merge в </w:t>
+      </w:r>
+      <w:r>
+        <w:rPr>
+          <w:rStyle w:val="VerbatimChar"/>
+        </w:rPr>
+        <w:t>main</w:t>
+      </w:r>
+      <w:r>
+        <w:rPr/>
+        <w:t xml:space="preserve">, тег </w:t>
+      </w:r>
+      <w:r>
+        <w:rPr>
+          <w:rStyle w:val="VerbatimChar"/>
+        </w:rPr>
+        <w:t>v0.2.0</w:t>
+      </w:r>
+      <w:r>
+        <w:rPr/>
+        <w:t>.</w:t>
       </w:r>
     </w:p>
     <w:p>
@@ -3935,7 +4202,36 @@
       </w:pPr>
       <w:r>
         <w:rPr/>
-        <w:t>Клиент: Vue 3 + Vite + Pinia + TS; без компонентных библиотек (минимальный SBOM); сборка 42 КБ gzip.</w:t>
+        <w:t xml:space="preserve">Автор: </w:t>
+      </w:r>
+      <w:r>
+        <w:rPr>
+          <w:b/>
+          <w:bCs/>
+        </w:rPr>
+        <w:t>ayurasov</w:t>
+      </w:r>
+      <w:r>
+        <w:rPr/>
+        <w:t xml:space="preserve"> — постановка и решения. Исполнение — ИИ-ассистент (ZCode, GLM).</w:t>
+      </w:r>
+    </w:p>
+    <w:p>
+      <w:pPr>
+        <w:pStyle w:val="Heading3"/>
+        <w:rPr/>
+      </w:pPr>
+      <w:bookmarkStart w:id="48" w:name="что-увидит-пользователь-5"/>
+      <w:r>
+        <w:rPr>
+          <w:rStyle w:val="SectionNumber"/>
+        </w:rPr>
+        <w:t>1.7.1</w:t>
+      </w:r>
+      <w:r>
+        <w:rPr/>
+        <w:tab/>
+        <w:t>Что увидит пользователь</w:t>
       </w:r>
     </w:p>
     <w:p>
@@ -3949,7 +4245,7 @@
       </w:pPr>
       <w:r>
         <w:rPr/>
-        <w:t>Поставка: docker compose (postgres / server / web+nginx); миграции при старте; данные прототипа перенесены (131 сотрудник, 268 заявок, 14 отделов).</w:t>
+        <w:t>Интерфейс приведён к дизайн-стандарту внутренних продуктов: тонкие векторные иконки вместо эмодзи, фирменный знак в меню и на входе, точные фирменные цвета кнопок и бейджей, тёмная тема в той же палитре.</w:t>
       </w:r>
     </w:p>
     <w:p>
@@ -3961,9 +4257,29 @@
         </w:numPr>
         <w:rPr/>
       </w:pPr>
-      <w:r>
-        <w:rPr/>
-        <w:t>Состав и лицензии: CycloneDX SBOM на оба пакета (691 компонент, все лицензии разрешительные) + автогенерируемый отчёт соответствия для реестра отечественного ПО (документ 11).</w:t>
+      <w:bookmarkStart w:id="49" w:name="что-увидит-пользователь-5"/>
+      <w:r>
+        <w:rPr/>
+        <w:t>Руководители и администраторы выгружают отпуска за период в Excel одним нажатием; выгрузка не содержит логинов и паролей.</w:t>
+      </w:r>
+      <w:bookmarkEnd w:id="49"/>
+    </w:p>
+    <w:p>
+      <w:pPr>
+        <w:pStyle w:val="Heading3"/>
+        <w:rPr/>
+      </w:pPr>
+      <w:bookmarkStart w:id="50" w:name="инженерное-4"/>
+      <w:r>
+        <w:rPr>
+          <w:rStyle w:val="SectionNumber"/>
+        </w:rPr>
+        <w:t>1.7.2</w:t>
+      </w:r>
+      <w:r>
+        <w:rPr/>
+        <w:tab/>
+        <w:t>Инженерное</w:t>
       </w:r>
     </w:p>
     <w:p>
@@ -3977,36 +4293,7 @@
       </w:pPr>
       <w:r>
         <w:rPr/>
-        <w:t>Документация: комплект 0–11 с PDF-версиями (</w:t>
-      </w:r>
-      <w:r>
-        <w:rPr>
-          <w:rStyle w:val="VerbatimChar"/>
-        </w:rPr>
-        <w:t>docs/pdf/</w:t>
-      </w:r>
-      <w:r>
-        <w:rPr/>
-        <w:t>).</w:t>
-      </w:r>
-      <w:bookmarkEnd w:id="50"/>
-    </w:p>
-    <w:p>
-      <w:pPr>
-        <w:pStyle w:val="Heading3"/>
-        <w:rPr/>
-      </w:pPr>
-      <w:bookmarkStart w:id="51" w:name="X8035bfc4b0759203af9c31975af7675333f38f3"/>
-      <w:r>
-        <w:rPr>
-          <w:rStyle w:val="SectionNumber"/>
-        </w:rPr>
-        <w:t>1.7.3</w:t>
-      </w:r>
-      <w:r>
-        <w:rPr/>
-        <w:tab/>
-        <w:t>Известные ограничения (переносятся в v0.2.0)</w:t>
+        <w:t>Комплект документации получил 9 схем в нотации примера (C1/C2/C3, ER-модель, развёртывание, состояния заявки, три sequence-сценария); PDF-версии со встроенными векторными схемами.</w:t>
       </w:r>
     </w:p>
     <w:p>
@@ -4020,7 +4307,7 @@
       </w:pPr>
       <w:r>
         <w:rPr/>
-        <w:t>Выгрузки XLSX, панели отдела/проекта и аналитика пересечений — в v0.2.0.</w:t>
+        <w:t>Безопасность: лимит попыток входа 10/мин с адреса (429 с Retry-After), заголовки X-Content-Type-Options/X-Frame-Options/Referrer-Policy/Permissions-Policy.</w:t>
       </w:r>
     </w:p>
     <w:p>
@@ -4034,7 +4321,7 @@
       </w:pPr>
       <w:r>
         <w:rPr/>
-        <w:t>Обновления графика в реальном времени — перезагрузкой/операцией (SSE — v0.2.0).</w:t>
+        <w:t>SBOM-гейт впервые отработал по назначению: зависимости exceljs (jszip MIT/GPL, chainsaw MIT/X11, buffers, pako MIT+Zlib) разобраны по политике документа 11 — все разрешительные (825 компонентов, вердикт: препятствий нет).</w:t>
       </w:r>
     </w:p>
     <w:p>
@@ -4046,28 +4333,338 @@
         </w:numPr>
         <w:rPr/>
       </w:pPr>
-      <w:bookmarkStart w:id="52" w:name="X0bb73537403cee04049b799011b8c8c4690a01b"/>
-      <w:bookmarkStart w:id="53" w:name="X8035bfc4b0759203af9c31975af7675333f38f3"/>
+      <w:bookmarkStart w:id="51" w:name="X79554f50ebce6fa86b5cdd2299f0c44f55f933d"/>
+      <w:bookmarkStart w:id="52" w:name="инженерное-4"/>
+      <w:r>
+        <w:rPr/>
+        <w:t>Тесты: 22 e2e (+лимит входа, +выгрузка и права на неё).</w:t>
+      </w:r>
+      <w:bookmarkEnd w:id="51"/>
+      <w:bookmarkEnd w:id="52"/>
+    </w:p>
+    <w:p>
+      <w:pPr>
+        <w:pStyle w:val="Heading2"/>
+        <w:rPr/>
+      </w:pPr>
+      <w:bookmarkStart w:id="53" w:name="__RefHeading___Toc34408_1804324697"/>
+      <w:bookmarkStart w:id="54" w:name="X0bb73537403cee04049b799011b8c8c4690a01b"/>
+      <w:bookmarkEnd w:id="53"/>
+      <w:r>
+        <w:rPr>
+          <w:rStyle w:val="SectionNumber"/>
+        </w:rPr>
+        <w:t>1.8</w:t>
+      </w:r>
+      <w:r>
+        <w:rPr/>
+        <w:tab/>
+        <w:t>v0.1.0 — зрелая платформа вместо прототипа (27.10.2026)</w:t>
+      </w:r>
+    </w:p>
+    <w:p>
+      <w:pPr>
+        <w:pStyle w:val="Compact"/>
+        <w:numPr>
+          <w:ilvl w:val="0"/>
+          <w:numId w:val="120"/>
+        </w:numPr>
+        <w:rPr/>
+      </w:pPr>
+      <w:r>
+        <w:rPr/>
+        <w:t xml:space="preserve">Ветка: </w:t>
+      </w:r>
+      <w:r>
+        <w:rPr>
+          <w:rStyle w:val="VerbatimChar"/>
+        </w:rPr>
+        <w:t>v0.1.0</w:t>
+      </w:r>
+      <w:r>
+        <w:rPr/>
+        <w:t xml:space="preserve">. Merge в </w:t>
+      </w:r>
+      <w:r>
+        <w:rPr>
+          <w:rStyle w:val="VerbatimChar"/>
+        </w:rPr>
+        <w:t>main</w:t>
+      </w:r>
+      <w:r>
+        <w:rPr/>
+        <w:t xml:space="preserve">, тег </w:t>
+      </w:r>
+      <w:r>
+        <w:rPr>
+          <w:rStyle w:val="VerbatimChar"/>
+        </w:rPr>
+        <w:t>v0.1.0</w:t>
+      </w:r>
+      <w:r>
+        <w:rPr/>
+        <w:t>.</w:t>
+      </w:r>
+    </w:p>
+    <w:p>
+      <w:pPr>
+        <w:pStyle w:val="Compact"/>
+        <w:numPr>
+          <w:ilvl w:val="0"/>
+          <w:numId w:val="121"/>
+        </w:numPr>
+        <w:rPr/>
+      </w:pPr>
+      <w:r>
+        <w:rPr/>
+        <w:t xml:space="preserve">Автор: </w:t>
+      </w:r>
+      <w:r>
+        <w:rPr>
+          <w:b/>
+          <w:bCs/>
+        </w:rPr>
+        <w:t>ayurasov</w:t>
+      </w:r>
+      <w:r>
+        <w:rPr/>
+        <w:t xml:space="preserve"> — постановка, решения, ревью. Исполнение — с ИИ-ассистентом (ZCode, модель GLM): генерация кода, тестов и документации по настоящему комплекту.</w:t>
+      </w:r>
+    </w:p>
+    <w:p>
+      <w:pPr>
+        <w:pStyle w:val="Heading3"/>
+        <w:rPr/>
+      </w:pPr>
+      <w:bookmarkStart w:id="55" w:name="что-увидит-пользователь-6"/>
+      <w:r>
+        <w:rPr>
+          <w:rStyle w:val="SectionNumber"/>
+        </w:rPr>
+        <w:t>1.8.1</w:t>
+      </w:r>
+      <w:r>
+        <w:rPr/>
+        <w:tab/>
+        <w:t>Что увидит пользователь</w:t>
+      </w:r>
+    </w:p>
+    <w:p>
+      <w:pPr>
+        <w:pStyle w:val="Compact"/>
+        <w:numPr>
+          <w:ilvl w:val="0"/>
+          <w:numId w:val="122"/>
+        </w:numPr>
+        <w:rPr/>
+      </w:pPr>
+      <w:r>
+        <w:rPr/>
+        <w:t>Современный интерфейс в дизайн-системе внутренних продуктов: светлая и тёмная темы, боковое меню, карточки; графики отпусков на весь год с фильтром по отделам и поиском; заявки создаются в диалоге с превью календарных дней; руководитель согласует или отклоняет с обязательной причиной; уведомления о решениях приходят в раздел «Мой отпуск».</w:t>
+      </w:r>
+    </w:p>
+    <w:p>
+      <w:pPr>
+        <w:pStyle w:val="Compact"/>
+        <w:numPr>
+          <w:ilvl w:val="0"/>
+          <w:numId w:val="123"/>
+        </w:numPr>
+        <w:rPr/>
+      </w:pPr>
+      <w:bookmarkStart w:id="56" w:name="что-увидит-пользователь-6"/>
+      <w:r>
+        <w:rPr/>
+        <w:t>Вход по корпоративному логину и паролю; смена пароля в настройках; администратор заводит сотрудников с автогенерацией логина и одноразового пароля, ведёт отделы и проекты, смотрит журнал всех изменений.</w:t>
+      </w:r>
+      <w:bookmarkEnd w:id="56"/>
+    </w:p>
+    <w:p>
+      <w:pPr>
+        <w:pStyle w:val="Heading3"/>
+        <w:rPr/>
+      </w:pPr>
+      <w:bookmarkStart w:id="57" w:name="платформа-для-инженерной-приёмки"/>
+      <w:r>
+        <w:rPr>
+          <w:rStyle w:val="SectionNumber"/>
+        </w:rPr>
+        <w:t>1.8.2</w:t>
+      </w:r>
+      <w:r>
+        <w:rPr/>
+        <w:tab/>
+        <w:t>Платформа (для инженерной приёмки)</w:t>
+      </w:r>
+    </w:p>
+    <w:p>
+      <w:pPr>
+        <w:pStyle w:val="Compact"/>
+        <w:numPr>
+          <w:ilvl w:val="0"/>
+          <w:numId w:val="124"/>
+        </w:numPr>
+        <w:rPr/>
+      </w:pPr>
+      <w:r>
+        <w:rPr/>
+        <w:t>Сервер: NestJS 11 / TypeScript strict / Prisma 6 / PostgreSQL 17; API v1 по контракту (</w:t>
+      </w:r>
+      <w:r>
+        <w:rPr>
+          <w:rStyle w:val="VerbatimChar"/>
+        </w:rPr>
+        <w:t>contracts/</w:t>
+      </w:r>
+      <w:r>
+        <w:rPr/>
+        <w:t>); RFC 9457; JWT access 15 мин + refresh с ротацией; scrypt-пароли; аудит и уведомления в одной транзакции с изменением; 19 e2e-тестов (+17 дымовых проверок API).</w:t>
+      </w:r>
+    </w:p>
+    <w:p>
+      <w:pPr>
+        <w:pStyle w:val="Compact"/>
+        <w:numPr>
+          <w:ilvl w:val="0"/>
+          <w:numId w:val="125"/>
+        </w:numPr>
+        <w:rPr/>
+      </w:pPr>
+      <w:r>
+        <w:rPr/>
+        <w:t>Клиент: Vue 3 + Vite + Pinia + TS; без компонентных библиотек (минимальный SBOM); сборка 42 КБ gzip.</w:t>
+      </w:r>
+    </w:p>
+    <w:p>
+      <w:pPr>
+        <w:pStyle w:val="Compact"/>
+        <w:numPr>
+          <w:ilvl w:val="0"/>
+          <w:numId w:val="126"/>
+        </w:numPr>
+        <w:rPr/>
+      </w:pPr>
+      <w:r>
+        <w:rPr/>
+        <w:t>Поставка: docker compose (postgres / server / web+nginx); миграции при старте; данные прототипа перенесены (131 сотрудник, 268 заявок, 14 отделов).</w:t>
+      </w:r>
+    </w:p>
+    <w:p>
+      <w:pPr>
+        <w:pStyle w:val="Compact"/>
+        <w:numPr>
+          <w:ilvl w:val="0"/>
+          <w:numId w:val="127"/>
+        </w:numPr>
+        <w:rPr/>
+      </w:pPr>
+      <w:r>
+        <w:rPr/>
+        <w:t>Состав и лицензии: CycloneDX SBOM на оба пакета (691 компонент, все лицензии разрешительные) + автогенерируемый отчёт соответствия для реестра отечественного ПО (документ 11).</w:t>
+      </w:r>
+    </w:p>
+    <w:p>
+      <w:pPr>
+        <w:pStyle w:val="Compact"/>
+        <w:numPr>
+          <w:ilvl w:val="0"/>
+          <w:numId w:val="128"/>
+        </w:numPr>
+        <w:rPr/>
+      </w:pPr>
+      <w:r>
+        <w:rPr/>
+        <w:t>Документация: комплект 0–11 с PDF-версиями (</w:t>
+      </w:r>
+      <w:r>
+        <w:rPr>
+          <w:rStyle w:val="VerbatimChar"/>
+        </w:rPr>
+        <w:t>docs/pdf/</w:t>
+      </w:r>
+      <w:r>
+        <w:rPr/>
+        <w:t>).</w:t>
+      </w:r>
+      <w:bookmarkEnd w:id="57"/>
+    </w:p>
+    <w:p>
+      <w:pPr>
+        <w:pStyle w:val="Heading3"/>
+        <w:rPr/>
+      </w:pPr>
+      <w:bookmarkStart w:id="58" w:name="X8035bfc4b0759203af9c31975af7675333f38f3"/>
+      <w:r>
+        <w:rPr>
+          <w:rStyle w:val="SectionNumber"/>
+        </w:rPr>
+        <w:t>1.8.3</w:t>
+      </w:r>
+      <w:r>
+        <w:rPr/>
+        <w:tab/>
+        <w:t>Известные ограничения (переносятся в v0.2.0)</w:t>
+      </w:r>
+    </w:p>
+    <w:p>
+      <w:pPr>
+        <w:pStyle w:val="Compact"/>
+        <w:numPr>
+          <w:ilvl w:val="0"/>
+          <w:numId w:val="129"/>
+        </w:numPr>
+        <w:rPr/>
+      </w:pPr>
+      <w:r>
+        <w:rPr/>
+        <w:t>Выгрузки XLSX, панели отдела/проекта и аналитика пересечений — в v0.2.0.</w:t>
+      </w:r>
+    </w:p>
+    <w:p>
+      <w:pPr>
+        <w:pStyle w:val="Compact"/>
+        <w:numPr>
+          <w:ilvl w:val="0"/>
+          <w:numId w:val="130"/>
+        </w:numPr>
+        <w:rPr/>
+      </w:pPr>
+      <w:r>
+        <w:rPr/>
+        <w:t>Обновления графика в реальном времени — перезагрузкой/операцией (SSE — v0.2.0).</w:t>
+      </w:r>
+    </w:p>
+    <w:p>
+      <w:pPr>
+        <w:pStyle w:val="Compact"/>
+        <w:numPr>
+          <w:ilvl w:val="0"/>
+          <w:numId w:val="131"/>
+        </w:numPr>
+        <w:rPr/>
+      </w:pPr>
+      <w:bookmarkStart w:id="59" w:name="X0bb73537403cee04049b799011b8c8c4690a01b"/>
+      <w:bookmarkStart w:id="60" w:name="X8035bfc4b0759203af9c31975af7675333f38f3"/>
       <w:r>
         <w:rPr/>
         <w:t>Лимит частоты входа и CSP-заголовки — v0.2.0.</w:t>
       </w:r>
-      <w:bookmarkEnd w:id="52"/>
-      <w:bookmarkEnd w:id="53"/>
+      <w:bookmarkEnd w:id="59"/>
+      <w:bookmarkEnd w:id="60"/>
     </w:p>
     <w:p>
       <w:pPr>
         <w:pStyle w:val="Heading2"/>
         <w:rPr/>
       </w:pPr>
-      <w:bookmarkStart w:id="54" w:name="__RefHeading___Toc32769_3673021804"/>
-      <w:bookmarkStart w:id="55" w:name="прежние-выпуски-прототипа"/>
-      <w:bookmarkEnd w:id="54"/>
+      <w:bookmarkStart w:id="61" w:name="__RefHeading___Toc34410_1804324697"/>
+      <w:bookmarkStart w:id="62" w:name="прежние-выпуски-прототипа"/>
+      <w:bookmarkEnd w:id="61"/>
       <w:r>
         <w:rPr>
           <w:rStyle w:val="SectionNumber"/>
         </w:rPr>
-        <w:t>1.8</w:t>
+        <w:t>1.9</w:t>
       </w:r>
       <w:r>
         <w:rPr/>
@@ -4096,7 +4693,7 @@
         <w:t>; код доступен в git-истории (удалён в v0.1.0).</w:t>
       </w:r>
       <w:bookmarkEnd w:id="1"/>
-      <w:bookmarkEnd w:id="55"/>
+      <w:bookmarkEnd w:id="62"/>
     </w:p>
     <w:sectPr>
       <w:footerReference w:type="even" r:id="rId2"/>
@@ -4142,7 +4739,7 @@
         <w:color w:val="8A92A6"/>
         <w:sz w:val="16"/>
       </w:rPr>
-      <w:t xml:space="preserve">Планировщик отпусков 0.6.0 · История версий · стр. </w:t>
+      <w:t xml:space="preserve">Планировщик отпусков 1.0.0 · История версий · стр. </w:t>
     </w:r>
     <w:r>
       <w:rPr/>
@@ -4158,7 +4755,7 @@
     </w:r>
     <w:r>
       <w:rPr/>
-      <w:t>10</w:t>
+      <w:t>11</w:t>
     </w:r>
     <w:r>
       <w:rPr/>
@@ -4181,7 +4778,7 @@
         <w:color w:val="8A92A6"/>
         <w:sz w:val="16"/>
       </w:rPr>
-      <w:t xml:space="preserve">Планировщик отпусков 0.6.0 · История версий · стр. </w:t>
+      <w:t xml:space="preserve">Планировщик отпусков 1.0.0 · История версий · стр. </w:t>
     </w:r>
     <w:r>
       <w:rPr/>
@@ -4197,7 +4794,7 @@
     </w:r>
     <w:r>
       <w:rPr/>
-      <w:t>10</w:t>
+      <w:t>11</w:t>
     </w:r>
     <w:r>
       <w:rPr/>
@@ -7747,6 +8344,414 @@
   </w:abstractNum>
   <w:abstractNum w:abstractNumId="27">
     <w:lvl w:ilvl="0">
+      <w:numFmt w:val="bullet"/>
+      <w:lvlText w:val=""/>
+      <w:lvlJc w:val="left"/>
+      <w:pPr>
+        <w:tabs>
+          <w:tab w:val="num" w:pos="0"/>
+        </w:tabs>
+        <w:ind w:left="720" w:hanging="480"/>
+      </w:pPr>
+      <w:rPr>
+        <w:rFonts w:ascii="Symbol" w:hAnsi="Symbol" w:cs="Symbol" w:hint="default"/>
+      </w:rPr>
+    </w:lvl>
+    <w:lvl w:ilvl="1">
+      <w:start w:val="0"/>
+      <w:numFmt w:val="bullet"/>
+      <w:lvlText w:val=""/>
+      <w:lvlJc w:val="left"/>
+      <w:pPr>
+        <w:tabs>
+          <w:tab w:val="num" w:pos="0"/>
+        </w:tabs>
+        <w:ind w:left="1440" w:hanging="480"/>
+      </w:pPr>
+      <w:rPr>
+        <w:rFonts w:ascii="Symbol" w:hAnsi="Symbol" w:cs="Symbol" w:hint="default"/>
+      </w:rPr>
+    </w:lvl>
+    <w:lvl w:ilvl="2">
+      <w:start w:val="0"/>
+      <w:numFmt w:val="bullet"/>
+      <w:lvlText w:val=""/>
+      <w:lvlJc w:val="left"/>
+      <w:pPr>
+        <w:tabs>
+          <w:tab w:val="num" w:pos="0"/>
+        </w:tabs>
+        <w:ind w:left="2160" w:hanging="480"/>
+      </w:pPr>
+      <w:rPr>
+        <w:rFonts w:ascii="Symbol" w:hAnsi="Symbol" w:cs="Symbol" w:hint="default"/>
+      </w:rPr>
+    </w:lvl>
+    <w:lvl w:ilvl="3">
+      <w:start w:val="0"/>
+      <w:numFmt w:val="bullet"/>
+      <w:lvlText w:val=""/>
+      <w:lvlJc w:val="left"/>
+      <w:pPr>
+        <w:tabs>
+          <w:tab w:val="num" w:pos="0"/>
+        </w:tabs>
+        <w:ind w:left="2880" w:hanging="480"/>
+      </w:pPr>
+      <w:rPr>
+        <w:rFonts w:ascii="Symbol" w:hAnsi="Symbol" w:cs="Symbol" w:hint="default"/>
+      </w:rPr>
+    </w:lvl>
+    <w:lvl w:ilvl="4">
+      <w:start w:val="0"/>
+      <w:numFmt w:val="bullet"/>
+      <w:lvlText w:val=""/>
+      <w:lvlJc w:val="left"/>
+      <w:pPr>
+        <w:tabs>
+          <w:tab w:val="num" w:pos="0"/>
+        </w:tabs>
+        <w:ind w:left="3600" w:hanging="480"/>
+      </w:pPr>
+      <w:rPr>
+        <w:rFonts w:ascii="Symbol" w:hAnsi="Symbol" w:cs="Symbol" w:hint="default"/>
+      </w:rPr>
+    </w:lvl>
+    <w:lvl w:ilvl="5">
+      <w:start w:val="0"/>
+      <w:numFmt w:val="bullet"/>
+      <w:lvlText w:val=""/>
+      <w:lvlJc w:val="left"/>
+      <w:pPr>
+        <w:tabs>
+          <w:tab w:val="num" w:pos="0"/>
+        </w:tabs>
+        <w:ind w:left="4320" w:hanging="480"/>
+      </w:pPr>
+      <w:rPr>
+        <w:rFonts w:ascii="Symbol" w:hAnsi="Symbol" w:cs="Symbol" w:hint="default"/>
+      </w:rPr>
+    </w:lvl>
+    <w:lvl w:ilvl="6">
+      <w:start w:val="0"/>
+      <w:numFmt w:val="bullet"/>
+      <w:lvlText w:val=""/>
+      <w:lvlJc w:val="left"/>
+      <w:pPr>
+        <w:tabs>
+          <w:tab w:val="num" w:pos="0"/>
+        </w:tabs>
+        <w:ind w:left="5040" w:hanging="480"/>
+      </w:pPr>
+      <w:rPr>
+        <w:rFonts w:ascii="Symbol" w:hAnsi="Symbol" w:cs="Symbol" w:hint="default"/>
+      </w:rPr>
+    </w:lvl>
+    <w:lvl w:ilvl="7">
+      <w:start w:val="0"/>
+      <w:numFmt w:val="bullet"/>
+      <w:lvlText w:val=""/>
+      <w:lvlJc w:val="left"/>
+      <w:pPr>
+        <w:tabs>
+          <w:tab w:val="num" w:pos="0"/>
+        </w:tabs>
+        <w:ind w:left="5760" w:hanging="480"/>
+      </w:pPr>
+      <w:rPr>
+        <w:rFonts w:ascii="Symbol" w:hAnsi="Symbol" w:cs="Symbol" w:hint="default"/>
+      </w:rPr>
+    </w:lvl>
+    <w:lvl w:ilvl="8">
+      <w:start w:val="0"/>
+      <w:numFmt w:val="bullet"/>
+      <w:lvlText w:val=""/>
+      <w:lvlJc w:val="left"/>
+      <w:pPr>
+        <w:tabs>
+          <w:tab w:val="num" w:pos="0"/>
+        </w:tabs>
+        <w:ind w:left="6480" w:hanging="480"/>
+      </w:pPr>
+      <w:rPr>
+        <w:rFonts w:ascii="Symbol" w:hAnsi="Symbol" w:cs="Symbol" w:hint="default"/>
+      </w:rPr>
+    </w:lvl>
+  </w:abstractNum>
+  <w:abstractNum w:abstractNumId="28">
+    <w:lvl w:ilvl="0">
+      <w:numFmt w:val="bullet"/>
+      <w:lvlText w:val=""/>
+      <w:lvlJc w:val="left"/>
+      <w:pPr>
+        <w:tabs>
+          <w:tab w:val="num" w:pos="0"/>
+        </w:tabs>
+        <w:ind w:left="720" w:hanging="480"/>
+      </w:pPr>
+      <w:rPr>
+        <w:rFonts w:ascii="Symbol" w:hAnsi="Symbol" w:cs="Symbol" w:hint="default"/>
+      </w:rPr>
+    </w:lvl>
+    <w:lvl w:ilvl="1">
+      <w:start w:val="0"/>
+      <w:numFmt w:val="bullet"/>
+      <w:lvlText w:val=""/>
+      <w:lvlJc w:val="left"/>
+      <w:pPr>
+        <w:tabs>
+          <w:tab w:val="num" w:pos="0"/>
+        </w:tabs>
+        <w:ind w:left="1440" w:hanging="480"/>
+      </w:pPr>
+      <w:rPr>
+        <w:rFonts w:ascii="Symbol" w:hAnsi="Symbol" w:cs="Symbol" w:hint="default"/>
+      </w:rPr>
+    </w:lvl>
+    <w:lvl w:ilvl="2">
+      <w:start w:val="0"/>
+      <w:numFmt w:val="bullet"/>
+      <w:lvlText w:val=""/>
+      <w:lvlJc w:val="left"/>
+      <w:pPr>
+        <w:tabs>
+          <w:tab w:val="num" w:pos="0"/>
+        </w:tabs>
+        <w:ind w:left="2160" w:hanging="480"/>
+      </w:pPr>
+      <w:rPr>
+        <w:rFonts w:ascii="Symbol" w:hAnsi="Symbol" w:cs="Symbol" w:hint="default"/>
+      </w:rPr>
+    </w:lvl>
+    <w:lvl w:ilvl="3">
+      <w:start w:val="0"/>
+      <w:numFmt w:val="bullet"/>
+      <w:lvlText w:val=""/>
+      <w:lvlJc w:val="left"/>
+      <w:pPr>
+        <w:tabs>
+          <w:tab w:val="num" w:pos="0"/>
+        </w:tabs>
+        <w:ind w:left="2880" w:hanging="480"/>
+      </w:pPr>
+      <w:rPr>
+        <w:rFonts w:ascii="Symbol" w:hAnsi="Symbol" w:cs="Symbol" w:hint="default"/>
+      </w:rPr>
+    </w:lvl>
+    <w:lvl w:ilvl="4">
+      <w:start w:val="0"/>
+      <w:numFmt w:val="bullet"/>
+      <w:lvlText w:val=""/>
+      <w:lvlJc w:val="left"/>
+      <w:pPr>
+        <w:tabs>
+          <w:tab w:val="num" w:pos="0"/>
+        </w:tabs>
+        <w:ind w:left="3600" w:hanging="480"/>
+      </w:pPr>
+      <w:rPr>
+        <w:rFonts w:ascii="Symbol" w:hAnsi="Symbol" w:cs="Symbol" w:hint="default"/>
+      </w:rPr>
+    </w:lvl>
+    <w:lvl w:ilvl="5">
+      <w:start w:val="0"/>
+      <w:numFmt w:val="bullet"/>
+      <w:lvlText w:val=""/>
+      <w:lvlJc w:val="left"/>
+      <w:pPr>
+        <w:tabs>
+          <w:tab w:val="num" w:pos="0"/>
+        </w:tabs>
+        <w:ind w:left="4320" w:hanging="480"/>
+      </w:pPr>
+      <w:rPr>
+        <w:rFonts w:ascii="Symbol" w:hAnsi="Symbol" w:cs="Symbol" w:hint="default"/>
+      </w:rPr>
+    </w:lvl>
+    <w:lvl w:ilvl="6">
+      <w:start w:val="0"/>
+      <w:numFmt w:val="bullet"/>
+      <w:lvlText w:val=""/>
+      <w:lvlJc w:val="left"/>
+      <w:pPr>
+        <w:tabs>
+          <w:tab w:val="num" w:pos="0"/>
+        </w:tabs>
+        <w:ind w:left="5040" w:hanging="480"/>
+      </w:pPr>
+      <w:rPr>
+        <w:rFonts w:ascii="Symbol" w:hAnsi="Symbol" w:cs="Symbol" w:hint="default"/>
+      </w:rPr>
+    </w:lvl>
+    <w:lvl w:ilvl="7">
+      <w:start w:val="0"/>
+      <w:numFmt w:val="bullet"/>
+      <w:lvlText w:val=""/>
+      <w:lvlJc w:val="left"/>
+      <w:pPr>
+        <w:tabs>
+          <w:tab w:val="num" w:pos="0"/>
+        </w:tabs>
+        <w:ind w:left="5760" w:hanging="480"/>
+      </w:pPr>
+      <w:rPr>
+        <w:rFonts w:ascii="Symbol" w:hAnsi="Symbol" w:cs="Symbol" w:hint="default"/>
+      </w:rPr>
+    </w:lvl>
+    <w:lvl w:ilvl="8">
+      <w:start w:val="0"/>
+      <w:numFmt w:val="bullet"/>
+      <w:lvlText w:val=""/>
+      <w:lvlJc w:val="left"/>
+      <w:pPr>
+        <w:tabs>
+          <w:tab w:val="num" w:pos="0"/>
+        </w:tabs>
+        <w:ind w:left="6480" w:hanging="480"/>
+      </w:pPr>
+      <w:rPr>
+        <w:rFonts w:ascii="Symbol" w:hAnsi="Symbol" w:cs="Symbol" w:hint="default"/>
+      </w:rPr>
+    </w:lvl>
+  </w:abstractNum>
+  <w:abstractNum w:abstractNumId="29">
+    <w:lvl w:ilvl="0">
+      <w:numFmt w:val="bullet"/>
+      <w:lvlText w:val=""/>
+      <w:lvlJc w:val="left"/>
+      <w:pPr>
+        <w:tabs>
+          <w:tab w:val="num" w:pos="0"/>
+        </w:tabs>
+        <w:ind w:left="720" w:hanging="480"/>
+      </w:pPr>
+      <w:rPr>
+        <w:rFonts w:ascii="Symbol" w:hAnsi="Symbol" w:cs="Symbol" w:hint="default"/>
+      </w:rPr>
+    </w:lvl>
+    <w:lvl w:ilvl="1">
+      <w:start w:val="0"/>
+      <w:numFmt w:val="bullet"/>
+      <w:lvlText w:val=""/>
+      <w:lvlJc w:val="left"/>
+      <w:pPr>
+        <w:tabs>
+          <w:tab w:val="num" w:pos="0"/>
+        </w:tabs>
+        <w:ind w:left="1440" w:hanging="480"/>
+      </w:pPr>
+      <w:rPr>
+        <w:rFonts w:ascii="Symbol" w:hAnsi="Symbol" w:cs="Symbol" w:hint="default"/>
+      </w:rPr>
+    </w:lvl>
+    <w:lvl w:ilvl="2">
+      <w:start w:val="0"/>
+      <w:numFmt w:val="bullet"/>
+      <w:lvlText w:val=""/>
+      <w:lvlJc w:val="left"/>
+      <w:pPr>
+        <w:tabs>
+          <w:tab w:val="num" w:pos="0"/>
+        </w:tabs>
+        <w:ind w:left="2160" w:hanging="480"/>
+      </w:pPr>
+      <w:rPr>
+        <w:rFonts w:ascii="Symbol" w:hAnsi="Symbol" w:cs="Symbol" w:hint="default"/>
+      </w:rPr>
+    </w:lvl>
+    <w:lvl w:ilvl="3">
+      <w:start w:val="0"/>
+      <w:numFmt w:val="bullet"/>
+      <w:lvlText w:val=""/>
+      <w:lvlJc w:val="left"/>
+      <w:pPr>
+        <w:tabs>
+          <w:tab w:val="num" w:pos="0"/>
+        </w:tabs>
+        <w:ind w:left="2880" w:hanging="480"/>
+      </w:pPr>
+      <w:rPr>
+        <w:rFonts w:ascii="Symbol" w:hAnsi="Symbol" w:cs="Symbol" w:hint="default"/>
+      </w:rPr>
+    </w:lvl>
+    <w:lvl w:ilvl="4">
+      <w:start w:val="0"/>
+      <w:numFmt w:val="bullet"/>
+      <w:lvlText w:val=""/>
+      <w:lvlJc w:val="left"/>
+      <w:pPr>
+        <w:tabs>
+          <w:tab w:val="num" w:pos="0"/>
+        </w:tabs>
+        <w:ind w:left="3600" w:hanging="480"/>
+      </w:pPr>
+      <w:rPr>
+        <w:rFonts w:ascii="Symbol" w:hAnsi="Symbol" w:cs="Symbol" w:hint="default"/>
+      </w:rPr>
+    </w:lvl>
+    <w:lvl w:ilvl="5">
+      <w:start w:val="0"/>
+      <w:numFmt w:val="bullet"/>
+      <w:lvlText w:val=""/>
+      <w:lvlJc w:val="left"/>
+      <w:pPr>
+        <w:tabs>
+          <w:tab w:val="num" w:pos="0"/>
+        </w:tabs>
+        <w:ind w:left="4320" w:hanging="480"/>
+      </w:pPr>
+      <w:rPr>
+        <w:rFonts w:ascii="Symbol" w:hAnsi="Symbol" w:cs="Symbol" w:hint="default"/>
+      </w:rPr>
+    </w:lvl>
+    <w:lvl w:ilvl="6">
+      <w:start w:val="0"/>
+      <w:numFmt w:val="bullet"/>
+      <w:lvlText w:val=""/>
+      <w:lvlJc w:val="left"/>
+      <w:pPr>
+        <w:tabs>
+          <w:tab w:val="num" w:pos="0"/>
+        </w:tabs>
+        <w:ind w:left="5040" w:hanging="480"/>
+      </w:pPr>
+      <w:rPr>
+        <w:rFonts w:ascii="Symbol" w:hAnsi="Symbol" w:cs="Symbol" w:hint="default"/>
+      </w:rPr>
+    </w:lvl>
+    <w:lvl w:ilvl="7">
+      <w:start w:val="0"/>
+      <w:numFmt w:val="bullet"/>
+      <w:lvlText w:val=""/>
+      <w:lvlJc w:val="left"/>
+      <w:pPr>
+        <w:tabs>
+          <w:tab w:val="num" w:pos="0"/>
+        </w:tabs>
+        <w:ind w:left="5760" w:hanging="480"/>
+      </w:pPr>
+      <w:rPr>
+        <w:rFonts w:ascii="Symbol" w:hAnsi="Symbol" w:cs="Symbol" w:hint="default"/>
+      </w:rPr>
+    </w:lvl>
+    <w:lvl w:ilvl="8">
+      <w:start w:val="0"/>
+      <w:numFmt w:val="bullet"/>
+      <w:lvlText w:val=""/>
+      <w:lvlJc w:val="left"/>
+      <w:pPr>
+        <w:tabs>
+          <w:tab w:val="num" w:pos="0"/>
+        </w:tabs>
+        <w:ind w:left="6480" w:hanging="480"/>
+      </w:pPr>
+      <w:rPr>
+        <w:rFonts w:ascii="Symbol" w:hAnsi="Symbol" w:cs="Symbol" w:hint="default"/>
+      </w:rPr>
+    </w:lvl>
+  </w:abstractNum>
+  <w:abstractNum w:abstractNumId="30">
+    <w:lvl w:ilvl="0">
       <w:start w:val="1"/>
       <w:numFmt w:val="none"/>
       <w:suff w:val="nothing"/>
@@ -7946,13 +8951,13 @@
     <w:abstractNumId w:val="27"/>
   </w:num>
   <w:num w:numId="28">
-    <w:abstractNumId w:val="1"/>
+    <w:abstractNumId w:val="28"/>
   </w:num>
   <w:num w:numId="29">
-    <w:abstractNumId w:val="1"/>
+    <w:abstractNumId w:val="29"/>
   </w:num>
   <w:num w:numId="30">
-    <w:abstractNumId w:val="1"/>
+    <w:abstractNumId w:val="30"/>
   </w:num>
   <w:num w:numId="31">
     <w:abstractNumId w:val="1"/>
@@ -8219,6 +9224,42 @@
     <w:abstractNumId w:val="1"/>
   </w:num>
   <w:num w:numId="119">
+    <w:abstractNumId w:val="1"/>
+  </w:num>
+  <w:num w:numId="120">
+    <w:abstractNumId w:val="1"/>
+  </w:num>
+  <w:num w:numId="121">
+    <w:abstractNumId w:val="1"/>
+  </w:num>
+  <w:num w:numId="122">
+    <w:abstractNumId w:val="1"/>
+  </w:num>
+  <w:num w:numId="123">
+    <w:abstractNumId w:val="1"/>
+  </w:num>
+  <w:num w:numId="124">
+    <w:abstractNumId w:val="1"/>
+  </w:num>
+  <w:num w:numId="125">
+    <w:abstractNumId w:val="1"/>
+  </w:num>
+  <w:num w:numId="126">
+    <w:abstractNumId w:val="1"/>
+  </w:num>
+  <w:num w:numId="127">
+    <w:abstractNumId w:val="1"/>
+  </w:num>
+  <w:num w:numId="128">
+    <w:abstractNumId w:val="1"/>
+  </w:num>
+  <w:num w:numId="129">
+    <w:abstractNumId w:val="1"/>
+  </w:num>
+  <w:num w:numId="130">
+    <w:abstractNumId w:val="1"/>
+  </w:num>
+  <w:num w:numId="131">
     <w:abstractNumId w:val="1"/>
   </w:num>
 </w:numbering>

--- a/docs/docx/versions.docx
+++ b/docs/docx/versions.docx
@@ -93,7 +93,7 @@
             </w:rPr>
             <w:fldChar w:fldCharType="separate"/>
           </w:r>
-          <w:hyperlink w:anchor="__RefHeading___Toc34392_1804324697">
+          <w:hyperlink w:anchor="__RefHeading___Toc844_3459273207">
             <w:r>
               <w:rPr>
                 <w:webHidden/>
@@ -114,13 +114,13 @@
             </w:tabs>
             <w:rPr/>
           </w:pPr>
-          <w:hyperlink w:anchor="__RefHeading___Toc34394_1804324697">
+          <w:hyperlink w:anchor="__RefHeading___Toc846_3459273207">
             <w:r>
               <w:rPr>
                 <w:webHidden/>
                 <w:rStyle w:val="IndexLink"/>
               </w:rPr>
-              <w:t>1.1 v1.0.0 — промышленная эксплуатация (29.10.2026)</w:t>
+              <w:t>1.1 v1.0.0 — промышленная эксплуатация (30.10.2026)</w:t>
               <w:tab/>
               <w:t>4</w:t>
             </w:r>
@@ -135,7 +135,7 @@
             </w:tabs>
             <w:rPr/>
           </w:pPr>
-          <w:hyperlink w:anchor="__RefHeading___Toc34396_1804324697">
+          <w:hyperlink w:anchor="__RefHeading___Toc848_3459273207">
             <w:r>
               <w:rPr>
                 <w:webHidden/>
@@ -156,7 +156,7 @@
             </w:tabs>
             <w:rPr/>
           </w:pPr>
-          <w:hyperlink w:anchor="__RefHeading___Toc34398_1804324697">
+          <w:hyperlink w:anchor="__RefHeading___Toc850_3459273207">
             <w:r>
               <w:rPr>
                 <w:webHidden/>
@@ -177,7 +177,7 @@
             </w:tabs>
             <w:rPr/>
           </w:pPr>
-          <w:hyperlink w:anchor="__RefHeading___Toc34400_1804324697">
+          <w:hyperlink w:anchor="__RefHeading___Toc852_3459273207">
             <w:r>
               <w:rPr>
                 <w:webHidden/>
@@ -198,7 +198,7 @@
             </w:tabs>
             <w:rPr/>
           </w:pPr>
-          <w:hyperlink w:anchor="__RefHeading___Toc34402_1804324697">
+          <w:hyperlink w:anchor="__RefHeading___Toc854_3459273207">
             <w:r>
               <w:rPr>
                 <w:webHidden/>
@@ -219,7 +219,7 @@
             </w:tabs>
             <w:rPr/>
           </w:pPr>
-          <w:hyperlink w:anchor="__RefHeading___Toc34404_1804324697">
+          <w:hyperlink w:anchor="__RefHeading___Toc856_3459273207">
             <w:r>
               <w:rPr>
                 <w:webHidden/>
@@ -240,7 +240,7 @@
             </w:tabs>
             <w:rPr/>
           </w:pPr>
-          <w:hyperlink w:anchor="__RefHeading___Toc34406_1804324697">
+          <w:hyperlink w:anchor="__RefHeading___Toc858_3459273207">
             <w:r>
               <w:rPr>
                 <w:webHidden/>
@@ -261,7 +261,7 @@
             </w:tabs>
             <w:rPr/>
           </w:pPr>
-          <w:hyperlink w:anchor="__RefHeading___Toc34408_1804324697">
+          <w:hyperlink w:anchor="__RefHeading___Toc860_3459273207">
             <w:r>
               <w:rPr>
                 <w:webHidden/>
@@ -282,7 +282,7 @@
             </w:tabs>
             <w:rPr/>
           </w:pPr>
-          <w:hyperlink w:anchor="__RefHeading___Toc34410_1804324697">
+          <w:hyperlink w:anchor="__RefHeading___Toc862_3459273207">
             <w:r>
               <w:rPr>
                 <w:webHidden/>
@@ -307,7 +307,7 @@
         <w:pStyle w:val="Heading1"/>
         <w:rPr/>
       </w:pPr>
-      <w:bookmarkStart w:id="0" w:name="__RefHeading___Toc34392_1804324697"/>
+      <w:bookmarkStart w:id="0" w:name="__RefHeading___Toc844_3459273207"/>
       <w:bookmarkStart w:id="1" w:name="версии-и-авторство"/>
       <w:bookmarkEnd w:id="0"/>
       <w:r>
@@ -683,7 +683,7 @@
                 <w:szCs w:val="24"/>
                 <w:lang w:val="en-US" w:eastAsia="en-US" w:bidi="ar-SA"/>
               </w:rPr>
-              <w:t>29.10.2026</w:t>
+              <w:t>30.10.2026</w:t>
             </w:r>
           </w:p>
         </w:tc>
@@ -1977,7 +1977,7 @@
         <w:pStyle w:val="Heading2"/>
         <w:rPr/>
       </w:pPr>
-      <w:bookmarkStart w:id="2" w:name="__RefHeading___Toc34394_1804324697"/>
+      <w:bookmarkStart w:id="2" w:name="__RefHeading___Toc846_3459273207"/>
       <w:bookmarkEnd w:id="2"/>
       <w:r>
         <w:rPr>
@@ -1988,7 +1988,7 @@
       <w:r>
         <w:rPr/>
         <w:tab/>
-        <w:t>v1.0.0 — промышленная эксплуатация (29.10.2026)</w:t>
+        <w:t>v1.0.0 — промышленная эксплуатация (30.10.2026)</w:t>
       </w:r>
     </w:p>
     <w:p>
@@ -2341,7 +2341,7 @@
         <w:pStyle w:val="Heading2"/>
         <w:rPr/>
       </w:pPr>
-      <w:bookmarkStart w:id="7" w:name="__RefHeading___Toc34396_1804324697"/>
+      <w:bookmarkStart w:id="7" w:name="__RefHeading___Toc848_3459273207"/>
       <w:bookmarkStart w:id="8" w:name="v0.6.0-готовность-к-приёмке-29.10.2026"/>
       <w:bookmarkEnd w:id="7"/>
       <w:r>
@@ -2747,7 +2747,7 @@
         <w:pStyle w:val="Heading2"/>
         <w:rPr/>
       </w:pPr>
-      <w:bookmarkStart w:id="16" w:name="__RefHeading___Toc34398_1804324697"/>
+      <w:bookmarkStart w:id="16" w:name="__RefHeading___Toc850_3459273207"/>
       <w:bookmarkStart w:id="17" w:name="Xe9266f3000445aa7c9c2b214aaea10a9fd8b9ff"/>
       <w:bookmarkEnd w:id="16"/>
       <w:r>
@@ -3243,7 +3243,7 @@
         <w:pStyle w:val="Heading2"/>
         <w:rPr/>
       </w:pPr>
-      <w:bookmarkStart w:id="26" w:name="__RefHeading___Toc34400_1804324697"/>
+      <w:bookmarkStart w:id="26" w:name="__RefHeading___Toc852_3459273207"/>
       <w:bookmarkStart w:id="27" w:name="v0.4.0-интеграции-28.10.2026"/>
       <w:bookmarkEnd w:id="26"/>
       <w:r>
@@ -3596,7 +3596,7 @@
         <w:pStyle w:val="Heading2"/>
         <w:rPr/>
       </w:pPr>
-      <w:bookmarkStart w:id="34" w:name="__RefHeading___Toc34402_1804324697"/>
+      <w:bookmarkStart w:id="34" w:name="__RefHeading___Toc854_3459273207"/>
       <w:bookmarkStart w:id="35" w:name="v0.3.0-корпоративное-качество-28.10.2026"/>
       <w:bookmarkEnd w:id="34"/>
       <w:r>
@@ -3999,7 +3999,7 @@
         <w:pStyle w:val="Heading2"/>
         <w:rPr/>
       </w:pPr>
-      <w:bookmarkStart w:id="43" w:name="__RefHeading___Toc34404_1804324697"/>
+      <w:bookmarkStart w:id="43" w:name="__RefHeading___Toc856_3459273207"/>
       <w:bookmarkStart w:id="44" w:name="X9b04730156bcd71f0b3445b43719c592d93c869"/>
       <w:bookmarkEnd w:id="43"/>
       <w:r>
@@ -4132,7 +4132,7 @@
         <w:pStyle w:val="Heading2"/>
         <w:rPr/>
       </w:pPr>
-      <w:bookmarkStart w:id="46" w:name="__RefHeading___Toc34406_1804324697"/>
+      <w:bookmarkStart w:id="46" w:name="__RefHeading___Toc858_3459273207"/>
       <w:bookmarkStart w:id="47" w:name="X79554f50ebce6fa86b5cdd2299f0c44f55f933d"/>
       <w:bookmarkEnd w:id="46"/>
       <w:r>
@@ -4347,7 +4347,7 @@
         <w:pStyle w:val="Heading2"/>
         <w:rPr/>
       </w:pPr>
-      <w:bookmarkStart w:id="53" w:name="__RefHeading___Toc34408_1804324697"/>
+      <w:bookmarkStart w:id="53" w:name="__RefHeading___Toc860_3459273207"/>
       <w:bookmarkStart w:id="54" w:name="X0bb73537403cee04049b799011b8c8c4690a01b"/>
       <w:bookmarkEnd w:id="53"/>
       <w:r>
@@ -4657,7 +4657,7 @@
         <w:pStyle w:val="Heading2"/>
         <w:rPr/>
       </w:pPr>
-      <w:bookmarkStart w:id="61" w:name="__RefHeading___Toc34410_1804324697"/>
+      <w:bookmarkStart w:id="61" w:name="__RefHeading___Toc862_3459273207"/>
       <w:bookmarkStart w:id="62" w:name="прежние-выпуски-прототипа"/>
       <w:bookmarkEnd w:id="61"/>
       <w:r>

--- a/docs/docx/versions.docx
+++ b/docs/docx/versions.docx
@@ -23,7 +23,7 @@
       </w:pPr>
       <w:r>
         <w:rPr/>
-        <w:t>Планировщик отпусков 1.0.0 · Выпуски, авторство и изменения</w:t>
+        <w:t>Планировщик отпусков 1.1.0 · Выпуски, авторство и изменения</w:t>
       </w:r>
     </w:p>
     <w:p>
@@ -93,7 +93,7 @@
             </w:rPr>
             <w:fldChar w:fldCharType="separate"/>
           </w:r>
-          <w:hyperlink w:anchor="__RefHeading___Toc844_3459273207">
+          <w:hyperlink w:anchor="__RefHeading___Toc25292_3125385251">
             <w:r>
               <w:rPr>
                 <w:webHidden/>
@@ -114,13 +114,13 @@
             </w:tabs>
             <w:rPr/>
           </w:pPr>
-          <w:hyperlink w:anchor="__RefHeading___Toc846_3459273207">
+          <w:hyperlink w:anchor="__RefHeading___Toc25294_3125385251">
             <w:r>
               <w:rPr>
                 <w:webHidden/>
                 <w:rStyle w:val="IndexLink"/>
               </w:rPr>
-              <w:t>1.1 v1.0.0 — промышленная эксплуатация (30.10.2026)</w:t>
+              <w:t>1.1 v1.1.0 — единообразие с «По Делу» (30.10.2026)</w:t>
               <w:tab/>
               <w:t>4</w:t>
             </w:r>
@@ -135,13 +135,13 @@
             </w:tabs>
             <w:rPr/>
           </w:pPr>
-          <w:hyperlink w:anchor="__RefHeading___Toc848_3459273207">
+          <w:hyperlink w:anchor="__RefHeading___Toc25296_3125385251">
             <w:r>
               <w:rPr>
                 <w:webHidden/>
                 <w:rStyle w:val="IndexLink"/>
               </w:rPr>
-              <w:t>1.2 v0.6.0 — готовность к приёмке (29.10.2026)</w:t>
+              <w:t>1.2 v1.0.0 — промышленная эксплуатация (30.10.2026)</w:t>
               <w:tab/>
               <w:t>5</w:t>
             </w:r>
@@ -156,13 +156,13 @@
             </w:tabs>
             <w:rPr/>
           </w:pPr>
-          <w:hyperlink w:anchor="__RefHeading___Toc850_3459273207">
+          <w:hyperlink w:anchor="__RefHeading___Toc25298_3125385251">
             <w:r>
               <w:rPr>
                 <w:webHidden/>
                 <w:rStyle w:val="IndexLink"/>
               </w:rPr>
-              <w:t>1.3 v0.5.0 — эксплуатация на 5000 пользователей (29.10.2026)</w:t>
+              <w:t>1.3 v0.6.0 — готовность к приёмке (29.10.2026)</w:t>
               <w:tab/>
               <w:t>6</w:t>
             </w:r>
@@ -177,13 +177,34 @@
             </w:tabs>
             <w:rPr/>
           </w:pPr>
-          <w:hyperlink w:anchor="__RefHeading___Toc852_3459273207">
+          <w:hyperlink w:anchor="__RefHeading___Toc25300_3125385251">
             <w:r>
               <w:rPr>
                 <w:webHidden/>
                 <w:rStyle w:val="IndexLink"/>
               </w:rPr>
-              <w:t>1.4 v0.4.0 — интеграции (28.10.2026)</w:t>
+              <w:t>1.4 v0.5.0 — эксплуатация на 5000 пользователей (29.10.2026)</w:t>
+              <w:tab/>
+              <w:t>7</w:t>
+            </w:r>
+          </w:hyperlink>
+        </w:p>
+        <w:p>
+          <w:pPr>
+            <w:pStyle w:val="TOC2"/>
+            <w:tabs>
+              <w:tab w:val="clear" w:pos="9077"/>
+              <w:tab w:val="right" w:pos="9359" w:leader="dot"/>
+            </w:tabs>
+            <w:rPr/>
+          </w:pPr>
+          <w:hyperlink w:anchor="__RefHeading___Toc25302_3125385251">
+            <w:r>
+              <w:rPr>
+                <w:webHidden/>
+                <w:rStyle w:val="IndexLink"/>
+              </w:rPr>
+              <w:t>1.5 v0.4.0 — интеграции (28.10.2026)</w:t>
               <w:tab/>
               <w:t>8</w:t>
             </w:r>
@@ -198,15 +219,15 @@
             </w:tabs>
             <w:rPr/>
           </w:pPr>
-          <w:hyperlink w:anchor="__RefHeading___Toc854_3459273207">
+          <w:hyperlink w:anchor="__RefHeading___Toc25304_3125385251">
             <w:r>
               <w:rPr>
                 <w:webHidden/>
                 <w:rStyle w:val="IndexLink"/>
               </w:rPr>
-              <w:t>1.5 v0.3.0 — корпоративное качество (28.10.2026)</w:t>
+              <w:t>1.6 v0.3.0 — корпоративное качество (28.10.2026)</w:t>
               <w:tab/>
-              <w:t>8</w:t>
+              <w:t>9</w:t>
             </w:r>
           </w:hyperlink>
         </w:p>
@@ -219,13 +240,13 @@
             </w:tabs>
             <w:rPr/>
           </w:pPr>
-          <w:hyperlink w:anchor="__RefHeading___Toc856_3459273207">
+          <w:hyperlink w:anchor="__RefHeading___Toc25306_3125385251">
             <w:r>
               <w:rPr>
                 <w:webHidden/>
                 <w:rStyle w:val="IndexLink"/>
               </w:rPr>
-              <w:t>1.6 v0.2.1 — читаемые схемы и Gantt-полосы (28.10.2026)</w:t>
+              <w:t>1.7 v0.2.1 — читаемые схемы и Gantt-полосы (28.10.2026)</w:t>
               <w:tab/>
               <w:t>10</w:t>
             </w:r>
@@ -240,13 +261,13 @@
             </w:tabs>
             <w:rPr/>
           </w:pPr>
-          <w:hyperlink w:anchor="__RefHeading___Toc858_3459273207">
+          <w:hyperlink w:anchor="__RefHeading___Toc25308_3125385251">
             <w:r>
               <w:rPr>
                 <w:webHidden/>
                 <w:rStyle w:val="IndexLink"/>
               </w:rPr>
-              <w:t>1.7 v0.2.0 — схемы, фирменный дизайн и первые выгрузки (27.10.2026)</w:t>
+              <w:t>1.8 v0.2.0 — схемы, фирменный дизайн и первые выгрузки (27.10.2026)</w:t>
               <w:tab/>
               <w:t>10</w:t>
             </w:r>
@@ -261,15 +282,15 @@
             </w:tabs>
             <w:rPr/>
           </w:pPr>
-          <w:hyperlink w:anchor="__RefHeading___Toc860_3459273207">
+          <w:hyperlink w:anchor="__RefHeading___Toc25310_3125385251">
             <w:r>
               <w:rPr>
                 <w:webHidden/>
                 <w:rStyle w:val="IndexLink"/>
               </w:rPr>
-              <w:t>1.8 v0.1.0 — зрелая платформа вместо прототипа (27.10.2026)</w:t>
+              <w:t>1.9 v0.1.0 — зрелая платформа вместо прототипа (27.10.2026)</w:t>
               <w:tab/>
-              <w:t>10</w:t>
+              <w:t>11</w:t>
             </w:r>
           </w:hyperlink>
         </w:p>
@@ -282,15 +303,15 @@
             </w:tabs>
             <w:rPr/>
           </w:pPr>
-          <w:hyperlink w:anchor="__RefHeading___Toc862_3459273207">
+          <w:hyperlink w:anchor="__RefHeading___Toc25312_3125385251">
             <w:r>
               <w:rPr>
                 <w:webHidden/>
                 <w:rStyle w:val="IndexLink"/>
               </w:rPr>
-              <w:t>1.9 Прежние выпуски прототипа</w:t>
+              <w:t>1.10 Прежние выпуски прототипа</w:t>
               <w:tab/>
-              <w:t>11</w:t>
+              <w:t>12</w:t>
             </w:r>
           </w:hyperlink>
           <w:r>
@@ -307,7 +328,7 @@
         <w:pStyle w:val="Heading1"/>
         <w:rPr/>
       </w:pPr>
-      <w:bookmarkStart w:id="0" w:name="__RefHeading___Toc844_3459273207"/>
+      <w:bookmarkStart w:id="0" w:name="__RefHeading___Toc25292_3125385251"/>
       <w:bookmarkStart w:id="1" w:name="версии-и-авторство"/>
       <w:bookmarkEnd w:id="0"/>
       <w:r>
@@ -615,6 +636,175 @@
                 <w:lang w:val="en-US" w:eastAsia="en-US" w:bidi="ar-SA"/>
               </w:rPr>
               <w:t>Суть</w:t>
+            </w:r>
+          </w:p>
+        </w:tc>
+      </w:tr>
+      <w:tr>
+        <w:trPr/>
+        <w:tc>
+          <w:tcPr>
+            <w:tcW w:w="1872" w:type="dxa"/>
+            <w:tcBorders>
+              <w:top w:val="single" w:sz="4" w:space="0" w:color="D6DCEA"/>
+              <w:left w:val="single" w:sz="4" w:space="0" w:color="D6DCEA"/>
+              <w:bottom w:val="single" w:sz="4" w:space="0" w:color="D6DCEA"/>
+              <w:right w:val="single" w:sz="4" w:space="0" w:color="D6DCEA"/>
+            </w:tcBorders>
+          </w:tcPr>
+          <w:p>
+            <w:pPr>
+              <w:pStyle w:val="Compact"/>
+              <w:widowControl/>
+              <w:spacing w:before="36" w:after="40"/>
+              <w:jc w:val="left"/>
+              <w:rPr>
+                <w:kern w:val="0"/>
+                <w:szCs w:val="24"/>
+                <w:lang w:val="en-US" w:eastAsia="en-US" w:bidi="ar-SA"/>
+              </w:rPr>
+            </w:pPr>
+            <w:r>
+              <w:rPr>
+                <w:kern w:val="0"/>
+                <w:sz w:val="18"/>
+                <w:szCs w:val="24"/>
+                <w:lang w:val="en-US" w:eastAsia="en-US" w:bidi="ar-SA"/>
+              </w:rPr>
+              <w:t>v1.1.0</w:t>
+            </w:r>
+          </w:p>
+        </w:tc>
+        <w:tc>
+          <w:tcPr>
+            <w:tcW w:w="1872" w:type="dxa"/>
+            <w:tcBorders>
+              <w:top w:val="single" w:sz="4" w:space="0" w:color="D6DCEA"/>
+              <w:left w:val="single" w:sz="4" w:space="0" w:color="D6DCEA"/>
+              <w:bottom w:val="single" w:sz="4" w:space="0" w:color="D6DCEA"/>
+              <w:right w:val="single" w:sz="4" w:space="0" w:color="D6DCEA"/>
+            </w:tcBorders>
+          </w:tcPr>
+          <w:p>
+            <w:pPr>
+              <w:pStyle w:val="Compact"/>
+              <w:widowControl/>
+              <w:spacing w:before="36" w:after="40"/>
+              <w:jc w:val="left"/>
+              <w:rPr>
+                <w:kern w:val="0"/>
+                <w:szCs w:val="24"/>
+                <w:lang w:val="en-US" w:eastAsia="en-US" w:bidi="ar-SA"/>
+              </w:rPr>
+            </w:pPr>
+            <w:r>
+              <w:rPr>
+                <w:kern w:val="0"/>
+                <w:sz w:val="18"/>
+                <w:szCs w:val="24"/>
+                <w:lang w:val="en-US" w:eastAsia="en-US" w:bidi="ar-SA"/>
+              </w:rPr>
+              <w:t>30.10.2026</w:t>
+            </w:r>
+          </w:p>
+        </w:tc>
+        <w:tc>
+          <w:tcPr>
+            <w:tcW w:w="1872" w:type="dxa"/>
+            <w:tcBorders>
+              <w:top w:val="single" w:sz="4" w:space="0" w:color="D6DCEA"/>
+              <w:left w:val="single" w:sz="4" w:space="0" w:color="D6DCEA"/>
+              <w:bottom w:val="single" w:sz="4" w:space="0" w:color="D6DCEA"/>
+              <w:right w:val="single" w:sz="4" w:space="0" w:color="D6DCEA"/>
+            </w:tcBorders>
+          </w:tcPr>
+          <w:p>
+            <w:pPr>
+              <w:pStyle w:val="Compact"/>
+              <w:widowControl/>
+              <w:spacing w:before="36" w:after="40"/>
+              <w:jc w:val="left"/>
+              <w:rPr>
+                <w:kern w:val="0"/>
+                <w:szCs w:val="24"/>
+                <w:lang w:val="en-US" w:eastAsia="en-US" w:bidi="ar-SA"/>
+              </w:rPr>
+            </w:pPr>
+            <w:r>
+              <w:rPr>
+                <w:rStyle w:val="VerbatimChar"/>
+                <w:kern w:val="0"/>
+                <w:sz w:val="18"/>
+                <w:szCs w:val="24"/>
+                <w:lang w:val="en-US" w:eastAsia="en-US" w:bidi="ar-SA"/>
+              </w:rPr>
+              <w:t>v1.1.0</w:t>
+            </w:r>
+          </w:p>
+        </w:tc>
+        <w:tc>
+          <w:tcPr>
+            <w:tcW w:w="1872" w:type="dxa"/>
+            <w:tcBorders>
+              <w:top w:val="single" w:sz="4" w:space="0" w:color="D6DCEA"/>
+              <w:left w:val="single" w:sz="4" w:space="0" w:color="D6DCEA"/>
+              <w:bottom w:val="single" w:sz="4" w:space="0" w:color="D6DCEA"/>
+              <w:right w:val="single" w:sz="4" w:space="0" w:color="D6DCEA"/>
+            </w:tcBorders>
+          </w:tcPr>
+          <w:p>
+            <w:pPr>
+              <w:pStyle w:val="Compact"/>
+              <w:widowControl/>
+              <w:spacing w:before="36" w:after="40"/>
+              <w:jc w:val="left"/>
+              <w:rPr>
+                <w:kern w:val="0"/>
+                <w:szCs w:val="24"/>
+                <w:lang w:val="en-US" w:eastAsia="en-US" w:bidi="ar-SA"/>
+              </w:rPr>
+            </w:pPr>
+            <w:r>
+              <w:rPr>
+                <w:kern w:val="0"/>
+                <w:sz w:val="18"/>
+                <w:szCs w:val="24"/>
+                <w:lang w:val="en-US" w:eastAsia="en-US" w:bidi="ar-SA"/>
+              </w:rPr>
+              <w:t>ayurasov (разработка — с ИИ-ассистентом Claude Code)</w:t>
+            </w:r>
+          </w:p>
+        </w:tc>
+        <w:tc>
+          <w:tcPr>
+            <w:tcW w:w="1872" w:type="dxa"/>
+            <w:tcBorders>
+              <w:top w:val="single" w:sz="4" w:space="0" w:color="D6DCEA"/>
+              <w:left w:val="single" w:sz="4" w:space="0" w:color="D6DCEA"/>
+              <w:bottom w:val="single" w:sz="4" w:space="0" w:color="D6DCEA"/>
+              <w:right w:val="single" w:sz="4" w:space="0" w:color="D6DCEA"/>
+            </w:tcBorders>
+          </w:tcPr>
+          <w:p>
+            <w:pPr>
+              <w:pStyle w:val="Compact"/>
+              <w:widowControl/>
+              <w:spacing w:before="36" w:after="40"/>
+              <w:jc w:val="left"/>
+              <w:rPr>
+                <w:kern w:val="0"/>
+                <w:szCs w:val="24"/>
+                <w:lang w:val="en-US" w:eastAsia="en-US" w:bidi="ar-SA"/>
+              </w:rPr>
+            </w:pPr>
+            <w:r>
+              <w:rPr>
+                <w:kern w:val="0"/>
+                <w:sz w:val="18"/>
+                <w:szCs w:val="24"/>
+                <w:lang w:val="en-US" w:eastAsia="en-US" w:bidi="ar-SA"/>
+              </w:rPr>
+              <w:t>Единообразие с «По Делу»: дерево подразделений и правило руководителя, импорт и экспорт структуры и сотрудников, руководство в приложении, ревизия интерфейса</w:t>
             </w:r>
           </w:p>
         </w:tc>
@@ -1977,7 +2167,7 @@
         <w:pStyle w:val="Heading2"/>
         <w:rPr/>
       </w:pPr>
-      <w:bookmarkStart w:id="2" w:name="__RefHeading___Toc846_3459273207"/>
+      <w:bookmarkStart w:id="2" w:name="__RefHeading___Toc25294_3125385251"/>
       <w:bookmarkEnd w:id="2"/>
       <w:r>
         <w:rPr>
@@ -1988,7 +2178,7 @@
       <w:r>
         <w:rPr/>
         <w:tab/>
-        <w:t>v1.0.0 — промышленная эксплуатация (30.10.2026)</w:t>
+        <w:t>v1.1.0 — единообразие с «По Делу» (30.10.2026)</w:t>
       </w:r>
     </w:p>
     <w:p>
@@ -2008,7 +2198,7 @@
         <w:rPr>
           <w:rStyle w:val="VerbatimChar"/>
         </w:rPr>
-        <w:t>v1.0.0</w:t>
+        <w:t>v1.1.0</w:t>
       </w:r>
       <w:r>
         <w:rPr/>
@@ -2028,7 +2218,7 @@
         <w:rPr>
           <w:rStyle w:val="VerbatimChar"/>
         </w:rPr>
-        <w:t>v1.0.0</w:t>
+        <w:t>v1.1.0</w:t>
       </w:r>
       <w:r>
         <w:rPr/>
@@ -2049,7 +2239,7 @@
         <w:rPr>
           <w:rStyle w:val="VerbatimChar"/>
         </w:rPr>
-        <w:t>docs/release-notes/v1.0.0.md</w:t>
+        <w:t>docs/release-notes/v1.1.0.md</w:t>
       </w:r>
       <w:r>
         <w:rPr/>
@@ -2072,48 +2262,6 @@
         <w:rPr/>
         <w:tab/>
         <w:t>Что увидит пользователь</w:t>
-      </w:r>
-    </w:p>
-    <w:p>
-      <w:pPr>
-        <w:pStyle w:val="Compact"/>
-        <w:numPr>
-          <w:ilvl w:val="0"/>
-          <w:numId w:val="31"/>
-        </w:numPr>
-        <w:rPr/>
-      </w:pPr>
-      <w:r>
-        <w:rPr/>
-        <w:t>График открывается быстрее в часы пик: вкладки больше не перечитывают его одновременно; выгрузка Т-7 не задерживает работу остальных; открытие кампании и напоминание не вызывают волну запросов уведомлений.</w:t>
-      </w:r>
-    </w:p>
-    <w:p>
-      <w:pPr>
-        <w:pStyle w:val="Compact"/>
-        <w:numPr>
-          <w:ilvl w:val="0"/>
-          <w:numId w:val="32"/>
-        </w:numPr>
-        <w:rPr/>
-      </w:pPr>
-      <w:r>
-        <w:rPr/>
-        <w:t>Сотрудника не выбрасывает на экран входа при открытии новой вкладки, перегрузке или перезапуске сервера; перезапуск и обновление сервера занимают секунды.</w:t>
-      </w:r>
-    </w:p>
-    <w:p>
-      <w:pPr>
-        <w:pStyle w:val="Compact"/>
-        <w:numPr>
-          <w:ilvl w:val="0"/>
-          <w:numId w:val="33"/>
-        </w:numPr>
-        <w:rPr/>
-      </w:pPr>
-      <w:r>
-        <w:rPr/>
-        <w:t>Уведомление о смене или выдаче пароля; «Код запроса» в сообщении об ошибке сервера.</w:t>
       </w:r>
     </w:p>
     <w:p>
@@ -2125,29 +2273,9 @@
         </w:numPr>
         <w:rPr/>
       </w:pPr>
-      <w:bookmarkStart w:id="4" w:name="что-увидит-пользователь"/>
-      <w:r>
-        <w:rPr/>
-        <w:t>Приглашение кампании доходит письмом до всей организации за минуты.</w:t>
-      </w:r>
-      <w:bookmarkEnd w:id="4"/>
-    </w:p>
-    <w:p>
-      <w:pPr>
-        <w:pStyle w:val="Heading3"/>
-        <w:rPr/>
-      </w:pPr>
-      <w:bookmarkStart w:id="5" w:name="для-приёмки"/>
-      <w:r>
-        <w:rPr>
-          <w:rStyle w:val="SectionNumber"/>
-        </w:rPr>
-        <w:t>1.1.2</w:t>
-      </w:r>
-      <w:r>
-        <w:rPr/>
-        <w:tab/>
-        <w:t>Для приёмки</w:t>
+      <w:r>
+        <w:rPr/>
+        <w:t>Руководство пользователя внутри планировщика: оглавление, поиск, PDF; знак «?» у заголовка экрана открывает нужную главу.</w:t>
       </w:r>
     </w:p>
     <w:p>
@@ -2161,17 +2289,7 @@
       </w:pPr>
       <w:r>
         <w:rPr/>
-        <w:t>Нагрузка: 1 vCPU обслуживает 2000 сотрудников в разгар кампании и при входе всей организации за 15 минут; запас — ×2 на 1 vCPU и ×8 на рекомендуемых 2 vCPU; пики кампании, отказы под нагрузкой, 7 ч 15 мин непрерывной работы и рост данных за 5 лет. Найдено и исправлено 5 узких мест и 4 ошибки продукта (</w:t>
-      </w:r>
-      <w:r>
-        <w:rPr>
-          <w:rStyle w:val="VerbatimChar"/>
-        </w:rPr>
-        <w:t>docs/performance/report-v1.0.0.md</w:t>
-      </w:r>
-      <w:r>
-        <w:rPr/>
-        <w:t>).</w:t>
+        <w:t>Согласующий определяется по структуре компании, как в «По Делу»: руководитель подразделения, а без него — выше по дереву.</w:t>
       </w:r>
     </w:p>
     <w:p>
@@ -2183,19 +2301,29 @@
         </w:numPr>
         <w:rPr/>
       </w:pPr>
-      <w:r>
-        <w:rPr/>
-        <w:t>ИБ: матрица прав каждой операции каждой ролью, самооценка по OWASP ASVS L1, пакет для теста на проникновение (</w:t>
-      </w:r>
-      <w:r>
-        <w:rPr>
-          <w:rStyle w:val="VerbatimChar"/>
-        </w:rPr>
-        <w:t>docs/security/assessment-v1.0.0.md</w:t>
-      </w:r>
-      <w:r>
-        <w:rPr/>
-        <w:t>).</w:t>
+      <w:bookmarkStart w:id="4" w:name="что-увидит-пользователь"/>
+      <w:r>
+        <w:rPr/>
+        <w:t>Кадровая служба ведёт структуру деревом и переносит структуру и сотрудников из «По Делу» и обратно файлами на странице «Импорт и экспорт».</w:t>
+      </w:r>
+      <w:bookmarkEnd w:id="4"/>
+    </w:p>
+    <w:p>
+      <w:pPr>
+        <w:pStyle w:val="Heading3"/>
+        <w:rPr/>
+      </w:pPr>
+      <w:bookmarkStart w:id="5" w:name="совместимость"/>
+      <w:r>
+        <w:rPr>
+          <w:rStyle w:val="SectionNumber"/>
+        </w:rPr>
+        <w:t>1.1.2</w:t>
+      </w:r>
+      <w:r>
+        <w:rPr/>
+        <w:tab/>
+        <w:t>Совместимость</w:t>
       </w:r>
     </w:p>
     <w:p>
@@ -2209,17 +2337,7 @@
       </w:pPr>
       <w:r>
         <w:rPr/>
-        <w:t>Кадровая служба: программа и методика испытаний и протокол (</w:t>
-      </w:r>
-      <w:r>
-        <w:rPr>
-          <w:rStyle w:val="VerbatimChar"/>
-        </w:rPr>
-        <w:t>docs/acceptance/</w:t>
-      </w:r>
-      <w:r>
-        <w:rPr/>
-        <w:t>).</w:t>
+        <w:t>API — только добавляющие изменения; подпись подразделения совпадает с названием, пока в организации нет одноимённых подразделений.</w:t>
       </w:r>
     </w:p>
     <w:p>
@@ -2233,127 +2351,38 @@
       </w:pPr>
       <w:r>
         <w:rPr/>
-        <w:t xml:space="preserve">Реестр: девять документов </w:t>
+        <w:t xml:space="preserve">Миграция </w:t>
       </w:r>
       <w:r>
         <w:rPr>
           <w:rStyle w:val="VerbatimChar"/>
         </w:rPr>
-        <w:t>docs/registry/</w:t>
-      </w:r>
-      <w:r>
-        <w:rPr/>
-        <w:t>, SBOM и уведомления о лицензиях, дистрибутив с SHA-256.</w:t>
+        <w:t>20261101090000_org_structure</w:t>
+      </w:r>
+      <w:r>
+        <w:rPr/>
+        <w:t xml:space="preserve"> добавляет столбцы и меняет уникальность названия подразделения на «среди соседей»; существующие отделы становятся подразделениями верхнего уровня.</w:t>
       </w:r>
       <w:bookmarkEnd w:id="5"/>
     </w:p>
     <w:p>
       <w:pPr>
-        <w:pStyle w:val="Heading3"/>
-        <w:rPr/>
-      </w:pPr>
-      <w:bookmarkStart w:id="6" w:name="версии-и-ветки"/>
+        <w:pStyle w:val="Heading2"/>
+        <w:rPr/>
+      </w:pPr>
+      <w:bookmarkStart w:id="6" w:name="__RefHeading___Toc25296_3125385251"/>
+      <w:bookmarkStart w:id="7" w:name="Xc6762ae5e4661593663b39f6da2be0ce3c0da5f"/>
+      <w:bookmarkEnd w:id="6"/>
       <w:r>
         <w:rPr>
           <w:rStyle w:val="SectionNumber"/>
         </w:rPr>
-        <w:t>1.1.3</w:t>
+        <w:t>1.2</w:t>
       </w:r>
       <w:r>
         <w:rPr/>
         <w:tab/>
-        <w:t>Версии и ветки</w:t>
-      </w:r>
-    </w:p>
-    <w:p>
-      <w:pPr>
-        <w:pStyle w:val="FirstParagraph"/>
-        <w:rPr/>
-      </w:pPr>
-      <w:r>
-        <w:rPr/>
-        <w:t xml:space="preserve">С 1.0.0 номер версии — </w:t>
-      </w:r>
-      <w:r>
-        <w:rPr>
-          <w:rStyle w:val="VerbatimChar"/>
-        </w:rPr>
-        <w:t>X.Y.Z</w:t>
-      </w:r>
-      <w:r>
-        <w:rPr/>
-        <w:t xml:space="preserve"> без нуля впереди: </w:t>
-      </w:r>
-      <w:r>
-        <w:rPr>
-          <w:rStyle w:val="VerbatimChar"/>
-        </w:rPr>
-        <w:t>X</w:t>
-      </w:r>
-      <w:r>
-        <w:rPr/>
-        <w:t xml:space="preserve"> — несовместимые изменения API или данных, </w:t>
-      </w:r>
-      <w:r>
-        <w:rPr>
-          <w:rStyle w:val="VerbatimChar"/>
-        </w:rPr>
-        <w:t>Y</w:t>
-      </w:r>
-      <w:r>
-        <w:rPr/>
-        <w:t xml:space="preserve"> — новые возможности, </w:t>
-      </w:r>
-      <w:r>
-        <w:rPr>
-          <w:rStyle w:val="VerbatimChar"/>
-        </w:rPr>
-        <w:t>Z</w:t>
-      </w:r>
-      <w:r>
-        <w:rPr/>
-        <w:t xml:space="preserve"> — исправления. Ветки версий </w:t>
-      </w:r>
-      <w:r>
-        <w:rPr>
-          <w:rStyle w:val="VerbatimChar"/>
-        </w:rPr>
-        <w:t>vX.Y.Z</w:t>
-      </w:r>
-      <w:r>
-        <w:rPr/>
-        <w:t xml:space="preserve">, CI запускается на ветках </w:t>
-      </w:r>
-      <w:r>
-        <w:rPr>
-          <w:rStyle w:val="VerbatimChar"/>
-        </w:rPr>
-        <w:t>v*</w:t>
-      </w:r>
-      <w:r>
-        <w:rPr/>
-        <w:t>.</w:t>
-      </w:r>
-      <w:bookmarkEnd w:id="6"/>
-    </w:p>
-    <w:p>
-      <w:pPr>
-        <w:pStyle w:val="Heading2"/>
-        <w:rPr/>
-      </w:pPr>
-      <w:bookmarkStart w:id="7" w:name="__RefHeading___Toc848_3459273207"/>
-      <w:bookmarkStart w:id="8" w:name="v0.6.0-готовность-к-приёмке-29.10.2026"/>
-      <w:bookmarkEnd w:id="7"/>
-      <w:r>
-        <w:rPr>
-          <w:rStyle w:val="SectionNumber"/>
-        </w:rPr>
-        <w:t>1.2</w:t>
-      </w:r>
-      <w:r>
-        <w:rPr/>
-        <w:tab/>
-        <w:t>v0.6.0 — готовность к приёмке (29.10.2026)</w:t>
+        <w:t>v1.0.0 — промышленная эксплуатация (30.10.2026)</w:t>
       </w:r>
     </w:p>
     <w:p>
@@ -2373,7 +2402,7 @@
         <w:rPr>
           <w:rStyle w:val="VerbatimChar"/>
         </w:rPr>
-        <w:t>v0.6.0</w:t>
+        <w:t>v1.0.0</w:t>
       </w:r>
       <w:r>
         <w:rPr/>
@@ -2393,11 +2422,11 @@
         <w:rPr>
           <w:rStyle w:val="VerbatimChar"/>
         </w:rPr>
-        <w:t>v0.6.0</w:t>
-      </w:r>
-      <w:r>
-        <w:rPr/>
-        <w:t xml:space="preserve">. Автор: </w:t>
+        <w:t>v1.0.0</w:t>
+      </w:r>
+      <w:r>
+        <w:rPr/>
+        <w:t xml:space="preserve"> — владелец. Автор: </w:t>
       </w:r>
       <w:r>
         <w:rPr>
@@ -2408,6 +2437,16 @@
       </w:r>
       <w:r>
         <w:rPr/>
+        <w:t xml:space="preserve">. Заметки к выпуску — </w:t>
+      </w:r>
+      <w:r>
+        <w:rPr>
+          <w:rStyle w:val="VerbatimChar"/>
+        </w:rPr>
+        <w:t>docs/release-notes/v1.0.0.md</w:t>
+      </w:r>
+      <w:r>
+        <w:rPr/>
         <w:t>.</w:t>
       </w:r>
     </w:p>
@@ -2416,7 +2455,7 @@
         <w:pStyle w:val="Heading3"/>
         <w:rPr/>
       </w:pPr>
-      <w:bookmarkStart w:id="9" w:name="что-увидит-пользователь-1"/>
+      <w:bookmarkStart w:id="8" w:name="что-увидит-пользователь-1"/>
       <w:r>
         <w:rPr>
           <w:rStyle w:val="SectionNumber"/>
@@ -2439,15 +2478,8 @@
         <w:rPr/>
       </w:pPr>
       <w:r>
-        <w:rPr>
-          <w:b/>
-          <w:bCs/>
-        </w:rPr>
-        <w:t>График отпусков по ТК РФ от начала до конца.</w:t>
-      </w:r>
-      <w:r>
-        <w:rPr/>
-        <w:t xml:space="preserve"> Кадровая служба открывает планирование на следующий год со сроком — сотрудники получают приглашение и видят в «Моём отпуске», сколько дней из нормы уже запланировано и есть ли часть не короче 14 дней. Кадровая служба следит за прогрессом по отделам, напоминает не спланировавшим (за три дня до срока — автоматически), утверждает график с номером и датой документа и отметкой о мнении профсоюза и выгружает его по форме Т-7 — с переносами после утверждения в графах 8–9.</w:t>
+        <w:rPr/>
+        <w:t>График открывается быстрее в часы пик: вкладки больше не перечитывают его одновременно; выгрузка Т-7 не задерживает работу остальных; открытие кампании и напоминание не вызывают волну запросов уведомлений.</w:t>
       </w:r>
     </w:p>
     <w:p>
@@ -2460,15 +2492,8 @@
         <w:rPr/>
       </w:pPr>
       <w:r>
-        <w:rPr>
-          <w:b/>
-          <w:bCs/>
-        </w:rPr>
-        <w:t>Извещение о начале отпуска за две недели.</w:t>
-      </w:r>
-      <w:r>
-        <w:rPr/>
-        <w:t xml:space="preserve"> Сотрудник получает извещение и подтверждает ознакомление кнопкой «Ознакомлен»; кадровая служба видит в журнале, кто не подтвердил, особо — когда до отпуска три дня и меньше, печатает лист для подписи и выгружает журнал.</w:t>
+        <w:rPr/>
+        <w:t>Сотрудника не выбрасывает на экран входа при открытии новой вкладки, перегрузке или перезапуске сервера; перезапуск и обновление сервера занимают секунды.</w:t>
       </w:r>
     </w:p>
     <w:p>
@@ -2481,15 +2506,8 @@
         <w:rPr/>
       </w:pPr>
       <w:r>
-        <w:rPr>
-          <w:b/>
-          <w:bCs/>
-        </w:rPr>
-        <w:t>Замещение руководителя.</w:t>
-      </w:r>
-      <w:r>
-        <w:rPr/>
-        <w:t xml:space="preserve"> Уходя в отпуск, руководитель передаёт согласование коллеге на период — заявки команды не ждут его возвращения. Заявка без решения дольше срока организации сама передаётся вышестоящему руководителю.</w:t>
+        <w:rPr/>
+        <w:t>Уведомление о смене или выдаче пароля; «Код запроса» в сообщении об ошибке сервера.</w:t>
       </w:r>
     </w:p>
     <w:p>
@@ -2501,16 +2519,29 @@
         </w:numPr>
         <w:rPr/>
       </w:pPr>
-      <w:r>
-        <w:rPr>
-          <w:b/>
-          <w:bCs/>
-        </w:rPr>
-        <w:t>Безопасность входа.</w:t>
-      </w:r>
-      <w:r>
-        <w:rPr/>
-        <w:t xml:space="preserve"> Пароль, выданный кадровой службой, меняется при первом входе; пароли проверяются на стойкость; после серии неудачных попыток учётная запись временно блокируется, а сотрудник получает уведомление. В профиле видны все свои сеансы на устройствах — любой можно завершить. Кадровая служба видит журнал входов, снимает блокировки и завершает сеансы сотрудника.</w:t>
+      <w:bookmarkStart w:id="9" w:name="что-увидит-пользователь-1"/>
+      <w:r>
+        <w:rPr/>
+        <w:t>Приглашение кампании доходит письмом до всей организации за минуты.</w:t>
+      </w:r>
+      <w:bookmarkEnd w:id="9"/>
+    </w:p>
+    <w:p>
+      <w:pPr>
+        <w:pStyle w:val="Heading3"/>
+        <w:rPr/>
+      </w:pPr>
+      <w:bookmarkStart w:id="10" w:name="для-приёмки"/>
+      <w:r>
+        <w:rPr>
+          <w:rStyle w:val="SectionNumber"/>
+        </w:rPr>
+        <w:t>1.2.2</w:t>
+      </w:r>
+      <w:r>
+        <w:rPr/>
+        <w:tab/>
+        <w:t>Для приёмки</w:t>
       </w:r>
     </w:p>
     <w:p>
@@ -2523,34 +2554,18 @@
         <w:rPr/>
       </w:pPr>
       <w:r>
-        <w:rPr>
-          <w:b/>
-          <w:bCs/>
-        </w:rPr>
-        <w:t>Табельный номер</w:t>
-      </w:r>
-      <w:r>
-        <w:rPr/>
-        <w:t xml:space="preserve"> в карточке, поиске и импорте; реквизиты организации — в правилах.</w:t>
-      </w:r>
-      <w:bookmarkEnd w:id="9"/>
-    </w:p>
-    <w:p>
-      <w:pPr>
-        <w:pStyle w:val="Heading3"/>
-        <w:rPr/>
-      </w:pPr>
-      <w:bookmarkStart w:id="10" w:name="для-приёмки-1"/>
-      <w:r>
-        <w:rPr>
-          <w:rStyle w:val="SectionNumber"/>
-        </w:rPr>
-        <w:t>1.2.2</w:t>
-      </w:r>
-      <w:r>
-        <w:rPr/>
-        <w:tab/>
-        <w:t>Для приёмки</w:t>
+        <w:rPr/>
+        <w:t>Нагрузка: 1 vCPU обслуживает 2000 сотрудников в разгар кампании и при входе всей организации за 15 минут; запас — ×2 на 1 vCPU и ×8 на рекомендуемых 2 vCPU; пики кампании, отказы под нагрузкой, 7 ч 15 мин непрерывной работы и рост данных за 5 лет. Найдено и исправлено 5 узких мест и 4 ошибки продукта (</w:t>
+      </w:r>
+      <w:r>
+        <w:rPr>
+          <w:rStyle w:val="VerbatimChar"/>
+        </w:rPr>
+        <w:t>docs/performance/report-v1.0.0.md</w:t>
+      </w:r>
+      <w:r>
+        <w:rPr/>
+        <w:t>).</w:t>
       </w:r>
     </w:p>
     <w:p>
@@ -2564,7 +2579,17 @@
       </w:pPr>
       <w:r>
         <w:rPr/>
-        <w:t>Чек-лист безопасности для службы ИБ — документ 1: 16 требований, как они выполнены и какими тестами подтверждаются.</w:t>
+        <w:t>ИБ: матрица прав каждой операции каждой ролью, самооценка по OWASP ASVS L1, пакет для теста на проникновение (</w:t>
+      </w:r>
+      <w:r>
+        <w:rPr>
+          <w:rStyle w:val="VerbatimChar"/>
+        </w:rPr>
+        <w:t>docs/security/assessment-v1.0.0.md</w:t>
+      </w:r>
+      <w:r>
+        <w:rPr/>
+        <w:t>).</w:t>
       </w:r>
     </w:p>
     <w:p>
@@ -2578,13 +2603,13 @@
       </w:pPr>
       <w:r>
         <w:rPr/>
-        <w:t>Нагрузочная проверка: новые проверки сеанса, журнал входов и плановые задачи не ухудшили задержки v0.5.0 (</w:t>
+        <w:t>Кадровая служба: программа и методика испытаний и протокол (</w:t>
       </w:r>
       <w:r>
         <w:rPr>
           <w:rStyle w:val="VerbatimChar"/>
         </w:rPr>
-        <w:t>docs/progress/load-v0.6.0.md</w:t>
+        <w:t>docs/acceptance/</w:t>
       </w:r>
       <w:r>
         <w:rPr/>
@@ -2602,17 +2627,17 @@
       </w:pPr>
       <w:r>
         <w:rPr/>
-        <w:t>Аудит интерфейса новых экранов в светлой и тёмной темах и на телефоне (</w:t>
+        <w:t xml:space="preserve">Реестр: девять документов </w:t>
       </w:r>
       <w:r>
         <w:rPr>
           <w:rStyle w:val="VerbatimChar"/>
         </w:rPr>
-        <w:t>docs/progress/audit-v0.6.0.md</w:t>
-      </w:r>
-      <w:r>
-        <w:rPr/>
-        <w:t>).</w:t>
+        <w:t>docs/registry/</w:t>
+      </w:r>
+      <w:r>
+        <w:rPr/>
+        <w:t>, SBOM и уведомления о лицензиях, дистрибутив с SHA-256.</w:t>
       </w:r>
       <w:bookmarkEnd w:id="10"/>
     </w:p>
@@ -2621,7 +2646,7 @@
         <w:pStyle w:val="Heading3"/>
         <w:rPr/>
       </w:pPr>
-      <w:bookmarkStart w:id="11" w:name="исправленные-дефекты"/>
+      <w:bookmarkStart w:id="11" w:name="версии-и-ветки"/>
       <w:r>
         <w:rPr>
           <w:rStyle w:val="SectionNumber"/>
@@ -2631,7 +2656,99 @@
       <w:r>
         <w:rPr/>
         <w:tab/>
-        <w:t>Исправленные дефекты</w:t>
+        <w:t>Версии и ветки</w:t>
+      </w:r>
+    </w:p>
+    <w:p>
+      <w:pPr>
+        <w:pStyle w:val="FirstParagraph"/>
+        <w:rPr/>
+      </w:pPr>
+      <w:r>
+        <w:rPr/>
+        <w:t xml:space="preserve">С 1.0.0 номер версии — </w:t>
+      </w:r>
+      <w:r>
+        <w:rPr>
+          <w:rStyle w:val="VerbatimChar"/>
+        </w:rPr>
+        <w:t>X.Y.Z</w:t>
+      </w:r>
+      <w:r>
+        <w:rPr/>
+        <w:t xml:space="preserve"> без нуля впереди: </w:t>
+      </w:r>
+      <w:r>
+        <w:rPr>
+          <w:rStyle w:val="VerbatimChar"/>
+        </w:rPr>
+        <w:t>X</w:t>
+      </w:r>
+      <w:r>
+        <w:rPr/>
+        <w:t xml:space="preserve"> — несовместимые изменения API или данных, </w:t>
+      </w:r>
+      <w:r>
+        <w:rPr>
+          <w:rStyle w:val="VerbatimChar"/>
+        </w:rPr>
+        <w:t>Y</w:t>
+      </w:r>
+      <w:r>
+        <w:rPr/>
+        <w:t xml:space="preserve"> — новые возможности, </w:t>
+      </w:r>
+      <w:r>
+        <w:rPr>
+          <w:rStyle w:val="VerbatimChar"/>
+        </w:rPr>
+        <w:t>Z</w:t>
+      </w:r>
+      <w:r>
+        <w:rPr/>
+        <w:t xml:space="preserve"> — исправления. Ветки версий </w:t>
+      </w:r>
+      <w:r>
+        <w:rPr>
+          <w:rStyle w:val="VerbatimChar"/>
+        </w:rPr>
+        <w:t>vX.Y.Z</w:t>
+      </w:r>
+      <w:r>
+        <w:rPr/>
+        <w:t xml:space="preserve">, CI запускается на ветках </w:t>
+      </w:r>
+      <w:r>
+        <w:rPr>
+          <w:rStyle w:val="VerbatimChar"/>
+        </w:rPr>
+        <w:t>v*</w:t>
+      </w:r>
+      <w:r>
+        <w:rPr/>
+        <w:t>.</w:t>
+      </w:r>
+      <w:bookmarkEnd w:id="7"/>
+      <w:bookmarkEnd w:id="11"/>
+    </w:p>
+    <w:p>
+      <w:pPr>
+        <w:pStyle w:val="Heading2"/>
+        <w:rPr/>
+      </w:pPr>
+      <w:bookmarkStart w:id="12" w:name="__RefHeading___Toc25298_3125385251"/>
+      <w:bookmarkStart w:id="13" w:name="v0.6.0-готовность-к-приёмке-29.10.2026"/>
+      <w:bookmarkEnd w:id="12"/>
+      <w:r>
+        <w:rPr>
+          <w:rStyle w:val="SectionNumber"/>
+        </w:rPr>
+        <w:t>1.3</w:t>
+      </w:r>
+      <w:r>
+        <w:rPr/>
+        <w:tab/>
+        <w:t>v0.6.0 — готовность к приёмке (29.10.2026)</w:t>
       </w:r>
     </w:p>
     <w:p>
@@ -2645,7 +2762,66 @@
       </w:pPr>
       <w:r>
         <w:rPr/>
-        <w:t>Два одновременных обновления сеанса одним токеном получали две действующие пары токенов.</w:t>
+        <w:t xml:space="preserve">Ветка: </w:t>
+      </w:r>
+      <w:r>
+        <w:rPr>
+          <w:rStyle w:val="VerbatimChar"/>
+        </w:rPr>
+        <w:t>v0.6.0</w:t>
+      </w:r>
+      <w:r>
+        <w:rPr/>
+        <w:t xml:space="preserve">. Merge в </w:t>
+      </w:r>
+      <w:r>
+        <w:rPr>
+          <w:rStyle w:val="VerbatimChar"/>
+        </w:rPr>
+        <w:t>main</w:t>
+      </w:r>
+      <w:r>
+        <w:rPr/>
+        <w:t xml:space="preserve">, тег </w:t>
+      </w:r>
+      <w:r>
+        <w:rPr>
+          <w:rStyle w:val="VerbatimChar"/>
+        </w:rPr>
+        <w:t>v0.6.0</w:t>
+      </w:r>
+      <w:r>
+        <w:rPr/>
+        <w:t xml:space="preserve">. Автор: </w:t>
+      </w:r>
+      <w:r>
+        <w:rPr>
+          <w:b/>
+          <w:bCs/>
+        </w:rPr>
+        <w:t>ayurasov</w:t>
+      </w:r>
+      <w:r>
+        <w:rPr/>
+        <w:t>.</w:t>
+      </w:r>
+    </w:p>
+    <w:p>
+      <w:pPr>
+        <w:pStyle w:val="Heading3"/>
+        <w:rPr/>
+      </w:pPr>
+      <w:bookmarkStart w:id="14" w:name="что-увидит-пользователь-2"/>
+      <w:r>
+        <w:rPr>
+          <w:rStyle w:val="SectionNumber"/>
+        </w:rPr>
+        <w:t>1.3.1</w:t>
+      </w:r>
+      <w:r>
+        <w:rPr/>
+        <w:tab/>
+        <w:t>Что увидит пользователь</w:t>
       </w:r>
     </w:p>
     <w:p>
@@ -2658,8 +2834,15 @@
         <w:rPr/>
       </w:pPr>
       <w:r>
-        <w:rPr/>
-        <w:t>Руководитель отдела не видел в очереди заявки сотрудников отдела без руководителя, хотя мог по ним решать, а раздела «Заявки» у него не было.</w:t>
+        <w:rPr>
+          <w:b/>
+          <w:bCs/>
+        </w:rPr>
+        <w:t>График отпусков по ТК РФ от начала до конца.</w:t>
+      </w:r>
+      <w:r>
+        <w:rPr/>
+        <w:t xml:space="preserve"> Кадровая служба открывает планирование на следующий год со сроком — сотрудники получают приглашение и видят в «Моём отпуске», сколько дней из нормы уже запланировано и есть ли часть не короче 14 дней. Кадровая служба следит за прогрессом по отделам, напоминает не спланировавшим (за три дня до срока — автоматически), утверждает график с номером и датой документа и отметкой о мнении профсоюза и выгружает его по форме Т-7 — с переносами после утверждения в графах 8–9.</w:t>
       </w:r>
     </w:p>
     <w:p>
@@ -2671,29 +2854,16 @@
         </w:numPr>
         <w:rPr/>
       </w:pPr>
-      <w:bookmarkStart w:id="12" w:name="исправленные-дефекты"/>
-      <w:r>
-        <w:rPr/>
-        <w:t>Руководитель отдела без своего руководителя мог согласовать собственную заявку.</w:t>
-      </w:r>
-      <w:bookmarkEnd w:id="12"/>
-    </w:p>
-    <w:p>
-      <w:pPr>
-        <w:pStyle w:val="Heading3"/>
-        <w:rPr/>
-      </w:pPr>
-      <w:bookmarkStart w:id="13" w:name="инженерное"/>
-      <w:r>
-        <w:rPr>
-          <w:rStyle w:val="SectionNumber"/>
-        </w:rPr>
-        <w:t>1.2.4</w:t>
-      </w:r>
-      <w:r>
-        <w:rPr/>
-        <w:tab/>
-        <w:t>Инженерное</w:t>
+      <w:r>
+        <w:rPr>
+          <w:b/>
+          <w:bCs/>
+        </w:rPr>
+        <w:t>Извещение о начале отпуска за две недели.</w:t>
+      </w:r>
+      <w:r>
+        <w:rPr/>
+        <w:t xml:space="preserve"> Сотрудник получает извещение и подтверждает ознакомление кнопкой «Ознакомлен»; кадровая служба видит в журнале, кто не подтвердил, особо — когда до отпуска три дня и меньше, печатает лист для подписи и выгружает журнал.</w:t>
       </w:r>
     </w:p>
     <w:p>
@@ -2706,8 +2876,15 @@
         <w:rPr/>
       </w:pPr>
       <w:r>
-        <w:rPr/>
-        <w:t>Тесты: сервер — 194 (23 файла), клиент — 28 модульных, интерфейс — 16 сценариев Playwright.</w:t>
+        <w:rPr>
+          <w:b/>
+          <w:bCs/>
+        </w:rPr>
+        <w:t>Замещение руководителя.</w:t>
+      </w:r>
+      <w:r>
+        <w:rPr/>
+        <w:t xml:space="preserve"> Уходя в отпуск, руководитель передаёт согласование коллеге на период — заявки команды не ждут его возвращения. Заявка без решения дольше срока организации сама передаётся вышестоящему руководителю.</w:t>
       </w:r>
     </w:p>
     <w:p>
@@ -2720,8 +2897,15 @@
         <w:rPr/>
       </w:pPr>
       <w:r>
-        <w:rPr/>
-        <w:t>CI проверяет обновление с данных прошлого выпуска; проверка сразу нашла миграцию, падавшую на данных, — исправлено до выпуска.</w:t>
+        <w:rPr>
+          <w:b/>
+          <w:bCs/>
+        </w:rPr>
+        <w:t>Безопасность входа.</w:t>
+      </w:r>
+      <w:r>
+        <w:rPr/>
+        <w:t xml:space="preserve"> Пароль, выданный кадровой службой, меняется при первом входе; пароли проверяются на стойкость; после серии неудачных попыток учётная запись временно блокируется, а сотрудник получает уведомление. В профиле видны все свои сеансы на устройствах — любой можно завершить. Кадровая служба видит журнал входов, снимает блокировки и завершает сеансы сотрудника.</w:t>
       </w:r>
     </w:p>
     <w:p>
@@ -2733,33 +2917,35 @@
         </w:numPr>
         <w:rPr/>
       </w:pPr>
-      <w:bookmarkStart w:id="14" w:name="v0.6.0-готовность-к-приёмке-29.10.2026"/>
-      <w:bookmarkStart w:id="15" w:name="инженерное"/>
-      <w:r>
-        <w:rPr/>
-        <w:t>ADR-015 (сеансы и блокировка), ADR-016 (снимок утверждённого графика), ADR-017 (плановые задачи).</w:t>
+      <w:r>
+        <w:rPr>
+          <w:b/>
+          <w:bCs/>
+        </w:rPr>
+        <w:t>Табельный номер</w:t>
+      </w:r>
+      <w:r>
+        <w:rPr/>
+        <w:t xml:space="preserve"> в карточке, поиске и импорте; реквизиты организации — в правилах.</w:t>
       </w:r>
       <w:bookmarkEnd w:id="14"/>
-      <w:bookmarkEnd w:id="15"/>
-    </w:p>
-    <w:p>
-      <w:pPr>
-        <w:pStyle w:val="Heading2"/>
-        <w:rPr/>
-      </w:pPr>
-      <w:bookmarkStart w:id="16" w:name="__RefHeading___Toc850_3459273207"/>
-      <w:bookmarkStart w:id="17" w:name="Xe9266f3000445aa7c9c2b214aaea10a9fd8b9ff"/>
-      <w:bookmarkEnd w:id="16"/>
+    </w:p>
+    <w:p>
+      <w:pPr>
+        <w:pStyle w:val="Heading3"/>
+        <w:rPr/>
+      </w:pPr>
+      <w:bookmarkStart w:id="15" w:name="для-приёмки-1"/>
       <w:r>
         <w:rPr>
           <w:rStyle w:val="SectionNumber"/>
         </w:rPr>
-        <w:t>1.3</w:t>
+        <w:t>1.3.2</w:t>
       </w:r>
       <w:r>
         <w:rPr/>
         <w:tab/>
-        <w:t>v0.5.0 — эксплуатация на 5000 пользователей (29.10.2026)</w:t>
+        <w:t>Для приёмки</w:t>
       </w:r>
     </w:p>
     <w:p>
@@ -2773,66 +2959,7 @@
       </w:pPr>
       <w:r>
         <w:rPr/>
-        <w:t xml:space="preserve">Ветка: </w:t>
-      </w:r>
-      <w:r>
-        <w:rPr>
-          <w:rStyle w:val="VerbatimChar"/>
-        </w:rPr>
-        <w:t>v0.5.0</w:t>
-      </w:r>
-      <w:r>
-        <w:rPr/>
-        <w:t xml:space="preserve">. Merge в </w:t>
-      </w:r>
-      <w:r>
-        <w:rPr>
-          <w:rStyle w:val="VerbatimChar"/>
-        </w:rPr>
-        <w:t>main</w:t>
-      </w:r>
-      <w:r>
-        <w:rPr/>
-        <w:t xml:space="preserve">, тег </w:t>
-      </w:r>
-      <w:r>
-        <w:rPr>
-          <w:rStyle w:val="VerbatimChar"/>
-        </w:rPr>
-        <w:t>v0.5.0</w:t>
-      </w:r>
-      <w:r>
-        <w:rPr/>
-        <w:t xml:space="preserve">. Автор: </w:t>
-      </w:r>
-      <w:r>
-        <w:rPr>
-          <w:b/>
-          <w:bCs/>
-        </w:rPr>
-        <w:t>ayurasov</w:t>
-      </w:r>
-      <w:r>
-        <w:rPr/>
-        <w:t>.</w:t>
-      </w:r>
-    </w:p>
-    <w:p>
-      <w:pPr>
-        <w:pStyle w:val="Heading3"/>
-        <w:rPr/>
-      </w:pPr>
-      <w:bookmarkStart w:id="18" w:name="что-увидит-пользователь-2"/>
-      <w:r>
-        <w:rPr>
-          <w:rStyle w:val="SectionNumber"/>
-        </w:rPr>
-        <w:t>1.3.1</w:t>
-      </w:r>
-      <w:r>
-        <w:rPr/>
-        <w:tab/>
-        <w:t>Что увидит пользователь</w:t>
+        <w:t>Чек-лист безопасности для службы ИБ — документ 1: 16 требований, как они выполнены и какими тестами подтверждаются.</w:t>
       </w:r>
     </w:p>
     <w:p>
@@ -2845,15 +2972,18 @@
         <w:rPr/>
       </w:pPr>
       <w:r>
-        <w:rPr>
-          <w:b/>
-          <w:bCs/>
-        </w:rPr>
-        <w:t>Быстро при 5000 сотрудниках:</w:t>
-      </w:r>
-      <w:r>
-        <w:rPr/>
-        <w:t xml:space="preserve"> график организации открывается за полсекунды и плавно прокручивается; ответы остаются быстрыми, когда в планировщике одновременно работают сотни людей (проверено на 500 одновременных пользователях: 95 % ответов быстрее 0,3 с и ни одной ошибки за 16 минут; на v0.4.0 та же нагрузка давала ответы по 9–14 с).</w:t>
+        <w:rPr/>
+        <w:t>Нагрузочная проверка: новые проверки сеанса, журнал входов и плановые задачи не ухудшили задержки v0.5.0 (</w:t>
+      </w:r>
+      <w:r>
+        <w:rPr>
+          <w:rStyle w:val="VerbatimChar"/>
+        </w:rPr>
+        <w:t>docs/progress/load-v0.6.0.md</w:t>
+      </w:r>
+      <w:r>
+        <w:rPr/>
+        <w:t>).</w:t>
       </w:r>
     </w:p>
     <w:p>
@@ -2866,15 +2996,37 @@
         <w:rPr/>
       </w:pPr>
       <w:r>
-        <w:rPr>
-          <w:b/>
-          <w:bCs/>
-        </w:rPr>
-        <w:t>Изменения без обновления страницы:</w:t>
-      </w:r>
-      <w:r>
-        <w:rPr/>
-        <w:t xml:space="preserve"> уведомления о заявках и решениях приходят за пару секунд, график сам подтягивает изменения коллег.</w:t>
+        <w:rPr/>
+        <w:t>Аудит интерфейса новых экранов в светлой и тёмной темах и на телефоне (</w:t>
+      </w:r>
+      <w:r>
+        <w:rPr>
+          <w:rStyle w:val="VerbatimChar"/>
+        </w:rPr>
+        <w:t>docs/progress/audit-v0.6.0.md</w:t>
+      </w:r>
+      <w:r>
+        <w:rPr/>
+        <w:t>).</w:t>
+      </w:r>
+      <w:bookmarkEnd w:id="15"/>
+    </w:p>
+    <w:p>
+      <w:pPr>
+        <w:pStyle w:val="Heading3"/>
+        <w:rPr/>
+      </w:pPr>
+      <w:bookmarkStart w:id="16" w:name="исправленные-дефекты"/>
+      <w:r>
+        <w:rPr>
+          <w:rStyle w:val="SectionNumber"/>
+        </w:rPr>
+        <w:t>1.3.3</w:t>
+      </w:r>
+      <w:r>
+        <w:rPr/>
+        <w:tab/>
+        <w:t>Исправленные дефекты</w:t>
       </w:r>
     </w:p>
     <w:p>
@@ -2887,15 +3039,8 @@
         <w:rPr/>
       </w:pPr>
       <w:r>
-        <w:rPr>
-          <w:b/>
-          <w:bCs/>
-        </w:rPr>
-        <w:t>Доступ закрывается сразу:</w:t>
-      </w:r>
-      <w:r>
-        <w:rPr/>
-        <w:t xml:space="preserve"> после смены пароля или увольнения открытые вкладки теряют доступ в течение 10 секунд, а не через 15 минут.</w:t>
+        <w:rPr/>
+        <w:t>Два одновременных обновления сеанса одним токеном получали две действующие пары токенов.</w:t>
       </w:r>
     </w:p>
     <w:p>
@@ -2908,34 +3053,8 @@
         <w:rPr/>
       </w:pPr>
       <w:r>
-        <w:rPr>
-          <w:b/>
-          <w:bCs/>
-        </w:rPr>
-        <w:t>Перегрузка — понятным сообщением:</w:t>
-      </w:r>
-      <w:r>
-        <w:rPr/>
-        <w:t xml:space="preserve"> «Сервис перегружен. Повторите через несколько секунд» вместо внутренней ошибки.</w:t>
-      </w:r>
-      <w:bookmarkEnd w:id="18"/>
-    </w:p>
-    <w:p>
-      <w:pPr>
-        <w:pStyle w:val="Heading3"/>
-        <w:rPr/>
-      </w:pPr>
-      <w:bookmarkStart w:id="19" w:name="для-эксплуатации"/>
-      <w:r>
-        <w:rPr>
-          <w:rStyle w:val="SectionNumber"/>
-        </w:rPr>
-        <w:t>1.3.2</w:t>
-      </w:r>
-      <w:r>
-        <w:rPr/>
-        <w:tab/>
-        <w:t>Для эксплуатации</w:t>
+        <w:rPr/>
+        <w:t>Руководитель отдела не видел в очереди заявки сотрудников отдела без руководителя, хотя мог по ним решать, а раздела «Заявки» у него не было.</w:t>
       </w:r>
     </w:p>
     <w:p>
@@ -2947,9 +3066,29 @@
         </w:numPr>
         <w:rPr/>
       </w:pPr>
-      <w:r>
-        <w:rPr/>
-        <w:t>Метрики Prometheus, 15 правил оповещений и панель Grafana.</w:t>
+      <w:bookmarkStart w:id="17" w:name="исправленные-дефекты"/>
+      <w:r>
+        <w:rPr/>
+        <w:t>Руководитель отдела без своего руководителя мог согласовать собственную заявку.</w:t>
+      </w:r>
+      <w:bookmarkEnd w:id="17"/>
+    </w:p>
+    <w:p>
+      <w:pPr>
+        <w:pStyle w:val="Heading3"/>
+        <w:rPr/>
+      </w:pPr>
+      <w:bookmarkStart w:id="18" w:name="инженерное"/>
+      <w:r>
+        <w:rPr>
+          <w:rStyle w:val="SectionNumber"/>
+        </w:rPr>
+        <w:t>1.3.4</w:t>
+      </w:r>
+      <w:r>
+        <w:rPr/>
+        <w:tab/>
+        <w:t>Инженерное</w:t>
       </w:r>
     </w:p>
     <w:p>
@@ -2963,7 +3102,7 @@
       </w:pPr>
       <w:r>
         <w:rPr/>
-        <w:t>Потоковая реплика PostgreSQL и архив WAL: потеря данных при аварии — секунды, при потере обоих серверов — до 5 минут; переключение по инструкции за ~15 минут и проверка переключения в CI на каждый push.</w:t>
+        <w:t>Тесты: сервер — 194 (23 файла), клиент — 28 модульных, интерфейс — 16 сценариев Playwright.</w:t>
       </w:r>
     </w:p>
     <w:p>
@@ -2975,29 +3114,9 @@
         </w:numPr>
         <w:rPr/>
       </w:pPr>
-      <w:bookmarkStart w:id="20" w:name="для-эксплуатации"/>
-      <w:r>
-        <w:rPr/>
-        <w:t>Процессы по числу ядер, размер пула соединений рассчитывается сам.</w:t>
-      </w:r>
-      <w:bookmarkEnd w:id="20"/>
-    </w:p>
-    <w:p>
-      <w:pPr>
-        <w:pStyle w:val="Heading3"/>
-        <w:rPr/>
-      </w:pPr>
-      <w:bookmarkStart w:id="21" w:name="исправленные-дефекты-1"/>
-      <w:r>
-        <w:rPr>
-          <w:rStyle w:val="SectionNumber"/>
-        </w:rPr>
-        <w:t>1.3.3</w:t>
-      </w:r>
-      <w:r>
-        <w:rPr/>
-        <w:tab/>
-        <w:t>Исправленные дефекты</w:t>
+      <w:r>
+        <w:rPr/>
+        <w:t>CI проверяет обновление с данных прошлого выпуска; проверка сразу нашла миграцию, падавшую на данных, — исправлено до выпуска.</w:t>
       </w:r>
     </w:p>
     <w:p>
@@ -3009,9 +3128,33 @@
         </w:numPr>
         <w:rPr/>
       </w:pPr>
-      <w:r>
-        <w:rPr/>
-        <w:t>Редкая «внутренняя ошибка» при одновременной подаче заявок сотрудником и его руководителем в часы пик.</w:t>
+      <w:bookmarkStart w:id="19" w:name="v0.6.0-готовность-к-приёмке-29.10.2026"/>
+      <w:bookmarkStart w:id="20" w:name="инженерное"/>
+      <w:r>
+        <w:rPr/>
+        <w:t>ADR-015 (сеансы и блокировка), ADR-016 (снимок утверждённого графика), ADR-017 (плановые задачи).</w:t>
+      </w:r>
+      <w:bookmarkEnd w:id="19"/>
+      <w:bookmarkEnd w:id="20"/>
+    </w:p>
+    <w:p>
+      <w:pPr>
+        <w:pStyle w:val="Heading2"/>
+        <w:rPr/>
+      </w:pPr>
+      <w:bookmarkStart w:id="21" w:name="__RefHeading___Toc25300_3125385251"/>
+      <w:bookmarkStart w:id="22" w:name="Xe9266f3000445aa7c9c2b214aaea10a9fd8b9ff"/>
+      <w:bookmarkEnd w:id="21"/>
+      <w:r>
+        <w:rPr>
+          <w:rStyle w:val="SectionNumber"/>
+        </w:rPr>
+        <w:t>1.4</w:t>
+      </w:r>
+      <w:r>
+        <w:rPr/>
+        <w:tab/>
+        <w:t>v0.5.0 — эксплуатация на 5000 пользователей (29.10.2026)</w:t>
       </w:r>
     </w:p>
     <w:p>
@@ -3025,7 +3168,66 @@
       </w:pPr>
       <w:r>
         <w:rPr/>
-        <w:t>Смена пароля и увольнение не закрывали уже открытые сеансы до 15 минут.</w:t>
+        <w:t xml:space="preserve">Ветка: </w:t>
+      </w:r>
+      <w:r>
+        <w:rPr>
+          <w:rStyle w:val="VerbatimChar"/>
+        </w:rPr>
+        <w:t>v0.5.0</w:t>
+      </w:r>
+      <w:r>
+        <w:rPr/>
+        <w:t xml:space="preserve">. Merge в </w:t>
+      </w:r>
+      <w:r>
+        <w:rPr>
+          <w:rStyle w:val="VerbatimChar"/>
+        </w:rPr>
+        <w:t>main</w:t>
+      </w:r>
+      <w:r>
+        <w:rPr/>
+        <w:t xml:space="preserve">, тег </w:t>
+      </w:r>
+      <w:r>
+        <w:rPr>
+          <w:rStyle w:val="VerbatimChar"/>
+        </w:rPr>
+        <w:t>v0.5.0</w:t>
+      </w:r>
+      <w:r>
+        <w:rPr/>
+        <w:t xml:space="preserve">. Автор: </w:t>
+      </w:r>
+      <w:r>
+        <w:rPr>
+          <w:b/>
+          <w:bCs/>
+        </w:rPr>
+        <w:t>ayurasov</w:t>
+      </w:r>
+      <w:r>
+        <w:rPr/>
+        <w:t>.</w:t>
+      </w:r>
+    </w:p>
+    <w:p>
+      <w:pPr>
+        <w:pStyle w:val="Heading3"/>
+        <w:rPr/>
+      </w:pPr>
+      <w:bookmarkStart w:id="23" w:name="что-увидит-пользователь-3"/>
+      <w:r>
+        <w:rPr>
+          <w:rStyle w:val="SectionNumber"/>
+        </w:rPr>
+        <w:t>1.4.1</w:t>
+      </w:r>
+      <w:r>
+        <w:rPr/>
+        <w:tab/>
+        <w:t>Что увидит пользователь</w:t>
       </w:r>
     </w:p>
     <w:p>
@@ -3038,18 +3240,15 @@
         <w:rPr/>
       </w:pPr>
       <w:r>
-        <w:rPr/>
-        <w:t>Ответ на превышение попыток входа не говорил, когда повторять (</w:t>
-      </w:r>
-      <w:r>
-        <w:rPr>
-          <w:rStyle w:val="VerbatimChar"/>
-        </w:rPr>
-        <w:t>Retry-After</w:t>
-      </w:r>
-      <w:r>
-        <w:rPr/>
-        <w:t>).</w:t>
+        <w:rPr>
+          <w:b/>
+          <w:bCs/>
+        </w:rPr>
+        <w:t>Быстро при 5000 сотрудниках:</w:t>
+      </w:r>
+      <w:r>
+        <w:rPr/>
+        <w:t xml:space="preserve"> график организации открывается за полсекунды и плавно прокручивается; ответы остаются быстрыми, когда в планировщике одновременно работают сотни людей (проверено на 500 одновременных пользователях: 95 % ответов быстрее 0,3 с и ни одной ошибки за 16 минут; на v0.4.0 та же нагрузка давала ответы по 9–14 с).</w:t>
       </w:r>
     </w:p>
     <w:p>
@@ -3062,8 +3261,15 @@
         <w:rPr/>
       </w:pPr>
       <w:r>
-        <w:rPr/>
-        <w:t>Хеширование пароля останавливало сервер на 100 мс и выдавало по времени ответа, существует ли логин.</w:t>
+        <w:rPr>
+          <w:b/>
+          <w:bCs/>
+        </w:rPr>
+        <w:t>Изменения без обновления страницы:</w:t>
+      </w:r>
+      <w:r>
+        <w:rPr/>
+        <w:t xml:space="preserve"> уведомления о заявках и решениях приходят за пару секунд, график сам подтягивает изменения коллег.</w:t>
       </w:r>
     </w:p>
     <w:p>
@@ -3076,28 +3282,15 @@
         <w:rPr/>
       </w:pPr>
       <w:r>
-        <w:rPr/>
-        <w:t xml:space="preserve">После обновления только контейнера </w:t>
-      </w:r>
-      <w:r>
-        <w:rPr>
-          <w:rStyle w:val="VerbatimChar"/>
-        </w:rPr>
-        <w:t>server</w:t>
-      </w:r>
-      <w:r>
-        <w:rPr/>
-        <w:t xml:space="preserve"> стенд отвечал ошибкой 502 до перезапуска </w:t>
-      </w:r>
-      <w:r>
-        <w:rPr>
-          <w:rStyle w:val="VerbatimChar"/>
-        </w:rPr>
-        <w:t>web</w:t>
-      </w:r>
-      <w:r>
-        <w:rPr/>
-        <w:t>.</w:t>
+        <w:rPr>
+          <w:b/>
+          <w:bCs/>
+        </w:rPr>
+        <w:t>Доступ закрывается сразу:</w:t>
+      </w:r>
+      <w:r>
+        <w:rPr/>
+        <w:t xml:space="preserve"> после смены пароля или увольнения открытые вкладки теряют доступ в течение 10 секунд, а не через 15 минут.</w:t>
       </w:r>
     </w:p>
     <w:p>
@@ -3110,8 +3303,34 @@
         <w:rPr/>
       </w:pPr>
       <w:r>
-        <w:rPr/>
-        <w:t>Команда создания первого администратора в руководстве по развёртыванию печатала не хеш.</w:t>
+        <w:rPr>
+          <w:b/>
+          <w:bCs/>
+        </w:rPr>
+        <w:t>Перегрузка — понятным сообщением:</w:t>
+      </w:r>
+      <w:r>
+        <w:rPr/>
+        <w:t xml:space="preserve"> «Сервис перегружен. Повторите через несколько секунд» вместо внутренней ошибки.</w:t>
+      </w:r>
+      <w:bookmarkEnd w:id="23"/>
+    </w:p>
+    <w:p>
+      <w:pPr>
+        <w:pStyle w:val="Heading3"/>
+        <w:rPr/>
+      </w:pPr>
+      <w:bookmarkStart w:id="24" w:name="для-эксплуатации"/>
+      <w:r>
+        <w:rPr>
+          <w:rStyle w:val="SectionNumber"/>
+        </w:rPr>
+        <w:t>1.4.2</w:t>
+      </w:r>
+      <w:r>
+        <w:rPr/>
+        <w:tab/>
+        <w:t>Для эксплуатации</w:t>
       </w:r>
     </w:p>
     <w:p>
@@ -3125,17 +3344,7 @@
       </w:pPr>
       <w:r>
         <w:rPr/>
-        <w:t>Аудит интерфейса (</w:t>
-      </w:r>
-      <w:r>
-        <w:rPr>
-          <w:rStyle w:val="VerbatimChar"/>
-        </w:rPr>
-        <w:t>docs/progress/audit-v0.5.0.md</w:t>
-      </w:r>
-      <w:r>
-        <w:rPr/>
-        <w:t>): после сброса пароля или увольнения вкладка оставалась «вошедшей» — теперь переход на вход с объяснением; дробный перенос дней округлялся при правке карточки; руководитель при 5000 сотрудниках не находил подчинённых; предпросмотр заявки через Новый год считал праздники; вход отвечал «неверный пароль» при перегрузке и обрыве сети; модальные окна не удерживали фокус и не закрывались по Esc.</w:t>
+        <w:t>Метрики Prometheus, 15 правил оповещений и панель Grafana.</w:t>
       </w:r>
     </w:p>
     <w:p>
@@ -3147,29 +3356,9 @@
         </w:numPr>
         <w:rPr/>
       </w:pPr>
-      <w:bookmarkStart w:id="22" w:name="исправленные-дефекты-1"/>
-      <w:r>
-        <w:rPr/>
-        <w:t>Контраст текста в обеих темах — не ниже 4,5:1 (WCAG 2.1 AA); вкладки, фильтры и график удобнее на телефоне.</w:t>
-      </w:r>
-      <w:bookmarkEnd w:id="22"/>
-    </w:p>
-    <w:p>
-      <w:pPr>
-        <w:pStyle w:val="Heading3"/>
-        <w:rPr/>
-      </w:pPr>
-      <w:bookmarkStart w:id="23" w:name="инженерное-1"/>
-      <w:r>
-        <w:rPr>
-          <w:rStyle w:val="SectionNumber"/>
-        </w:rPr>
-        <w:t>1.3.4</w:t>
-      </w:r>
-      <w:r>
-        <w:rPr/>
-        <w:tab/>
-        <w:t>Инженерное</w:t>
+      <w:r>
+        <w:rPr/>
+        <w:t>Потоковая реплика PostgreSQL и архив WAL: потеря данных при аварии — секунды, при потере обоих серверов — до 5 минут; переключение по инструкции за ~15 минут и проверка переключения в CI на каждый push.</w:t>
       </w:r>
     </w:p>
     <w:p>
@@ -3181,29 +3370,29 @@
         </w:numPr>
         <w:rPr/>
       </w:pPr>
-      <w:r>
-        <w:rPr/>
-        <w:t xml:space="preserve">Тесты: сервер — 139 (18 файлов, модульные и e2e на PostgreSQL), клиент — 27 модульных, интерфейс — 12 сценариев Playwright; нагрузочные прогоны — </w:t>
-      </w:r>
-      <w:r>
-        <w:rPr>
-          <w:rStyle w:val="VerbatimChar"/>
-        </w:rPr>
-        <w:t>docs/progress/load-v0.5.0.md</w:t>
-      </w:r>
-      <w:r>
-        <w:rPr/>
-        <w:t xml:space="preserve">, аудит интерфейса — </w:t>
-      </w:r>
-      <w:r>
-        <w:rPr>
-          <w:rStyle w:val="VerbatimChar"/>
-        </w:rPr>
-        <w:t>docs/progress/audit-v0.5.0.md</w:t>
-      </w:r>
-      <w:r>
-        <w:rPr/>
-        <w:t>.</w:t>
+      <w:bookmarkStart w:id="25" w:name="для-эксплуатации"/>
+      <w:r>
+        <w:rPr/>
+        <w:t>Процессы по числу ядер, размер пула соединений рассчитывается сам.</w:t>
+      </w:r>
+      <w:bookmarkEnd w:id="25"/>
+    </w:p>
+    <w:p>
+      <w:pPr>
+        <w:pStyle w:val="Heading3"/>
+        <w:rPr/>
+      </w:pPr>
+      <w:bookmarkStart w:id="26" w:name="исправленные-дефекты-1"/>
+      <w:r>
+        <w:rPr>
+          <w:rStyle w:val="SectionNumber"/>
+        </w:rPr>
+        <w:t>1.4.3</w:t>
+      </w:r>
+      <w:r>
+        <w:rPr/>
+        <w:tab/>
+        <w:t>Исправленные дефекты</w:t>
       </w:r>
     </w:p>
     <w:p>
@@ -3217,7 +3406,7 @@
       </w:pPr>
       <w:r>
         <w:rPr/>
-        <w:t>Общее состояние процессов и экземпляров — только в PostgreSQL (ADR-012); живые обновления — SSE и опрос БД без брокера (ADR-013); реплика и архив WAL штатными средствами (ADR-014).</w:t>
+        <w:t>Редкая «внутренняя ошибка» при одновременной подаче заявок сотрудником и его руководителем в часы пик.</w:t>
       </w:r>
     </w:p>
     <w:p>
@@ -3229,33 +3418,9 @@
         </w:numPr>
         <w:rPr/>
       </w:pPr>
-      <w:bookmarkStart w:id="24" w:name="Xe9266f3000445aa7c9c2b214aaea10a9fd8b9ff"/>
-      <w:bookmarkStart w:id="25" w:name="инженерное-1"/>
-      <w:r>
-        <w:rPr/>
-        <w:t>Новых зависимостей нет; метрики — собственный реестр без prom-client. SBOM — 852 компонента, 20 лицензий, copyleft и неопределённых нет: препятствий для реестра не выявлено.</w:t>
-      </w:r>
-      <w:bookmarkEnd w:id="24"/>
-      <w:bookmarkEnd w:id="25"/>
-    </w:p>
-    <w:p>
-      <w:pPr>
-        <w:pStyle w:val="Heading2"/>
-        <w:rPr/>
-      </w:pPr>
-      <w:bookmarkStart w:id="26" w:name="__RefHeading___Toc852_3459273207"/>
-      <w:bookmarkStart w:id="27" w:name="v0.4.0-интеграции-28.10.2026"/>
-      <w:bookmarkEnd w:id="26"/>
-      <w:r>
-        <w:rPr>
-          <w:rStyle w:val="SectionNumber"/>
-        </w:rPr>
-        <w:t>1.4</w:t>
-      </w:r>
-      <w:r>
-        <w:rPr/>
-        <w:tab/>
-        <w:t>v0.4.0 — интеграции (28.10.2026)</w:t>
+      <w:r>
+        <w:rPr/>
+        <w:t>Смена пароля и увольнение не закрывали уже открытые сеансы до 15 минут.</w:t>
       </w:r>
     </w:p>
     <w:p>
@@ -3269,66 +3434,17 @@
       </w:pPr>
       <w:r>
         <w:rPr/>
-        <w:t xml:space="preserve">Ветка: </w:t>
+        <w:t>Ответ на превышение попыток входа не говорил, когда повторять (</w:t>
       </w:r>
       <w:r>
         <w:rPr>
           <w:rStyle w:val="VerbatimChar"/>
         </w:rPr>
-        <w:t>v0.4.0</w:t>
-      </w:r>
-      <w:r>
-        <w:rPr/>
-        <w:t xml:space="preserve">. Merge в </w:t>
-      </w:r>
-      <w:r>
-        <w:rPr>
-          <w:rStyle w:val="VerbatimChar"/>
-        </w:rPr>
-        <w:t>main</w:t>
-      </w:r>
-      <w:r>
-        <w:rPr/>
-        <w:t xml:space="preserve">, тег </w:t>
-      </w:r>
-      <w:r>
-        <w:rPr>
-          <w:rStyle w:val="VerbatimChar"/>
-        </w:rPr>
-        <w:t>v0.4.0</w:t>
-      </w:r>
-      <w:r>
-        <w:rPr/>
-        <w:t xml:space="preserve">. Автор: </w:t>
-      </w:r>
-      <w:r>
-        <w:rPr>
-          <w:b/>
-          <w:bCs/>
-        </w:rPr>
-        <w:t>ayurasov</w:t>
-      </w:r>
-      <w:r>
-        <w:rPr/>
-        <w:t>.</w:t>
-      </w:r>
-    </w:p>
-    <w:p>
-      <w:pPr>
-        <w:pStyle w:val="Heading3"/>
-        <w:rPr/>
-      </w:pPr>
-      <w:bookmarkStart w:id="28" w:name="что-увидит-пользователь-3"/>
-      <w:r>
-        <w:rPr>
-          <w:rStyle w:val="SectionNumber"/>
-        </w:rPr>
-        <w:t>1.4.1</w:t>
-      </w:r>
-      <w:r>
-        <w:rPr/>
-        <w:tab/>
-        <w:t>Что увидит пользователь</w:t>
+        <w:t>Retry-After</w:t>
+      </w:r>
+      <w:r>
+        <w:rPr/>
+        <w:t>).</w:t>
       </w:r>
     </w:p>
     <w:p>
@@ -3341,15 +3457,8 @@
         <w:rPr/>
       </w:pPr>
       <w:r>
-        <w:rPr>
-          <w:b/>
-          <w:bCs/>
-        </w:rPr>
-        <w:t>Единый вход:</w:t>
-      </w:r>
-      <w:r>
-        <w:rPr/>
-        <w:t xml:space="preserve"> кнопка «Войти через корпоративную учётную запись» — Keycloak, ADFS и другие провайдеры OpenID Connect; вход по паролю можно оставить только администраторам.</w:t>
+        <w:rPr/>
+        <w:t>Хеширование пароля останавливало сервер на 100 мс и выдавало по времени ответа, существует ли логин.</w:t>
       </w:r>
     </w:p>
     <w:p>
@@ -3362,15 +3471,28 @@
         <w:rPr/>
       </w:pPr>
       <w:r>
-        <w:rPr>
-          <w:b/>
-          <w:bCs/>
-        </w:rPr>
-        <w:t>Письма:</w:t>
-      </w:r>
-      <w:r>
-        <w:rPr/>
-        <w:t xml:space="preserve"> о новых заявках, переносах и решениях — со ссылкой на нужный раздел; руководителям по пятницам — сводка об отпусках команды на следующей неделе. Отключаются в профиле.</w:t>
+        <w:rPr/>
+        <w:t xml:space="preserve">После обновления только контейнера </w:t>
+      </w:r>
+      <w:r>
+        <w:rPr>
+          <w:rStyle w:val="VerbatimChar"/>
+        </w:rPr>
+        <w:t>server</w:t>
+      </w:r>
+      <w:r>
+        <w:rPr/>
+        <w:t xml:space="preserve"> стенд отвечал ошибкой 502 до перезапуска </w:t>
+      </w:r>
+      <w:r>
+        <w:rPr>
+          <w:rStyle w:val="VerbatimChar"/>
+        </w:rPr>
+        <w:t>web</w:t>
+      </w:r>
+      <w:r>
+        <w:rPr/>
+        <w:t>.</w:t>
       </w:r>
     </w:p>
     <w:p>
@@ -3383,15 +3505,8 @@
         <w:rPr/>
       </w:pPr>
       <w:r>
-        <w:rPr>
-          <w:b/>
-          <w:bCs/>
-        </w:rPr>
-        <w:t>Кадровая служба:</w:t>
-      </w:r>
-      <w:r>
-        <w:rPr/>
-        <w:t xml:space="preserve"> отдельная роль — сотрудники, импорт, оргструктура, календарь, выгрузки, аналитика и журнал всей организации без прав администратора.</w:t>
+        <w:rPr/>
+        <w:t>Команда создания первого администратора в руководстве по развёртыванию печатала не хеш.</w:t>
       </w:r>
     </w:p>
     <w:p>
@@ -3404,15 +3519,18 @@
         <w:rPr/>
       </w:pPr>
       <w:r>
-        <w:rPr>
-          <w:b/>
-          <w:bCs/>
-        </w:rPr>
-        <w:t>Импорт сотрудников и остатков</w:t>
-      </w:r>
-      <w:r>
-        <w:rPr/>
-        <w:t xml:space="preserve"> из XLSX/CSV с предпросмотром и ошибками по строкам; повторная загрузка ничего не меняет.</w:t>
+        <w:rPr/>
+        <w:t>Аудит интерфейса (</w:t>
+      </w:r>
+      <w:r>
+        <w:rPr>
+          <w:rStyle w:val="VerbatimChar"/>
+        </w:rPr>
+        <w:t>docs/progress/audit-v0.5.0.md</w:t>
+      </w:r>
+      <w:r>
+        <w:rPr/>
+        <w:t>): после сброса пароля или увольнения вкладка оставалась «вошедшей» — теперь переход на вход с объяснением; дробный перенос дней округлялся при правке карточки; руководитель при 5000 сотрудниках не находил подчинённых; предпросмотр заявки через Новый год считал праздники; вход отвечал «неверный пароль» при перегрузке и обрыве сети; модальные окна не удерживали фокус и не закрывались по Esc.</w:t>
       </w:r>
     </w:p>
     <w:p>
@@ -3424,35 +3542,29 @@
         </w:numPr>
         <w:rPr/>
       </w:pPr>
-      <w:r>
-        <w:rPr>
-          <w:b/>
-          <w:bCs/>
-        </w:rPr>
-        <w:t>Производственный календарь в интерфейсе:</w:t>
-      </w:r>
-      <w:r>
-        <w:rPr/>
-        <w:t xml:space="preserve"> сетка года, переносы выходных, загрузка файла xmlcalendar.ru.</w:t>
-      </w:r>
-      <w:bookmarkEnd w:id="28"/>
+      <w:bookmarkStart w:id="27" w:name="исправленные-дефекты-1"/>
+      <w:r>
+        <w:rPr/>
+        <w:t>Контраст текста в обеих темах — не ниже 4,5:1 (WCAG 2.1 AA); вкладки, фильтры и график удобнее на телефоне.</w:t>
+      </w:r>
+      <w:bookmarkEnd w:id="27"/>
     </w:p>
     <w:p>
       <w:pPr>
         <w:pStyle w:val="Heading3"/>
         <w:rPr/>
       </w:pPr>
-      <w:bookmarkStart w:id="29" w:name="исправленные-дефекты-2"/>
+      <w:bookmarkStart w:id="28" w:name="инженерное-1"/>
       <w:r>
         <w:rPr>
           <w:rStyle w:val="SectionNumber"/>
         </w:rPr>
-        <w:t>1.4.2</w:t>
+        <w:t>1.4.4</w:t>
       </w:r>
       <w:r>
         <w:rPr/>
         <w:tab/>
-        <w:t>Исправленные дефекты</w:t>
+        <w:t>Инженерное</w:t>
       </w:r>
     </w:p>
     <w:p>
@@ -3466,7 +3578,27 @@
       </w:pPr>
       <w:r>
         <w:rPr/>
-        <w:t>Демо-календарь 2026–2027 считал праздниками выходные и перенесённые дни (13–14 июня, 10 мая, 9 января и др.) — дни отпуска недосчитывались. Календарь теперь различает праздники и переносы; миграция исправляет нетронутые демо-календари.</w:t>
+        <w:t xml:space="preserve">Тесты: сервер — 139 (18 файлов, модульные и e2e на PostgreSQL), клиент — 27 модульных, интерфейс — 12 сценариев Playwright; нагрузочные прогоны — </w:t>
+      </w:r>
+      <w:r>
+        <w:rPr>
+          <w:rStyle w:val="VerbatimChar"/>
+        </w:rPr>
+        <w:t>docs/progress/load-v0.5.0.md</w:t>
+      </w:r>
+      <w:r>
+        <w:rPr/>
+        <w:t xml:space="preserve">, аудит интерфейса — </w:t>
+      </w:r>
+      <w:r>
+        <w:rPr>
+          <w:rStyle w:val="VerbatimChar"/>
+        </w:rPr>
+        <w:t>docs/progress/audit-v0.5.0.md</w:t>
+      </w:r>
+      <w:r>
+        <w:rPr/>
+        <w:t>.</w:t>
       </w:r>
     </w:p>
     <w:p>
@@ -3480,7 +3612,7 @@
       </w:pPr>
       <w:r>
         <w:rPr/>
-        <w:t>Сброс пароля администратором не попадал в журнал аудита.</w:t>
+        <w:t>Общее состояние процессов и экземпляров — только в PostgreSQL (ADR-012); живые обновления — SSE и опрос БД без брокера (ADR-013); реплика и архив WAL штатными средствами (ADR-014).</w:t>
       </w:r>
     </w:p>
     <w:p>
@@ -3492,9 +3624,33 @@
         </w:numPr>
         <w:rPr/>
       </w:pPr>
-      <w:r>
-        <w:rPr/>
-        <w:t>Файл больше 2 МБ и гонка уникальности возвращали «внутреннюю ошибку» вместо понятного кода.</w:t>
+      <w:bookmarkStart w:id="29" w:name="Xe9266f3000445aa7c9c2b214aaea10a9fd8b9ff"/>
+      <w:bookmarkStart w:id="30" w:name="инженерное-1"/>
+      <w:r>
+        <w:rPr/>
+        <w:t>Новых зависимостей нет; метрики — собственный реестр без prom-client. SBOM — 852 компонента, 20 лицензий, copyleft и неопределённых нет: препятствий для реестра не выявлено.</w:t>
+      </w:r>
+      <w:bookmarkEnd w:id="29"/>
+      <w:bookmarkEnd w:id="30"/>
+    </w:p>
+    <w:p>
+      <w:pPr>
+        <w:pStyle w:val="Heading2"/>
+        <w:rPr/>
+      </w:pPr>
+      <w:bookmarkStart w:id="31" w:name="__RefHeading___Toc25302_3125385251"/>
+      <w:bookmarkStart w:id="32" w:name="v0.4.0-интеграции-28.10.2026"/>
+      <w:bookmarkEnd w:id="31"/>
+      <w:r>
+        <w:rPr>
+          <w:rStyle w:val="SectionNumber"/>
+        </w:rPr>
+        <w:t>1.5</w:t>
+      </w:r>
+      <w:r>
+        <w:rPr/>
+        <w:tab/>
+        <w:t>v0.4.0 — интеграции (28.10.2026)</w:t>
       </w:r>
     </w:p>
     <w:p>
@@ -3506,29 +3662,68 @@
         </w:numPr>
         <w:rPr/>
       </w:pPr>
-      <w:bookmarkStart w:id="30" w:name="исправленные-дефекты-2"/>
-      <w:r>
-        <w:rPr/>
-        <w:t>Контракт описывал поля сотрудника не так, как их отдаёт API.</w:t>
-      </w:r>
-      <w:bookmarkEnd w:id="30"/>
+      <w:r>
+        <w:rPr/>
+        <w:t xml:space="preserve">Ветка: </w:t>
+      </w:r>
+      <w:r>
+        <w:rPr>
+          <w:rStyle w:val="VerbatimChar"/>
+        </w:rPr>
+        <w:t>v0.4.0</w:t>
+      </w:r>
+      <w:r>
+        <w:rPr/>
+        <w:t xml:space="preserve">. Merge в </w:t>
+      </w:r>
+      <w:r>
+        <w:rPr>
+          <w:rStyle w:val="VerbatimChar"/>
+        </w:rPr>
+        <w:t>main</w:t>
+      </w:r>
+      <w:r>
+        <w:rPr/>
+        <w:t xml:space="preserve">, тег </w:t>
+      </w:r>
+      <w:r>
+        <w:rPr>
+          <w:rStyle w:val="VerbatimChar"/>
+        </w:rPr>
+        <w:t>v0.4.0</w:t>
+      </w:r>
+      <w:r>
+        <w:rPr/>
+        <w:t xml:space="preserve">. Автор: </w:t>
+      </w:r>
+      <w:r>
+        <w:rPr>
+          <w:b/>
+          <w:bCs/>
+        </w:rPr>
+        <w:t>ayurasov</w:t>
+      </w:r>
+      <w:r>
+        <w:rPr/>
+        <w:t>.</w:t>
+      </w:r>
     </w:p>
     <w:p>
       <w:pPr>
         <w:pStyle w:val="Heading3"/>
         <w:rPr/>
       </w:pPr>
-      <w:bookmarkStart w:id="31" w:name="инженерное-2"/>
+      <w:bookmarkStart w:id="33" w:name="что-увидит-пользователь-4"/>
       <w:r>
         <w:rPr>
           <w:rStyle w:val="SectionNumber"/>
         </w:rPr>
-        <w:t>1.4.3</w:t>
+        <w:t>1.5.1</w:t>
       </w:r>
       <w:r>
         <w:rPr/>
         <w:tab/>
-        <w:t>Инженерное</w:t>
+        <w:t>Что увидит пользователь</w:t>
       </w:r>
     </w:p>
     <w:p>
@@ -3541,8 +3736,15 @@
         <w:rPr/>
       </w:pPr>
       <w:r>
-        <w:rPr/>
-        <w:t>Тесты: 104 теста сервера, 23 модульных и 10 e2e-сценариев интерфейса.</w:t>
+        <w:rPr>
+          <w:b/>
+          <w:bCs/>
+        </w:rPr>
+        <w:t>Единый вход:</w:t>
+      </w:r>
+      <w:r>
+        <w:rPr/>
+        <w:t xml:space="preserve"> кнопка «Войти через корпоративную учётную запись» — Keycloak, ADFS и другие провайдеры OpenID Connect; вход по паролю можно оставить только администраторам.</w:t>
       </w:r>
     </w:p>
     <w:p>
@@ -3555,8 +3757,15 @@
         <w:rPr/>
       </w:pPr>
       <w:r>
-        <w:rPr/>
-        <w:t>Письма — шаблон outbox с повторами и защитой от двойной отправки при нескольких экземплярах сервера.</w:t>
+        <w:rPr>
+          <w:b/>
+          <w:bCs/>
+        </w:rPr>
+        <w:t>Письма:</w:t>
+      </w:r>
+      <w:r>
+        <w:rPr/>
+        <w:t xml:space="preserve"> о новых заявках, переносах и решениях — со ссылкой на нужный раздел; руководителям по пятницам — сводка об отпусках команды на следующей неделе. Отключаются в профиле.</w:t>
       </w:r>
     </w:p>
     <w:p>
@@ -3569,8 +3778,15 @@
         <w:rPr/>
       </w:pPr>
       <w:r>
-        <w:rPr/>
-        <w:t>Единый вход без новых зависимостей: PKCE, проверка id_token по JWKS.</w:t>
+        <w:rPr>
+          <w:b/>
+          <w:bCs/>
+        </w:rPr>
+        <w:t>Кадровая служба:</w:t>
+      </w:r>
+      <w:r>
+        <w:rPr/>
+        <w:t xml:space="preserve"> отдельная роль — сотрудники, импорт, оргструктура, календарь, выгрузки, аналитика и журнал всей организации без прав администратора.</w:t>
       </w:r>
     </w:p>
     <w:p>
@@ -3582,33 +3798,16 @@
         </w:numPr>
         <w:rPr/>
       </w:pPr>
-      <w:bookmarkStart w:id="32" w:name="v0.4.0-интеграции-28.10.2026"/>
-      <w:bookmarkStart w:id="33" w:name="инженерное-2"/>
-      <w:r>
-        <w:rPr/>
-        <w:t>Зависимости: nodemailer 10.2.1; закрыты уязвимости multer и js-yaml; SBOM — 852 компонента, все лицензии разрешительные.</w:t>
-      </w:r>
-      <w:bookmarkEnd w:id="32"/>
-      <w:bookmarkEnd w:id="33"/>
-    </w:p>
-    <w:p>
-      <w:pPr>
-        <w:pStyle w:val="Heading2"/>
-        <w:rPr/>
-      </w:pPr>
-      <w:bookmarkStart w:id="34" w:name="__RefHeading___Toc854_3459273207"/>
-      <w:bookmarkStart w:id="35" w:name="v0.3.0-корпоративное-качество-28.10.2026"/>
-      <w:bookmarkEnd w:id="34"/>
-      <w:r>
-        <w:rPr>
-          <w:rStyle w:val="SectionNumber"/>
-        </w:rPr>
-        <w:t>1.5</w:t>
-      </w:r>
-      <w:r>
-        <w:rPr/>
-        <w:tab/>
-        <w:t>v0.3.0 — корпоративное качество (28.10.2026)</w:t>
+      <w:r>
+        <w:rPr>
+          <w:b/>
+          <w:bCs/>
+        </w:rPr>
+        <w:t>Импорт сотрудников и остатков</w:t>
+      </w:r>
+      <w:r>
+        <w:rPr/>
+        <w:t xml:space="preserve"> из XLSX/CSV с предпросмотром и ошибками по строкам; повторная загрузка ничего не меняет.</w:t>
       </w:r>
     </w:p>
     <w:p>
@@ -3621,67 +3820,34 @@
         <w:rPr/>
       </w:pPr>
       <w:r>
-        <w:rPr/>
-        <w:t xml:space="preserve">Ветка: </w:t>
-      </w:r>
-      <w:r>
-        <w:rPr>
-          <w:rStyle w:val="VerbatimChar"/>
-        </w:rPr>
-        <w:t>v0.3.0</w:t>
-      </w:r>
-      <w:r>
-        <w:rPr/>
-        <w:t xml:space="preserve">. Merge в </w:t>
-      </w:r>
-      <w:r>
-        <w:rPr>
-          <w:rStyle w:val="VerbatimChar"/>
-        </w:rPr>
-        <w:t>main</w:t>
-      </w:r>
-      <w:r>
-        <w:rPr/>
-        <w:t xml:space="preserve">, тег </w:t>
-      </w:r>
-      <w:r>
-        <w:rPr>
-          <w:rStyle w:val="VerbatimChar"/>
-        </w:rPr>
-        <w:t>v0.3.0</w:t>
-      </w:r>
-      <w:r>
-        <w:rPr/>
-        <w:t xml:space="preserve">. Автор: </w:t>
-      </w:r>
-      <w:r>
         <w:rPr>
           <w:b/>
           <w:bCs/>
         </w:rPr>
-        <w:t>ayurasov</w:t>
-      </w:r>
-      <w:r>
-        <w:rPr/>
-        <w:t xml:space="preserve"> — постановка, решения, приёмка. Исполнение — ИИ-ассистент Claude Code.</w:t>
-      </w:r>
+        <w:t>Производственный календарь в интерфейсе:</w:t>
+      </w:r>
+      <w:r>
+        <w:rPr/>
+        <w:t xml:space="preserve"> сетка года, переносы выходных, загрузка файла xmlcalendar.ru.</w:t>
+      </w:r>
+      <w:bookmarkEnd w:id="33"/>
     </w:p>
     <w:p>
       <w:pPr>
         <w:pStyle w:val="Heading3"/>
         <w:rPr/>
       </w:pPr>
-      <w:bookmarkStart w:id="36" w:name="что-увидит-пользователь-4"/>
+      <w:bookmarkStart w:id="34" w:name="исправленные-дефекты-2"/>
       <w:r>
         <w:rPr>
           <w:rStyle w:val="SectionNumber"/>
         </w:rPr>
-        <w:t>1.5.1</w:t>
+        <w:t>1.5.2</w:t>
       </w:r>
       <w:r>
         <w:rPr/>
         <w:tab/>
-        <w:t>Что увидит пользователь</w:t>
+        <w:t>Исправленные дефекты</w:t>
       </w:r>
     </w:p>
     <w:p>
@@ -3695,7 +3861,7 @@
       </w:pPr>
       <w:r>
         <w:rPr/>
-        <w:t>Новый интерфейс по стандарту внутренних продуктов: собственный набор тонких иконок, светлая, тёмная и системная темы, аккуратные карточки и формы, адаптивная вёрстка до телефона.</w:t>
+        <w:t>Демо-календарь 2026–2027 считал праздниками выходные и перенесённые дни (13–14 июня, 10 мая, 9 января и др.) — дни отпуска недосчитывались. Календарь теперь различает праздники и переносы; миграция исправляет нетронутые демо-календари.</w:t>
       </w:r>
     </w:p>
     <w:p>
@@ -3709,7 +3875,7 @@
       </w:pPr>
       <w:r>
         <w:rPr/>
-        <w:t>График отпусков: масштаб год / квартал / месяц, полоса нагрузки отдела, штриховка конфликтов, дни удалёнки, сравнение выбранных сотрудников с подсветкой общих дат.</w:t>
+        <w:t>Сброс пароля администратором не попадал в журнал аудита.</w:t>
       </w:r>
     </w:p>
     <w:p>
@@ -3723,7 +3889,7 @@
       </w:pPr>
       <w:r>
         <w:rPr/>
-        <w:t>Правильный баланс: праздники внутри отпуска не расходуют дни (ТК РФ, ст. 120); «доступно» учитывает заявки на согласовании.</w:t>
+        <w:t>Файл больше 2 МБ и гонка уникальности возвращали «внутреннюю ошибку» вместо понятного кода.</w:t>
       </w:r>
     </w:p>
     <w:p>
@@ -3735,9 +3901,29 @@
         </w:numPr>
         <w:rPr/>
       </w:pPr>
-      <w:r>
-        <w:rPr/>
-        <w:t>Подбор лучших дат: до пяти вариантов с учётом нагрузки отдела, праздников и своих отпусков, с объяснением.</w:t>
+      <w:bookmarkStart w:id="35" w:name="исправленные-дефекты-2"/>
+      <w:r>
+        <w:rPr/>
+        <w:t>Контракт описывал поля сотрудника не так, как их отдаёт API.</w:t>
+      </w:r>
+      <w:bookmarkEnd w:id="35"/>
+    </w:p>
+    <w:p>
+      <w:pPr>
+        <w:pStyle w:val="Heading3"/>
+        <w:rPr/>
+      </w:pPr>
+      <w:bookmarkStart w:id="36" w:name="инженерное-2"/>
+      <w:r>
+        <w:rPr>
+          <w:rStyle w:val="SectionNumber"/>
+        </w:rPr>
+        <w:t>1.5.3</w:t>
+      </w:r>
+      <w:r>
+        <w:rPr/>
+        <w:tab/>
+        <w:t>Инженерное</w:t>
       </w:r>
     </w:p>
     <w:p>
@@ -3751,7 +3937,7 @@
       </w:pPr>
       <w:r>
         <w:rPr/>
-        <w:t>Раздел «Команда»: кто сегодня в офисе, на удалёнке, в отпуске; аналитика года — доля отдела по месяцам, конфликты, выводы, нераспределённые дни.</w:t>
+        <w:t>Тесты: 104 теста сервера, 23 модульных и 10 e2e-сценариев интерфейса.</w:t>
       </w:r>
     </w:p>
     <w:p>
@@ -3765,7 +3951,7 @@
       </w:pPr>
       <w:r>
         <w:rPr/>
-        <w:t>Раздел «График работы»: недельный шаблон офис/удалёнка и разовые исключения; руководитель ведёт график подчинённых.</w:t>
+        <w:t>Письма — шаблон outbox с повторами и защитой от двойной отправки при нескольких экземплярах сервера.</w:t>
       </w:r>
     </w:p>
     <w:p>
@@ -3777,29 +3963,9 @@
         </w:numPr>
         <w:rPr/>
       </w:pPr>
-      <w:bookmarkStart w:id="37" w:name="что-увидит-пользователь-4"/>
-      <w:r>
-        <w:rPr/>
-        <w:t>Руководства пользователя, администратора и по развёртыванию со снимками экранов.</w:t>
-      </w:r>
-      <w:bookmarkEnd w:id="37"/>
-    </w:p>
-    <w:p>
-      <w:pPr>
-        <w:pStyle w:val="Heading3"/>
-        <w:rPr/>
-      </w:pPr>
-      <w:bookmarkStart w:id="38" w:name="исправленные-дефекты-3"/>
-      <w:r>
-        <w:rPr>
-          <w:rStyle w:val="SectionNumber"/>
-        </w:rPr>
-        <w:t>1.5.2</w:t>
-      </w:r>
-      <w:r>
-        <w:rPr/>
-        <w:tab/>
-        <w:t>Исправленные дефекты</w:t>
+      <w:r>
+        <w:rPr/>
+        <w:t>Единый вход без новых зависимостей: PKCE, проверка id_token по JWKS.</w:t>
       </w:r>
     </w:p>
     <w:p>
@@ -3811,9 +3977,33 @@
         </w:numPr>
         <w:rPr/>
       </w:pPr>
-      <w:r>
-        <w:rPr/>
-        <w:t>Праздники считались днями отпуска; несколько заявок на согласовании позволяли обойти лимит.</w:t>
+      <w:bookmarkStart w:id="37" w:name="v0.4.0-интеграции-28.10.2026"/>
+      <w:bookmarkStart w:id="38" w:name="инженерное-2"/>
+      <w:r>
+        <w:rPr/>
+        <w:t>Зависимости: nodemailer 10.2.1; закрыты уязвимости multer и js-yaml; SBOM — 852 компонента, все лицензии разрешительные.</w:t>
+      </w:r>
+      <w:bookmarkEnd w:id="37"/>
+      <w:bookmarkEnd w:id="38"/>
+    </w:p>
+    <w:p>
+      <w:pPr>
+        <w:pStyle w:val="Heading2"/>
+        <w:rPr/>
+      </w:pPr>
+      <w:bookmarkStart w:id="39" w:name="__RefHeading___Toc25304_3125385251"/>
+      <w:bookmarkStart w:id="40" w:name="v0.3.0-корпоративное-качество-28.10.2026"/>
+      <w:bookmarkEnd w:id="39"/>
+      <w:r>
+        <w:rPr>
+          <w:rStyle w:val="SectionNumber"/>
+        </w:rPr>
+        <w:t>1.6</w:t>
+      </w:r>
+      <w:r>
+        <w:rPr/>
+        <w:tab/>
+        <w:t>v0.3.0 — корпоративное качество (28.10.2026)</w:t>
       </w:r>
     </w:p>
     <w:p>
@@ -3827,7 +4017,66 @@
       </w:pPr>
       <w:r>
         <w:rPr/>
-        <w:t>Администратор видел в «Заявках» только прямых подчинённых.</w:t>
+        <w:t xml:space="preserve">Ветка: </w:t>
+      </w:r>
+      <w:r>
+        <w:rPr>
+          <w:rStyle w:val="VerbatimChar"/>
+        </w:rPr>
+        <w:t>v0.3.0</w:t>
+      </w:r>
+      <w:r>
+        <w:rPr/>
+        <w:t xml:space="preserve">. Merge в </w:t>
+      </w:r>
+      <w:r>
+        <w:rPr>
+          <w:rStyle w:val="VerbatimChar"/>
+        </w:rPr>
+        <w:t>main</w:t>
+      </w:r>
+      <w:r>
+        <w:rPr/>
+        <w:t xml:space="preserve">, тег </w:t>
+      </w:r>
+      <w:r>
+        <w:rPr>
+          <w:rStyle w:val="VerbatimChar"/>
+        </w:rPr>
+        <w:t>v0.3.0</w:t>
+      </w:r>
+      <w:r>
+        <w:rPr/>
+        <w:t xml:space="preserve">. Автор: </w:t>
+      </w:r>
+      <w:r>
+        <w:rPr>
+          <w:b/>
+          <w:bCs/>
+        </w:rPr>
+        <w:t>ayurasov</w:t>
+      </w:r>
+      <w:r>
+        <w:rPr/>
+        <w:t xml:space="preserve"> — постановка, решения, приёмка. Исполнение — ИИ-ассистент Claude Code.</w:t>
+      </w:r>
+    </w:p>
+    <w:p>
+      <w:pPr>
+        <w:pStyle w:val="Heading3"/>
+        <w:rPr/>
+      </w:pPr>
+      <w:bookmarkStart w:id="41" w:name="что-увидит-пользователь-5"/>
+      <w:r>
+        <w:rPr>
+          <w:rStyle w:val="SectionNumber"/>
+        </w:rPr>
+        <w:t>1.6.1</w:t>
+      </w:r>
+      <w:r>
+        <w:rPr/>
+        <w:tab/>
+        <w:t>Что увидит пользователь</w:t>
       </w:r>
     </w:p>
     <w:p>
@@ -3841,7 +4090,7 @@
       </w:pPr>
       <w:r>
         <w:rPr/>
-        <w:t>Одновременные пересекающиеся заявки создавались все; два одновременных решения применялись оба.</w:t>
+        <w:t>Новый интерфейс по стандарту внутренних продуктов: собственный набор тонких иконок, светлая, тёмная и системная темы, аккуратные карточки и формы, адаптивная вёрстка до телефона.</w:t>
       </w:r>
     </w:p>
     <w:p>
@@ -3855,7 +4104,7 @@
       </w:pPr>
       <w:r>
         <w:rPr/>
-        <w:t>Параллельные запросы клиента гонялись за обновлением токена и выбивали сеанс.</w:t>
+        <w:t>График отпусков: масштаб год / квартал / месяц, полоса нагрузки отдела, штриховка конфликтов, дни удалёнки, сравнение выбранных сотрудников с подсветкой общих дат.</w:t>
       </w:r>
     </w:p>
     <w:p>
@@ -3869,7 +4118,7 @@
       </w:pPr>
       <w:r>
         <w:rPr/>
-        <w:t>За nginx лимит попыток входа был общим на всю компанию.</w:t>
+        <w:t>Правильный баланс: праздники внутри отпуска не расходуют дни (ТК РФ, ст. 120); «доступно» учитывает заявки на согласовании.</w:t>
       </w:r>
     </w:p>
     <w:p>
@@ -3883,7 +4132,7 @@
       </w:pPr>
       <w:r>
         <w:rPr/>
-        <w:t>Выгрузка XLSX руководителя без отдела отдавала отпуска всей организации.</w:t>
+        <w:t>Подбор лучших дат: до пяти вариантов с учётом нагрузки отдела, праздников и своих отпусков, с объяснением.</w:t>
       </w:r>
     </w:p>
     <w:p>
@@ -3897,7 +4146,7 @@
       </w:pPr>
       <w:r>
         <w:rPr/>
-        <w:t>Изменения графика работы не попадали в журнал аудита; контракт OpenAPI разошёлся с реализацией.</w:t>
+        <w:t>Раздел «Команда»: кто сегодня в офисе, на удалёнке, в отпуске; аналитика года — доля отдела по месяцам, конфликты, выводы, нераспределённые дни.</w:t>
       </w:r>
     </w:p>
     <w:p>
@@ -3909,29 +4158,9 @@
         </w:numPr>
         <w:rPr/>
       </w:pPr>
-      <w:bookmarkStart w:id="39" w:name="исправленные-дефекты-3"/>
-      <w:r>
-        <w:rPr/>
-        <w:t>Образ сервера не стартовал без интернета; повторный seed дублировал заявки.</w:t>
-      </w:r>
-      <w:bookmarkEnd w:id="39"/>
-    </w:p>
-    <w:p>
-      <w:pPr>
-        <w:pStyle w:val="Heading3"/>
-        <w:rPr/>
-      </w:pPr>
-      <w:bookmarkStart w:id="40" w:name="инженерное-3"/>
-      <w:r>
-        <w:rPr>
-          <w:rStyle w:val="SectionNumber"/>
-        </w:rPr>
-        <w:t>1.5.3</w:t>
-      </w:r>
-      <w:r>
-        <w:rPr/>
-        <w:tab/>
-        <w:t>Инженерное</w:t>
+      <w:r>
+        <w:rPr/>
+        <w:t>Раздел «График работы»: недельный шаблон офис/удалёнка и разовые исключения; руководитель ведёт график подчинённых.</w:t>
       </w:r>
     </w:p>
     <w:p>
@@ -3943,9 +4172,29 @@
         </w:numPr>
         <w:rPr/>
       </w:pPr>
-      <w:r>
-        <w:rPr/>
-        <w:t>Тесты: 54 теста сервера (модульные, e2e API, гонки, сверка контракта), 18 модульных и 6 e2e-сценариев интерфейса (Playwright) — в CI GitHub и Gitea.</w:t>
+      <w:bookmarkStart w:id="42" w:name="что-увидит-пользователь-5"/>
+      <w:r>
+        <w:rPr/>
+        <w:t>Руководства пользователя, администратора и по развёртыванию со снимками экранов.</w:t>
+      </w:r>
+      <w:bookmarkEnd w:id="42"/>
+    </w:p>
+    <w:p>
+      <w:pPr>
+        <w:pStyle w:val="Heading3"/>
+        <w:rPr/>
+      </w:pPr>
+      <w:bookmarkStart w:id="43" w:name="исправленные-дефекты-3"/>
+      <w:r>
+        <w:rPr>
+          <w:rStyle w:val="SectionNumber"/>
+        </w:rPr>
+        <w:t>1.6.2</w:t>
+      </w:r>
+      <w:r>
+        <w:rPr/>
+        <w:tab/>
+        <w:t>Исправленные дефекты</w:t>
       </w:r>
     </w:p>
     <w:p>
@@ -3959,7 +4208,7 @@
       </w:pPr>
       <w:r>
         <w:rPr/>
-        <w:t>CSP и заголовки безопасности для статики; сервис резервного копирования в compose.</w:t>
+        <w:t>Праздники считались днями отпуска; несколько заявок на согласовании позволяли обойти лимит.</w:t>
       </w:r>
     </w:p>
     <w:p>
@@ -3973,7 +4222,7 @@
       </w:pPr>
       <w:r>
         <w:rPr/>
-        <w:t>Конвейер документов: Markdown → PDF (Chromium) и DOCX с обложкой и оглавлением; 17 схем; таблицы из кода генерируются.</w:t>
+        <w:t>Администратор видел в «Заявках» только прямых подчинённых.</w:t>
       </w:r>
     </w:p>
     <w:p>
@@ -3985,33 +4234,9 @@
         </w:numPr>
         <w:rPr/>
       </w:pPr>
-      <w:bookmarkStart w:id="41" w:name="v0.3.0-корпоративное-качество-28.10.2026"/>
-      <w:bookmarkStart w:id="42" w:name="инженерное-3"/>
-      <w:r>
-        <w:rPr/>
-        <w:t>SBOM: 828 компонентов, все лицензии разрешительные — препятствий для реестра ОП нет.</w:t>
-      </w:r>
-      <w:bookmarkEnd w:id="41"/>
-      <w:bookmarkEnd w:id="42"/>
-    </w:p>
-    <w:p>
-      <w:pPr>
-        <w:pStyle w:val="Heading2"/>
-        <w:rPr/>
-      </w:pPr>
-      <w:bookmarkStart w:id="43" w:name="__RefHeading___Toc856_3459273207"/>
-      <w:bookmarkStart w:id="44" w:name="X9b04730156bcd71f0b3445b43719c592d93c869"/>
-      <w:bookmarkEnd w:id="43"/>
-      <w:r>
-        <w:rPr>
-          <w:rStyle w:val="SectionNumber"/>
-        </w:rPr>
-        <w:t>1.6</w:t>
-      </w:r>
-      <w:r>
-        <w:rPr/>
-        <w:tab/>
-        <w:t>v0.2.1 — читаемые схемы и Gantt-полосы (28.10.2026)</w:t>
+      <w:r>
+        <w:rPr/>
+        <w:t>Одновременные пересекающиеся заявки создавались все; два одновременных решения применялись оба.</w:t>
       </w:r>
     </w:p>
     <w:p>
@@ -4025,48 +4250,7 @@
       </w:pPr>
       <w:r>
         <w:rPr/>
-        <w:t xml:space="preserve">Ветка: </w:t>
-      </w:r>
-      <w:r>
-        <w:rPr>
-          <w:rStyle w:val="VerbatimChar"/>
-        </w:rPr>
-        <w:t>v0.2.1</w:t>
-      </w:r>
-      <w:r>
-        <w:rPr/>
-        <w:t xml:space="preserve">. Merge в </w:t>
-      </w:r>
-      <w:r>
-        <w:rPr>
-          <w:rStyle w:val="VerbatimChar"/>
-        </w:rPr>
-        <w:t>main</w:t>
-      </w:r>
-      <w:r>
-        <w:rPr/>
-        <w:t xml:space="preserve">; тега </w:t>
-      </w:r>
-      <w:r>
-        <w:rPr>
-          <w:rStyle w:val="VerbatimChar"/>
-        </w:rPr>
-        <w:t>v0.2.1</w:t>
-      </w:r>
-      <w:r>
-        <w:rPr/>
-        <w:t xml:space="preserve"> в репозитории нет (выпуск без тега). Автор: </w:t>
-      </w:r>
-      <w:r>
-        <w:rPr>
-          <w:b/>
-          <w:bCs/>
-        </w:rPr>
-        <w:t>ayurasov</w:t>
-      </w:r>
-      <w:r>
-        <w:rPr/>
-        <w:t xml:space="preserve"> (исполнение — ИИ-ассистент ZCode/GLM).</w:t>
+        <w:t>Параллельные запросы клиента гонялись за обновлением токена и выбивали сеанс.</w:t>
       </w:r>
     </w:p>
     <w:p>
@@ -4080,7 +4264,7 @@
       </w:pPr>
       <w:r>
         <w:rPr/>
-        <w:t>Исправлено отображение схем: mermaid-подписи в foreignObject вырезаются Gitea/GitHub — документы переведены на PNG (одинаковый вид везде), PDF встраивает PNG напрямую.</w:t>
+        <w:t>За nginx лимит попыток входа был общим на всю компанию.</w:t>
       </w:r>
     </w:p>
     <w:p>
@@ -4094,7 +4278,7 @@
       </w:pPr>
       <w:r>
         <w:rPr/>
-        <w:t>График: полосы отпусков вместо поклеточной заливки, месяц-разделители, липкая колонка, линия «сегодня», KPI-строка.</w:t>
+        <w:t>Выгрузка XLSX руководителя без отдела отдавала отпуска всей организации.</w:t>
       </w:r>
     </w:p>
     <w:p>
@@ -4108,7 +4292,7 @@
       </w:pPr>
       <w:r>
         <w:rPr/>
-        <w:t>Навигация: коллапс сайдбара до 60px, заголовок страницы и дата в топбаре.</w:t>
+        <w:t>Изменения графика работы не попадали в журнал аудита; контракт OpenAPI разошёлся с реализацией.</w:t>
       </w:r>
     </w:p>
     <w:p>
@@ -4120,31 +4304,29 @@
         </w:numPr>
         <w:rPr/>
       </w:pPr>
-      <w:bookmarkStart w:id="45" w:name="X9b04730156bcd71f0b3445b43719c592d93c869"/>
-      <w:r>
-        <w:rPr/>
-        <w:t>Gitea CI: добавлен SBOM-гейт лицензий; полный конвейер (тесты 22, сборки, линтеры, SBOM, deploy+smoke) прогоняется при мажорных правках.</w:t>
-      </w:r>
-      <w:bookmarkEnd w:id="45"/>
-    </w:p>
-    <w:p>
-      <w:pPr>
-        <w:pStyle w:val="Heading2"/>
-        <w:rPr/>
-      </w:pPr>
-      <w:bookmarkStart w:id="46" w:name="__RefHeading___Toc858_3459273207"/>
-      <w:bookmarkStart w:id="47" w:name="X79554f50ebce6fa86b5cdd2299f0c44f55f933d"/>
-      <w:bookmarkEnd w:id="46"/>
+      <w:bookmarkStart w:id="44" w:name="исправленные-дефекты-3"/>
+      <w:r>
+        <w:rPr/>
+        <w:t>Образ сервера не стартовал без интернета; повторный seed дублировал заявки.</w:t>
+      </w:r>
+      <w:bookmarkEnd w:id="44"/>
+    </w:p>
+    <w:p>
+      <w:pPr>
+        <w:pStyle w:val="Heading3"/>
+        <w:rPr/>
+      </w:pPr>
+      <w:bookmarkStart w:id="45" w:name="инженерное-3"/>
       <w:r>
         <w:rPr>
           <w:rStyle w:val="SectionNumber"/>
         </w:rPr>
-        <w:t>1.7</w:t>
+        <w:t>1.6.3</w:t>
       </w:r>
       <w:r>
         <w:rPr/>
         <w:tab/>
-        <w:t>v0.2.0 — схемы, фирменный дизайн и первые выгрузки (27.10.2026)</w:t>
+        <w:t>Инженерное</w:t>
       </w:r>
     </w:p>
     <w:p>
@@ -4158,37 +4340,7 @@
       </w:pPr>
       <w:r>
         <w:rPr/>
-        <w:t xml:space="preserve">Ветка: </w:t>
-      </w:r>
-      <w:r>
-        <w:rPr>
-          <w:rStyle w:val="VerbatimChar"/>
-        </w:rPr>
-        <w:t>v0.2.0</w:t>
-      </w:r>
-      <w:r>
-        <w:rPr/>
-        <w:t xml:space="preserve">. Merge в </w:t>
-      </w:r>
-      <w:r>
-        <w:rPr>
-          <w:rStyle w:val="VerbatimChar"/>
-        </w:rPr>
-        <w:t>main</w:t>
-      </w:r>
-      <w:r>
-        <w:rPr/>
-        <w:t xml:space="preserve">, тег </w:t>
-      </w:r>
-      <w:r>
-        <w:rPr>
-          <w:rStyle w:val="VerbatimChar"/>
-        </w:rPr>
-        <w:t>v0.2.0</w:t>
-      </w:r>
-      <w:r>
-        <w:rPr/>
-        <w:t>.</w:t>
+        <w:t>Тесты: 54 теста сервера (модульные, e2e API, гонки, сверка контракта), 18 модульных и 6 e2e-сценариев интерфейса (Playwright) — в CI GitHub и Gitea.</w:t>
       </w:r>
     </w:p>
     <w:p>
@@ -4202,36 +4354,7 @@
       </w:pPr>
       <w:r>
         <w:rPr/>
-        <w:t xml:space="preserve">Автор: </w:t>
-      </w:r>
-      <w:r>
-        <w:rPr>
-          <w:b/>
-          <w:bCs/>
-        </w:rPr>
-        <w:t>ayurasov</w:t>
-      </w:r>
-      <w:r>
-        <w:rPr/>
-        <w:t xml:space="preserve"> — постановка и решения. Исполнение — ИИ-ассистент (ZCode, GLM).</w:t>
-      </w:r>
-    </w:p>
-    <w:p>
-      <w:pPr>
-        <w:pStyle w:val="Heading3"/>
-        <w:rPr/>
-      </w:pPr>
-      <w:bookmarkStart w:id="48" w:name="что-увидит-пользователь-5"/>
-      <w:r>
-        <w:rPr>
-          <w:rStyle w:val="SectionNumber"/>
-        </w:rPr>
-        <w:t>1.7.1</w:t>
-      </w:r>
-      <w:r>
-        <w:rPr/>
-        <w:tab/>
-        <w:t>Что увидит пользователь</w:t>
+        <w:t>CSP и заголовки безопасности для статики; сервис резервного копирования в compose.</w:t>
       </w:r>
     </w:p>
     <w:p>
@@ -4245,7 +4368,7 @@
       </w:pPr>
       <w:r>
         <w:rPr/>
-        <w:t>Интерфейс приведён к дизайн-стандарту внутренних продуктов: тонкие векторные иконки вместо эмодзи, фирменный знак в меню и на входе, точные фирменные цвета кнопок и бейджей, тёмная тема в той же палитре.</w:t>
+        <w:t>Конвейер документов: Markdown → PDF (Chromium) и DOCX с обложкой и оглавлением; 17 схем; таблицы из кода генерируются.</w:t>
       </w:r>
     </w:p>
     <w:p>
@@ -4257,29 +4380,33 @@
         </w:numPr>
         <w:rPr/>
       </w:pPr>
-      <w:bookmarkStart w:id="49" w:name="что-увидит-пользователь-5"/>
-      <w:r>
-        <w:rPr/>
-        <w:t>Руководители и администраторы выгружают отпуска за период в Excel одним нажатием; выгрузка не содержит логинов и паролей.</w:t>
-      </w:r>
-      <w:bookmarkEnd w:id="49"/>
-    </w:p>
-    <w:p>
-      <w:pPr>
-        <w:pStyle w:val="Heading3"/>
-        <w:rPr/>
-      </w:pPr>
-      <w:bookmarkStart w:id="50" w:name="инженерное-4"/>
+      <w:bookmarkStart w:id="46" w:name="v0.3.0-корпоративное-качество-28.10.2026"/>
+      <w:bookmarkStart w:id="47" w:name="инженерное-3"/>
+      <w:r>
+        <w:rPr/>
+        <w:t>SBOM: 828 компонентов, все лицензии разрешительные — препятствий для реестра ОП нет.</w:t>
+      </w:r>
+      <w:bookmarkEnd w:id="46"/>
+      <w:bookmarkEnd w:id="47"/>
+    </w:p>
+    <w:p>
+      <w:pPr>
+        <w:pStyle w:val="Heading2"/>
+        <w:rPr/>
+      </w:pPr>
+      <w:bookmarkStart w:id="48" w:name="__RefHeading___Toc25306_3125385251"/>
+      <w:bookmarkStart w:id="49" w:name="X9b04730156bcd71f0b3445b43719c592d93c869"/>
+      <w:bookmarkEnd w:id="48"/>
       <w:r>
         <w:rPr>
           <w:rStyle w:val="SectionNumber"/>
         </w:rPr>
-        <w:t>1.7.2</w:t>
+        <w:t>1.7</w:t>
       </w:r>
       <w:r>
         <w:rPr/>
         <w:tab/>
-        <w:t>Инженерное</w:t>
+        <w:t>v0.2.1 — читаемые схемы и Gantt-полосы (28.10.2026)</w:t>
       </w:r>
     </w:p>
     <w:p>
@@ -4293,7 +4420,48 @@
       </w:pPr>
       <w:r>
         <w:rPr/>
-        <w:t>Комплект документации получил 9 схем в нотации примера (C1/C2/C3, ER-модель, развёртывание, состояния заявки, три sequence-сценария); PDF-версии со встроенными векторными схемами.</w:t>
+        <w:t xml:space="preserve">Ветка: </w:t>
+      </w:r>
+      <w:r>
+        <w:rPr>
+          <w:rStyle w:val="VerbatimChar"/>
+        </w:rPr>
+        <w:t>v0.2.1</w:t>
+      </w:r>
+      <w:r>
+        <w:rPr/>
+        <w:t xml:space="preserve">. Merge в </w:t>
+      </w:r>
+      <w:r>
+        <w:rPr>
+          <w:rStyle w:val="VerbatimChar"/>
+        </w:rPr>
+        <w:t>main</w:t>
+      </w:r>
+      <w:r>
+        <w:rPr/>
+        <w:t xml:space="preserve">; тега </w:t>
+      </w:r>
+      <w:r>
+        <w:rPr>
+          <w:rStyle w:val="VerbatimChar"/>
+        </w:rPr>
+        <w:t>v0.2.1</w:t>
+      </w:r>
+      <w:r>
+        <w:rPr/>
+        <w:t xml:space="preserve"> в репозитории нет (выпуск без тега). Автор: </w:t>
+      </w:r>
+      <w:r>
+        <w:rPr>
+          <w:b/>
+          <w:bCs/>
+        </w:rPr>
+        <w:t>ayurasov</w:t>
+      </w:r>
+      <w:r>
+        <w:rPr/>
+        <w:t xml:space="preserve"> (исполнение — ИИ-ассистент ZCode/GLM).</w:t>
       </w:r>
     </w:p>
     <w:p>
@@ -4307,7 +4475,7 @@
       </w:pPr>
       <w:r>
         <w:rPr/>
-        <w:t>Безопасность: лимит попыток входа 10/мин с адреса (429 с Retry-After), заголовки X-Content-Type-Options/X-Frame-Options/Referrer-Policy/Permissions-Policy.</w:t>
+        <w:t>Исправлено отображение схем: mermaid-подписи в foreignObject вырезаются Gitea/GitHub — документы переведены на PNG (одинаковый вид везде), PDF встраивает PNG напрямую.</w:t>
       </w:r>
     </w:p>
     <w:p>
@@ -4321,7 +4489,7 @@
       </w:pPr>
       <w:r>
         <w:rPr/>
-        <w:t>SBOM-гейт впервые отработал по назначению: зависимости exceljs (jszip MIT/GPL, chainsaw MIT/X11, buffers, pako MIT+Zlib) разобраны по политике документа 11 — все разрешительные (825 компонентов, вердикт: препятствий нет).</w:t>
+        <w:t>График: полосы отпусков вместо поклеточной заливки, месяц-разделители, липкая колонка, линия «сегодня», KPI-строка.</w:t>
       </w:r>
     </w:p>
     <w:p>
@@ -4333,33 +4501,9 @@
         </w:numPr>
         <w:rPr/>
       </w:pPr>
-      <w:bookmarkStart w:id="51" w:name="X79554f50ebce6fa86b5cdd2299f0c44f55f933d"/>
-      <w:bookmarkStart w:id="52" w:name="инженерное-4"/>
-      <w:r>
-        <w:rPr/>
-        <w:t>Тесты: 22 e2e (+лимит входа, +выгрузка и права на неё).</w:t>
-      </w:r>
-      <w:bookmarkEnd w:id="51"/>
-      <w:bookmarkEnd w:id="52"/>
-    </w:p>
-    <w:p>
-      <w:pPr>
-        <w:pStyle w:val="Heading2"/>
-        <w:rPr/>
-      </w:pPr>
-      <w:bookmarkStart w:id="53" w:name="__RefHeading___Toc860_3459273207"/>
-      <w:bookmarkStart w:id="54" w:name="X0bb73537403cee04049b799011b8c8c4690a01b"/>
-      <w:bookmarkEnd w:id="53"/>
-      <w:r>
-        <w:rPr>
-          <w:rStyle w:val="SectionNumber"/>
-        </w:rPr>
-        <w:t>1.8</w:t>
-      </w:r>
-      <w:r>
-        <w:rPr/>
-        <w:tab/>
-        <w:t>v0.1.0 — зрелая платформа вместо прототипа (27.10.2026)</w:t>
+      <w:r>
+        <w:rPr/>
+        <w:t>Навигация: коллапс сайдбара до 60px, заголовок страницы и дата в топбаре.</w:t>
       </w:r>
     </w:p>
     <w:p>
@@ -4371,39 +4515,31 @@
         </w:numPr>
         <w:rPr/>
       </w:pPr>
-      <w:r>
-        <w:rPr/>
-        <w:t xml:space="preserve">Ветка: </w:t>
-      </w:r>
-      <w:r>
-        <w:rPr>
-          <w:rStyle w:val="VerbatimChar"/>
-        </w:rPr>
-        <w:t>v0.1.0</w:t>
-      </w:r>
-      <w:r>
-        <w:rPr/>
-        <w:t xml:space="preserve">. Merge в </w:t>
-      </w:r>
-      <w:r>
-        <w:rPr>
-          <w:rStyle w:val="VerbatimChar"/>
-        </w:rPr>
-        <w:t>main</w:t>
-      </w:r>
-      <w:r>
-        <w:rPr/>
-        <w:t xml:space="preserve">, тег </w:t>
-      </w:r>
-      <w:r>
-        <w:rPr>
-          <w:rStyle w:val="VerbatimChar"/>
-        </w:rPr>
-        <w:t>v0.1.0</w:t>
-      </w:r>
-      <w:r>
-        <w:rPr/>
-        <w:t>.</w:t>
+      <w:bookmarkStart w:id="50" w:name="X9b04730156bcd71f0b3445b43719c592d93c869"/>
+      <w:r>
+        <w:rPr/>
+        <w:t>Gitea CI: добавлен SBOM-гейт лицензий; полный конвейер (тесты 22, сборки, линтеры, SBOM, deploy+smoke) прогоняется при мажорных правках.</w:t>
+      </w:r>
+      <w:bookmarkEnd w:id="50"/>
+    </w:p>
+    <w:p>
+      <w:pPr>
+        <w:pStyle w:val="Heading2"/>
+        <w:rPr/>
+      </w:pPr>
+      <w:bookmarkStart w:id="51" w:name="__RefHeading___Toc25308_3125385251"/>
+      <w:bookmarkStart w:id="52" w:name="X79554f50ebce6fa86b5cdd2299f0c44f55f933d"/>
+      <w:bookmarkEnd w:id="51"/>
+      <w:r>
+        <w:rPr>
+          <w:rStyle w:val="SectionNumber"/>
+        </w:rPr>
+        <w:t>1.8</w:t>
+      </w:r>
+      <w:r>
+        <w:rPr/>
+        <w:tab/>
+        <w:t>v0.2.0 — схемы, фирменный дизайн и первые выгрузки (27.10.2026)</w:t>
       </w:r>
     </w:p>
     <w:p>
@@ -4417,36 +4553,37 @@
       </w:pPr>
       <w:r>
         <w:rPr/>
-        <w:t xml:space="preserve">Автор: </w:t>
-      </w:r>
-      <w:r>
-        <w:rPr>
-          <w:b/>
-          <w:bCs/>
-        </w:rPr>
-        <w:t>ayurasov</w:t>
-      </w:r>
-      <w:r>
-        <w:rPr/>
-        <w:t xml:space="preserve"> — постановка, решения, ревью. Исполнение — с ИИ-ассистентом (ZCode, модель GLM): генерация кода, тестов и документации по настоящему комплекту.</w:t>
-      </w:r>
-    </w:p>
-    <w:p>
-      <w:pPr>
-        <w:pStyle w:val="Heading3"/>
-        <w:rPr/>
-      </w:pPr>
-      <w:bookmarkStart w:id="55" w:name="что-увидит-пользователь-6"/>
-      <w:r>
-        <w:rPr>
-          <w:rStyle w:val="SectionNumber"/>
-        </w:rPr>
-        <w:t>1.8.1</w:t>
-      </w:r>
-      <w:r>
-        <w:rPr/>
-        <w:tab/>
-        <w:t>Что увидит пользователь</w:t>
+        <w:t xml:space="preserve">Ветка: </w:t>
+      </w:r>
+      <w:r>
+        <w:rPr>
+          <w:rStyle w:val="VerbatimChar"/>
+        </w:rPr>
+        <w:t>v0.2.0</w:t>
+      </w:r>
+      <w:r>
+        <w:rPr/>
+        <w:t xml:space="preserve">. Merge в </w:t>
+      </w:r>
+      <w:r>
+        <w:rPr>
+          <w:rStyle w:val="VerbatimChar"/>
+        </w:rPr>
+        <w:t>main</w:t>
+      </w:r>
+      <w:r>
+        <w:rPr/>
+        <w:t xml:space="preserve">, тег </w:t>
+      </w:r>
+      <w:r>
+        <w:rPr>
+          <w:rStyle w:val="VerbatimChar"/>
+        </w:rPr>
+        <w:t>v0.2.0</w:t>
+      </w:r>
+      <w:r>
+        <w:rPr/>
+        <w:t>.</w:t>
       </w:r>
     </w:p>
     <w:p>
@@ -4460,7 +4597,36 @@
       </w:pPr>
       <w:r>
         <w:rPr/>
-        <w:t>Современный интерфейс в дизайн-системе внутренних продуктов: светлая и тёмная темы, боковое меню, карточки; графики отпусков на весь год с фильтром по отделам и поиском; заявки создаются в диалоге с превью календарных дней; руководитель согласует или отклоняет с обязательной причиной; уведомления о решениях приходят в раздел «Мой отпуск».</w:t>
+        <w:t xml:space="preserve">Автор: </w:t>
+      </w:r>
+      <w:r>
+        <w:rPr>
+          <w:b/>
+          <w:bCs/>
+        </w:rPr>
+        <w:t>ayurasov</w:t>
+      </w:r>
+      <w:r>
+        <w:rPr/>
+        <w:t xml:space="preserve"> — постановка и решения. Исполнение — ИИ-ассистент (ZCode, GLM).</w:t>
+      </w:r>
+    </w:p>
+    <w:p>
+      <w:pPr>
+        <w:pStyle w:val="Heading3"/>
+        <w:rPr/>
+      </w:pPr>
+      <w:bookmarkStart w:id="53" w:name="что-увидит-пользователь-6"/>
+      <w:r>
+        <w:rPr>
+          <w:rStyle w:val="SectionNumber"/>
+        </w:rPr>
+        <w:t>1.8.1</w:t>
+      </w:r>
+      <w:r>
+        <w:rPr/>
+        <w:tab/>
+        <w:t>Что увидит пользователь</w:t>
       </w:r>
     </w:p>
     <w:p>
@@ -4472,29 +4638,9 @@
         </w:numPr>
         <w:rPr/>
       </w:pPr>
-      <w:bookmarkStart w:id="56" w:name="что-увидит-пользователь-6"/>
-      <w:r>
-        <w:rPr/>
-        <w:t>Вход по корпоративному логину и паролю; смена пароля в настройках; администратор заводит сотрудников с автогенерацией логина и одноразового пароля, ведёт отделы и проекты, смотрит журнал всех изменений.</w:t>
-      </w:r>
-      <w:bookmarkEnd w:id="56"/>
-    </w:p>
-    <w:p>
-      <w:pPr>
-        <w:pStyle w:val="Heading3"/>
-        <w:rPr/>
-      </w:pPr>
-      <w:bookmarkStart w:id="57" w:name="платформа-для-инженерной-приёмки"/>
-      <w:r>
-        <w:rPr>
-          <w:rStyle w:val="SectionNumber"/>
-        </w:rPr>
-        <w:t>1.8.2</w:t>
-      </w:r>
-      <w:r>
-        <w:rPr/>
-        <w:tab/>
-        <w:t>Платформа (для инженерной приёмки)</w:t>
+      <w:r>
+        <w:rPr/>
+        <w:t>Интерфейс приведён к дизайн-стандарту внутренних продуктов: тонкие векторные иконки вместо эмодзи, фирменный знак в меню и на входе, точные фирменные цвета кнопок и бейджей, тёмная тема в той же палитре.</w:t>
       </w:r>
     </w:p>
     <w:p>
@@ -4506,19 +4652,29 @@
         </w:numPr>
         <w:rPr/>
       </w:pPr>
-      <w:r>
-        <w:rPr/>
-        <w:t>Сервер: NestJS 11 / TypeScript strict / Prisma 6 / PostgreSQL 17; API v1 по контракту (</w:t>
-      </w:r>
-      <w:r>
-        <w:rPr>
-          <w:rStyle w:val="VerbatimChar"/>
-        </w:rPr>
-        <w:t>contracts/</w:t>
-      </w:r>
-      <w:r>
-        <w:rPr/>
-        <w:t>); RFC 9457; JWT access 15 мин + refresh с ротацией; scrypt-пароли; аудит и уведомления в одной транзакции с изменением; 19 e2e-тестов (+17 дымовых проверок API).</w:t>
+      <w:bookmarkStart w:id="54" w:name="что-увидит-пользователь-6"/>
+      <w:r>
+        <w:rPr/>
+        <w:t>Руководители и администраторы выгружают отпуска за период в Excel одним нажатием; выгрузка не содержит логинов и паролей.</w:t>
+      </w:r>
+      <w:bookmarkEnd w:id="54"/>
+    </w:p>
+    <w:p>
+      <w:pPr>
+        <w:pStyle w:val="Heading3"/>
+        <w:rPr/>
+      </w:pPr>
+      <w:bookmarkStart w:id="55" w:name="инженерное-4"/>
+      <w:r>
+        <w:rPr>
+          <w:rStyle w:val="SectionNumber"/>
+        </w:rPr>
+        <w:t>1.8.2</w:t>
+      </w:r>
+      <w:r>
+        <w:rPr/>
+        <w:tab/>
+        <w:t>Инженерное</w:t>
       </w:r>
     </w:p>
     <w:p>
@@ -4532,7 +4688,7 @@
       </w:pPr>
       <w:r>
         <w:rPr/>
-        <w:t>Клиент: Vue 3 + Vite + Pinia + TS; без компонентных библиотек (минимальный SBOM); сборка 42 КБ gzip.</w:t>
+        <w:t>Комплект документации получил 9 схем в нотации примера (C1/C2/C3, ER-модель, развёртывание, состояния заявки, три sequence-сценария); PDF-версии со встроенными векторными схемами.</w:t>
       </w:r>
     </w:p>
     <w:p>
@@ -4546,7 +4702,7 @@
       </w:pPr>
       <w:r>
         <w:rPr/>
-        <w:t>Поставка: docker compose (postgres / server / web+nginx); миграции при старте; данные прототипа перенесены (131 сотрудник, 268 заявок, 14 отделов).</w:t>
+        <w:t>Безопасность: лимит попыток входа 10/мин с адреса (429 с Retry-After), заголовки X-Content-Type-Options/X-Frame-Options/Referrer-Policy/Permissions-Policy.</w:t>
       </w:r>
     </w:p>
     <w:p>
@@ -4560,7 +4716,7 @@
       </w:pPr>
       <w:r>
         <w:rPr/>
-        <w:t>Состав и лицензии: CycloneDX SBOM на оба пакета (691 компонент, все лицензии разрешительные) + автогенерируемый отчёт соответствия для реестра отечественного ПО (документ 11).</w:t>
+        <w:t>SBOM-гейт впервые отработал по назначению: зависимости exceljs (jszip MIT/GPL, chainsaw MIT/X11, buffers, pako MIT+Zlib) разобраны по политике документа 11 — все разрешительные (825 компонентов, вердикт: препятствий нет).</w:t>
       </w:r>
     </w:p>
     <w:p>
@@ -4572,38 +4728,33 @@
         </w:numPr>
         <w:rPr/>
       </w:pPr>
-      <w:r>
-        <w:rPr/>
-        <w:t>Документация: комплект 0–11 с PDF-версиями (</w:t>
-      </w:r>
-      <w:r>
-        <w:rPr>
-          <w:rStyle w:val="VerbatimChar"/>
-        </w:rPr>
-        <w:t>docs/pdf/</w:t>
-      </w:r>
-      <w:r>
-        <w:rPr/>
-        <w:t>).</w:t>
-      </w:r>
+      <w:bookmarkStart w:id="56" w:name="X79554f50ebce6fa86b5cdd2299f0c44f55f933d"/>
+      <w:bookmarkStart w:id="57" w:name="инженерное-4"/>
+      <w:r>
+        <w:rPr/>
+        <w:t>Тесты: 22 e2e (+лимит входа, +выгрузка и права на неё).</w:t>
+      </w:r>
+      <w:bookmarkEnd w:id="56"/>
       <w:bookmarkEnd w:id="57"/>
     </w:p>
     <w:p>
       <w:pPr>
-        <w:pStyle w:val="Heading3"/>
-        <w:rPr/>
-      </w:pPr>
-      <w:bookmarkStart w:id="58" w:name="X8035bfc4b0759203af9c31975af7675333f38f3"/>
+        <w:pStyle w:val="Heading2"/>
+        <w:rPr/>
+      </w:pPr>
+      <w:bookmarkStart w:id="58" w:name="__RefHeading___Toc25310_3125385251"/>
+      <w:bookmarkStart w:id="59" w:name="X0bb73537403cee04049b799011b8c8c4690a01b"/>
+      <w:bookmarkEnd w:id="58"/>
       <w:r>
         <w:rPr>
           <w:rStyle w:val="SectionNumber"/>
         </w:rPr>
-        <w:t>1.8.3</w:t>
+        <w:t>1.9</w:t>
       </w:r>
       <w:r>
         <w:rPr/>
         <w:tab/>
-        <w:t>Известные ограничения (переносятся в v0.2.0)</w:t>
+        <w:t>v0.1.0 — зрелая платформа вместо прототипа (27.10.2026)</w:t>
       </w:r>
     </w:p>
     <w:p>
@@ -4617,7 +4768,37 @@
       </w:pPr>
       <w:r>
         <w:rPr/>
-        <w:t>Выгрузки XLSX, панели отдела/проекта и аналитика пересечений — в v0.2.0.</w:t>
+        <w:t xml:space="preserve">Ветка: </w:t>
+      </w:r>
+      <w:r>
+        <w:rPr>
+          <w:rStyle w:val="VerbatimChar"/>
+        </w:rPr>
+        <w:t>v0.1.0</w:t>
+      </w:r>
+      <w:r>
+        <w:rPr/>
+        <w:t xml:space="preserve">. Merge в </w:t>
+      </w:r>
+      <w:r>
+        <w:rPr>
+          <w:rStyle w:val="VerbatimChar"/>
+        </w:rPr>
+        <w:t>main</w:t>
+      </w:r>
+      <w:r>
+        <w:rPr/>
+        <w:t xml:space="preserve">, тег </w:t>
+      </w:r>
+      <w:r>
+        <w:rPr>
+          <w:rStyle w:val="VerbatimChar"/>
+        </w:rPr>
+        <w:t>v0.1.0</w:t>
+      </w:r>
+      <w:r>
+        <w:rPr/>
+        <w:t>.</w:t>
       </w:r>
     </w:p>
     <w:p>
@@ -4631,7 +4812,36 @@
       </w:pPr>
       <w:r>
         <w:rPr/>
-        <w:t>Обновления графика в реальном времени — перезагрузкой/операцией (SSE — v0.2.0).</w:t>
+        <w:t xml:space="preserve">Автор: </w:t>
+      </w:r>
+      <w:r>
+        <w:rPr>
+          <w:b/>
+          <w:bCs/>
+        </w:rPr>
+        <w:t>ayurasov</w:t>
+      </w:r>
+      <w:r>
+        <w:rPr/>
+        <w:t xml:space="preserve"> — постановка, решения, ревью. Исполнение — с ИИ-ассистентом (ZCode, модель GLM): генерация кода, тестов и документации по настоящему комплекту.</w:t>
+      </w:r>
+    </w:p>
+    <w:p>
+      <w:pPr>
+        <w:pStyle w:val="Heading3"/>
+        <w:rPr/>
+      </w:pPr>
+      <w:bookmarkStart w:id="60" w:name="что-увидит-пользователь-7"/>
+      <w:r>
+        <w:rPr>
+          <w:rStyle w:val="SectionNumber"/>
+        </w:rPr>
+        <w:t>1.9.1</w:t>
+      </w:r>
+      <w:r>
+        <w:rPr/>
+        <w:tab/>
+        <w:t>Что увидит пользователь</w:t>
       </w:r>
     </w:p>
     <w:p>
@@ -4643,28 +4853,213 @@
         </w:numPr>
         <w:rPr/>
       </w:pPr>
-      <w:bookmarkStart w:id="59" w:name="X0bb73537403cee04049b799011b8c8c4690a01b"/>
-      <w:bookmarkStart w:id="60" w:name="X8035bfc4b0759203af9c31975af7675333f38f3"/>
+      <w:r>
+        <w:rPr/>
+        <w:t>Современный интерфейс в дизайн-системе внутренних продуктов: светлая и тёмная темы, боковое меню, карточки; графики отпусков на весь год с фильтром по отделам и поиском; заявки создаются в диалоге с превью календарных дней; руководитель согласует или отклоняет с обязательной причиной; уведомления о решениях приходят в раздел «Мой отпуск».</w:t>
+      </w:r>
+    </w:p>
+    <w:p>
+      <w:pPr>
+        <w:pStyle w:val="Compact"/>
+        <w:numPr>
+          <w:ilvl w:val="0"/>
+          <w:numId w:val="132"/>
+        </w:numPr>
+        <w:rPr/>
+      </w:pPr>
+      <w:bookmarkStart w:id="61" w:name="что-увидит-пользователь-7"/>
+      <w:r>
+        <w:rPr/>
+        <w:t>Вход по корпоративному логину и паролю; смена пароля в настройках; администратор заводит сотрудников с автогенерацией логина и одноразового пароля, ведёт отделы и проекты, смотрит журнал всех изменений.</w:t>
+      </w:r>
+      <w:bookmarkEnd w:id="61"/>
+    </w:p>
+    <w:p>
+      <w:pPr>
+        <w:pStyle w:val="Heading3"/>
+        <w:rPr/>
+      </w:pPr>
+      <w:bookmarkStart w:id="62" w:name="платформа-для-инженерной-приёмки"/>
+      <w:r>
+        <w:rPr>
+          <w:rStyle w:val="SectionNumber"/>
+        </w:rPr>
+        <w:t>1.9.2</w:t>
+      </w:r>
+      <w:r>
+        <w:rPr/>
+        <w:tab/>
+        <w:t>Платформа (для инженерной приёмки)</w:t>
+      </w:r>
+    </w:p>
+    <w:p>
+      <w:pPr>
+        <w:pStyle w:val="Compact"/>
+        <w:numPr>
+          <w:ilvl w:val="0"/>
+          <w:numId w:val="133"/>
+        </w:numPr>
+        <w:rPr/>
+      </w:pPr>
+      <w:r>
+        <w:rPr/>
+        <w:t>Сервер: NestJS 11 / TypeScript strict / Prisma 6 / PostgreSQL 17; API v1 по контракту (</w:t>
+      </w:r>
+      <w:r>
+        <w:rPr>
+          <w:rStyle w:val="VerbatimChar"/>
+        </w:rPr>
+        <w:t>contracts/</w:t>
+      </w:r>
+      <w:r>
+        <w:rPr/>
+        <w:t>); RFC 9457; JWT access 15 мин + refresh с ротацией; scrypt-пароли; аудит и уведомления в одной транзакции с изменением; 19 e2e-тестов (+17 дымовых проверок API).</w:t>
+      </w:r>
+    </w:p>
+    <w:p>
+      <w:pPr>
+        <w:pStyle w:val="Compact"/>
+        <w:numPr>
+          <w:ilvl w:val="0"/>
+          <w:numId w:val="134"/>
+        </w:numPr>
+        <w:rPr/>
+      </w:pPr>
+      <w:r>
+        <w:rPr/>
+        <w:t>Клиент: Vue 3 + Vite + Pinia + TS; без компонентных библиотек (минимальный SBOM); сборка 42 КБ gzip.</w:t>
+      </w:r>
+    </w:p>
+    <w:p>
+      <w:pPr>
+        <w:pStyle w:val="Compact"/>
+        <w:numPr>
+          <w:ilvl w:val="0"/>
+          <w:numId w:val="135"/>
+        </w:numPr>
+        <w:rPr/>
+      </w:pPr>
+      <w:r>
+        <w:rPr/>
+        <w:t>Поставка: docker compose (postgres / server / web+nginx); миграции при старте; данные прототипа перенесены (131 сотрудник, 268 заявок, 14 отделов).</w:t>
+      </w:r>
+    </w:p>
+    <w:p>
+      <w:pPr>
+        <w:pStyle w:val="Compact"/>
+        <w:numPr>
+          <w:ilvl w:val="0"/>
+          <w:numId w:val="136"/>
+        </w:numPr>
+        <w:rPr/>
+      </w:pPr>
+      <w:r>
+        <w:rPr/>
+        <w:t>Состав и лицензии: CycloneDX SBOM на оба пакета (691 компонент, все лицензии разрешительные) + автогенерируемый отчёт соответствия для реестра отечественного ПО (документ 11).</w:t>
+      </w:r>
+    </w:p>
+    <w:p>
+      <w:pPr>
+        <w:pStyle w:val="Compact"/>
+        <w:numPr>
+          <w:ilvl w:val="0"/>
+          <w:numId w:val="137"/>
+        </w:numPr>
+        <w:rPr/>
+      </w:pPr>
+      <w:r>
+        <w:rPr/>
+        <w:t>Документация: комплект 0–11 с PDF-версиями (</w:t>
+      </w:r>
+      <w:r>
+        <w:rPr>
+          <w:rStyle w:val="VerbatimChar"/>
+        </w:rPr>
+        <w:t>docs/pdf/</w:t>
+      </w:r>
+      <w:r>
+        <w:rPr/>
+        <w:t>).</w:t>
+      </w:r>
+      <w:bookmarkEnd w:id="62"/>
+    </w:p>
+    <w:p>
+      <w:pPr>
+        <w:pStyle w:val="Heading3"/>
+        <w:rPr/>
+      </w:pPr>
+      <w:bookmarkStart w:id="63" w:name="X8035bfc4b0759203af9c31975af7675333f38f3"/>
+      <w:r>
+        <w:rPr>
+          <w:rStyle w:val="SectionNumber"/>
+        </w:rPr>
+        <w:t>1.9.3</w:t>
+      </w:r>
+      <w:r>
+        <w:rPr/>
+        <w:tab/>
+        <w:t>Известные ограничения (переносятся в v0.2.0)</w:t>
+      </w:r>
+    </w:p>
+    <w:p>
+      <w:pPr>
+        <w:pStyle w:val="Compact"/>
+        <w:numPr>
+          <w:ilvl w:val="0"/>
+          <w:numId w:val="138"/>
+        </w:numPr>
+        <w:rPr/>
+      </w:pPr>
+      <w:r>
+        <w:rPr/>
+        <w:t>Выгрузки XLSX, панели отдела/проекта и аналитика пересечений — в v0.2.0.</w:t>
+      </w:r>
+    </w:p>
+    <w:p>
+      <w:pPr>
+        <w:pStyle w:val="Compact"/>
+        <w:numPr>
+          <w:ilvl w:val="0"/>
+          <w:numId w:val="139"/>
+        </w:numPr>
+        <w:rPr/>
+      </w:pPr>
+      <w:r>
+        <w:rPr/>
+        <w:t>Обновления графика в реальном времени — перезагрузкой/операцией (SSE — v0.2.0).</w:t>
+      </w:r>
+    </w:p>
+    <w:p>
+      <w:pPr>
+        <w:pStyle w:val="Compact"/>
+        <w:numPr>
+          <w:ilvl w:val="0"/>
+          <w:numId w:val="140"/>
+        </w:numPr>
+        <w:rPr/>
+      </w:pPr>
+      <w:bookmarkStart w:id="64" w:name="X0bb73537403cee04049b799011b8c8c4690a01b"/>
+      <w:bookmarkStart w:id="65" w:name="X8035bfc4b0759203af9c31975af7675333f38f3"/>
       <w:r>
         <w:rPr/>
         <w:t>Лимит частоты входа и CSP-заголовки — v0.2.0.</w:t>
       </w:r>
-      <w:bookmarkEnd w:id="59"/>
-      <w:bookmarkEnd w:id="60"/>
+      <w:bookmarkEnd w:id="64"/>
+      <w:bookmarkEnd w:id="65"/>
     </w:p>
     <w:p>
       <w:pPr>
         <w:pStyle w:val="Heading2"/>
         <w:rPr/>
       </w:pPr>
-      <w:bookmarkStart w:id="61" w:name="__RefHeading___Toc862_3459273207"/>
-      <w:bookmarkStart w:id="62" w:name="прежние-выпуски-прототипа"/>
-      <w:bookmarkEnd w:id="61"/>
+      <w:bookmarkStart w:id="66" w:name="__RefHeading___Toc25312_3125385251"/>
+      <w:bookmarkStart w:id="67" w:name="прежние-выпуски-прототипа"/>
+      <w:bookmarkEnd w:id="66"/>
       <w:r>
         <w:rPr>
           <w:rStyle w:val="SectionNumber"/>
         </w:rPr>
-        <w:t>1.9</w:t>
+        <w:t>1.10</w:t>
       </w:r>
       <w:r>
         <w:rPr/>
@@ -4693,7 +5088,7 @@
         <w:t>; код доступен в git-истории (удалён в v0.1.0).</w:t>
       </w:r>
       <w:bookmarkEnd w:id="1"/>
-      <w:bookmarkEnd w:id="62"/>
+      <w:bookmarkEnd w:id="67"/>
     </w:p>
     <w:sectPr>
       <w:footerReference w:type="even" r:id="rId2"/>
@@ -4739,7 +5134,7 @@
         <w:color w:val="8A92A6"/>
         <w:sz w:val="16"/>
       </w:rPr>
-      <w:t xml:space="preserve">Планировщик отпусков 1.0.0 · История версий · стр. </w:t>
+      <w:t xml:space="preserve">Планировщик отпусков 1.1.0 · История версий · стр. </w:t>
     </w:r>
     <w:r>
       <w:rPr/>
@@ -4755,7 +5150,7 @@
     </w:r>
     <w:r>
       <w:rPr/>
-      <w:t>11</w:t>
+      <w:t>12</w:t>
     </w:r>
     <w:r>
       <w:rPr/>
@@ -4778,7 +5173,7 @@
         <w:color w:val="8A92A6"/>
         <w:sz w:val="16"/>
       </w:rPr>
-      <w:t xml:space="preserve">Планировщик отпусков 1.0.0 · История версий · стр. </w:t>
+      <w:t xml:space="preserve">Планировщик отпусков 1.1.0 · История версий · стр. </w:t>
     </w:r>
     <w:r>
       <w:rPr/>
@@ -4794,7 +5189,7 @@
     </w:r>
     <w:r>
       <w:rPr/>
-      <w:t>11</w:t>
+      <w:t>12</w:t>
     </w:r>
     <w:r>
       <w:rPr/>
@@ -8752,6 +9147,414 @@
   </w:abstractNum>
   <w:abstractNum w:abstractNumId="30">
     <w:lvl w:ilvl="0">
+      <w:numFmt w:val="bullet"/>
+      <w:lvlText w:val=""/>
+      <w:lvlJc w:val="left"/>
+      <w:pPr>
+        <w:tabs>
+          <w:tab w:val="num" w:pos="0"/>
+        </w:tabs>
+        <w:ind w:left="720" w:hanging="480"/>
+      </w:pPr>
+      <w:rPr>
+        <w:rFonts w:ascii="Symbol" w:hAnsi="Symbol" w:cs="Symbol" w:hint="default"/>
+      </w:rPr>
+    </w:lvl>
+    <w:lvl w:ilvl="1">
+      <w:start w:val="0"/>
+      <w:numFmt w:val="bullet"/>
+      <w:lvlText w:val=""/>
+      <w:lvlJc w:val="left"/>
+      <w:pPr>
+        <w:tabs>
+          <w:tab w:val="num" w:pos="0"/>
+        </w:tabs>
+        <w:ind w:left="1440" w:hanging="480"/>
+      </w:pPr>
+      <w:rPr>
+        <w:rFonts w:ascii="Symbol" w:hAnsi="Symbol" w:cs="Symbol" w:hint="default"/>
+      </w:rPr>
+    </w:lvl>
+    <w:lvl w:ilvl="2">
+      <w:start w:val="0"/>
+      <w:numFmt w:val="bullet"/>
+      <w:lvlText w:val=""/>
+      <w:lvlJc w:val="left"/>
+      <w:pPr>
+        <w:tabs>
+          <w:tab w:val="num" w:pos="0"/>
+        </w:tabs>
+        <w:ind w:left="2160" w:hanging="480"/>
+      </w:pPr>
+      <w:rPr>
+        <w:rFonts w:ascii="Symbol" w:hAnsi="Symbol" w:cs="Symbol" w:hint="default"/>
+      </w:rPr>
+    </w:lvl>
+    <w:lvl w:ilvl="3">
+      <w:start w:val="0"/>
+      <w:numFmt w:val="bullet"/>
+      <w:lvlText w:val=""/>
+      <w:lvlJc w:val="left"/>
+      <w:pPr>
+        <w:tabs>
+          <w:tab w:val="num" w:pos="0"/>
+        </w:tabs>
+        <w:ind w:left="2880" w:hanging="480"/>
+      </w:pPr>
+      <w:rPr>
+        <w:rFonts w:ascii="Symbol" w:hAnsi="Symbol" w:cs="Symbol" w:hint="default"/>
+      </w:rPr>
+    </w:lvl>
+    <w:lvl w:ilvl="4">
+      <w:start w:val="0"/>
+      <w:numFmt w:val="bullet"/>
+      <w:lvlText w:val=""/>
+      <w:lvlJc w:val="left"/>
+      <w:pPr>
+        <w:tabs>
+          <w:tab w:val="num" w:pos="0"/>
+        </w:tabs>
+        <w:ind w:left="3600" w:hanging="480"/>
+      </w:pPr>
+      <w:rPr>
+        <w:rFonts w:ascii="Symbol" w:hAnsi="Symbol" w:cs="Symbol" w:hint="default"/>
+      </w:rPr>
+    </w:lvl>
+    <w:lvl w:ilvl="5">
+      <w:start w:val="0"/>
+      <w:numFmt w:val="bullet"/>
+      <w:lvlText w:val=""/>
+      <w:lvlJc w:val="left"/>
+      <w:pPr>
+        <w:tabs>
+          <w:tab w:val="num" w:pos="0"/>
+        </w:tabs>
+        <w:ind w:left="4320" w:hanging="480"/>
+      </w:pPr>
+      <w:rPr>
+        <w:rFonts w:ascii="Symbol" w:hAnsi="Symbol" w:cs="Symbol" w:hint="default"/>
+      </w:rPr>
+    </w:lvl>
+    <w:lvl w:ilvl="6">
+      <w:start w:val="0"/>
+      <w:numFmt w:val="bullet"/>
+      <w:lvlText w:val=""/>
+      <w:lvlJc w:val="left"/>
+      <w:pPr>
+        <w:tabs>
+          <w:tab w:val="num" w:pos="0"/>
+        </w:tabs>
+        <w:ind w:left="5040" w:hanging="480"/>
+      </w:pPr>
+      <w:rPr>
+        <w:rFonts w:ascii="Symbol" w:hAnsi="Symbol" w:cs="Symbol" w:hint="default"/>
+      </w:rPr>
+    </w:lvl>
+    <w:lvl w:ilvl="7">
+      <w:start w:val="0"/>
+      <w:numFmt w:val="bullet"/>
+      <w:lvlText w:val=""/>
+      <w:lvlJc w:val="left"/>
+      <w:pPr>
+        <w:tabs>
+          <w:tab w:val="num" w:pos="0"/>
+        </w:tabs>
+        <w:ind w:left="5760" w:hanging="480"/>
+      </w:pPr>
+      <w:rPr>
+        <w:rFonts w:ascii="Symbol" w:hAnsi="Symbol" w:cs="Symbol" w:hint="default"/>
+      </w:rPr>
+    </w:lvl>
+    <w:lvl w:ilvl="8">
+      <w:start w:val="0"/>
+      <w:numFmt w:val="bullet"/>
+      <w:lvlText w:val=""/>
+      <w:lvlJc w:val="left"/>
+      <w:pPr>
+        <w:tabs>
+          <w:tab w:val="num" w:pos="0"/>
+        </w:tabs>
+        <w:ind w:left="6480" w:hanging="480"/>
+      </w:pPr>
+      <w:rPr>
+        <w:rFonts w:ascii="Symbol" w:hAnsi="Symbol" w:cs="Symbol" w:hint="default"/>
+      </w:rPr>
+    </w:lvl>
+  </w:abstractNum>
+  <w:abstractNum w:abstractNumId="31">
+    <w:lvl w:ilvl="0">
+      <w:numFmt w:val="bullet"/>
+      <w:lvlText w:val=""/>
+      <w:lvlJc w:val="left"/>
+      <w:pPr>
+        <w:tabs>
+          <w:tab w:val="num" w:pos="0"/>
+        </w:tabs>
+        <w:ind w:left="720" w:hanging="480"/>
+      </w:pPr>
+      <w:rPr>
+        <w:rFonts w:ascii="Symbol" w:hAnsi="Symbol" w:cs="Symbol" w:hint="default"/>
+      </w:rPr>
+    </w:lvl>
+    <w:lvl w:ilvl="1">
+      <w:start w:val="0"/>
+      <w:numFmt w:val="bullet"/>
+      <w:lvlText w:val=""/>
+      <w:lvlJc w:val="left"/>
+      <w:pPr>
+        <w:tabs>
+          <w:tab w:val="num" w:pos="0"/>
+        </w:tabs>
+        <w:ind w:left="1440" w:hanging="480"/>
+      </w:pPr>
+      <w:rPr>
+        <w:rFonts w:ascii="Symbol" w:hAnsi="Symbol" w:cs="Symbol" w:hint="default"/>
+      </w:rPr>
+    </w:lvl>
+    <w:lvl w:ilvl="2">
+      <w:start w:val="0"/>
+      <w:numFmt w:val="bullet"/>
+      <w:lvlText w:val=""/>
+      <w:lvlJc w:val="left"/>
+      <w:pPr>
+        <w:tabs>
+          <w:tab w:val="num" w:pos="0"/>
+        </w:tabs>
+        <w:ind w:left="2160" w:hanging="480"/>
+      </w:pPr>
+      <w:rPr>
+        <w:rFonts w:ascii="Symbol" w:hAnsi="Symbol" w:cs="Symbol" w:hint="default"/>
+      </w:rPr>
+    </w:lvl>
+    <w:lvl w:ilvl="3">
+      <w:start w:val="0"/>
+      <w:numFmt w:val="bullet"/>
+      <w:lvlText w:val=""/>
+      <w:lvlJc w:val="left"/>
+      <w:pPr>
+        <w:tabs>
+          <w:tab w:val="num" w:pos="0"/>
+        </w:tabs>
+        <w:ind w:left="2880" w:hanging="480"/>
+      </w:pPr>
+      <w:rPr>
+        <w:rFonts w:ascii="Symbol" w:hAnsi="Symbol" w:cs="Symbol" w:hint="default"/>
+      </w:rPr>
+    </w:lvl>
+    <w:lvl w:ilvl="4">
+      <w:start w:val="0"/>
+      <w:numFmt w:val="bullet"/>
+      <w:lvlText w:val=""/>
+      <w:lvlJc w:val="left"/>
+      <w:pPr>
+        <w:tabs>
+          <w:tab w:val="num" w:pos="0"/>
+        </w:tabs>
+        <w:ind w:left="3600" w:hanging="480"/>
+      </w:pPr>
+      <w:rPr>
+        <w:rFonts w:ascii="Symbol" w:hAnsi="Symbol" w:cs="Symbol" w:hint="default"/>
+      </w:rPr>
+    </w:lvl>
+    <w:lvl w:ilvl="5">
+      <w:start w:val="0"/>
+      <w:numFmt w:val="bullet"/>
+      <w:lvlText w:val=""/>
+      <w:lvlJc w:val="left"/>
+      <w:pPr>
+        <w:tabs>
+          <w:tab w:val="num" w:pos="0"/>
+        </w:tabs>
+        <w:ind w:left="4320" w:hanging="480"/>
+      </w:pPr>
+      <w:rPr>
+        <w:rFonts w:ascii="Symbol" w:hAnsi="Symbol" w:cs="Symbol" w:hint="default"/>
+      </w:rPr>
+    </w:lvl>
+    <w:lvl w:ilvl="6">
+      <w:start w:val="0"/>
+      <w:numFmt w:val="bullet"/>
+      <w:lvlText w:val=""/>
+      <w:lvlJc w:val="left"/>
+      <w:pPr>
+        <w:tabs>
+          <w:tab w:val="num" w:pos="0"/>
+        </w:tabs>
+        <w:ind w:left="5040" w:hanging="480"/>
+      </w:pPr>
+      <w:rPr>
+        <w:rFonts w:ascii="Symbol" w:hAnsi="Symbol" w:cs="Symbol" w:hint="default"/>
+      </w:rPr>
+    </w:lvl>
+    <w:lvl w:ilvl="7">
+      <w:start w:val="0"/>
+      <w:numFmt w:val="bullet"/>
+      <w:lvlText w:val=""/>
+      <w:lvlJc w:val="left"/>
+      <w:pPr>
+        <w:tabs>
+          <w:tab w:val="num" w:pos="0"/>
+        </w:tabs>
+        <w:ind w:left="5760" w:hanging="480"/>
+      </w:pPr>
+      <w:rPr>
+        <w:rFonts w:ascii="Symbol" w:hAnsi="Symbol" w:cs="Symbol" w:hint="default"/>
+      </w:rPr>
+    </w:lvl>
+    <w:lvl w:ilvl="8">
+      <w:start w:val="0"/>
+      <w:numFmt w:val="bullet"/>
+      <w:lvlText w:val=""/>
+      <w:lvlJc w:val="left"/>
+      <w:pPr>
+        <w:tabs>
+          <w:tab w:val="num" w:pos="0"/>
+        </w:tabs>
+        <w:ind w:left="6480" w:hanging="480"/>
+      </w:pPr>
+      <w:rPr>
+        <w:rFonts w:ascii="Symbol" w:hAnsi="Symbol" w:cs="Symbol" w:hint="default"/>
+      </w:rPr>
+    </w:lvl>
+  </w:abstractNum>
+  <w:abstractNum w:abstractNumId="32">
+    <w:lvl w:ilvl="0">
+      <w:numFmt w:val="bullet"/>
+      <w:lvlText w:val=""/>
+      <w:lvlJc w:val="left"/>
+      <w:pPr>
+        <w:tabs>
+          <w:tab w:val="num" w:pos="0"/>
+        </w:tabs>
+        <w:ind w:left="720" w:hanging="480"/>
+      </w:pPr>
+      <w:rPr>
+        <w:rFonts w:ascii="Symbol" w:hAnsi="Symbol" w:cs="Symbol" w:hint="default"/>
+      </w:rPr>
+    </w:lvl>
+    <w:lvl w:ilvl="1">
+      <w:start w:val="0"/>
+      <w:numFmt w:val="bullet"/>
+      <w:lvlText w:val=""/>
+      <w:lvlJc w:val="left"/>
+      <w:pPr>
+        <w:tabs>
+          <w:tab w:val="num" w:pos="0"/>
+        </w:tabs>
+        <w:ind w:left="1440" w:hanging="480"/>
+      </w:pPr>
+      <w:rPr>
+        <w:rFonts w:ascii="Symbol" w:hAnsi="Symbol" w:cs="Symbol" w:hint="default"/>
+      </w:rPr>
+    </w:lvl>
+    <w:lvl w:ilvl="2">
+      <w:start w:val="0"/>
+      <w:numFmt w:val="bullet"/>
+      <w:lvlText w:val=""/>
+      <w:lvlJc w:val="left"/>
+      <w:pPr>
+        <w:tabs>
+          <w:tab w:val="num" w:pos="0"/>
+        </w:tabs>
+        <w:ind w:left="2160" w:hanging="480"/>
+      </w:pPr>
+      <w:rPr>
+        <w:rFonts w:ascii="Symbol" w:hAnsi="Symbol" w:cs="Symbol" w:hint="default"/>
+      </w:rPr>
+    </w:lvl>
+    <w:lvl w:ilvl="3">
+      <w:start w:val="0"/>
+      <w:numFmt w:val="bullet"/>
+      <w:lvlText w:val=""/>
+      <w:lvlJc w:val="left"/>
+      <w:pPr>
+        <w:tabs>
+          <w:tab w:val="num" w:pos="0"/>
+        </w:tabs>
+        <w:ind w:left="2880" w:hanging="480"/>
+      </w:pPr>
+      <w:rPr>
+        <w:rFonts w:ascii="Symbol" w:hAnsi="Symbol" w:cs="Symbol" w:hint="default"/>
+      </w:rPr>
+    </w:lvl>
+    <w:lvl w:ilvl="4">
+      <w:start w:val="0"/>
+      <w:numFmt w:val="bullet"/>
+      <w:lvlText w:val=""/>
+      <w:lvlJc w:val="left"/>
+      <w:pPr>
+        <w:tabs>
+          <w:tab w:val="num" w:pos="0"/>
+        </w:tabs>
+        <w:ind w:left="3600" w:hanging="480"/>
+      </w:pPr>
+      <w:rPr>
+        <w:rFonts w:ascii="Symbol" w:hAnsi="Symbol" w:cs="Symbol" w:hint="default"/>
+      </w:rPr>
+    </w:lvl>
+    <w:lvl w:ilvl="5">
+      <w:start w:val="0"/>
+      <w:numFmt w:val="bullet"/>
+      <w:lvlText w:val=""/>
+      <w:lvlJc w:val="left"/>
+      <w:pPr>
+        <w:tabs>
+          <w:tab w:val="num" w:pos="0"/>
+        </w:tabs>
+        <w:ind w:left="4320" w:hanging="480"/>
+      </w:pPr>
+      <w:rPr>
+        <w:rFonts w:ascii="Symbol" w:hAnsi="Symbol" w:cs="Symbol" w:hint="default"/>
+      </w:rPr>
+    </w:lvl>
+    <w:lvl w:ilvl="6">
+      <w:start w:val="0"/>
+      <w:numFmt w:val="bullet"/>
+      <w:lvlText w:val=""/>
+      <w:lvlJc w:val="left"/>
+      <w:pPr>
+        <w:tabs>
+          <w:tab w:val="num" w:pos="0"/>
+        </w:tabs>
+        <w:ind w:left="5040" w:hanging="480"/>
+      </w:pPr>
+      <w:rPr>
+        <w:rFonts w:ascii="Symbol" w:hAnsi="Symbol" w:cs="Symbol" w:hint="default"/>
+      </w:rPr>
+    </w:lvl>
+    <w:lvl w:ilvl="7">
+      <w:start w:val="0"/>
+      <w:numFmt w:val="bullet"/>
+      <w:lvlText w:val=""/>
+      <w:lvlJc w:val="left"/>
+      <w:pPr>
+        <w:tabs>
+          <w:tab w:val="num" w:pos="0"/>
+        </w:tabs>
+        <w:ind w:left="5760" w:hanging="480"/>
+      </w:pPr>
+      <w:rPr>
+        <w:rFonts w:ascii="Symbol" w:hAnsi="Symbol" w:cs="Symbol" w:hint="default"/>
+      </w:rPr>
+    </w:lvl>
+    <w:lvl w:ilvl="8">
+      <w:start w:val="0"/>
+      <w:numFmt w:val="bullet"/>
+      <w:lvlText w:val=""/>
+      <w:lvlJc w:val="left"/>
+      <w:pPr>
+        <w:tabs>
+          <w:tab w:val="num" w:pos="0"/>
+        </w:tabs>
+        <w:ind w:left="6480" w:hanging="480"/>
+      </w:pPr>
+      <w:rPr>
+        <w:rFonts w:ascii="Symbol" w:hAnsi="Symbol" w:cs="Symbol" w:hint="default"/>
+      </w:rPr>
+    </w:lvl>
+  </w:abstractNum>
+  <w:abstractNum w:abstractNumId="33">
+    <w:lvl w:ilvl="0">
       <w:start w:val="1"/>
       <w:numFmt w:val="none"/>
       <w:suff w:val="nothing"/>
@@ -8960,13 +9763,13 @@
     <w:abstractNumId w:val="30"/>
   </w:num>
   <w:num w:numId="31">
-    <w:abstractNumId w:val="1"/>
+    <w:abstractNumId w:val="31"/>
   </w:num>
   <w:num w:numId="32">
-    <w:abstractNumId w:val="1"/>
+    <w:abstractNumId w:val="32"/>
   </w:num>
   <w:num w:numId="33">
-    <w:abstractNumId w:val="1"/>
+    <w:abstractNumId w:val="33"/>
   </w:num>
   <w:num w:numId="34">
     <w:abstractNumId w:val="1"/>
@@ -9260,6 +10063,33 @@
     <w:abstractNumId w:val="1"/>
   </w:num>
   <w:num w:numId="131">
+    <w:abstractNumId w:val="1"/>
+  </w:num>
+  <w:num w:numId="132">
+    <w:abstractNumId w:val="1"/>
+  </w:num>
+  <w:num w:numId="133">
+    <w:abstractNumId w:val="1"/>
+  </w:num>
+  <w:num w:numId="134">
+    <w:abstractNumId w:val="1"/>
+  </w:num>
+  <w:num w:numId="135">
+    <w:abstractNumId w:val="1"/>
+  </w:num>
+  <w:num w:numId="136">
+    <w:abstractNumId w:val="1"/>
+  </w:num>
+  <w:num w:numId="137">
+    <w:abstractNumId w:val="1"/>
+  </w:num>
+  <w:num w:numId="138">
+    <w:abstractNumId w:val="1"/>
+  </w:num>
+  <w:num w:numId="139">
+    <w:abstractNumId w:val="1"/>
+  </w:num>
+  <w:num w:numId="140">
     <w:abstractNumId w:val="1"/>
   </w:num>
 </w:numbering>
